--- a/docs/SRS.docx
+++ b/docs/SRS.docx
@@ -247,7 +247,7 @@
                 <w:sz w:val="19"/>
                 <w:szCs w:val="19"/>
               </w:rPr>
-              <w:t>1.1</w:t>
+              <w:t>1.2</w:t>
             </w:r>
           </w:p>
         </w:tc>
@@ -1515,6 +1515,95 @@
           </w:p>
         </w:tc>
       </w:tr>
+      <w:tr>
+        <w:tblPrEx>
+          <w:tblCellMar>
+            <w:top w:w="0" w:type="dxa"/>
+            <w:bottom w:w="0" w:type="dxa"/>
+          </w:tblCellMar>
+        </w:tblPrEx>
+        <w:trPr>
+          <w:cantSplit/>
+        </w:trPr>
+        <w:tc>
+          <w:tcPr>
+            <w:tcW w:w="960" w:type="dxa"/>
+            <w:tcBorders>
+              <w:top w:val="single" w:sz="4" w:space="0" w:color="A6A6A6"/>
+              <w:left w:val="single" w:sz="4" w:space="0" w:color="A6A6A6"/>
+              <w:bottom w:val="single" w:sz="4" w:space="0" w:color="A6A6A6"/>
+              <w:right w:val="single" w:sz="4" w:space="0" w:color="A6A6A6"/>
+            </w:tcBorders>
+            <w:tcMar>
+              <w:top w:w="60" w:type="dxa"/>
+              <w:left w:w="100" w:type="dxa"/>
+              <w:bottom w:w="60" w:type="dxa"/>
+              <w:right w:w="100" w:type="dxa"/>
+            </w:tcMar>
+          </w:tcPr>
+          <w:p>
+            <w:r>
+              <w:rPr>
+                <w:sz w:val="19"/>
+                <w:szCs w:val="19"/>
+              </w:rPr>
+              <w:t>1.2</w:t>
+            </w:r>
+          </w:p>
+        </w:tc>
+        <w:tc>
+          <w:tcPr>
+            <w:tcW w:w="1103" w:type="dxa"/>
+            <w:tcBorders>
+              <w:top w:val="single" w:sz="4" w:space="0" w:color="A6A6A6"/>
+              <w:left w:val="single" w:sz="4" w:space="0" w:color="A6A6A6"/>
+              <w:bottom w:val="single" w:sz="4" w:space="0" w:color="A6A6A6"/>
+              <w:right w:val="single" w:sz="4" w:space="0" w:color="A6A6A6"/>
+            </w:tcBorders>
+            <w:tcMar>
+              <w:top w:w="60" w:type="dxa"/>
+              <w:left w:w="100" w:type="dxa"/>
+              <w:bottom w:w="60" w:type="dxa"/>
+              <w:right w:w="100" w:type="dxa"/>
+            </w:tcMar>
+          </w:tcPr>
+          <w:p>
+            <w:r>
+              <w:rPr>
+                <w:sz w:val="19"/>
+                <w:szCs w:val="19"/>
+              </w:rPr>
+              <w:t>26 Oct 2026</w:t>
+            </w:r>
+          </w:p>
+        </w:tc>
+        <w:tc>
+          <w:tcPr>
+            <w:tcW w:w="6963" w:type="dxa"/>
+            <w:tcBorders>
+              <w:top w:val="single" w:sz="4" w:space="0" w:color="A6A6A6"/>
+              <w:left w:val="single" w:sz="4" w:space="0" w:color="A6A6A6"/>
+              <w:bottom w:val="single" w:sz="4" w:space="0" w:color="A6A6A6"/>
+              <w:right w:val="single" w:sz="4" w:space="0" w:color="A6A6A6"/>
+            </w:tcBorders>
+            <w:tcMar>
+              <w:top w:w="60" w:type="dxa"/>
+              <w:left w:w="100" w:type="dxa"/>
+              <w:bottom w:w="60" w:type="dxa"/>
+              <w:right w:w="100" w:type="dxa"/>
+            </w:tcMar>
+          </w:tcPr>
+          <w:p>
+            <w:r>
+              <w:rPr>
+                <w:sz w:val="19"/>
+                <w:szCs w:val="19"/>
+              </w:rPr>
+              <w:t>Donations module implemented: requirements, entities, patterns, class diagram and demo filled in.</w:t>
+            </w:r>
+          </w:p>
+        </w:tc>
+      </w:tr>
     </w:tbl>
     <w:p>
       <w:pPr>
@@ -1541,7 +1630,7 @@
     <w:sdt>
       <w:sdtPr>
         <w:alias w:val="Contents"/>
-        <w:id w:val="1068924805"/>
+        <w:id w:val="-520543893"/>
       </w:sdtPr>
       <w:sdtEndPr/>
       <w:sdtContent>
@@ -1569,7 +1658,7 @@
           <w:r>
             <w:fldChar w:fldCharType="separate"/>
           </w:r>
-          <w:hyperlink w:anchor="_Toc243785987" w:history="1">
+          <w:hyperlink w:anchor="_Toc243942924" w:history="1">
             <w:r>
               <w:rPr>
                 <w:rStyle w:val="Hyperlink"/>
@@ -1593,7 +1682,7 @@
               <w:rPr>
                 <w:noProof/>
               </w:rPr>
-              <w:instrText xml:space="preserve"> PAGEREF _Toc243785987 \h </w:instrText>
+              <w:instrText xml:space="preserve"> PAGEREF _Toc243942924 \h </w:instrText>
             </w:r>
             <w:r>
               <w:rPr>
@@ -1635,7 +1724,7 @@
               <w14:ligatures w14:val="standardContextual"/>
             </w:rPr>
           </w:pPr>
-          <w:hyperlink w:anchor="_Toc243785988" w:history="1">
+          <w:hyperlink w:anchor="_Toc243942925" w:history="1">
             <w:r>
               <w:rPr>
                 <w:rStyle w:val="Hyperlink"/>
@@ -1659,7 +1748,7 @@
               <w:rPr>
                 <w:noProof/>
               </w:rPr>
-              <w:instrText xml:space="preserve"> PAGEREF _Toc243785988 \h </w:instrText>
+              <w:instrText xml:space="preserve"> PAGEREF _Toc243942925 \h </w:instrText>
             </w:r>
             <w:r>
               <w:rPr>
@@ -1701,7 +1790,7 @@
               <w14:ligatures w14:val="standardContextual"/>
             </w:rPr>
           </w:pPr>
-          <w:hyperlink w:anchor="_Toc243785989" w:history="1">
+          <w:hyperlink w:anchor="_Toc243942926" w:history="1">
             <w:r>
               <w:rPr>
                 <w:rStyle w:val="Hyperlink"/>
@@ -1725,7 +1814,7 @@
               <w:rPr>
                 <w:noProof/>
               </w:rPr>
-              <w:instrText xml:space="preserve"> PAGEREF _Toc243785989 \h </w:instrText>
+              <w:instrText xml:space="preserve"> PAGEREF _Toc243942926 \h </w:instrText>
             </w:r>
             <w:r>
               <w:rPr>
@@ -1767,7 +1856,7 @@
               <w14:ligatures w14:val="standardContextual"/>
             </w:rPr>
           </w:pPr>
-          <w:hyperlink w:anchor="_Toc243785990" w:history="1">
+          <w:hyperlink w:anchor="_Toc243942927" w:history="1">
             <w:r>
               <w:rPr>
                 <w:rStyle w:val="Hyperlink"/>
@@ -1791,7 +1880,7 @@
               <w:rPr>
                 <w:noProof/>
               </w:rPr>
-              <w:instrText xml:space="preserve"> PAGEREF _Toc243785990 \h </w:instrText>
+              <w:instrText xml:space="preserve"> PAGEREF _Toc243942927 \h </w:instrText>
             </w:r>
             <w:r>
               <w:rPr>
@@ -1833,7 +1922,7 @@
               <w14:ligatures w14:val="standardContextual"/>
             </w:rPr>
           </w:pPr>
-          <w:hyperlink w:anchor="_Toc243785991" w:history="1">
+          <w:hyperlink w:anchor="_Toc243942928" w:history="1">
             <w:r>
               <w:rPr>
                 <w:rStyle w:val="Hyperlink"/>
@@ -1857,7 +1946,7 @@
               <w:rPr>
                 <w:noProof/>
               </w:rPr>
-              <w:instrText xml:space="preserve"> PAGEREF _Toc243785991 \h </w:instrText>
+              <w:instrText xml:space="preserve"> PAGEREF _Toc243942928 \h </w:instrText>
             </w:r>
             <w:r>
               <w:rPr>
@@ -1899,7 +1988,7 @@
               <w14:ligatures w14:val="standardContextual"/>
             </w:rPr>
           </w:pPr>
-          <w:hyperlink w:anchor="_Toc243785992" w:history="1">
+          <w:hyperlink w:anchor="_Toc243942929" w:history="1">
             <w:r>
               <w:rPr>
                 <w:rStyle w:val="Hyperlink"/>
@@ -1923,7 +2012,7 @@
               <w:rPr>
                 <w:noProof/>
               </w:rPr>
-              <w:instrText xml:space="preserve"> PAGEREF _Toc243785992 \h </w:instrText>
+              <w:instrText xml:space="preserve"> PAGEREF _Toc243942929 \h </w:instrText>
             </w:r>
             <w:r>
               <w:rPr>
@@ -1965,7 +2054,7 @@
               <w14:ligatures w14:val="standardContextual"/>
             </w:rPr>
           </w:pPr>
-          <w:hyperlink w:anchor="_Toc243785993" w:history="1">
+          <w:hyperlink w:anchor="_Toc243942930" w:history="1">
             <w:r>
               <w:rPr>
                 <w:rStyle w:val="Hyperlink"/>
@@ -1989,7 +2078,7 @@
               <w:rPr>
                 <w:noProof/>
               </w:rPr>
-              <w:instrText xml:space="preserve"> PAGEREF _Toc243785993 \h </w:instrText>
+              <w:instrText xml:space="preserve"> PAGEREF _Toc243942930 \h </w:instrText>
             </w:r>
             <w:r>
               <w:rPr>
@@ -2031,7 +2120,7 @@
               <w14:ligatures w14:val="standardContextual"/>
             </w:rPr>
           </w:pPr>
-          <w:hyperlink w:anchor="_Toc243785994" w:history="1">
+          <w:hyperlink w:anchor="_Toc243942931" w:history="1">
             <w:r>
               <w:rPr>
                 <w:rStyle w:val="Hyperlink"/>
@@ -2055,7 +2144,7 @@
               <w:rPr>
                 <w:noProof/>
               </w:rPr>
-              <w:instrText xml:space="preserve"> PAGEREF _Toc243785994 \h </w:instrText>
+              <w:instrText xml:space="preserve"> PAGEREF _Toc243942931 \h </w:instrText>
             </w:r>
             <w:r>
               <w:rPr>
@@ -2097,7 +2186,7 @@
               <w14:ligatures w14:val="standardContextual"/>
             </w:rPr>
           </w:pPr>
-          <w:hyperlink w:anchor="_Toc243785995" w:history="1">
+          <w:hyperlink w:anchor="_Toc243942932" w:history="1">
             <w:r>
               <w:rPr>
                 <w:rStyle w:val="Hyperlink"/>
@@ -2121,7 +2210,7 @@
               <w:rPr>
                 <w:noProof/>
               </w:rPr>
-              <w:instrText xml:space="preserve"> PAGEREF _Toc243785995 \h </w:instrText>
+              <w:instrText xml:space="preserve"> PAGEREF _Toc243942932 \h </w:instrText>
             </w:r>
             <w:r>
               <w:rPr>
@@ -2163,7 +2252,7 @@
               <w14:ligatures w14:val="standardContextual"/>
             </w:rPr>
           </w:pPr>
-          <w:hyperlink w:anchor="_Toc243785996" w:history="1">
+          <w:hyperlink w:anchor="_Toc243942933" w:history="1">
             <w:r>
               <w:rPr>
                 <w:rStyle w:val="Hyperlink"/>
@@ -2187,7 +2276,7 @@
               <w:rPr>
                 <w:noProof/>
               </w:rPr>
-              <w:instrText xml:space="preserve"> PAGEREF _Toc243785996 \h </w:instrText>
+              <w:instrText xml:space="preserve"> PAGEREF _Toc243942933 \h </w:instrText>
             </w:r>
             <w:r>
               <w:rPr>
@@ -2229,7 +2318,7 @@
               <w14:ligatures w14:val="standardContextual"/>
             </w:rPr>
           </w:pPr>
-          <w:hyperlink w:anchor="_Toc243785997" w:history="1">
+          <w:hyperlink w:anchor="_Toc243942934" w:history="1">
             <w:r>
               <w:rPr>
                 <w:rStyle w:val="Hyperlink"/>
@@ -2253,7 +2342,7 @@
               <w:rPr>
                 <w:noProof/>
               </w:rPr>
-              <w:instrText xml:space="preserve"> PAGEREF _Toc243785997 \h </w:instrText>
+              <w:instrText xml:space="preserve"> PAGEREF _Toc243942934 \h </w:instrText>
             </w:r>
             <w:r>
               <w:rPr>
@@ -2295,7 +2384,7 @@
               <w14:ligatures w14:val="standardContextual"/>
             </w:rPr>
           </w:pPr>
-          <w:hyperlink w:anchor="_Toc243785998" w:history="1">
+          <w:hyperlink w:anchor="_Toc243942935" w:history="1">
             <w:r>
               <w:rPr>
                 <w:rStyle w:val="Hyperlink"/>
@@ -2319,7 +2408,7 @@
               <w:rPr>
                 <w:noProof/>
               </w:rPr>
-              <w:instrText xml:space="preserve"> PAGEREF _Toc243785998 \h </w:instrText>
+              <w:instrText xml:space="preserve"> PAGEREF _Toc243942935 \h </w:instrText>
             </w:r>
             <w:r>
               <w:rPr>
@@ -2361,7 +2450,7 @@
               <w14:ligatures w14:val="standardContextual"/>
             </w:rPr>
           </w:pPr>
-          <w:hyperlink w:anchor="_Toc243785999" w:history="1">
+          <w:hyperlink w:anchor="_Toc243942936" w:history="1">
             <w:r>
               <w:rPr>
                 <w:rStyle w:val="Hyperlink"/>
@@ -2385,7 +2474,7 @@
               <w:rPr>
                 <w:noProof/>
               </w:rPr>
-              <w:instrText xml:space="preserve"> PAGEREF _Toc243785999 \h </w:instrText>
+              <w:instrText xml:space="preserve"> PAGEREF _Toc243942936 \h </w:instrText>
             </w:r>
             <w:r>
               <w:rPr>
@@ -2427,7 +2516,7 @@
               <w14:ligatures w14:val="standardContextual"/>
             </w:rPr>
           </w:pPr>
-          <w:hyperlink w:anchor="_Toc243786000" w:history="1">
+          <w:hyperlink w:anchor="_Toc243942937" w:history="1">
             <w:r>
               <w:rPr>
                 <w:rStyle w:val="Hyperlink"/>
@@ -2451,7 +2540,7 @@
               <w:rPr>
                 <w:noProof/>
               </w:rPr>
-              <w:instrText xml:space="preserve"> PAGEREF _Toc243786000 \h </w:instrText>
+              <w:instrText xml:space="preserve"> PAGEREF _Toc243942937 \h </w:instrText>
             </w:r>
             <w:r>
               <w:rPr>
@@ -2493,7 +2582,7 @@
               <w14:ligatures w14:val="standardContextual"/>
             </w:rPr>
           </w:pPr>
-          <w:hyperlink w:anchor="_Toc243786001" w:history="1">
+          <w:hyperlink w:anchor="_Toc243942938" w:history="1">
             <w:r>
               <w:rPr>
                 <w:rStyle w:val="Hyperlink"/>
@@ -2517,7 +2606,7 @@
               <w:rPr>
                 <w:noProof/>
               </w:rPr>
-              <w:instrText xml:space="preserve"> PAGEREF _Toc243786001 \h </w:instrText>
+              <w:instrText xml:space="preserve"> PAGEREF _Toc243942938 \h </w:instrText>
             </w:r>
             <w:r>
               <w:rPr>
@@ -2559,7 +2648,7 @@
               <w14:ligatures w14:val="standardContextual"/>
             </w:rPr>
           </w:pPr>
-          <w:hyperlink w:anchor="_Toc243786002" w:history="1">
+          <w:hyperlink w:anchor="_Toc243942939" w:history="1">
             <w:r>
               <w:rPr>
                 <w:rStyle w:val="Hyperlink"/>
@@ -2583,7 +2672,7 @@
               <w:rPr>
                 <w:noProof/>
               </w:rPr>
-              <w:instrText xml:space="preserve"> PAGEREF _Toc243786002 \h </w:instrText>
+              <w:instrText xml:space="preserve"> PAGEREF _Toc243942939 \h </w:instrText>
             </w:r>
             <w:r>
               <w:rPr>
@@ -2625,7 +2714,7 @@
               <w14:ligatures w14:val="standardContextual"/>
             </w:rPr>
           </w:pPr>
-          <w:hyperlink w:anchor="_Toc243786003" w:history="1">
+          <w:hyperlink w:anchor="_Toc243942940" w:history="1">
             <w:r>
               <w:rPr>
                 <w:rStyle w:val="Hyperlink"/>
@@ -2649,7 +2738,7 @@
               <w:rPr>
                 <w:noProof/>
               </w:rPr>
-              <w:instrText xml:space="preserve"> PAGEREF _Toc243786003 \h </w:instrText>
+              <w:instrText xml:space="preserve"> PAGEREF _Toc243942940 \h </w:instrText>
             </w:r>
             <w:r>
               <w:rPr>
@@ -2666,7 +2755,7 @@
               <w:rPr>
                 <w:noProof/>
               </w:rPr>
-              <w:t>10</w:t>
+              <w:t>11</w:t>
             </w:r>
             <w:r>
               <w:rPr>
@@ -2691,7 +2780,7 @@
               <w14:ligatures w14:val="standardContextual"/>
             </w:rPr>
           </w:pPr>
-          <w:hyperlink w:anchor="_Toc243786004" w:history="1">
+          <w:hyperlink w:anchor="_Toc243942941" w:history="1">
             <w:r>
               <w:rPr>
                 <w:rStyle w:val="Hyperlink"/>
@@ -2715,7 +2804,7 @@
               <w:rPr>
                 <w:noProof/>
               </w:rPr>
-              <w:instrText xml:space="preserve"> PAGEREF _Toc243786004 \h </w:instrText>
+              <w:instrText xml:space="preserve"> PAGEREF _Toc243942941 \h </w:instrText>
             </w:r>
             <w:r>
               <w:rPr>
@@ -2757,7 +2846,7 @@
               <w14:ligatures w14:val="standardContextual"/>
             </w:rPr>
           </w:pPr>
-          <w:hyperlink w:anchor="_Toc243786005" w:history="1">
+          <w:hyperlink w:anchor="_Toc243942942" w:history="1">
             <w:r>
               <w:rPr>
                 <w:rStyle w:val="Hyperlink"/>
@@ -2781,7 +2870,7 @@
               <w:rPr>
                 <w:noProof/>
               </w:rPr>
-              <w:instrText xml:space="preserve"> PAGEREF _Toc243786005 \h </w:instrText>
+              <w:instrText xml:space="preserve"> PAGEREF _Toc243942942 \h </w:instrText>
             </w:r>
             <w:r>
               <w:rPr>
@@ -2798,7 +2887,7 @@
               <w:rPr>
                 <w:noProof/>
               </w:rPr>
-              <w:t>13</w:t>
+              <w:t>14</w:t>
             </w:r>
             <w:r>
               <w:rPr>
@@ -2823,7 +2912,7 @@
               <w14:ligatures w14:val="standardContextual"/>
             </w:rPr>
           </w:pPr>
-          <w:hyperlink w:anchor="_Toc243786006" w:history="1">
+          <w:hyperlink w:anchor="_Toc243942943" w:history="1">
             <w:r>
               <w:rPr>
                 <w:rStyle w:val="Hyperlink"/>
@@ -2847,7 +2936,7 @@
               <w:rPr>
                 <w:noProof/>
               </w:rPr>
-              <w:instrText xml:space="preserve"> PAGEREF _Toc243786006 \h </w:instrText>
+              <w:instrText xml:space="preserve"> PAGEREF _Toc243942943 \h </w:instrText>
             </w:r>
             <w:r>
               <w:rPr>
@@ -2864,7 +2953,7 @@
               <w:rPr>
                 <w:noProof/>
               </w:rPr>
-              <w:t>13</w:t>
+              <w:t>14</w:t>
             </w:r>
             <w:r>
               <w:rPr>
@@ -2889,7 +2978,7 @@
               <w14:ligatures w14:val="standardContextual"/>
             </w:rPr>
           </w:pPr>
-          <w:hyperlink w:anchor="_Toc243786007" w:history="1">
+          <w:hyperlink w:anchor="_Toc243942944" w:history="1">
             <w:r>
               <w:rPr>
                 <w:rStyle w:val="Hyperlink"/>
@@ -2913,7 +3002,7 @@
               <w:rPr>
                 <w:noProof/>
               </w:rPr>
-              <w:instrText xml:space="preserve"> PAGEREF _Toc243786007 \h </w:instrText>
+              <w:instrText xml:space="preserve"> PAGEREF _Toc243942944 \h </w:instrText>
             </w:r>
             <w:r>
               <w:rPr>
@@ -2930,7 +3019,7 @@
               <w:rPr>
                 <w:noProof/>
               </w:rPr>
-              <w:t>13</w:t>
+              <w:t>14</w:t>
             </w:r>
             <w:r>
               <w:rPr>
@@ -2955,7 +3044,7 @@
               <w14:ligatures w14:val="standardContextual"/>
             </w:rPr>
           </w:pPr>
-          <w:hyperlink w:anchor="_Toc243786008" w:history="1">
+          <w:hyperlink w:anchor="_Toc243942945" w:history="1">
             <w:r>
               <w:rPr>
                 <w:rStyle w:val="Hyperlink"/>
@@ -2979,7 +3068,7 @@
               <w:rPr>
                 <w:noProof/>
               </w:rPr>
-              <w:instrText xml:space="preserve"> PAGEREF _Toc243786008 \h </w:instrText>
+              <w:instrText xml:space="preserve"> PAGEREF _Toc243942945 \h </w:instrText>
             </w:r>
             <w:r>
               <w:rPr>
@@ -3021,7 +3110,7 @@
               <w14:ligatures w14:val="standardContextual"/>
             </w:rPr>
           </w:pPr>
-          <w:hyperlink w:anchor="_Toc243786009" w:history="1">
+          <w:hyperlink w:anchor="_Toc243942946" w:history="1">
             <w:r>
               <w:rPr>
                 <w:rStyle w:val="Hyperlink"/>
@@ -3045,7 +3134,7 @@
               <w:rPr>
                 <w:noProof/>
               </w:rPr>
-              <w:instrText xml:space="preserve"> PAGEREF _Toc243786009 \h </w:instrText>
+              <w:instrText xml:space="preserve"> PAGEREF _Toc243942946 \h </w:instrText>
             </w:r>
             <w:r>
               <w:rPr>
@@ -3062,7 +3151,7 @@
               <w:rPr>
                 <w:noProof/>
               </w:rPr>
-              <w:t>15</w:t>
+              <w:t>16</w:t>
             </w:r>
             <w:r>
               <w:rPr>
@@ -3087,7 +3176,7 @@
               <w14:ligatures w14:val="standardContextual"/>
             </w:rPr>
           </w:pPr>
-          <w:hyperlink w:anchor="_Toc243786010" w:history="1">
+          <w:hyperlink w:anchor="_Toc243942947" w:history="1">
             <w:r>
               <w:rPr>
                 <w:rStyle w:val="Hyperlink"/>
@@ -3111,7 +3200,7 @@
               <w:rPr>
                 <w:noProof/>
               </w:rPr>
-              <w:instrText xml:space="preserve"> PAGEREF _Toc243786010 \h </w:instrText>
+              <w:instrText xml:space="preserve"> PAGEREF _Toc243942947 \h </w:instrText>
             </w:r>
             <w:r>
               <w:rPr>
@@ -3128,7 +3217,7 @@
               <w:rPr>
                 <w:noProof/>
               </w:rPr>
-              <w:t>16</w:t>
+              <w:t>17</w:t>
             </w:r>
             <w:r>
               <w:rPr>
@@ -3153,7 +3242,7 @@
               <w14:ligatures w14:val="standardContextual"/>
             </w:rPr>
           </w:pPr>
-          <w:hyperlink w:anchor="_Toc243786011" w:history="1">
+          <w:hyperlink w:anchor="_Toc243942948" w:history="1">
             <w:r>
               <w:rPr>
                 <w:rStyle w:val="Hyperlink"/>
@@ -3177,7 +3266,7 @@
               <w:rPr>
                 <w:noProof/>
               </w:rPr>
-              <w:instrText xml:space="preserve"> PAGEREF _Toc243786011 \h </w:instrText>
+              <w:instrText xml:space="preserve"> PAGEREF _Toc243942948 \h </w:instrText>
             </w:r>
             <w:r>
               <w:rPr>
@@ -3194,7 +3283,7 @@
               <w:rPr>
                 <w:noProof/>
               </w:rPr>
-              <w:t>16</w:t>
+              <w:t>17</w:t>
             </w:r>
             <w:r>
               <w:rPr>
@@ -3219,7 +3308,7 @@
               <w14:ligatures w14:val="standardContextual"/>
             </w:rPr>
           </w:pPr>
-          <w:hyperlink w:anchor="_Toc243786012" w:history="1">
+          <w:hyperlink w:anchor="_Toc243942949" w:history="1">
             <w:r>
               <w:rPr>
                 <w:rStyle w:val="Hyperlink"/>
@@ -3243,7 +3332,7 @@
               <w:rPr>
                 <w:noProof/>
               </w:rPr>
-              <w:instrText xml:space="preserve"> PAGEREF _Toc243786012 \h </w:instrText>
+              <w:instrText xml:space="preserve"> PAGEREF _Toc243942949 \h </w:instrText>
             </w:r>
             <w:r>
               <w:rPr>
@@ -3260,7 +3349,7 @@
               <w:rPr>
                 <w:noProof/>
               </w:rPr>
-              <w:t>17</w:t>
+              <w:t>18</w:t>
             </w:r>
             <w:r>
               <w:rPr>
@@ -3285,7 +3374,7 @@
               <w14:ligatures w14:val="standardContextual"/>
             </w:rPr>
           </w:pPr>
-          <w:hyperlink w:anchor="_Toc243786013" w:history="1">
+          <w:hyperlink w:anchor="_Toc243942950" w:history="1">
             <w:r>
               <w:rPr>
                 <w:rStyle w:val="Hyperlink"/>
@@ -3309,7 +3398,7 @@
               <w:rPr>
                 <w:noProof/>
               </w:rPr>
-              <w:instrText xml:space="preserve"> PAGEREF _Toc243786013 \h </w:instrText>
+              <w:instrText xml:space="preserve"> PAGEREF _Toc243942950 \h </w:instrText>
             </w:r>
             <w:r>
               <w:rPr>
@@ -3326,7 +3415,7 @@
               <w:rPr>
                 <w:noProof/>
               </w:rPr>
-              <w:t>17</w:t>
+              <w:t>18</w:t>
             </w:r>
             <w:r>
               <w:rPr>
@@ -3351,7 +3440,7 @@
               <w14:ligatures w14:val="standardContextual"/>
             </w:rPr>
           </w:pPr>
-          <w:hyperlink w:anchor="_Toc243786014" w:history="1">
+          <w:hyperlink w:anchor="_Toc243942951" w:history="1">
             <w:r>
               <w:rPr>
                 <w:rStyle w:val="Hyperlink"/>
@@ -3375,7 +3464,7 @@
               <w:rPr>
                 <w:noProof/>
               </w:rPr>
-              <w:instrText xml:space="preserve"> PAGEREF _Toc243786014 \h </w:instrText>
+              <w:instrText xml:space="preserve"> PAGEREF _Toc243942951 \h </w:instrText>
             </w:r>
             <w:r>
               <w:rPr>
@@ -3392,7 +3481,7 @@
               <w:rPr>
                 <w:noProof/>
               </w:rPr>
-              <w:t>17</w:t>
+              <w:t>18</w:t>
             </w:r>
             <w:r>
               <w:rPr>
@@ -3417,7 +3506,7 @@
               <w14:ligatures w14:val="standardContextual"/>
             </w:rPr>
           </w:pPr>
-          <w:hyperlink w:anchor="_Toc243786015" w:history="1">
+          <w:hyperlink w:anchor="_Toc243942952" w:history="1">
             <w:r>
               <w:rPr>
                 <w:rStyle w:val="Hyperlink"/>
@@ -3441,7 +3530,7 @@
               <w:rPr>
                 <w:noProof/>
               </w:rPr>
-              <w:instrText xml:space="preserve"> PAGEREF _Toc243786015 \h </w:instrText>
+              <w:instrText xml:space="preserve"> PAGEREF _Toc243942952 \h </w:instrText>
             </w:r>
             <w:r>
               <w:rPr>
@@ -3458,7 +3547,7 @@
               <w:rPr>
                 <w:noProof/>
               </w:rPr>
-              <w:t>17</w:t>
+              <w:t>18</w:t>
             </w:r>
             <w:r>
               <w:rPr>
@@ -3483,7 +3572,7 @@
               <w14:ligatures w14:val="standardContextual"/>
             </w:rPr>
           </w:pPr>
-          <w:hyperlink w:anchor="_Toc243786016" w:history="1">
+          <w:hyperlink w:anchor="_Toc243942953" w:history="1">
             <w:r>
               <w:rPr>
                 <w:rStyle w:val="Hyperlink"/>
@@ -3507,7 +3596,7 @@
               <w:rPr>
                 <w:noProof/>
               </w:rPr>
-              <w:instrText xml:space="preserve"> PAGEREF _Toc243786016 \h </w:instrText>
+              <w:instrText xml:space="preserve"> PAGEREF _Toc243942953 \h </w:instrText>
             </w:r>
             <w:r>
               <w:rPr>
@@ -3524,7 +3613,7 @@
               <w:rPr>
                 <w:noProof/>
               </w:rPr>
-              <w:t>18</w:t>
+              <w:t>19</w:t>
             </w:r>
             <w:r>
               <w:rPr>
@@ -3549,7 +3638,7 @@
               <w14:ligatures w14:val="standardContextual"/>
             </w:rPr>
           </w:pPr>
-          <w:hyperlink w:anchor="_Toc243786017" w:history="1">
+          <w:hyperlink w:anchor="_Toc243942954" w:history="1">
             <w:r>
               <w:rPr>
                 <w:rStyle w:val="Hyperlink"/>
@@ -3573,7 +3662,7 @@
               <w:rPr>
                 <w:noProof/>
               </w:rPr>
-              <w:instrText xml:space="preserve"> PAGEREF _Toc243786017 \h </w:instrText>
+              <w:instrText xml:space="preserve"> PAGEREF _Toc243942954 \h </w:instrText>
             </w:r>
             <w:r>
               <w:rPr>
@@ -3590,7 +3679,7 @@
               <w:rPr>
                 <w:noProof/>
               </w:rPr>
-              <w:t>18</w:t>
+              <w:t>19</w:t>
             </w:r>
             <w:r>
               <w:rPr>
@@ -3615,7 +3704,7 @@
               <w14:ligatures w14:val="standardContextual"/>
             </w:rPr>
           </w:pPr>
-          <w:hyperlink w:anchor="_Toc243786018" w:history="1">
+          <w:hyperlink w:anchor="_Toc243942955" w:history="1">
             <w:r>
               <w:rPr>
                 <w:rStyle w:val="Hyperlink"/>
@@ -3639,7 +3728,7 @@
               <w:rPr>
                 <w:noProof/>
               </w:rPr>
-              <w:instrText xml:space="preserve"> PAGEREF _Toc243786018 \h </w:instrText>
+              <w:instrText xml:space="preserve"> PAGEREF _Toc243942955 \h </w:instrText>
             </w:r>
             <w:r>
               <w:rPr>
@@ -3656,7 +3745,7 @@
               <w:rPr>
                 <w:noProof/>
               </w:rPr>
-              <w:t>18</w:t>
+              <w:t>19</w:t>
             </w:r>
             <w:r>
               <w:rPr>
@@ -3681,7 +3770,7 @@
               <w14:ligatures w14:val="standardContextual"/>
             </w:rPr>
           </w:pPr>
-          <w:hyperlink w:anchor="_Toc243786019" w:history="1">
+          <w:hyperlink w:anchor="_Toc243942956" w:history="1">
             <w:r>
               <w:rPr>
                 <w:rStyle w:val="Hyperlink"/>
@@ -3705,7 +3794,7 @@
               <w:rPr>
                 <w:noProof/>
               </w:rPr>
-              <w:instrText xml:space="preserve"> PAGEREF _Toc243786019 \h </w:instrText>
+              <w:instrText xml:space="preserve"> PAGEREF _Toc243942956 \h </w:instrText>
             </w:r>
             <w:r>
               <w:rPr>
@@ -3722,7 +3811,7 @@
               <w:rPr>
                 <w:noProof/>
               </w:rPr>
-              <w:t>19</w:t>
+              <w:t>20</w:t>
             </w:r>
             <w:r>
               <w:rPr>
@@ -3747,7 +3836,7 @@
               <w14:ligatures w14:val="standardContextual"/>
             </w:rPr>
           </w:pPr>
-          <w:hyperlink w:anchor="_Toc243786020" w:history="1">
+          <w:hyperlink w:anchor="_Toc243942957" w:history="1">
             <w:r>
               <w:rPr>
                 <w:rStyle w:val="Hyperlink"/>
@@ -3771,7 +3860,7 @@
               <w:rPr>
                 <w:noProof/>
               </w:rPr>
-              <w:instrText xml:space="preserve"> PAGEREF _Toc243786020 \h </w:instrText>
+              <w:instrText xml:space="preserve"> PAGEREF _Toc243942957 \h </w:instrText>
             </w:r>
             <w:r>
               <w:rPr>
@@ -3788,7 +3877,7 @@
               <w:rPr>
                 <w:noProof/>
               </w:rPr>
-              <w:t>21</w:t>
+              <w:t>22</w:t>
             </w:r>
             <w:r>
               <w:rPr>
@@ -3813,7 +3902,7 @@
               <w14:ligatures w14:val="standardContextual"/>
             </w:rPr>
           </w:pPr>
-          <w:hyperlink w:anchor="_Toc243786021" w:history="1">
+          <w:hyperlink w:anchor="_Toc243942958" w:history="1">
             <w:r>
               <w:rPr>
                 <w:rStyle w:val="Hyperlink"/>
@@ -3837,7 +3926,7 @@
               <w:rPr>
                 <w:noProof/>
               </w:rPr>
-              <w:instrText xml:space="preserve"> PAGEREF _Toc243786021 \h </w:instrText>
+              <w:instrText xml:space="preserve"> PAGEREF _Toc243942958 \h </w:instrText>
             </w:r>
             <w:r>
               <w:rPr>
@@ -3854,7 +3943,7 @@
               <w:rPr>
                 <w:noProof/>
               </w:rPr>
-              <w:t>22</w:t>
+              <w:t>23</w:t>
             </w:r>
             <w:r>
               <w:rPr>
@@ -3879,7 +3968,7 @@
               <w14:ligatures w14:val="standardContextual"/>
             </w:rPr>
           </w:pPr>
-          <w:hyperlink w:anchor="_Toc243786022" w:history="1">
+          <w:hyperlink w:anchor="_Toc243942959" w:history="1">
             <w:r>
               <w:rPr>
                 <w:rStyle w:val="Hyperlink"/>
@@ -3903,7 +3992,7 @@
               <w:rPr>
                 <w:noProof/>
               </w:rPr>
-              <w:instrText xml:space="preserve"> PAGEREF _Toc243786022 \h </w:instrText>
+              <w:instrText xml:space="preserve"> PAGEREF _Toc243942959 \h </w:instrText>
             </w:r>
             <w:r>
               <w:rPr>
@@ -3920,7 +4009,7 @@
               <w:rPr>
                 <w:noProof/>
               </w:rPr>
-              <w:t>23</w:t>
+              <w:t>24</w:t>
             </w:r>
             <w:r>
               <w:rPr>
@@ -3945,7 +4034,7 @@
               <w14:ligatures w14:val="standardContextual"/>
             </w:rPr>
           </w:pPr>
-          <w:hyperlink w:anchor="_Toc243786023" w:history="1">
+          <w:hyperlink w:anchor="_Toc243942960" w:history="1">
             <w:r>
               <w:rPr>
                 <w:rStyle w:val="Hyperlink"/>
@@ -3969,7 +4058,7 @@
               <w:rPr>
                 <w:noProof/>
               </w:rPr>
-              <w:instrText xml:space="preserve"> PAGEREF _Toc243786023 \h </w:instrText>
+              <w:instrText xml:space="preserve"> PAGEREF _Toc243942960 \h </w:instrText>
             </w:r>
             <w:r>
               <w:rPr>
@@ -3986,7 +4075,7 @@
               <w:rPr>
                 <w:noProof/>
               </w:rPr>
-              <w:t>24</w:t>
+              <w:t>25</w:t>
             </w:r>
             <w:r>
               <w:rPr>
@@ -4011,7 +4100,7 @@
               <w14:ligatures w14:val="standardContextual"/>
             </w:rPr>
           </w:pPr>
-          <w:hyperlink w:anchor="_Toc243786024" w:history="1">
+          <w:hyperlink w:anchor="_Toc243942961" w:history="1">
             <w:r>
               <w:rPr>
                 <w:rStyle w:val="Hyperlink"/>
@@ -4035,7 +4124,7 @@
               <w:rPr>
                 <w:noProof/>
               </w:rPr>
-              <w:instrText xml:space="preserve"> PAGEREF _Toc243786024 \h </w:instrText>
+              <w:instrText xml:space="preserve"> PAGEREF _Toc243942961 \h </w:instrText>
             </w:r>
             <w:r>
               <w:rPr>
@@ -4052,7 +4141,7 @@
               <w:rPr>
                 <w:noProof/>
               </w:rPr>
-              <w:t>25</w:t>
+              <w:t>26</w:t>
             </w:r>
             <w:r>
               <w:rPr>
@@ -4077,7 +4166,7 @@
               <w14:ligatures w14:val="standardContextual"/>
             </w:rPr>
           </w:pPr>
-          <w:hyperlink w:anchor="_Toc243786025" w:history="1">
+          <w:hyperlink w:anchor="_Toc243942962" w:history="1">
             <w:r>
               <w:rPr>
                 <w:rStyle w:val="Hyperlink"/>
@@ -4101,7 +4190,7 @@
               <w:rPr>
                 <w:noProof/>
               </w:rPr>
-              <w:instrText xml:space="preserve"> PAGEREF _Toc243786025 \h </w:instrText>
+              <w:instrText xml:space="preserve"> PAGEREF _Toc243942962 \h </w:instrText>
             </w:r>
             <w:r>
               <w:rPr>
@@ -4118,7 +4207,7 @@
               <w:rPr>
                 <w:noProof/>
               </w:rPr>
-              <w:t>25</w:t>
+              <w:t>27</w:t>
             </w:r>
             <w:r>
               <w:rPr>
@@ -4143,7 +4232,7 @@
               <w14:ligatures w14:val="standardContextual"/>
             </w:rPr>
           </w:pPr>
-          <w:hyperlink w:anchor="_Toc243786026" w:history="1">
+          <w:hyperlink w:anchor="_Toc243942963" w:history="1">
             <w:r>
               <w:rPr>
                 <w:rStyle w:val="Hyperlink"/>
@@ -4167,7 +4256,7 @@
               <w:rPr>
                 <w:noProof/>
               </w:rPr>
-              <w:instrText xml:space="preserve"> PAGEREF _Toc243786026 \h </w:instrText>
+              <w:instrText xml:space="preserve"> PAGEREF _Toc243942963 \h </w:instrText>
             </w:r>
             <w:r>
               <w:rPr>
@@ -4184,7 +4273,7 @@
               <w:rPr>
                 <w:noProof/>
               </w:rPr>
-              <w:t>25</w:t>
+              <w:t>27</w:t>
             </w:r>
             <w:r>
               <w:rPr>
@@ -4209,7 +4298,7 @@
               <w14:ligatures w14:val="standardContextual"/>
             </w:rPr>
           </w:pPr>
-          <w:hyperlink w:anchor="_Toc243786027" w:history="1">
+          <w:hyperlink w:anchor="_Toc243942964" w:history="1">
             <w:r>
               <w:rPr>
                 <w:rStyle w:val="Hyperlink"/>
@@ -4233,7 +4322,7 @@
               <w:rPr>
                 <w:noProof/>
               </w:rPr>
-              <w:instrText xml:space="preserve"> PAGEREF _Toc243786027 \h </w:instrText>
+              <w:instrText xml:space="preserve"> PAGEREF _Toc243942964 \h </w:instrText>
             </w:r>
             <w:r>
               <w:rPr>
@@ -4250,7 +4339,7 @@
               <w:rPr>
                 <w:noProof/>
               </w:rPr>
-              <w:t>25</w:t>
+              <w:t>27</w:t>
             </w:r>
             <w:r>
               <w:rPr>
@@ -4275,7 +4364,7 @@
               <w14:ligatures w14:val="standardContextual"/>
             </w:rPr>
           </w:pPr>
-          <w:hyperlink w:anchor="_Toc243786028" w:history="1">
+          <w:hyperlink w:anchor="_Toc243942965" w:history="1">
             <w:r>
               <w:rPr>
                 <w:rStyle w:val="Hyperlink"/>
@@ -4299,7 +4388,7 @@
               <w:rPr>
                 <w:noProof/>
               </w:rPr>
-              <w:instrText xml:space="preserve"> PAGEREF _Toc243786028 \h </w:instrText>
+              <w:instrText xml:space="preserve"> PAGEREF _Toc243942965 \h </w:instrText>
             </w:r>
             <w:r>
               <w:rPr>
@@ -4316,7 +4405,7 @@
               <w:rPr>
                 <w:noProof/>
               </w:rPr>
-              <w:t>26</w:t>
+              <w:t>28</w:t>
             </w:r>
             <w:r>
               <w:rPr>
@@ -4341,7 +4430,7 @@
               <w14:ligatures w14:val="standardContextual"/>
             </w:rPr>
           </w:pPr>
-          <w:hyperlink w:anchor="_Toc243786029" w:history="1">
+          <w:hyperlink w:anchor="_Toc243942966" w:history="1">
             <w:r>
               <w:rPr>
                 <w:rStyle w:val="Hyperlink"/>
@@ -4365,7 +4454,7 @@
               <w:rPr>
                 <w:noProof/>
               </w:rPr>
-              <w:instrText xml:space="preserve"> PAGEREF _Toc243786029 \h </w:instrText>
+              <w:instrText xml:space="preserve"> PAGEREF _Toc243942966 \h </w:instrText>
             </w:r>
             <w:r>
               <w:rPr>
@@ -4382,7 +4471,7 @@
               <w:rPr>
                 <w:noProof/>
               </w:rPr>
-              <w:t>26</w:t>
+              <w:t>28</w:t>
             </w:r>
             <w:r>
               <w:rPr>
@@ -4407,7 +4496,7 @@
               <w14:ligatures w14:val="standardContextual"/>
             </w:rPr>
           </w:pPr>
-          <w:hyperlink w:anchor="_Toc243786030" w:history="1">
+          <w:hyperlink w:anchor="_Toc243942967" w:history="1">
             <w:r>
               <w:rPr>
                 <w:rStyle w:val="Hyperlink"/>
@@ -4431,7 +4520,7 @@
               <w:rPr>
                 <w:noProof/>
               </w:rPr>
-              <w:instrText xml:space="preserve"> PAGEREF _Toc243786030 \h </w:instrText>
+              <w:instrText xml:space="preserve"> PAGEREF _Toc243942967 \h </w:instrText>
             </w:r>
             <w:r>
               <w:rPr>
@@ -4448,7 +4537,7 @@
               <w:rPr>
                 <w:noProof/>
               </w:rPr>
-              <w:t>26</w:t>
+              <w:t>28</w:t>
             </w:r>
             <w:r>
               <w:rPr>
@@ -4473,7 +4562,7 @@
               <w14:ligatures w14:val="standardContextual"/>
             </w:rPr>
           </w:pPr>
-          <w:hyperlink w:anchor="_Toc243786031" w:history="1">
+          <w:hyperlink w:anchor="_Toc243942968" w:history="1">
             <w:r>
               <w:rPr>
                 <w:rStyle w:val="Hyperlink"/>
@@ -4497,7 +4586,7 @@
               <w:rPr>
                 <w:noProof/>
               </w:rPr>
-              <w:instrText xml:space="preserve"> PAGEREF _Toc243786031 \h </w:instrText>
+              <w:instrText xml:space="preserve"> PAGEREF _Toc243942968 \h </w:instrText>
             </w:r>
             <w:r>
               <w:rPr>
@@ -4514,7 +4603,7 @@
               <w:rPr>
                 <w:noProof/>
               </w:rPr>
-              <w:t>27</w:t>
+              <w:t>29</w:t>
             </w:r>
             <w:r>
               <w:rPr>
@@ -4539,7 +4628,7 @@
               <w14:ligatures w14:val="standardContextual"/>
             </w:rPr>
           </w:pPr>
-          <w:hyperlink w:anchor="_Toc243786032" w:history="1">
+          <w:hyperlink w:anchor="_Toc243942969" w:history="1">
             <w:r>
               <w:rPr>
                 <w:rStyle w:val="Hyperlink"/>
@@ -4563,7 +4652,7 @@
               <w:rPr>
                 <w:noProof/>
               </w:rPr>
-              <w:instrText xml:space="preserve"> PAGEREF _Toc243786032 \h </w:instrText>
+              <w:instrText xml:space="preserve"> PAGEREF _Toc243942969 \h </w:instrText>
             </w:r>
             <w:r>
               <w:rPr>
@@ -4580,7 +4669,7 @@
               <w:rPr>
                 <w:noProof/>
               </w:rPr>
-              <w:t>27</w:t>
+              <w:t>29</w:t>
             </w:r>
             <w:r>
               <w:rPr>
@@ -4605,7 +4694,7 @@
               <w14:ligatures w14:val="standardContextual"/>
             </w:rPr>
           </w:pPr>
-          <w:hyperlink w:anchor="_Toc243786033" w:history="1">
+          <w:hyperlink w:anchor="_Toc243942970" w:history="1">
             <w:r>
               <w:rPr>
                 <w:rStyle w:val="Hyperlink"/>
@@ -4629,7 +4718,7 @@
               <w:rPr>
                 <w:noProof/>
               </w:rPr>
-              <w:instrText xml:space="preserve"> PAGEREF _Toc243786033 \h </w:instrText>
+              <w:instrText xml:space="preserve"> PAGEREF _Toc243942970 \h </w:instrText>
             </w:r>
             <w:r>
               <w:rPr>
@@ -4646,7 +4735,7 @@
               <w:rPr>
                 <w:noProof/>
               </w:rPr>
-              <w:t>27</w:t>
+              <w:t>30</w:t>
             </w:r>
             <w:r>
               <w:rPr>
@@ -4671,7 +4760,7 @@
               <w14:ligatures w14:val="standardContextual"/>
             </w:rPr>
           </w:pPr>
-          <w:hyperlink w:anchor="_Toc243786034" w:history="1">
+          <w:hyperlink w:anchor="_Toc243942971" w:history="1">
             <w:r>
               <w:rPr>
                 <w:rStyle w:val="Hyperlink"/>
@@ -4695,7 +4784,7 @@
               <w:rPr>
                 <w:noProof/>
               </w:rPr>
-              <w:instrText xml:space="preserve"> PAGEREF _Toc243786034 \h </w:instrText>
+              <w:instrText xml:space="preserve"> PAGEREF _Toc243942971 \h </w:instrText>
             </w:r>
             <w:r>
               <w:rPr>
@@ -4712,7 +4801,7 @@
               <w:rPr>
                 <w:noProof/>
               </w:rPr>
-              <w:t>27</w:t>
+              <w:t>30</w:t>
             </w:r>
             <w:r>
               <w:rPr>
@@ -4737,7 +4826,7 @@
               <w14:ligatures w14:val="standardContextual"/>
             </w:rPr>
           </w:pPr>
-          <w:hyperlink w:anchor="_Toc243786035" w:history="1">
+          <w:hyperlink w:anchor="_Toc243942972" w:history="1">
             <w:r>
               <w:rPr>
                 <w:rStyle w:val="Hyperlink"/>
@@ -4761,7 +4850,7 @@
               <w:rPr>
                 <w:noProof/>
               </w:rPr>
-              <w:instrText xml:space="preserve"> PAGEREF _Toc243786035 \h </w:instrText>
+              <w:instrText xml:space="preserve"> PAGEREF _Toc243942972 \h </w:instrText>
             </w:r>
             <w:r>
               <w:rPr>
@@ -4778,7 +4867,7 @@
               <w:rPr>
                 <w:noProof/>
               </w:rPr>
-              <w:t>27</w:t>
+              <w:t>30</w:t>
             </w:r>
             <w:r>
               <w:rPr>
@@ -4803,7 +4892,7 @@
               <w14:ligatures w14:val="standardContextual"/>
             </w:rPr>
           </w:pPr>
-          <w:hyperlink w:anchor="_Toc243786036" w:history="1">
+          <w:hyperlink w:anchor="_Toc243942973" w:history="1">
             <w:r>
               <w:rPr>
                 <w:rStyle w:val="Hyperlink"/>
@@ -4827,7 +4916,7 @@
               <w:rPr>
                 <w:noProof/>
               </w:rPr>
-              <w:instrText xml:space="preserve"> PAGEREF _Toc243786036 \h </w:instrText>
+              <w:instrText xml:space="preserve"> PAGEREF _Toc243942973 \h </w:instrText>
             </w:r>
             <w:r>
               <w:rPr>
@@ -4844,7 +4933,7 @@
               <w:rPr>
                 <w:noProof/>
               </w:rPr>
-              <w:t>28</w:t>
+              <w:t>30</w:t>
             </w:r>
             <w:r>
               <w:rPr>
@@ -4869,7 +4958,7 @@
               <w14:ligatures w14:val="standardContextual"/>
             </w:rPr>
           </w:pPr>
-          <w:hyperlink w:anchor="_Toc243786037" w:history="1">
+          <w:hyperlink w:anchor="_Toc243942974" w:history="1">
             <w:r>
               <w:rPr>
                 <w:rStyle w:val="Hyperlink"/>
@@ -4893,7 +4982,7 @@
               <w:rPr>
                 <w:noProof/>
               </w:rPr>
-              <w:instrText xml:space="preserve"> PAGEREF _Toc243786037 \h </w:instrText>
+              <w:instrText xml:space="preserve"> PAGEREF _Toc243942974 \h </w:instrText>
             </w:r>
             <w:r>
               <w:rPr>
@@ -4910,7 +4999,7 @@
               <w:rPr>
                 <w:noProof/>
               </w:rPr>
-              <w:t>28</w:t>
+              <w:t>30</w:t>
             </w:r>
             <w:r>
               <w:rPr>
@@ -4935,7 +5024,7 @@
               <w14:ligatures w14:val="standardContextual"/>
             </w:rPr>
           </w:pPr>
-          <w:hyperlink w:anchor="_Toc243786038" w:history="1">
+          <w:hyperlink w:anchor="_Toc243942975" w:history="1">
             <w:r>
               <w:rPr>
                 <w:rStyle w:val="Hyperlink"/>
@@ -4959,7 +5048,7 @@
               <w:rPr>
                 <w:noProof/>
               </w:rPr>
-              <w:instrText xml:space="preserve"> PAGEREF _Toc243786038 \h </w:instrText>
+              <w:instrText xml:space="preserve"> PAGEREF _Toc243942975 \h </w:instrText>
             </w:r>
             <w:r>
               <w:rPr>
@@ -4976,7 +5065,7 @@
               <w:rPr>
                 <w:noProof/>
               </w:rPr>
-              <w:t>29</w:t>
+              <w:t>31</w:t>
             </w:r>
             <w:r>
               <w:rPr>
@@ -5001,7 +5090,7 @@
               <w14:ligatures w14:val="standardContextual"/>
             </w:rPr>
           </w:pPr>
-          <w:hyperlink w:anchor="_Toc243786039" w:history="1">
+          <w:hyperlink w:anchor="_Toc243942976" w:history="1">
             <w:r>
               <w:rPr>
                 <w:rStyle w:val="Hyperlink"/>
@@ -5025,7 +5114,7 @@
               <w:rPr>
                 <w:noProof/>
               </w:rPr>
-              <w:instrText xml:space="preserve"> PAGEREF _Toc243786039 \h </w:instrText>
+              <w:instrText xml:space="preserve"> PAGEREF _Toc243942976 \h </w:instrText>
             </w:r>
             <w:r>
               <w:rPr>
@@ -5042,7 +5131,7 @@
               <w:rPr>
                 <w:noProof/>
               </w:rPr>
-              <w:t>29</w:t>
+              <w:t>32</w:t>
             </w:r>
             <w:r>
               <w:rPr>
@@ -5067,7 +5156,7 @@
               <w14:ligatures w14:val="standardContextual"/>
             </w:rPr>
           </w:pPr>
-          <w:hyperlink w:anchor="_Toc243786040" w:history="1">
+          <w:hyperlink w:anchor="_Toc243942977" w:history="1">
             <w:r>
               <w:rPr>
                 <w:rStyle w:val="Hyperlink"/>
@@ -5091,7 +5180,7 @@
               <w:rPr>
                 <w:noProof/>
               </w:rPr>
-              <w:instrText xml:space="preserve"> PAGEREF _Toc243786040 \h </w:instrText>
+              <w:instrText xml:space="preserve"> PAGEREF _Toc243942977 \h </w:instrText>
             </w:r>
             <w:r>
               <w:rPr>
@@ -5108,7 +5197,7 @@
               <w:rPr>
                 <w:noProof/>
               </w:rPr>
-              <w:t>29</w:t>
+              <w:t>32</w:t>
             </w:r>
             <w:r>
               <w:rPr>
@@ -5133,7 +5222,7 @@
               <w14:ligatures w14:val="standardContextual"/>
             </w:rPr>
           </w:pPr>
-          <w:hyperlink w:anchor="_Toc243786041" w:history="1">
+          <w:hyperlink w:anchor="_Toc243942978" w:history="1">
             <w:r>
               <w:rPr>
                 <w:rStyle w:val="Hyperlink"/>
@@ -5157,7 +5246,7 @@
               <w:rPr>
                 <w:noProof/>
               </w:rPr>
-              <w:instrText xml:space="preserve"> PAGEREF _Toc243786041 \h </w:instrText>
+              <w:instrText xml:space="preserve"> PAGEREF _Toc243942978 \h </w:instrText>
             </w:r>
             <w:r>
               <w:rPr>
@@ -5174,7 +5263,7 @@
               <w:rPr>
                 <w:noProof/>
               </w:rPr>
-              <w:t>29</w:t>
+              <w:t>32</w:t>
             </w:r>
             <w:r>
               <w:rPr>
@@ -5199,7 +5288,7 @@
               <w14:ligatures w14:val="standardContextual"/>
             </w:rPr>
           </w:pPr>
-          <w:hyperlink w:anchor="_Toc243786042" w:history="1">
+          <w:hyperlink w:anchor="_Toc243942979" w:history="1">
             <w:r>
               <w:rPr>
                 <w:rStyle w:val="Hyperlink"/>
@@ -5223,7 +5312,7 @@
               <w:rPr>
                 <w:noProof/>
               </w:rPr>
-              <w:instrText xml:space="preserve"> PAGEREF _Toc243786042 \h </w:instrText>
+              <w:instrText xml:space="preserve"> PAGEREF _Toc243942979 \h </w:instrText>
             </w:r>
             <w:r>
               <w:rPr>
@@ -5240,7 +5329,7 @@
               <w:rPr>
                 <w:noProof/>
               </w:rPr>
-              <w:t>30</w:t>
+              <w:t>32</w:t>
             </w:r>
             <w:r>
               <w:rPr>
@@ -5265,7 +5354,7 @@
               <w14:ligatures w14:val="standardContextual"/>
             </w:rPr>
           </w:pPr>
-          <w:hyperlink w:anchor="_Toc243786043" w:history="1">
+          <w:hyperlink w:anchor="_Toc243942980" w:history="1">
             <w:r>
               <w:rPr>
                 <w:rStyle w:val="Hyperlink"/>
@@ -5289,7 +5378,7 @@
               <w:rPr>
                 <w:noProof/>
               </w:rPr>
-              <w:instrText xml:space="preserve"> PAGEREF _Toc243786043 \h </w:instrText>
+              <w:instrText xml:space="preserve"> PAGEREF _Toc243942980 \h </w:instrText>
             </w:r>
             <w:r>
               <w:rPr>
@@ -5306,7 +5395,7 @@
               <w:rPr>
                 <w:noProof/>
               </w:rPr>
-              <w:t>30</w:t>
+              <w:t>33</w:t>
             </w:r>
             <w:r>
               <w:rPr>
@@ -5343,7 +5432,7 @@
         <w:pStyle w:val="Heading1"/>
         <w:keepNext/>
       </w:pPr>
-      <w:bookmarkStart w:id="0" w:name="_Toc243785987"/>
+      <w:bookmarkStart w:id="0" w:name="_Toc243942924"/>
       <w:r>
         <w:lastRenderedPageBreak/>
         <w:t>1. Introduction</w:t>
@@ -5355,7 +5444,7 @@
         <w:pStyle w:val="Heading2"/>
         <w:keepNext/>
       </w:pPr>
-      <w:bookmarkStart w:id="1" w:name="_Toc243785988"/>
+      <w:bookmarkStart w:id="1" w:name="_Toc243942925"/>
       <w:r>
         <w:t>1.1 Purpose</w:t>
       </w:r>
@@ -5382,7 +5471,7 @@
         <w:pStyle w:val="Heading2"/>
         <w:keepNext/>
       </w:pPr>
-      <w:bookmarkStart w:id="2" w:name="_Toc243785989"/>
+      <w:bookmarkStart w:id="2" w:name="_Toc243942926"/>
       <w:r>
         <w:t>1.2 Scope</w:t>
       </w:r>
@@ -5482,7 +5571,7 @@
         <w:pStyle w:val="Heading2"/>
         <w:keepNext/>
       </w:pPr>
-      <w:bookmarkStart w:id="3" w:name="_Toc243785990"/>
+      <w:bookmarkStart w:id="3" w:name="_Toc243942927"/>
       <w:r>
         <w:t>1.3 Definitions and abbreviations</w:t>
       </w:r>
@@ -6347,7 +6436,7 @@
         <w:pStyle w:val="Heading2"/>
         <w:keepNext/>
       </w:pPr>
-      <w:bookmarkStart w:id="4" w:name="_Toc243785991"/>
+      <w:bookmarkStart w:id="4" w:name="_Toc243942928"/>
       <w:r>
         <w:t>1.4 How this document is organized</w:t>
       </w:r>
@@ -6485,7 +6574,7 @@
         <w:pStyle w:val="Heading1"/>
         <w:keepNext/>
       </w:pPr>
-      <w:bookmarkStart w:id="5" w:name="_Toc243785992"/>
+      <w:bookmarkStart w:id="5" w:name="_Toc243942929"/>
       <w:r>
         <w:t>2. Overall Description</w:t>
       </w:r>
@@ -6496,7 +6585,7 @@
         <w:pStyle w:val="Heading2"/>
         <w:keepNext/>
       </w:pPr>
-      <w:bookmarkStart w:id="6" w:name="_Toc243785993"/>
+      <w:bookmarkStart w:id="6" w:name="_Toc243942930"/>
       <w:r>
         <w:t>2.1 Product perspective</w:t>
       </w:r>
@@ -6552,7 +6641,7 @@
         </w:rPr>
         <w:lastRenderedPageBreak/>
         <w:drawing>
-          <wp:inline distT="0" distB="0" distL="0" distR="0" wp14:anchorId="655E2912" wp14:editId="685A7F16">
+          <wp:inline distT="0" distB="0" distL="0" distR="0" wp14:anchorId="692DC6EC" wp14:editId="1C35391F">
             <wp:extent cx="5715000" cy="2876550"/>
             <wp:effectExtent l="0" t="0" r="0" b="0"/>
             <wp:docPr id="1" name="architecture.png" descr="Figure 1. System architecture" title="Figure 1. System architecture"/>
@@ -6612,7 +6701,7 @@
         <w:pStyle w:val="Heading2"/>
         <w:keepNext/>
       </w:pPr>
-      <w:bookmarkStart w:id="7" w:name="_Toc243785994"/>
+      <w:bookmarkStart w:id="7" w:name="_Toc243942931"/>
       <w:r>
         <w:t>2.2 Product functions</w:t>
       </w:r>
@@ -6709,7 +6798,7 @@
         <w:pStyle w:val="Heading2"/>
         <w:keepNext/>
       </w:pPr>
-      <w:bookmarkStart w:id="8" w:name="_Toc243785995"/>
+      <w:bookmarkStart w:id="8" w:name="_Toc243942932"/>
       <w:r>
         <w:t>2.3 User classes</w:t>
       </w:r>
@@ -7576,7 +7665,7 @@
         <w:pStyle w:val="Heading2"/>
         <w:keepNext/>
       </w:pPr>
-      <w:bookmarkStart w:id="9" w:name="_Toc243785996"/>
+      <w:bookmarkStart w:id="9" w:name="_Toc243942933"/>
       <w:r>
         <w:t>2.4 Operating environment</w:t>
       </w:r>
@@ -7650,7 +7739,7 @@
         <w:pStyle w:val="Heading2"/>
         <w:keepNext/>
       </w:pPr>
-      <w:bookmarkStart w:id="10" w:name="_Toc243785997"/>
+      <w:bookmarkStart w:id="10" w:name="_Toc243942934"/>
       <w:r>
         <w:t>2.5 Design and implementation constraints</w:t>
       </w:r>
@@ -8259,7 +8348,7 @@
         <w:pStyle w:val="Heading2"/>
         <w:keepNext/>
       </w:pPr>
-      <w:bookmarkStart w:id="11" w:name="_Toc243785998"/>
+      <w:bookmarkStart w:id="11" w:name="_Toc243942935"/>
       <w:r>
         <w:t>2.6 Assumptions and dependencies</w:t>
       </w:r>
@@ -8427,7 +8516,7 @@
         <w:pStyle w:val="Heading2"/>
         <w:keepNext/>
       </w:pPr>
-      <w:bookmarkStart w:id="12" w:name="_Toc243785999"/>
+      <w:bookmarkStart w:id="12" w:name="_Toc243942936"/>
       <w:r>
         <w:t>2.7 Delivery phases</w:t>
       </w:r>
@@ -8751,7 +8840,7 @@
         <w:pStyle w:val="Heading1"/>
         <w:keepNext/>
       </w:pPr>
-      <w:bookmarkStart w:id="13" w:name="_Toc243786000"/>
+      <w:bookmarkStart w:id="13" w:name="_Toc243942937"/>
       <w:r>
         <w:t>3. Functional Requirements</w:t>
       </w:r>
@@ -8762,7 +8851,7 @@
         <w:pStyle w:val="Heading2"/>
         <w:keepNext/>
       </w:pPr>
-      <w:bookmarkStart w:id="14" w:name="_Toc243786001"/>
+      <w:bookmarkStart w:id="14" w:name="_Toc243942938"/>
       <w:r>
         <w:t>3.1 Shared core (Student 6)</w:t>
       </w:r>
@@ -10581,7 +10670,7 @@
         <w:pStyle w:val="Heading2"/>
         <w:keepNext/>
       </w:pPr>
-      <w:bookmarkStart w:id="15" w:name="_Toc243786002"/>
+      <w:bookmarkStart w:id="15" w:name="_Toc243942939"/>
       <w:r>
         <w:t>3.2 Donation management (Student 1)</w:t>
       </w:r>
@@ -10605,7 +10694,10 @@
         <w:tblLook w:val="04A0" w:firstRow="1" w:lastRow="0" w:firstColumn="1" w:lastColumn="0" w:noHBand="0" w:noVBand="1"/>
       </w:tblPr>
       <w:tblGrid>
-        <w:gridCol w:w="9026"/>
+        <w:gridCol w:w="1160"/>
+        <w:gridCol w:w="5945"/>
+        <w:gridCol w:w="1060"/>
+        <w:gridCol w:w="861"/>
       </w:tblGrid>
       <w:tr>
         <w:tblPrEx>
@@ -10616,163 +10708,1562 @@
         </w:tblPrEx>
         <w:trPr>
           <w:cantSplit/>
+          <w:tblHeader/>
         </w:trPr>
         <w:tc>
           <w:tcPr>
-            <w:tcW w:w="9026" w:type="dxa"/>
-            <w:tcBorders>
-              <w:top w:val="single" w:sz="4" w:space="0" w:color="BF8F00"/>
-              <w:left w:val="single" w:sz="24" w:space="0" w:color="BF8F00"/>
-              <w:bottom w:val="single" w:sz="4" w:space="0" w:color="BF8F00"/>
-              <w:right w:val="single" w:sz="4" w:space="0" w:color="BF8F00"/>
-            </w:tcBorders>
-            <w:shd w:val="clear" w:color="auto" w:fill="FFF8E1"/>
-            <w:tcMar>
-              <w:top w:w="120" w:type="dxa"/>
-              <w:left w:w="180" w:type="dxa"/>
-              <w:bottom w:w="120" w:type="dxa"/>
-              <w:right w:w="180" w:type="dxa"/>
-            </w:tcMar>
-          </w:tcPr>
-          <w:p>
-            <w:pPr>
-              <w:spacing w:after="60"/>
-            </w:pPr>
+            <w:tcW w:w="1160" w:type="dxa"/>
+            <w:tcBorders>
+              <w:top w:val="single" w:sz="4" w:space="0" w:color="A6A6A6"/>
+              <w:left w:val="single" w:sz="4" w:space="0" w:color="A6A6A6"/>
+              <w:bottom w:val="single" w:sz="4" w:space="0" w:color="A6A6A6"/>
+              <w:right w:val="single" w:sz="4" w:space="0" w:color="A6A6A6"/>
+            </w:tcBorders>
+            <w:shd w:val="clear" w:color="auto" w:fill="D9E2F3"/>
+            <w:tcMar>
+              <w:top w:w="60" w:type="dxa"/>
+              <w:left w:w="100" w:type="dxa"/>
+              <w:bottom w:w="60" w:type="dxa"/>
+              <w:right w:w="100" w:type="dxa"/>
+            </w:tcMar>
+          </w:tcPr>
+          <w:p>
             <w:r>
               <w:rPr>
                 <w:b/>
                 <w:bCs/>
-                <w:color w:val="5C4500"/>
-                <w:sz w:val="20"/>
-                <w:szCs w:val="20"/>
-              </w:rPr>
-              <w:t>To be completed by Student 1 (Donation Management).</w:t>
-            </w:r>
-            <w:r>
-              <w:rPr>
-                <w:color w:val="5C4500"/>
-                <w:sz w:val="20"/>
-                <w:szCs w:val="20"/>
-              </w:rPr>
-              <w:t xml:space="preserve"> Fill this in when the module is merged into </w:t>
+                <w:sz w:val="19"/>
+                <w:szCs w:val="19"/>
+              </w:rPr>
+              <w:t>ID</w:t>
+            </w:r>
+          </w:p>
+        </w:tc>
+        <w:tc>
+          <w:tcPr>
+            <w:tcW w:w="5945" w:type="dxa"/>
+            <w:tcBorders>
+              <w:top w:val="single" w:sz="4" w:space="0" w:color="A6A6A6"/>
+              <w:left w:val="single" w:sz="4" w:space="0" w:color="A6A6A6"/>
+              <w:bottom w:val="single" w:sz="4" w:space="0" w:color="A6A6A6"/>
+              <w:right w:val="single" w:sz="4" w:space="0" w:color="A6A6A6"/>
+            </w:tcBorders>
+            <w:shd w:val="clear" w:color="auto" w:fill="D9E2F3"/>
+            <w:tcMar>
+              <w:top w:w="60" w:type="dxa"/>
+              <w:left w:w="100" w:type="dxa"/>
+              <w:bottom w:w="60" w:type="dxa"/>
+              <w:right w:w="100" w:type="dxa"/>
+            </w:tcMar>
+          </w:tcPr>
+          <w:p>
+            <w:r>
+              <w:rPr>
+                <w:b/>
+                <w:bCs/>
+                <w:sz w:val="19"/>
+                <w:szCs w:val="19"/>
+              </w:rPr>
+              <w:t>Requirement</w:t>
+            </w:r>
+          </w:p>
+        </w:tc>
+        <w:tc>
+          <w:tcPr>
+            <w:tcW w:w="1060" w:type="dxa"/>
+            <w:tcBorders>
+              <w:top w:val="single" w:sz="4" w:space="0" w:color="A6A6A6"/>
+              <w:left w:val="single" w:sz="4" w:space="0" w:color="A6A6A6"/>
+              <w:bottom w:val="single" w:sz="4" w:space="0" w:color="A6A6A6"/>
+              <w:right w:val="single" w:sz="4" w:space="0" w:color="A6A6A6"/>
+            </w:tcBorders>
+            <w:shd w:val="clear" w:color="auto" w:fill="D9E2F3"/>
+            <w:tcMar>
+              <w:top w:w="60" w:type="dxa"/>
+              <w:left w:w="100" w:type="dxa"/>
+              <w:bottom w:w="60" w:type="dxa"/>
+              <w:right w:w="100" w:type="dxa"/>
+            </w:tcMar>
+          </w:tcPr>
+          <w:p>
+            <w:r>
+              <w:rPr>
+                <w:b/>
+                <w:bCs/>
+                <w:sz w:val="19"/>
+                <w:szCs w:val="19"/>
+              </w:rPr>
+              <w:t>Priority</w:t>
+            </w:r>
+          </w:p>
+        </w:tc>
+        <w:tc>
+          <w:tcPr>
+            <w:tcW w:w="861" w:type="dxa"/>
+            <w:tcBorders>
+              <w:top w:val="single" w:sz="4" w:space="0" w:color="A6A6A6"/>
+              <w:left w:val="single" w:sz="4" w:space="0" w:color="A6A6A6"/>
+              <w:bottom w:val="single" w:sz="4" w:space="0" w:color="A6A6A6"/>
+              <w:right w:val="single" w:sz="4" w:space="0" w:color="A6A6A6"/>
+            </w:tcBorders>
+            <w:shd w:val="clear" w:color="auto" w:fill="D9E2F3"/>
+            <w:tcMar>
+              <w:top w:w="60" w:type="dxa"/>
+              <w:left w:w="100" w:type="dxa"/>
+              <w:bottom w:w="60" w:type="dxa"/>
+              <w:right w:w="100" w:type="dxa"/>
+            </w:tcMar>
+          </w:tcPr>
+          <w:p>
+            <w:r>
+              <w:rPr>
+                <w:b/>
+                <w:bCs/>
+                <w:sz w:val="19"/>
+                <w:szCs w:val="19"/>
+              </w:rPr>
+              <w:t>Status</w:t>
+            </w:r>
+          </w:p>
+        </w:tc>
+      </w:tr>
+      <w:tr>
+        <w:tblPrEx>
+          <w:tblCellMar>
+            <w:top w:w="0" w:type="dxa"/>
+            <w:bottom w:w="0" w:type="dxa"/>
+          </w:tblCellMar>
+        </w:tblPrEx>
+        <w:trPr>
+          <w:cantSplit/>
+        </w:trPr>
+        <w:tc>
+          <w:tcPr>
+            <w:tcW w:w="1160" w:type="dxa"/>
+            <w:tcBorders>
+              <w:top w:val="single" w:sz="4" w:space="0" w:color="A6A6A6"/>
+              <w:left w:val="single" w:sz="4" w:space="0" w:color="A6A6A6"/>
+              <w:bottom w:val="single" w:sz="4" w:space="0" w:color="A6A6A6"/>
+              <w:right w:val="single" w:sz="4" w:space="0" w:color="A6A6A6"/>
+            </w:tcBorders>
+            <w:tcMar>
+              <w:top w:w="60" w:type="dxa"/>
+              <w:left w:w="100" w:type="dxa"/>
+              <w:bottom w:w="60" w:type="dxa"/>
+              <w:right w:w="100" w:type="dxa"/>
+            </w:tcMar>
+          </w:tcPr>
+          <w:p>
+            <w:r>
+              <w:rPr>
+                <w:sz w:val="19"/>
+                <w:szCs w:val="19"/>
+              </w:rPr>
+              <w:t>FR-DON-01</w:t>
+            </w:r>
+          </w:p>
+        </w:tc>
+        <w:tc>
+          <w:tcPr>
+            <w:tcW w:w="5945" w:type="dxa"/>
+            <w:tcBorders>
+              <w:top w:val="single" w:sz="4" w:space="0" w:color="A6A6A6"/>
+              <w:left w:val="single" w:sz="4" w:space="0" w:color="A6A6A6"/>
+              <w:bottom w:val="single" w:sz="4" w:space="0" w:color="A6A6A6"/>
+              <w:right w:val="single" w:sz="4" w:space="0" w:color="A6A6A6"/>
+            </w:tcBorders>
+            <w:tcMar>
+              <w:top w:w="60" w:type="dxa"/>
+              <w:left w:w="100" w:type="dxa"/>
+              <w:bottom w:w="60" w:type="dxa"/>
+              <w:right w:w="100" w:type="dxa"/>
+            </w:tcMar>
+          </w:tcPr>
+          <w:p>
+            <w:r>
+              <w:rPr>
+                <w:sz w:val="19"/>
+                <w:szCs w:val="19"/>
+              </w:rPr>
+              <w:t xml:space="preserve">The system shall store donors with their contact details and their full donation history. Donor IDs are generated in the form </w:t>
             </w:r>
             <w:r>
               <w:rPr>
                 <w:rFonts w:ascii="Consolas" w:eastAsia="Consolas" w:hAnsi="Consolas" w:cs="Consolas"/>
-                <w:color w:val="5C4500"/>
-                <w:sz w:val="18"/>
-                <w:szCs w:val="18"/>
-              </w:rPr>
-              <w:t>main</w:t>
-            </w:r>
-            <w:r>
-              <w:rPr>
-                <w:color w:val="5C4500"/>
-                <w:sz w:val="20"/>
-                <w:szCs w:val="20"/>
-              </w:rPr>
-              <w:t>, using the same table layout as Section 3.3 (ID, requirement, priority, status).</w:t>
-            </w:r>
-          </w:p>
-          <w:p>
-            <w:pPr>
-              <w:spacing w:after="60"/>
-            </w:pPr>
-            <w:r>
-              <w:rPr>
-                <w:color w:val="5C4500"/>
-                <w:sz w:val="20"/>
-                <w:szCs w:val="20"/>
-              </w:rPr>
-              <w:t>It should cover, at least:</w:t>
-            </w:r>
-          </w:p>
-          <w:p>
-            <w:pPr>
-              <w:pStyle w:val="ListParagraph"/>
-              <w:numPr>
-                <w:ilvl w:val="0"/>
-                <w:numId w:val="3"/>
-              </w:numPr>
-              <w:spacing w:after="60"/>
-            </w:pPr>
-            <w:r>
-              <w:rPr>
-                <w:color w:val="5C4500"/>
-                <w:sz w:val="20"/>
-                <w:szCs w:val="20"/>
-              </w:rPr>
-              <w:t>donor records and donation history</w:t>
-            </w:r>
-          </w:p>
-          <w:p>
-            <w:pPr>
-              <w:pStyle w:val="ListParagraph"/>
-              <w:numPr>
-                <w:ilvl w:val="0"/>
-                <w:numId w:val="3"/>
-              </w:numPr>
-              <w:spacing w:after="60"/>
-            </w:pPr>
-            <w:r>
-              <w:rPr>
-                <w:color w:val="5C4500"/>
-                <w:sz w:val="20"/>
-                <w:szCs w:val="20"/>
-              </w:rPr>
-              <w:t>donation amounts, dates and types (online, check, in-kind) and how new types are added</w:t>
-            </w:r>
-          </w:p>
-          <w:p>
-            <w:pPr>
-              <w:pStyle w:val="ListParagraph"/>
-              <w:numPr>
-                <w:ilvl w:val="0"/>
-                <w:numId w:val="3"/>
-              </w:numPr>
-              <w:spacing w:after="60"/>
-            </w:pPr>
-            <w:r>
-              <w:rPr>
-                <w:color w:val="5C4500"/>
-                <w:sz w:val="20"/>
-                <w:szCs w:val="20"/>
-              </w:rPr>
-              <w:t>donation receipts and yearly tax documents</w:t>
-            </w:r>
-          </w:p>
-          <w:p>
-            <w:pPr>
-              <w:pStyle w:val="ListParagraph"/>
-              <w:numPr>
-                <w:ilvl w:val="0"/>
-                <w:numId w:val="3"/>
-              </w:numPr>
-            </w:pPr>
-            <w:r>
-              <w:rPr>
-                <w:color w:val="5C4500"/>
-                <w:sz w:val="20"/>
-                <w:szCs w:val="20"/>
-              </w:rPr>
-              <w:t xml:space="preserve">publishing </w:t>
+                <w:sz w:val="17"/>
+                <w:szCs w:val="17"/>
+              </w:rPr>
+              <w:t>DNR-n</w:t>
+            </w:r>
+            <w:r>
+              <w:rPr>
+                <w:sz w:val="19"/>
+                <w:szCs w:val="19"/>
+              </w:rPr>
+              <w:t>. Donors are thanked by e-mail unless another contact method is given.</w:t>
+            </w:r>
+          </w:p>
+        </w:tc>
+        <w:tc>
+          <w:tcPr>
+            <w:tcW w:w="1060" w:type="dxa"/>
+            <w:tcBorders>
+              <w:top w:val="single" w:sz="4" w:space="0" w:color="A6A6A6"/>
+              <w:left w:val="single" w:sz="4" w:space="0" w:color="A6A6A6"/>
+              <w:bottom w:val="single" w:sz="4" w:space="0" w:color="A6A6A6"/>
+              <w:right w:val="single" w:sz="4" w:space="0" w:color="A6A6A6"/>
+            </w:tcBorders>
+            <w:tcMar>
+              <w:top w:w="60" w:type="dxa"/>
+              <w:left w:w="100" w:type="dxa"/>
+              <w:bottom w:w="60" w:type="dxa"/>
+              <w:right w:w="100" w:type="dxa"/>
+            </w:tcMar>
+          </w:tcPr>
+          <w:p>
+            <w:r>
+              <w:rPr>
+                <w:sz w:val="19"/>
+                <w:szCs w:val="19"/>
+              </w:rPr>
+              <w:t>Must</w:t>
+            </w:r>
+          </w:p>
+        </w:tc>
+        <w:tc>
+          <w:tcPr>
+            <w:tcW w:w="861" w:type="dxa"/>
+            <w:tcBorders>
+              <w:top w:val="single" w:sz="4" w:space="0" w:color="A6A6A6"/>
+              <w:left w:val="single" w:sz="4" w:space="0" w:color="A6A6A6"/>
+              <w:bottom w:val="single" w:sz="4" w:space="0" w:color="A6A6A6"/>
+              <w:right w:val="single" w:sz="4" w:space="0" w:color="A6A6A6"/>
+            </w:tcBorders>
+            <w:tcMar>
+              <w:top w:w="60" w:type="dxa"/>
+              <w:left w:w="100" w:type="dxa"/>
+              <w:bottom w:w="60" w:type="dxa"/>
+              <w:right w:w="100" w:type="dxa"/>
+            </w:tcMar>
+          </w:tcPr>
+          <w:p>
+            <w:r>
+              <w:rPr>
+                <w:sz w:val="19"/>
+                <w:szCs w:val="19"/>
+              </w:rPr>
+              <w:t>Done</w:t>
+            </w:r>
+          </w:p>
+        </w:tc>
+      </w:tr>
+      <w:tr>
+        <w:tblPrEx>
+          <w:tblCellMar>
+            <w:top w:w="0" w:type="dxa"/>
+            <w:bottom w:w="0" w:type="dxa"/>
+          </w:tblCellMar>
+        </w:tblPrEx>
+        <w:trPr>
+          <w:cantSplit/>
+        </w:trPr>
+        <w:tc>
+          <w:tcPr>
+            <w:tcW w:w="1160" w:type="dxa"/>
+            <w:tcBorders>
+              <w:top w:val="single" w:sz="4" w:space="0" w:color="A6A6A6"/>
+              <w:left w:val="single" w:sz="4" w:space="0" w:color="A6A6A6"/>
+              <w:bottom w:val="single" w:sz="4" w:space="0" w:color="A6A6A6"/>
+              <w:right w:val="single" w:sz="4" w:space="0" w:color="A6A6A6"/>
+            </w:tcBorders>
+            <w:tcMar>
+              <w:top w:w="60" w:type="dxa"/>
+              <w:left w:w="100" w:type="dxa"/>
+              <w:bottom w:w="60" w:type="dxa"/>
+              <w:right w:w="100" w:type="dxa"/>
+            </w:tcMar>
+          </w:tcPr>
+          <w:p>
+            <w:r>
+              <w:rPr>
+                <w:sz w:val="19"/>
+                <w:szCs w:val="19"/>
+              </w:rPr>
+              <w:t>FR-DON-02</w:t>
+            </w:r>
+          </w:p>
+        </w:tc>
+        <w:tc>
+          <w:tcPr>
+            <w:tcW w:w="5945" w:type="dxa"/>
+            <w:tcBorders>
+              <w:top w:val="single" w:sz="4" w:space="0" w:color="A6A6A6"/>
+              <w:left w:val="single" w:sz="4" w:space="0" w:color="A6A6A6"/>
+              <w:bottom w:val="single" w:sz="4" w:space="0" w:color="A6A6A6"/>
+              <w:right w:val="single" w:sz="4" w:space="0" w:color="A6A6A6"/>
+            </w:tcBorders>
+            <w:tcMar>
+              <w:top w:w="60" w:type="dxa"/>
+              <w:left w:w="100" w:type="dxa"/>
+              <w:bottom w:w="60" w:type="dxa"/>
+              <w:right w:w="100" w:type="dxa"/>
+            </w:tcMar>
+          </w:tcPr>
+          <w:p>
+            <w:r>
+              <w:rPr>
+                <w:sz w:val="19"/>
+                <w:szCs w:val="19"/>
+              </w:rPr>
+              <w:t xml:space="preserve">The system shall record a donation with a donor, a value, a date and a method. Donation IDs are generated in the form </w:t>
             </w:r>
             <w:r>
               <w:rPr>
                 <w:rFonts w:ascii="Consolas" w:eastAsia="Consolas" w:hAnsi="Consolas" w:cs="Consolas"/>
-                <w:color w:val="5C4500"/>
-                <w:sz w:val="18"/>
-                <w:szCs w:val="18"/>
+                <w:sz w:val="17"/>
+                <w:szCs w:val="17"/>
+              </w:rPr>
+              <w:t>DNT-n</w:t>
+            </w:r>
+            <w:r>
+              <w:rPr>
+                <w:sz w:val="19"/>
+                <w:szCs w:val="19"/>
+              </w:rPr>
+              <w:t>. A donation with a zero or negative value, no date, or an unknown donor shall be rejected.</w:t>
+            </w:r>
+          </w:p>
+        </w:tc>
+        <w:tc>
+          <w:tcPr>
+            <w:tcW w:w="1060" w:type="dxa"/>
+            <w:tcBorders>
+              <w:top w:val="single" w:sz="4" w:space="0" w:color="A6A6A6"/>
+              <w:left w:val="single" w:sz="4" w:space="0" w:color="A6A6A6"/>
+              <w:bottom w:val="single" w:sz="4" w:space="0" w:color="A6A6A6"/>
+              <w:right w:val="single" w:sz="4" w:space="0" w:color="A6A6A6"/>
+            </w:tcBorders>
+            <w:tcMar>
+              <w:top w:w="60" w:type="dxa"/>
+              <w:left w:w="100" w:type="dxa"/>
+              <w:bottom w:w="60" w:type="dxa"/>
+              <w:right w:w="100" w:type="dxa"/>
+            </w:tcMar>
+          </w:tcPr>
+          <w:p>
+            <w:r>
+              <w:rPr>
+                <w:sz w:val="19"/>
+                <w:szCs w:val="19"/>
+              </w:rPr>
+              <w:t>Must</w:t>
+            </w:r>
+          </w:p>
+        </w:tc>
+        <w:tc>
+          <w:tcPr>
+            <w:tcW w:w="861" w:type="dxa"/>
+            <w:tcBorders>
+              <w:top w:val="single" w:sz="4" w:space="0" w:color="A6A6A6"/>
+              <w:left w:val="single" w:sz="4" w:space="0" w:color="A6A6A6"/>
+              <w:bottom w:val="single" w:sz="4" w:space="0" w:color="A6A6A6"/>
+              <w:right w:val="single" w:sz="4" w:space="0" w:color="A6A6A6"/>
+            </w:tcBorders>
+            <w:tcMar>
+              <w:top w:w="60" w:type="dxa"/>
+              <w:left w:w="100" w:type="dxa"/>
+              <w:bottom w:w="60" w:type="dxa"/>
+              <w:right w:w="100" w:type="dxa"/>
+            </w:tcMar>
+          </w:tcPr>
+          <w:p>
+            <w:r>
+              <w:rPr>
+                <w:sz w:val="19"/>
+                <w:szCs w:val="19"/>
+              </w:rPr>
+              <w:t>Done</w:t>
+            </w:r>
+          </w:p>
+        </w:tc>
+      </w:tr>
+      <w:tr>
+        <w:tblPrEx>
+          <w:tblCellMar>
+            <w:top w:w="0" w:type="dxa"/>
+            <w:bottom w:w="0" w:type="dxa"/>
+          </w:tblCellMar>
+        </w:tblPrEx>
+        <w:trPr>
+          <w:cantSplit/>
+        </w:trPr>
+        <w:tc>
+          <w:tcPr>
+            <w:tcW w:w="1160" w:type="dxa"/>
+            <w:tcBorders>
+              <w:top w:val="single" w:sz="4" w:space="0" w:color="A6A6A6"/>
+              <w:left w:val="single" w:sz="4" w:space="0" w:color="A6A6A6"/>
+              <w:bottom w:val="single" w:sz="4" w:space="0" w:color="A6A6A6"/>
+              <w:right w:val="single" w:sz="4" w:space="0" w:color="A6A6A6"/>
+            </w:tcBorders>
+            <w:tcMar>
+              <w:top w:w="60" w:type="dxa"/>
+              <w:left w:w="100" w:type="dxa"/>
+              <w:bottom w:w="60" w:type="dxa"/>
+              <w:right w:w="100" w:type="dxa"/>
+            </w:tcMar>
+          </w:tcPr>
+          <w:p>
+            <w:r>
+              <w:rPr>
+                <w:sz w:val="19"/>
+                <w:szCs w:val="19"/>
+              </w:rPr>
+              <w:t>FR-DON-03</w:t>
+            </w:r>
+          </w:p>
+        </w:tc>
+        <w:tc>
+          <w:tcPr>
+            <w:tcW w:w="5945" w:type="dxa"/>
+            <w:tcBorders>
+              <w:top w:val="single" w:sz="4" w:space="0" w:color="A6A6A6"/>
+              <w:left w:val="single" w:sz="4" w:space="0" w:color="A6A6A6"/>
+              <w:bottom w:val="single" w:sz="4" w:space="0" w:color="A6A6A6"/>
+              <w:right w:val="single" w:sz="4" w:space="0" w:color="A6A6A6"/>
+            </w:tcBorders>
+            <w:tcMar>
+              <w:top w:w="60" w:type="dxa"/>
+              <w:left w:w="100" w:type="dxa"/>
+              <w:bottom w:w="60" w:type="dxa"/>
+              <w:right w:w="100" w:type="dxa"/>
+            </w:tcMar>
+          </w:tcPr>
+          <w:p>
+            <w:r>
+              <w:rPr>
+                <w:sz w:val="19"/>
+                <w:szCs w:val="19"/>
+              </w:rPr>
+              <w:t>Three donation methods shall be supported. An online donation needs a payment reference and can be marked as recurring monthly. A check donation needs a check number; the bank is optional. An in-kind donation needs a description of the goods, and its value is the donor's estimate. A donation missing its required field shall be rejected with a message naming the field.</w:t>
+            </w:r>
+          </w:p>
+        </w:tc>
+        <w:tc>
+          <w:tcPr>
+            <w:tcW w:w="1060" w:type="dxa"/>
+            <w:tcBorders>
+              <w:top w:val="single" w:sz="4" w:space="0" w:color="A6A6A6"/>
+              <w:left w:val="single" w:sz="4" w:space="0" w:color="A6A6A6"/>
+              <w:bottom w:val="single" w:sz="4" w:space="0" w:color="A6A6A6"/>
+              <w:right w:val="single" w:sz="4" w:space="0" w:color="A6A6A6"/>
+            </w:tcBorders>
+            <w:tcMar>
+              <w:top w:w="60" w:type="dxa"/>
+              <w:left w:w="100" w:type="dxa"/>
+              <w:bottom w:w="60" w:type="dxa"/>
+              <w:right w:w="100" w:type="dxa"/>
+            </w:tcMar>
+          </w:tcPr>
+          <w:p>
+            <w:r>
+              <w:rPr>
+                <w:sz w:val="19"/>
+                <w:szCs w:val="19"/>
+              </w:rPr>
+              <w:t>Must</w:t>
+            </w:r>
+          </w:p>
+        </w:tc>
+        <w:tc>
+          <w:tcPr>
+            <w:tcW w:w="861" w:type="dxa"/>
+            <w:tcBorders>
+              <w:top w:val="single" w:sz="4" w:space="0" w:color="A6A6A6"/>
+              <w:left w:val="single" w:sz="4" w:space="0" w:color="A6A6A6"/>
+              <w:bottom w:val="single" w:sz="4" w:space="0" w:color="A6A6A6"/>
+              <w:right w:val="single" w:sz="4" w:space="0" w:color="A6A6A6"/>
+            </w:tcBorders>
+            <w:tcMar>
+              <w:top w:w="60" w:type="dxa"/>
+              <w:left w:w="100" w:type="dxa"/>
+              <w:bottom w:w="60" w:type="dxa"/>
+              <w:right w:w="100" w:type="dxa"/>
+            </w:tcMar>
+          </w:tcPr>
+          <w:p>
+            <w:r>
+              <w:rPr>
+                <w:sz w:val="19"/>
+                <w:szCs w:val="19"/>
+              </w:rPr>
+              <w:t>Done</w:t>
+            </w:r>
+          </w:p>
+        </w:tc>
+      </w:tr>
+      <w:tr>
+        <w:tblPrEx>
+          <w:tblCellMar>
+            <w:top w:w="0" w:type="dxa"/>
+            <w:bottom w:w="0" w:type="dxa"/>
+          </w:tblCellMar>
+        </w:tblPrEx>
+        <w:trPr>
+          <w:cantSplit/>
+        </w:trPr>
+        <w:tc>
+          <w:tcPr>
+            <w:tcW w:w="1160" w:type="dxa"/>
+            <w:tcBorders>
+              <w:top w:val="single" w:sz="4" w:space="0" w:color="A6A6A6"/>
+              <w:left w:val="single" w:sz="4" w:space="0" w:color="A6A6A6"/>
+              <w:bottom w:val="single" w:sz="4" w:space="0" w:color="A6A6A6"/>
+              <w:right w:val="single" w:sz="4" w:space="0" w:color="A6A6A6"/>
+            </w:tcBorders>
+            <w:tcMar>
+              <w:top w:w="60" w:type="dxa"/>
+              <w:left w:w="100" w:type="dxa"/>
+              <w:bottom w:w="60" w:type="dxa"/>
+              <w:right w:w="100" w:type="dxa"/>
+            </w:tcMar>
+          </w:tcPr>
+          <w:p>
+            <w:r>
+              <w:rPr>
+                <w:sz w:val="19"/>
+                <w:szCs w:val="19"/>
+              </w:rPr>
+              <w:t>FR-DON-04</w:t>
+            </w:r>
+          </w:p>
+        </w:tc>
+        <w:tc>
+          <w:tcPr>
+            <w:tcW w:w="5945" w:type="dxa"/>
+            <w:tcBorders>
+              <w:top w:val="single" w:sz="4" w:space="0" w:color="A6A6A6"/>
+              <w:left w:val="single" w:sz="4" w:space="0" w:color="A6A6A6"/>
+              <w:bottom w:val="single" w:sz="4" w:space="0" w:color="A6A6A6"/>
+              <w:right w:val="single" w:sz="4" w:space="0" w:color="A6A6A6"/>
+            </w:tcBorders>
+            <w:tcMar>
+              <w:top w:w="60" w:type="dxa"/>
+              <w:left w:w="100" w:type="dxa"/>
+              <w:bottom w:w="60" w:type="dxa"/>
+              <w:right w:w="100" w:type="dxa"/>
+            </w:tcMar>
+          </w:tcPr>
+          <w:p>
+            <w:r>
+              <w:rPr>
+                <w:sz w:val="19"/>
+                <w:szCs w:val="19"/>
+              </w:rPr>
+              <w:t xml:space="preserve">Donations shall be created through a </w:t>
+            </w:r>
+            <w:r>
+              <w:rPr>
+                <w:rFonts w:ascii="Consolas" w:eastAsia="Consolas" w:hAnsi="Consolas" w:cs="Consolas"/>
+                <w:sz w:val="17"/>
+                <w:szCs w:val="17"/>
+              </w:rPr>
+              <w:t>DonationFactory</w:t>
+            </w:r>
+            <w:r>
+              <w:rPr>
+                <w:sz w:val="19"/>
+                <w:szCs w:val="19"/>
+              </w:rPr>
+              <w:t>, from a method value or from typed text such as "online", "check" (or "cheque") and "in-kind" (or "in kind"). Unknown text shall be rejected. Adding a new method shall need one new class and one new factory case only.</w:t>
+            </w:r>
+          </w:p>
+        </w:tc>
+        <w:tc>
+          <w:tcPr>
+            <w:tcW w:w="1060" w:type="dxa"/>
+            <w:tcBorders>
+              <w:top w:val="single" w:sz="4" w:space="0" w:color="A6A6A6"/>
+              <w:left w:val="single" w:sz="4" w:space="0" w:color="A6A6A6"/>
+              <w:bottom w:val="single" w:sz="4" w:space="0" w:color="A6A6A6"/>
+              <w:right w:val="single" w:sz="4" w:space="0" w:color="A6A6A6"/>
+            </w:tcBorders>
+            <w:tcMar>
+              <w:top w:w="60" w:type="dxa"/>
+              <w:left w:w="100" w:type="dxa"/>
+              <w:bottom w:w="60" w:type="dxa"/>
+              <w:right w:w="100" w:type="dxa"/>
+            </w:tcMar>
+          </w:tcPr>
+          <w:p>
+            <w:r>
+              <w:rPr>
+                <w:sz w:val="19"/>
+                <w:szCs w:val="19"/>
+              </w:rPr>
+              <w:t>Must</w:t>
+            </w:r>
+          </w:p>
+        </w:tc>
+        <w:tc>
+          <w:tcPr>
+            <w:tcW w:w="861" w:type="dxa"/>
+            <w:tcBorders>
+              <w:top w:val="single" w:sz="4" w:space="0" w:color="A6A6A6"/>
+              <w:left w:val="single" w:sz="4" w:space="0" w:color="A6A6A6"/>
+              <w:bottom w:val="single" w:sz="4" w:space="0" w:color="A6A6A6"/>
+              <w:right w:val="single" w:sz="4" w:space="0" w:color="A6A6A6"/>
+            </w:tcBorders>
+            <w:tcMar>
+              <w:top w:w="60" w:type="dxa"/>
+              <w:left w:w="100" w:type="dxa"/>
+              <w:bottom w:w="60" w:type="dxa"/>
+              <w:right w:w="100" w:type="dxa"/>
+            </w:tcMar>
+          </w:tcPr>
+          <w:p>
+            <w:r>
+              <w:rPr>
+                <w:sz w:val="19"/>
+                <w:szCs w:val="19"/>
+              </w:rPr>
+              <w:t>Done</w:t>
+            </w:r>
+          </w:p>
+        </w:tc>
+      </w:tr>
+      <w:tr>
+        <w:tblPrEx>
+          <w:tblCellMar>
+            <w:top w:w="0" w:type="dxa"/>
+            <w:bottom w:w="0" w:type="dxa"/>
+          </w:tblCellMar>
+        </w:tblPrEx>
+        <w:trPr>
+          <w:cantSplit/>
+        </w:trPr>
+        <w:tc>
+          <w:tcPr>
+            <w:tcW w:w="1160" w:type="dxa"/>
+            <w:tcBorders>
+              <w:top w:val="single" w:sz="4" w:space="0" w:color="A6A6A6"/>
+              <w:left w:val="single" w:sz="4" w:space="0" w:color="A6A6A6"/>
+              <w:bottom w:val="single" w:sz="4" w:space="0" w:color="A6A6A6"/>
+              <w:right w:val="single" w:sz="4" w:space="0" w:color="A6A6A6"/>
+            </w:tcBorders>
+            <w:tcMar>
+              <w:top w:w="60" w:type="dxa"/>
+              <w:left w:w="100" w:type="dxa"/>
+              <w:bottom w:w="60" w:type="dxa"/>
+              <w:right w:w="100" w:type="dxa"/>
+            </w:tcMar>
+          </w:tcPr>
+          <w:p>
+            <w:r>
+              <w:rPr>
+                <w:sz w:val="19"/>
+                <w:szCs w:val="19"/>
+              </w:rPr>
+              <w:t>FR-DON-05</w:t>
+            </w:r>
+          </w:p>
+        </w:tc>
+        <w:tc>
+          <w:tcPr>
+            <w:tcW w:w="5945" w:type="dxa"/>
+            <w:tcBorders>
+              <w:top w:val="single" w:sz="4" w:space="0" w:color="A6A6A6"/>
+              <w:left w:val="single" w:sz="4" w:space="0" w:color="A6A6A6"/>
+              <w:bottom w:val="single" w:sz="4" w:space="0" w:color="A6A6A6"/>
+              <w:right w:val="single" w:sz="4" w:space="0" w:color="A6A6A6"/>
+            </w:tcBorders>
+            <w:tcMar>
+              <w:top w:w="60" w:type="dxa"/>
+              <w:left w:w="100" w:type="dxa"/>
+              <w:bottom w:w="60" w:type="dxa"/>
+              <w:right w:w="100" w:type="dxa"/>
+            </w:tcMar>
+          </w:tcPr>
+          <w:p>
+            <w:r>
+              <w:rPr>
+                <w:sz w:val="19"/>
+                <w:szCs w:val="19"/>
+              </w:rPr>
+              <w:t>Donation numbers shall run in order with no gaps. A rejected donation shall not use up a number.</w:t>
+            </w:r>
+          </w:p>
+        </w:tc>
+        <w:tc>
+          <w:tcPr>
+            <w:tcW w:w="1060" w:type="dxa"/>
+            <w:tcBorders>
+              <w:top w:val="single" w:sz="4" w:space="0" w:color="A6A6A6"/>
+              <w:left w:val="single" w:sz="4" w:space="0" w:color="A6A6A6"/>
+              <w:bottom w:val="single" w:sz="4" w:space="0" w:color="A6A6A6"/>
+              <w:right w:val="single" w:sz="4" w:space="0" w:color="A6A6A6"/>
+            </w:tcBorders>
+            <w:tcMar>
+              <w:top w:w="60" w:type="dxa"/>
+              <w:left w:w="100" w:type="dxa"/>
+              <w:bottom w:w="60" w:type="dxa"/>
+              <w:right w:w="100" w:type="dxa"/>
+            </w:tcMar>
+          </w:tcPr>
+          <w:p>
+            <w:r>
+              <w:rPr>
+                <w:sz w:val="19"/>
+                <w:szCs w:val="19"/>
+              </w:rPr>
+              <w:t>Should</w:t>
+            </w:r>
+          </w:p>
+        </w:tc>
+        <w:tc>
+          <w:tcPr>
+            <w:tcW w:w="861" w:type="dxa"/>
+            <w:tcBorders>
+              <w:top w:val="single" w:sz="4" w:space="0" w:color="A6A6A6"/>
+              <w:left w:val="single" w:sz="4" w:space="0" w:color="A6A6A6"/>
+              <w:bottom w:val="single" w:sz="4" w:space="0" w:color="A6A6A6"/>
+              <w:right w:val="single" w:sz="4" w:space="0" w:color="A6A6A6"/>
+            </w:tcBorders>
+            <w:tcMar>
+              <w:top w:w="60" w:type="dxa"/>
+              <w:left w:w="100" w:type="dxa"/>
+              <w:bottom w:w="60" w:type="dxa"/>
+              <w:right w:w="100" w:type="dxa"/>
+            </w:tcMar>
+          </w:tcPr>
+          <w:p>
+            <w:r>
+              <w:rPr>
+                <w:sz w:val="19"/>
+                <w:szCs w:val="19"/>
+              </w:rPr>
+              <w:t>Done</w:t>
+            </w:r>
+          </w:p>
+        </w:tc>
+      </w:tr>
+      <w:tr>
+        <w:tblPrEx>
+          <w:tblCellMar>
+            <w:top w:w="0" w:type="dxa"/>
+            <w:bottom w:w="0" w:type="dxa"/>
+          </w:tblCellMar>
+        </w:tblPrEx>
+        <w:trPr>
+          <w:cantSplit/>
+        </w:trPr>
+        <w:tc>
+          <w:tcPr>
+            <w:tcW w:w="1160" w:type="dxa"/>
+            <w:tcBorders>
+              <w:top w:val="single" w:sz="4" w:space="0" w:color="A6A6A6"/>
+              <w:left w:val="single" w:sz="4" w:space="0" w:color="A6A6A6"/>
+              <w:bottom w:val="single" w:sz="4" w:space="0" w:color="A6A6A6"/>
+              <w:right w:val="single" w:sz="4" w:space="0" w:color="A6A6A6"/>
+            </w:tcBorders>
+            <w:tcMar>
+              <w:top w:w="60" w:type="dxa"/>
+              <w:left w:w="100" w:type="dxa"/>
+              <w:bottom w:w="60" w:type="dxa"/>
+              <w:right w:w="100" w:type="dxa"/>
+            </w:tcMar>
+          </w:tcPr>
+          <w:p>
+            <w:r>
+              <w:rPr>
+                <w:sz w:val="19"/>
+                <w:szCs w:val="19"/>
+              </w:rPr>
+              <w:t>FR-DON-06</w:t>
+            </w:r>
+          </w:p>
+        </w:tc>
+        <w:tc>
+          <w:tcPr>
+            <w:tcW w:w="5945" w:type="dxa"/>
+            <w:tcBorders>
+              <w:top w:val="single" w:sz="4" w:space="0" w:color="A6A6A6"/>
+              <w:left w:val="single" w:sz="4" w:space="0" w:color="A6A6A6"/>
+              <w:bottom w:val="single" w:sz="4" w:space="0" w:color="A6A6A6"/>
+              <w:right w:val="single" w:sz="4" w:space="0" w:color="A6A6A6"/>
+            </w:tcBorders>
+            <w:tcMar>
+              <w:top w:w="60" w:type="dxa"/>
+              <w:left w:w="100" w:type="dxa"/>
+              <w:bottom w:w="60" w:type="dxa"/>
+              <w:right w:w="100" w:type="dxa"/>
+            </w:tcMar>
+          </w:tcPr>
+          <w:p>
+            <w:r>
+              <w:rPr>
+                <w:sz w:val="19"/>
+                <w:szCs w:val="19"/>
+              </w:rPr>
+              <w:t>Staff shall be able to create a campaign with a name and a positive money goal. Campaign names are unique, compared without regard to case. A donation may count towards one campaign; naming an unknown campaign shall be rejected. Each campaign shows the amount raised and its progress as a percentage.</w:t>
+            </w:r>
+          </w:p>
+        </w:tc>
+        <w:tc>
+          <w:tcPr>
+            <w:tcW w:w="1060" w:type="dxa"/>
+            <w:tcBorders>
+              <w:top w:val="single" w:sz="4" w:space="0" w:color="A6A6A6"/>
+              <w:left w:val="single" w:sz="4" w:space="0" w:color="A6A6A6"/>
+              <w:bottom w:val="single" w:sz="4" w:space="0" w:color="A6A6A6"/>
+              <w:right w:val="single" w:sz="4" w:space="0" w:color="A6A6A6"/>
+            </w:tcBorders>
+            <w:tcMar>
+              <w:top w:w="60" w:type="dxa"/>
+              <w:left w:w="100" w:type="dxa"/>
+              <w:bottom w:w="60" w:type="dxa"/>
+              <w:right w:w="100" w:type="dxa"/>
+            </w:tcMar>
+          </w:tcPr>
+          <w:p>
+            <w:r>
+              <w:rPr>
+                <w:sz w:val="19"/>
+                <w:szCs w:val="19"/>
+              </w:rPr>
+              <w:t>Should</w:t>
+            </w:r>
+          </w:p>
+        </w:tc>
+        <w:tc>
+          <w:tcPr>
+            <w:tcW w:w="861" w:type="dxa"/>
+            <w:tcBorders>
+              <w:top w:val="single" w:sz="4" w:space="0" w:color="A6A6A6"/>
+              <w:left w:val="single" w:sz="4" w:space="0" w:color="A6A6A6"/>
+              <w:bottom w:val="single" w:sz="4" w:space="0" w:color="A6A6A6"/>
+              <w:right w:val="single" w:sz="4" w:space="0" w:color="A6A6A6"/>
+            </w:tcBorders>
+            <w:tcMar>
+              <w:top w:w="60" w:type="dxa"/>
+              <w:left w:w="100" w:type="dxa"/>
+              <w:bottom w:w="60" w:type="dxa"/>
+              <w:right w:w="100" w:type="dxa"/>
+            </w:tcMar>
+          </w:tcPr>
+          <w:p>
+            <w:r>
+              <w:rPr>
+                <w:sz w:val="19"/>
+                <w:szCs w:val="19"/>
+              </w:rPr>
+              <w:t>Done</w:t>
+            </w:r>
+          </w:p>
+        </w:tc>
+      </w:tr>
+      <w:tr>
+        <w:tblPrEx>
+          <w:tblCellMar>
+            <w:top w:w="0" w:type="dxa"/>
+            <w:bottom w:w="0" w:type="dxa"/>
+          </w:tblCellMar>
+        </w:tblPrEx>
+        <w:trPr>
+          <w:cantSplit/>
+        </w:trPr>
+        <w:tc>
+          <w:tcPr>
+            <w:tcW w:w="1160" w:type="dxa"/>
+            <w:tcBorders>
+              <w:top w:val="single" w:sz="4" w:space="0" w:color="A6A6A6"/>
+              <w:left w:val="single" w:sz="4" w:space="0" w:color="A6A6A6"/>
+              <w:bottom w:val="single" w:sz="4" w:space="0" w:color="A6A6A6"/>
+              <w:right w:val="single" w:sz="4" w:space="0" w:color="A6A6A6"/>
+            </w:tcBorders>
+            <w:tcMar>
+              <w:top w:w="60" w:type="dxa"/>
+              <w:left w:w="100" w:type="dxa"/>
+              <w:bottom w:w="60" w:type="dxa"/>
+              <w:right w:w="100" w:type="dxa"/>
+            </w:tcMar>
+          </w:tcPr>
+          <w:p>
+            <w:r>
+              <w:rPr>
+                <w:sz w:val="19"/>
+                <w:szCs w:val="19"/>
+              </w:rPr>
+              <w:t>FR-DON-07</w:t>
+            </w:r>
+          </w:p>
+        </w:tc>
+        <w:tc>
+          <w:tcPr>
+            <w:tcW w:w="5945" w:type="dxa"/>
+            <w:tcBorders>
+              <w:top w:val="single" w:sz="4" w:space="0" w:color="A6A6A6"/>
+              <w:left w:val="single" w:sz="4" w:space="0" w:color="A6A6A6"/>
+              <w:bottom w:val="single" w:sz="4" w:space="0" w:color="A6A6A6"/>
+              <w:right w:val="single" w:sz="4" w:space="0" w:color="A6A6A6"/>
+            </w:tcBorders>
+            <w:tcMar>
+              <w:top w:w="60" w:type="dxa"/>
+              <w:left w:w="100" w:type="dxa"/>
+              <w:bottom w:w="60" w:type="dxa"/>
+              <w:right w:w="100" w:type="dxa"/>
+            </w:tcMar>
+          </w:tcPr>
+          <w:p>
+            <w:r>
+              <w:rPr>
+                <w:sz w:val="19"/>
+                <w:szCs w:val="19"/>
+              </w:rPr>
+              <w:t xml:space="preserve">Recording a donation shall publish </w:t>
+            </w:r>
+            <w:r>
+              <w:rPr>
+                <w:rFonts w:ascii="Consolas" w:eastAsia="Consolas" w:hAnsi="Consolas" w:cs="Consolas"/>
+                <w:sz w:val="17"/>
+                <w:szCs w:val="17"/>
               </w:rPr>
               <w:t>DONATION_RECEIVED</w:t>
             </w:r>
             <w:r>
               <w:rPr>
-                <w:color w:val="5C4500"/>
-                <w:sz w:val="20"/>
-                <w:szCs w:val="20"/>
-              </w:rPr>
-              <w:t xml:space="preserve"> on the EventBus</w:t>
+                <w:sz w:val="19"/>
+                <w:szCs w:val="19"/>
+              </w:rPr>
+              <w:t xml:space="preserve"> on the bus, addressed to the donor, with a thank-you text stating the method and amount.</w:t>
+            </w:r>
+          </w:p>
+        </w:tc>
+        <w:tc>
+          <w:tcPr>
+            <w:tcW w:w="1060" w:type="dxa"/>
+            <w:tcBorders>
+              <w:top w:val="single" w:sz="4" w:space="0" w:color="A6A6A6"/>
+              <w:left w:val="single" w:sz="4" w:space="0" w:color="A6A6A6"/>
+              <w:bottom w:val="single" w:sz="4" w:space="0" w:color="A6A6A6"/>
+              <w:right w:val="single" w:sz="4" w:space="0" w:color="A6A6A6"/>
+            </w:tcBorders>
+            <w:tcMar>
+              <w:top w:w="60" w:type="dxa"/>
+              <w:left w:w="100" w:type="dxa"/>
+              <w:bottom w:w="60" w:type="dxa"/>
+              <w:right w:w="100" w:type="dxa"/>
+            </w:tcMar>
+          </w:tcPr>
+          <w:p>
+            <w:r>
+              <w:rPr>
+                <w:sz w:val="19"/>
+                <w:szCs w:val="19"/>
+              </w:rPr>
+              <w:t>Must</w:t>
+            </w:r>
+          </w:p>
+        </w:tc>
+        <w:tc>
+          <w:tcPr>
+            <w:tcW w:w="861" w:type="dxa"/>
+            <w:tcBorders>
+              <w:top w:val="single" w:sz="4" w:space="0" w:color="A6A6A6"/>
+              <w:left w:val="single" w:sz="4" w:space="0" w:color="A6A6A6"/>
+              <w:bottom w:val="single" w:sz="4" w:space="0" w:color="A6A6A6"/>
+              <w:right w:val="single" w:sz="4" w:space="0" w:color="A6A6A6"/>
+            </w:tcBorders>
+            <w:tcMar>
+              <w:top w:w="60" w:type="dxa"/>
+              <w:left w:w="100" w:type="dxa"/>
+              <w:bottom w:w="60" w:type="dxa"/>
+              <w:right w:w="100" w:type="dxa"/>
+            </w:tcMar>
+          </w:tcPr>
+          <w:p>
+            <w:r>
+              <w:rPr>
+                <w:sz w:val="19"/>
+                <w:szCs w:val="19"/>
+              </w:rPr>
+              <w:t>Done</w:t>
+            </w:r>
+          </w:p>
+        </w:tc>
+      </w:tr>
+      <w:tr>
+        <w:tblPrEx>
+          <w:tblCellMar>
+            <w:top w:w="0" w:type="dxa"/>
+            <w:bottom w:w="0" w:type="dxa"/>
+          </w:tblCellMar>
+        </w:tblPrEx>
+        <w:trPr>
+          <w:cantSplit/>
+        </w:trPr>
+        <w:tc>
+          <w:tcPr>
+            <w:tcW w:w="1160" w:type="dxa"/>
+            <w:tcBorders>
+              <w:top w:val="single" w:sz="4" w:space="0" w:color="A6A6A6"/>
+              <w:left w:val="single" w:sz="4" w:space="0" w:color="A6A6A6"/>
+              <w:bottom w:val="single" w:sz="4" w:space="0" w:color="A6A6A6"/>
+              <w:right w:val="single" w:sz="4" w:space="0" w:color="A6A6A6"/>
+            </w:tcBorders>
+            <w:tcMar>
+              <w:top w:w="60" w:type="dxa"/>
+              <w:left w:w="100" w:type="dxa"/>
+              <w:bottom w:w="60" w:type="dxa"/>
+              <w:right w:w="100" w:type="dxa"/>
+            </w:tcMar>
+          </w:tcPr>
+          <w:p>
+            <w:r>
+              <w:rPr>
+                <w:sz w:val="19"/>
+                <w:szCs w:val="19"/>
+              </w:rPr>
+              <w:lastRenderedPageBreak/>
+              <w:t>FR-DON-08</w:t>
+            </w:r>
+          </w:p>
+        </w:tc>
+        <w:tc>
+          <w:tcPr>
+            <w:tcW w:w="5945" w:type="dxa"/>
+            <w:tcBorders>
+              <w:top w:val="single" w:sz="4" w:space="0" w:color="A6A6A6"/>
+              <w:left w:val="single" w:sz="4" w:space="0" w:color="A6A6A6"/>
+              <w:bottom w:val="single" w:sz="4" w:space="0" w:color="A6A6A6"/>
+              <w:right w:val="single" w:sz="4" w:space="0" w:color="A6A6A6"/>
+            </w:tcBorders>
+            <w:tcMar>
+              <w:top w:w="60" w:type="dxa"/>
+              <w:left w:w="100" w:type="dxa"/>
+              <w:bottom w:w="60" w:type="dxa"/>
+              <w:right w:w="100" w:type="dxa"/>
+            </w:tcMar>
+          </w:tcPr>
+          <w:p>
+            <w:r>
+              <w:rPr>
+                <w:sz w:val="19"/>
+                <w:szCs w:val="19"/>
+              </w:rPr>
+              <w:t>The system shall print a receipt for one donation showing the donor, date, method, details and campaign, and the amount received (or the estimated value for goods). Recurring monthly gifts and in-kind gifts carry an extra note.</w:t>
+            </w:r>
+          </w:p>
+        </w:tc>
+        <w:tc>
+          <w:tcPr>
+            <w:tcW w:w="1060" w:type="dxa"/>
+            <w:tcBorders>
+              <w:top w:val="single" w:sz="4" w:space="0" w:color="A6A6A6"/>
+              <w:left w:val="single" w:sz="4" w:space="0" w:color="A6A6A6"/>
+              <w:bottom w:val="single" w:sz="4" w:space="0" w:color="A6A6A6"/>
+              <w:right w:val="single" w:sz="4" w:space="0" w:color="A6A6A6"/>
+            </w:tcBorders>
+            <w:tcMar>
+              <w:top w:w="60" w:type="dxa"/>
+              <w:left w:w="100" w:type="dxa"/>
+              <w:bottom w:w="60" w:type="dxa"/>
+              <w:right w:w="100" w:type="dxa"/>
+            </w:tcMar>
+          </w:tcPr>
+          <w:p>
+            <w:r>
+              <w:rPr>
+                <w:sz w:val="19"/>
+                <w:szCs w:val="19"/>
+              </w:rPr>
+              <w:t>Must</w:t>
+            </w:r>
+          </w:p>
+        </w:tc>
+        <w:tc>
+          <w:tcPr>
+            <w:tcW w:w="861" w:type="dxa"/>
+            <w:tcBorders>
+              <w:top w:val="single" w:sz="4" w:space="0" w:color="A6A6A6"/>
+              <w:left w:val="single" w:sz="4" w:space="0" w:color="A6A6A6"/>
+              <w:bottom w:val="single" w:sz="4" w:space="0" w:color="A6A6A6"/>
+              <w:right w:val="single" w:sz="4" w:space="0" w:color="A6A6A6"/>
+            </w:tcBorders>
+            <w:tcMar>
+              <w:top w:w="60" w:type="dxa"/>
+              <w:left w:w="100" w:type="dxa"/>
+              <w:bottom w:w="60" w:type="dxa"/>
+              <w:right w:w="100" w:type="dxa"/>
+            </w:tcMar>
+          </w:tcPr>
+          <w:p>
+            <w:r>
+              <w:rPr>
+                <w:sz w:val="19"/>
+                <w:szCs w:val="19"/>
+              </w:rPr>
+              <w:t>Done</w:t>
+            </w:r>
+          </w:p>
+        </w:tc>
+      </w:tr>
+      <w:tr>
+        <w:tblPrEx>
+          <w:tblCellMar>
+            <w:top w:w="0" w:type="dxa"/>
+            <w:bottom w:w="0" w:type="dxa"/>
+          </w:tblCellMar>
+        </w:tblPrEx>
+        <w:trPr>
+          <w:cantSplit/>
+        </w:trPr>
+        <w:tc>
+          <w:tcPr>
+            <w:tcW w:w="1160" w:type="dxa"/>
+            <w:tcBorders>
+              <w:top w:val="single" w:sz="4" w:space="0" w:color="A6A6A6"/>
+              <w:left w:val="single" w:sz="4" w:space="0" w:color="A6A6A6"/>
+              <w:bottom w:val="single" w:sz="4" w:space="0" w:color="A6A6A6"/>
+              <w:right w:val="single" w:sz="4" w:space="0" w:color="A6A6A6"/>
+            </w:tcBorders>
+            <w:tcMar>
+              <w:top w:w="60" w:type="dxa"/>
+              <w:left w:w="100" w:type="dxa"/>
+              <w:bottom w:w="60" w:type="dxa"/>
+              <w:right w:w="100" w:type="dxa"/>
+            </w:tcMar>
+          </w:tcPr>
+          <w:p>
+            <w:r>
+              <w:rPr>
+                <w:sz w:val="19"/>
+                <w:szCs w:val="19"/>
+              </w:rPr>
+              <w:t>FR-DON-09</w:t>
+            </w:r>
+          </w:p>
+        </w:tc>
+        <w:tc>
+          <w:tcPr>
+            <w:tcW w:w="5945" w:type="dxa"/>
+            <w:tcBorders>
+              <w:top w:val="single" w:sz="4" w:space="0" w:color="A6A6A6"/>
+              <w:left w:val="single" w:sz="4" w:space="0" w:color="A6A6A6"/>
+              <w:bottom w:val="single" w:sz="4" w:space="0" w:color="A6A6A6"/>
+              <w:right w:val="single" w:sz="4" w:space="0" w:color="A6A6A6"/>
+            </w:tcBorders>
+            <w:tcMar>
+              <w:top w:w="60" w:type="dxa"/>
+              <w:left w:w="100" w:type="dxa"/>
+              <w:bottom w:w="60" w:type="dxa"/>
+              <w:right w:w="100" w:type="dxa"/>
+            </w:tcMar>
+          </w:tcPr>
+          <w:p>
+            <w:r>
+              <w:rPr>
+                <w:sz w:val="19"/>
+                <w:szCs w:val="19"/>
+              </w:rPr>
+              <w:t>The system shall print a yearly tax statement for a donor, listing each donation made in that year (date, ID, method, value) with separate totals for money and goods and a grand total. A statement for a year with no donations shall be refused.</w:t>
+            </w:r>
+          </w:p>
+        </w:tc>
+        <w:tc>
+          <w:tcPr>
+            <w:tcW w:w="1060" w:type="dxa"/>
+            <w:tcBorders>
+              <w:top w:val="single" w:sz="4" w:space="0" w:color="A6A6A6"/>
+              <w:left w:val="single" w:sz="4" w:space="0" w:color="A6A6A6"/>
+              <w:bottom w:val="single" w:sz="4" w:space="0" w:color="A6A6A6"/>
+              <w:right w:val="single" w:sz="4" w:space="0" w:color="A6A6A6"/>
+            </w:tcBorders>
+            <w:tcMar>
+              <w:top w:w="60" w:type="dxa"/>
+              <w:left w:w="100" w:type="dxa"/>
+              <w:bottom w:w="60" w:type="dxa"/>
+              <w:right w:w="100" w:type="dxa"/>
+            </w:tcMar>
+          </w:tcPr>
+          <w:p>
+            <w:r>
+              <w:rPr>
+                <w:sz w:val="19"/>
+                <w:szCs w:val="19"/>
+              </w:rPr>
+              <w:t>Must</w:t>
+            </w:r>
+          </w:p>
+        </w:tc>
+        <w:tc>
+          <w:tcPr>
+            <w:tcW w:w="861" w:type="dxa"/>
+            <w:tcBorders>
+              <w:top w:val="single" w:sz="4" w:space="0" w:color="A6A6A6"/>
+              <w:left w:val="single" w:sz="4" w:space="0" w:color="A6A6A6"/>
+              <w:bottom w:val="single" w:sz="4" w:space="0" w:color="A6A6A6"/>
+              <w:right w:val="single" w:sz="4" w:space="0" w:color="A6A6A6"/>
+            </w:tcBorders>
+            <w:tcMar>
+              <w:top w:w="60" w:type="dxa"/>
+              <w:left w:w="100" w:type="dxa"/>
+              <w:bottom w:w="60" w:type="dxa"/>
+              <w:right w:w="100" w:type="dxa"/>
+            </w:tcMar>
+          </w:tcPr>
+          <w:p>
+            <w:r>
+              <w:rPr>
+                <w:sz w:val="19"/>
+                <w:szCs w:val="19"/>
+              </w:rPr>
+              <w:t>Done</w:t>
+            </w:r>
+          </w:p>
+        </w:tc>
+      </w:tr>
+      <w:tr>
+        <w:tblPrEx>
+          <w:tblCellMar>
+            <w:top w:w="0" w:type="dxa"/>
+            <w:bottom w:w="0" w:type="dxa"/>
+          </w:tblCellMar>
+        </w:tblPrEx>
+        <w:trPr>
+          <w:cantSplit/>
+        </w:trPr>
+        <w:tc>
+          <w:tcPr>
+            <w:tcW w:w="1160" w:type="dxa"/>
+            <w:tcBorders>
+              <w:top w:val="single" w:sz="4" w:space="0" w:color="A6A6A6"/>
+              <w:left w:val="single" w:sz="4" w:space="0" w:color="A6A6A6"/>
+              <w:bottom w:val="single" w:sz="4" w:space="0" w:color="A6A6A6"/>
+              <w:right w:val="single" w:sz="4" w:space="0" w:color="A6A6A6"/>
+            </w:tcBorders>
+            <w:tcMar>
+              <w:top w:w="60" w:type="dxa"/>
+              <w:left w:w="100" w:type="dxa"/>
+              <w:bottom w:w="60" w:type="dxa"/>
+              <w:right w:w="100" w:type="dxa"/>
+            </w:tcMar>
+          </w:tcPr>
+          <w:p>
+            <w:r>
+              <w:rPr>
+                <w:sz w:val="19"/>
+                <w:szCs w:val="19"/>
+              </w:rPr>
+              <w:t>FR-DON-10</w:t>
+            </w:r>
+          </w:p>
+        </w:tc>
+        <w:tc>
+          <w:tcPr>
+            <w:tcW w:w="5945" w:type="dxa"/>
+            <w:tcBorders>
+              <w:top w:val="single" w:sz="4" w:space="0" w:color="A6A6A6"/>
+              <w:left w:val="single" w:sz="4" w:space="0" w:color="A6A6A6"/>
+              <w:bottom w:val="single" w:sz="4" w:space="0" w:color="A6A6A6"/>
+              <w:right w:val="single" w:sz="4" w:space="0" w:color="A6A6A6"/>
+            </w:tcBorders>
+            <w:tcMar>
+              <w:top w:w="60" w:type="dxa"/>
+              <w:left w:w="100" w:type="dxa"/>
+              <w:bottom w:w="60" w:type="dxa"/>
+              <w:right w:w="100" w:type="dxa"/>
+            </w:tcMar>
+          </w:tcPr>
+          <w:p>
+            <w:r>
+              <w:rPr>
+                <w:sz w:val="19"/>
+                <w:szCs w:val="19"/>
+              </w:rPr>
+              <w:t>Receipts and tax statements shall share one layout: header (organization, title, issue date), body, totals, footer.</w:t>
+            </w:r>
+          </w:p>
+        </w:tc>
+        <w:tc>
+          <w:tcPr>
+            <w:tcW w:w="1060" w:type="dxa"/>
+            <w:tcBorders>
+              <w:top w:val="single" w:sz="4" w:space="0" w:color="A6A6A6"/>
+              <w:left w:val="single" w:sz="4" w:space="0" w:color="A6A6A6"/>
+              <w:bottom w:val="single" w:sz="4" w:space="0" w:color="A6A6A6"/>
+              <w:right w:val="single" w:sz="4" w:space="0" w:color="A6A6A6"/>
+            </w:tcBorders>
+            <w:tcMar>
+              <w:top w:w="60" w:type="dxa"/>
+              <w:left w:w="100" w:type="dxa"/>
+              <w:bottom w:w="60" w:type="dxa"/>
+              <w:right w:w="100" w:type="dxa"/>
+            </w:tcMar>
+          </w:tcPr>
+          <w:p>
+            <w:r>
+              <w:rPr>
+                <w:sz w:val="19"/>
+                <w:szCs w:val="19"/>
+              </w:rPr>
+              <w:t>Must</w:t>
+            </w:r>
+          </w:p>
+        </w:tc>
+        <w:tc>
+          <w:tcPr>
+            <w:tcW w:w="861" w:type="dxa"/>
+            <w:tcBorders>
+              <w:top w:val="single" w:sz="4" w:space="0" w:color="A6A6A6"/>
+              <w:left w:val="single" w:sz="4" w:space="0" w:color="A6A6A6"/>
+              <w:bottom w:val="single" w:sz="4" w:space="0" w:color="A6A6A6"/>
+              <w:right w:val="single" w:sz="4" w:space="0" w:color="A6A6A6"/>
+            </w:tcBorders>
+            <w:tcMar>
+              <w:top w:w="60" w:type="dxa"/>
+              <w:left w:w="100" w:type="dxa"/>
+              <w:bottom w:w="60" w:type="dxa"/>
+              <w:right w:w="100" w:type="dxa"/>
+            </w:tcMar>
+          </w:tcPr>
+          <w:p>
+            <w:r>
+              <w:rPr>
+                <w:sz w:val="19"/>
+                <w:szCs w:val="19"/>
+              </w:rPr>
+              <w:t>Done</w:t>
+            </w:r>
+          </w:p>
+        </w:tc>
+      </w:tr>
+      <w:tr>
+        <w:tblPrEx>
+          <w:tblCellMar>
+            <w:top w:w="0" w:type="dxa"/>
+            <w:bottom w:w="0" w:type="dxa"/>
+          </w:tblCellMar>
+        </w:tblPrEx>
+        <w:trPr>
+          <w:cantSplit/>
+        </w:trPr>
+        <w:tc>
+          <w:tcPr>
+            <w:tcW w:w="1160" w:type="dxa"/>
+            <w:tcBorders>
+              <w:top w:val="single" w:sz="4" w:space="0" w:color="A6A6A6"/>
+              <w:left w:val="single" w:sz="4" w:space="0" w:color="A6A6A6"/>
+              <w:bottom w:val="single" w:sz="4" w:space="0" w:color="A6A6A6"/>
+              <w:right w:val="single" w:sz="4" w:space="0" w:color="A6A6A6"/>
+            </w:tcBorders>
+            <w:tcMar>
+              <w:top w:w="60" w:type="dxa"/>
+              <w:left w:w="100" w:type="dxa"/>
+              <w:bottom w:w="60" w:type="dxa"/>
+              <w:right w:w="100" w:type="dxa"/>
+            </w:tcMar>
+          </w:tcPr>
+          <w:p>
+            <w:r>
+              <w:rPr>
+                <w:sz w:val="19"/>
+                <w:szCs w:val="19"/>
+              </w:rPr>
+              <w:t>FR-DON-11</w:t>
+            </w:r>
+          </w:p>
+        </w:tc>
+        <w:tc>
+          <w:tcPr>
+            <w:tcW w:w="5945" w:type="dxa"/>
+            <w:tcBorders>
+              <w:top w:val="single" w:sz="4" w:space="0" w:color="A6A6A6"/>
+              <w:left w:val="single" w:sz="4" w:space="0" w:color="A6A6A6"/>
+              <w:bottom w:val="single" w:sz="4" w:space="0" w:color="A6A6A6"/>
+              <w:right w:val="single" w:sz="4" w:space="0" w:color="A6A6A6"/>
+            </w:tcBorders>
+            <w:tcMar>
+              <w:top w:w="60" w:type="dxa"/>
+              <w:left w:w="100" w:type="dxa"/>
+              <w:bottom w:w="60" w:type="dxa"/>
+              <w:right w:w="100" w:type="dxa"/>
+            </w:tcMar>
+          </w:tcPr>
+          <w:p>
+            <w:r>
+              <w:rPr>
+                <w:sz w:val="19"/>
+                <w:szCs w:val="19"/>
+              </w:rPr>
+              <w:t>The system shall show the total raised, the totals per donation method, and the top N donors by amount given.</w:t>
+            </w:r>
+          </w:p>
+        </w:tc>
+        <w:tc>
+          <w:tcPr>
+            <w:tcW w:w="1060" w:type="dxa"/>
+            <w:tcBorders>
+              <w:top w:val="single" w:sz="4" w:space="0" w:color="A6A6A6"/>
+              <w:left w:val="single" w:sz="4" w:space="0" w:color="A6A6A6"/>
+              <w:bottom w:val="single" w:sz="4" w:space="0" w:color="A6A6A6"/>
+              <w:right w:val="single" w:sz="4" w:space="0" w:color="A6A6A6"/>
+            </w:tcBorders>
+            <w:tcMar>
+              <w:top w:w="60" w:type="dxa"/>
+              <w:left w:w="100" w:type="dxa"/>
+              <w:bottom w:w="60" w:type="dxa"/>
+              <w:right w:w="100" w:type="dxa"/>
+            </w:tcMar>
+          </w:tcPr>
+          <w:p>
+            <w:r>
+              <w:rPr>
+                <w:sz w:val="19"/>
+                <w:szCs w:val="19"/>
+              </w:rPr>
+              <w:t>Should</w:t>
+            </w:r>
+          </w:p>
+        </w:tc>
+        <w:tc>
+          <w:tcPr>
+            <w:tcW w:w="861" w:type="dxa"/>
+            <w:tcBorders>
+              <w:top w:val="single" w:sz="4" w:space="0" w:color="A6A6A6"/>
+              <w:left w:val="single" w:sz="4" w:space="0" w:color="A6A6A6"/>
+              <w:bottom w:val="single" w:sz="4" w:space="0" w:color="A6A6A6"/>
+              <w:right w:val="single" w:sz="4" w:space="0" w:color="A6A6A6"/>
+            </w:tcBorders>
+            <w:tcMar>
+              <w:top w:w="60" w:type="dxa"/>
+              <w:left w:w="100" w:type="dxa"/>
+              <w:bottom w:w="60" w:type="dxa"/>
+              <w:right w:w="100" w:type="dxa"/>
+            </w:tcMar>
+          </w:tcPr>
+          <w:p>
+            <w:r>
+              <w:rPr>
+                <w:sz w:val="19"/>
+                <w:szCs w:val="19"/>
+              </w:rPr>
+              <w:t>Done</w:t>
+            </w:r>
+          </w:p>
+        </w:tc>
+      </w:tr>
+      <w:tr>
+        <w:tblPrEx>
+          <w:tblCellMar>
+            <w:top w:w="0" w:type="dxa"/>
+            <w:bottom w:w="0" w:type="dxa"/>
+          </w:tblCellMar>
+        </w:tblPrEx>
+        <w:trPr>
+          <w:cantSplit/>
+        </w:trPr>
+        <w:tc>
+          <w:tcPr>
+            <w:tcW w:w="1160" w:type="dxa"/>
+            <w:tcBorders>
+              <w:top w:val="single" w:sz="4" w:space="0" w:color="A6A6A6"/>
+              <w:left w:val="single" w:sz="4" w:space="0" w:color="A6A6A6"/>
+              <w:bottom w:val="single" w:sz="4" w:space="0" w:color="A6A6A6"/>
+              <w:right w:val="single" w:sz="4" w:space="0" w:color="A6A6A6"/>
+            </w:tcBorders>
+            <w:tcMar>
+              <w:top w:w="60" w:type="dxa"/>
+              <w:left w:w="100" w:type="dxa"/>
+              <w:bottom w:w="60" w:type="dxa"/>
+              <w:right w:w="100" w:type="dxa"/>
+            </w:tcMar>
+          </w:tcPr>
+          <w:p>
+            <w:r>
+              <w:rPr>
+                <w:sz w:val="19"/>
+                <w:szCs w:val="19"/>
+              </w:rPr>
+              <w:t>FR-DON-12</w:t>
+            </w:r>
+          </w:p>
+        </w:tc>
+        <w:tc>
+          <w:tcPr>
+            <w:tcW w:w="5945" w:type="dxa"/>
+            <w:tcBorders>
+              <w:top w:val="single" w:sz="4" w:space="0" w:color="A6A6A6"/>
+              <w:left w:val="single" w:sz="4" w:space="0" w:color="A6A6A6"/>
+              <w:bottom w:val="single" w:sz="4" w:space="0" w:color="A6A6A6"/>
+              <w:right w:val="single" w:sz="4" w:space="0" w:color="A6A6A6"/>
+            </w:tcBorders>
+            <w:tcMar>
+              <w:top w:w="60" w:type="dxa"/>
+              <w:left w:w="100" w:type="dxa"/>
+              <w:bottom w:w="60" w:type="dxa"/>
+              <w:right w:w="100" w:type="dxa"/>
+            </w:tcMar>
+          </w:tcPr>
+          <w:p>
+            <w:r>
+              <w:rPr>
+                <w:sz w:val="19"/>
+                <w:szCs w:val="19"/>
+              </w:rPr>
+              <w:t>Staff shall be able to list and look up donors and donations. A donor with donations on record shall not be removable, because their receipts and tax statements depend on the record.</w:t>
+            </w:r>
+          </w:p>
+        </w:tc>
+        <w:tc>
+          <w:tcPr>
+            <w:tcW w:w="1060" w:type="dxa"/>
+            <w:tcBorders>
+              <w:top w:val="single" w:sz="4" w:space="0" w:color="A6A6A6"/>
+              <w:left w:val="single" w:sz="4" w:space="0" w:color="A6A6A6"/>
+              <w:bottom w:val="single" w:sz="4" w:space="0" w:color="A6A6A6"/>
+              <w:right w:val="single" w:sz="4" w:space="0" w:color="A6A6A6"/>
+            </w:tcBorders>
+            <w:tcMar>
+              <w:top w:w="60" w:type="dxa"/>
+              <w:left w:w="100" w:type="dxa"/>
+              <w:bottom w:w="60" w:type="dxa"/>
+              <w:right w:w="100" w:type="dxa"/>
+            </w:tcMar>
+          </w:tcPr>
+          <w:p>
+            <w:r>
+              <w:rPr>
+                <w:sz w:val="19"/>
+                <w:szCs w:val="19"/>
+              </w:rPr>
+              <w:t>Should</w:t>
+            </w:r>
+          </w:p>
+        </w:tc>
+        <w:tc>
+          <w:tcPr>
+            <w:tcW w:w="861" w:type="dxa"/>
+            <w:tcBorders>
+              <w:top w:val="single" w:sz="4" w:space="0" w:color="A6A6A6"/>
+              <w:left w:val="single" w:sz="4" w:space="0" w:color="A6A6A6"/>
+              <w:bottom w:val="single" w:sz="4" w:space="0" w:color="A6A6A6"/>
+              <w:right w:val="single" w:sz="4" w:space="0" w:color="A6A6A6"/>
+            </w:tcBorders>
+            <w:tcMar>
+              <w:top w:w="60" w:type="dxa"/>
+              <w:left w:w="100" w:type="dxa"/>
+              <w:bottom w:w="60" w:type="dxa"/>
+              <w:right w:w="100" w:type="dxa"/>
+            </w:tcMar>
+          </w:tcPr>
+          <w:p>
+            <w:r>
+              <w:rPr>
+                <w:sz w:val="19"/>
+                <w:szCs w:val="19"/>
+              </w:rPr>
+              <w:t>Done</w:t>
             </w:r>
           </w:p>
         </w:tc>
@@ -10780,7 +12271,7 @@
     </w:tbl>
     <w:p>
       <w:pPr>
-        <w:spacing w:after="160"/>
+        <w:spacing w:after="120"/>
       </w:pPr>
     </w:p>
     <w:p>
@@ -10788,7 +12279,7 @@
         <w:pStyle w:val="Heading2"/>
         <w:keepNext/>
       </w:pPr>
-      <w:bookmarkStart w:id="16" w:name="_Toc243786003"/>
+      <w:bookmarkStart w:id="16" w:name="_Toc243942940"/>
       <w:r>
         <w:t>3.3 Volunteer management (Student 2)</w:t>
       </w:r>
@@ -11582,7 +13073,6 @@
                 <w:sz w:val="19"/>
                 <w:szCs w:val="19"/>
               </w:rPr>
-              <w:lastRenderedPageBreak/>
               <w:t>FR-VOL-06</w:t>
             </w:r>
           </w:p>
@@ -12019,6 +13509,7 @@
                 <w:sz w:val="19"/>
                 <w:szCs w:val="19"/>
               </w:rPr>
+              <w:lastRenderedPageBreak/>
               <w:t>FR-VOL-07</w:t>
             </w:r>
           </w:p>
@@ -13508,9 +14999,8 @@
         <w:pStyle w:val="Heading2"/>
         <w:keepNext/>
       </w:pPr>
-      <w:bookmarkStart w:id="17" w:name="_Toc243786004"/>
-      <w:r>
-        <w:lastRenderedPageBreak/>
+      <w:bookmarkStart w:id="17" w:name="_Toc243942941"/>
+      <w:r>
         <w:t>3.4 Event management (Student 3)</w:t>
       </w:r>
       <w:bookmarkEnd w:id="17"/>
@@ -14073,6 +15563,7 @@
                 <w:sz w:val="19"/>
                 <w:szCs w:val="19"/>
               </w:rPr>
+              <w:lastRenderedPageBreak/>
               <w:t>FR-EVT-04</w:t>
             </w:r>
           </w:p>
@@ -15568,7 +17059,6 @@
                 <w:sz w:val="19"/>
                 <w:szCs w:val="19"/>
               </w:rPr>
-              <w:lastRenderedPageBreak/>
               <w:t>FR-EVT-17</w:t>
             </w:r>
           </w:p>
@@ -15663,8 +17153,9 @@
         <w:pStyle w:val="Heading2"/>
         <w:keepNext/>
       </w:pPr>
-      <w:bookmarkStart w:id="18" w:name="_Toc243786005"/>
-      <w:r>
+      <w:bookmarkStart w:id="18" w:name="_Toc243942942"/>
+      <w:r>
+        <w:lastRenderedPageBreak/>
         <w:t>3.5 Beneficiary management (Student 4)</w:t>
       </w:r>
       <w:bookmarkEnd w:id="18"/>
@@ -15897,7 +17388,7 @@
         <w:pStyle w:val="Heading2"/>
         <w:keepNext/>
       </w:pPr>
-      <w:bookmarkStart w:id="19" w:name="_Toc243786006"/>
+      <w:bookmarkStart w:id="19" w:name="_Toc243942943"/>
       <w:r>
         <w:t>3.6 Communication (Student 5)</w:t>
       </w:r>
@@ -16087,7 +17578,7 @@
         <w:pStyle w:val="Heading2"/>
         <w:keepNext/>
       </w:pPr>
-      <w:bookmarkStart w:id="20" w:name="_Toc243786007"/>
+      <w:bookmarkStart w:id="20" w:name="_Toc243942944"/>
       <w:r>
         <w:t>3.7 Phase 2 outline</w:t>
       </w:r>
@@ -16581,9 +18072,8 @@
         <w:pStyle w:val="Heading1"/>
         <w:keepNext/>
       </w:pPr>
-      <w:bookmarkStart w:id="21" w:name="_Toc243786008"/>
-      <w:r>
-        <w:lastRenderedPageBreak/>
+      <w:bookmarkStart w:id="21" w:name="_Toc243942945"/>
+      <w:r>
         <w:t>4. Client Requirements</w:t>
       </w:r>
       <w:bookmarkEnd w:id="21"/>
@@ -16593,7 +18083,11 @@
         <w:spacing w:after="140"/>
       </w:pPr>
       <w:r>
-        <w:t>The brief asks us to extend the basic requirements with requirements collected from users. We put together the list below from how the brief's user roles (donation officer, volunteer coordinator, event coordinator, program officer) would actually work with the system, and from talking through each module's day-to-day use as a team. We will confirm them with the client and update this section if anything changes.</w:t>
+        <w:t xml:space="preserve">The brief asks us to extend the basic requirements with requirements collected from users. We put together the list below from how the brief's user roles (donation officer, volunteer coordinator, event coordinator, program officer) would actually work with the system, and from talking through </w:t>
+      </w:r>
+      <w:r>
+        <w:lastRenderedPageBreak/>
+        <w:t>each module's day-to-day use as a team. We will confirm them with the client and update this section if anything changes.</w:t>
       </w:r>
     </w:p>
     <w:tbl>
@@ -18112,7 +19606,7 @@
                 <w:sz w:val="19"/>
                 <w:szCs w:val="19"/>
               </w:rPr>
-              <w:t>Section 3.2</w:t>
+              <w:t>FR-DON-03, FR-DON-08</w:t>
             </w:r>
           </w:p>
         </w:tc>
@@ -18138,7 +19632,7 @@
                 <w:sz w:val="19"/>
                 <w:szCs w:val="19"/>
               </w:rPr>
-              <w:t>Planned</w:t>
+              <w:t>Done</w:t>
             </w:r>
           </w:p>
         </w:tc>
@@ -18279,7 +19773,7 @@
                 <w:sz w:val="19"/>
                 <w:szCs w:val="19"/>
               </w:rPr>
-              <w:t>Section 3.2</w:t>
+              <w:t>FR-DON-06</w:t>
             </w:r>
           </w:p>
         </w:tc>
@@ -18305,7 +19799,7 @@
                 <w:sz w:val="19"/>
                 <w:szCs w:val="19"/>
               </w:rPr>
-              <w:t>Planned</w:t>
+              <w:t>Done</w:t>
             </w:r>
           </w:p>
         </w:tc>
@@ -18342,7 +19836,6 @@
                 <w:sz w:val="19"/>
                 <w:szCs w:val="19"/>
               </w:rPr>
-              <w:lastRenderedPageBreak/>
               <w:t>CR-10</w:t>
             </w:r>
           </w:p>
@@ -18510,6 +20003,7 @@
                 <w:sz w:val="19"/>
                 <w:szCs w:val="19"/>
               </w:rPr>
+              <w:lastRenderedPageBreak/>
               <w:t>CR-11</w:t>
             </w:r>
           </w:p>
@@ -18823,7 +20317,7 @@
         <w:pStyle w:val="Heading1"/>
         <w:keepNext/>
       </w:pPr>
-      <w:bookmarkStart w:id="22" w:name="_Toc243786009"/>
+      <w:bookmarkStart w:id="22" w:name="_Toc243942946"/>
       <w:r>
         <w:t>5. Non-Functional Requirements</w:t>
       </w:r>
@@ -19517,7 +21011,6 @@
                 <w:sz w:val="19"/>
                 <w:szCs w:val="19"/>
               </w:rPr>
-              <w:lastRenderedPageBreak/>
               <w:t>NFR-05</w:t>
             </w:r>
           </w:p>
@@ -19633,6 +21126,7 @@
                 <w:sz w:val="19"/>
                 <w:szCs w:val="19"/>
               </w:rPr>
+              <w:lastRenderedPageBreak/>
               <w:t>NFR-06</w:t>
             </w:r>
           </w:p>
@@ -20493,7 +21987,7 @@
         <w:pStyle w:val="Heading1"/>
         <w:keepNext/>
       </w:pPr>
-      <w:bookmarkStart w:id="23" w:name="_Toc243786010"/>
+      <w:bookmarkStart w:id="23" w:name="_Toc243942947"/>
       <w:r>
         <w:t>6. External Interface Requirements</w:t>
       </w:r>
@@ -20504,7 +21998,7 @@
         <w:pStyle w:val="Heading2"/>
         <w:keepNext/>
       </w:pPr>
-      <w:bookmarkStart w:id="24" w:name="_Toc243786011"/>
+      <w:bookmarkStart w:id="24" w:name="_Toc243942948"/>
       <w:r>
         <w:t>6.1 User interface</w:t>
       </w:r>
@@ -20577,7 +22071,6 @@
                 <w:sz w:val="20"/>
                 <w:szCs w:val="20"/>
               </w:rPr>
-              <w:lastRenderedPageBreak/>
               <w:t>To be completed by Student 6 (Core and Control Panel).</w:t>
             </w:r>
             <w:r>
@@ -20685,6 +22178,7 @@
         <w:spacing w:after="140"/>
       </w:pPr>
       <w:r>
+        <w:lastRenderedPageBreak/>
         <w:t>Until the control panel is built, each module can be run on its own through its demo class (Section 10).</w:t>
       </w:r>
     </w:p>
@@ -20693,7 +22187,7 @@
         <w:pStyle w:val="Heading2"/>
         <w:keepNext/>
       </w:pPr>
-      <w:bookmarkStart w:id="25" w:name="_Toc243786012"/>
+      <w:bookmarkStart w:id="25" w:name="_Toc243942949"/>
       <w:r>
         <w:t>6.2 Software interfaces</w:t>
       </w:r>
@@ -20874,7 +22368,7 @@
         <w:pStyle w:val="Heading2"/>
         <w:keepNext/>
       </w:pPr>
-      <w:bookmarkStart w:id="26" w:name="_Toc243786013"/>
+      <w:bookmarkStart w:id="26" w:name="_Toc243942950"/>
       <w:r>
         <w:t>6.3 Hardware and communication interfaces</w:t>
       </w:r>
@@ -20893,7 +22387,7 @@
         <w:pStyle w:val="Heading1"/>
         <w:keepNext/>
       </w:pPr>
-      <w:bookmarkStart w:id="27" w:name="_Toc243786014"/>
+      <w:bookmarkStart w:id="27" w:name="_Toc243942951"/>
       <w:r>
         <w:t>7. Data Requirements and Look-up Tables</w:t>
       </w:r>
@@ -20904,7 +22398,7 @@
         <w:pStyle w:val="Heading2"/>
         <w:keepNext/>
       </w:pPr>
-      <w:bookmarkStart w:id="28" w:name="_Toc243786015"/>
+      <w:bookmarkStart w:id="28" w:name="_Toc243942952"/>
       <w:r>
         <w:t>7.1 Main entities</w:t>
       </w:r>
@@ -20928,9 +22422,9 @@
         <w:tblLook w:val="04A0" w:firstRow="1" w:lastRow="0" w:firstColumn="1" w:lastColumn="0" w:noHBand="0" w:noVBand="1"/>
       </w:tblPr>
       <w:tblGrid>
-        <w:gridCol w:w="2860"/>
-        <w:gridCol w:w="5004"/>
-        <w:gridCol w:w="1162"/>
+        <w:gridCol w:w="3191"/>
+        <w:gridCol w:w="4672"/>
+        <w:gridCol w:w="1163"/>
       </w:tblGrid>
       <w:tr>
         <w:tblPrEx>
@@ -20945,7 +22439,7 @@
         </w:trPr>
         <w:tc>
           <w:tcPr>
-            <w:tcW w:w="2860" w:type="dxa"/>
+            <w:tcW w:w="3191" w:type="dxa"/>
             <w:tcBorders>
               <w:top w:val="single" w:sz="4" w:space="0" w:color="A6A6A6"/>
               <w:left w:val="single" w:sz="4" w:space="0" w:color="A6A6A6"/>
@@ -20974,7 +22468,7 @@
         </w:tc>
         <w:tc>
           <w:tcPr>
-            <w:tcW w:w="5004" w:type="dxa"/>
+            <w:tcW w:w="4672" w:type="dxa"/>
             <w:tcBorders>
               <w:top w:val="single" w:sz="4" w:space="0" w:color="A6A6A6"/>
               <w:left w:val="single" w:sz="4" w:space="0" w:color="A6A6A6"/>
@@ -21003,7 +22497,7 @@
         </w:tc>
         <w:tc>
           <w:tcPr>
-            <w:tcW w:w="1162" w:type="dxa"/>
+            <w:tcW w:w="1163" w:type="dxa"/>
             <w:tcBorders>
               <w:top w:val="single" w:sz="4" w:space="0" w:color="A6A6A6"/>
               <w:left w:val="single" w:sz="4" w:space="0" w:color="A6A6A6"/>
@@ -21043,7 +22537,7 @@
         </w:trPr>
         <w:tc>
           <w:tcPr>
-            <w:tcW w:w="2860" w:type="dxa"/>
+            <w:tcW w:w="3191" w:type="dxa"/>
             <w:tcBorders>
               <w:top w:val="single" w:sz="4" w:space="0" w:color="A6A6A6"/>
               <w:left w:val="single" w:sz="4" w:space="0" w:color="A6A6A6"/>
@@ -21069,7 +22563,7 @@
         </w:tc>
         <w:tc>
           <w:tcPr>
-            <w:tcW w:w="5004" w:type="dxa"/>
+            <w:tcW w:w="4672" w:type="dxa"/>
             <w:tcBorders>
               <w:top w:val="single" w:sz="4" w:space="0" w:color="A6A6A6"/>
               <w:left w:val="single" w:sz="4" w:space="0" w:color="A6A6A6"/>
@@ -21095,7 +22589,7 @@
         </w:tc>
         <w:tc>
           <w:tcPr>
-            <w:tcW w:w="1162" w:type="dxa"/>
+            <w:tcW w:w="1163" w:type="dxa"/>
             <w:tcBorders>
               <w:top w:val="single" w:sz="4" w:space="0" w:color="A6A6A6"/>
               <w:left w:val="single" w:sz="4" w:space="0" w:color="A6A6A6"/>
@@ -21132,7 +22626,7 @@
         </w:trPr>
         <w:tc>
           <w:tcPr>
-            <w:tcW w:w="2860" w:type="dxa"/>
+            <w:tcW w:w="3191" w:type="dxa"/>
             <w:tcBorders>
               <w:top w:val="single" w:sz="4" w:space="0" w:color="A6A6A6"/>
               <w:left w:val="single" w:sz="4" w:space="0" w:color="A6A6A6"/>
@@ -21158,7 +22652,7 @@
         </w:tc>
         <w:tc>
           <w:tcPr>
-            <w:tcW w:w="5004" w:type="dxa"/>
+            <w:tcW w:w="4672" w:type="dxa"/>
             <w:tcBorders>
               <w:top w:val="single" w:sz="4" w:space="0" w:color="A6A6A6"/>
               <w:left w:val="single" w:sz="4" w:space="0" w:color="A6A6A6"/>
@@ -21184,7 +22678,7 @@
         </w:tc>
         <w:tc>
           <w:tcPr>
-            <w:tcW w:w="1162" w:type="dxa"/>
+            <w:tcW w:w="1163" w:type="dxa"/>
             <w:tcBorders>
               <w:top w:val="single" w:sz="4" w:space="0" w:color="A6A6A6"/>
               <w:left w:val="single" w:sz="4" w:space="0" w:color="A6A6A6"/>
@@ -21221,7 +22715,7 @@
         </w:trPr>
         <w:tc>
           <w:tcPr>
-            <w:tcW w:w="2860" w:type="dxa"/>
+            <w:tcW w:w="3191" w:type="dxa"/>
             <w:tcBorders>
               <w:top w:val="single" w:sz="4" w:space="0" w:color="A6A6A6"/>
               <w:left w:val="single" w:sz="4" w:space="0" w:color="A6A6A6"/>
@@ -21247,7 +22741,7 @@
         </w:tc>
         <w:tc>
           <w:tcPr>
-            <w:tcW w:w="5004" w:type="dxa"/>
+            <w:tcW w:w="4672" w:type="dxa"/>
             <w:tcBorders>
               <w:top w:val="single" w:sz="4" w:space="0" w:color="A6A6A6"/>
               <w:left w:val="single" w:sz="4" w:space="0" w:color="A6A6A6"/>
@@ -21273,7 +22767,7 @@
         </w:tc>
         <w:tc>
           <w:tcPr>
-            <w:tcW w:w="1162" w:type="dxa"/>
+            <w:tcW w:w="1163" w:type="dxa"/>
             <w:tcBorders>
               <w:top w:val="single" w:sz="4" w:space="0" w:color="A6A6A6"/>
               <w:left w:val="single" w:sz="4" w:space="0" w:color="A6A6A6"/>
@@ -21310,7 +22804,7 @@
         </w:trPr>
         <w:tc>
           <w:tcPr>
-            <w:tcW w:w="2860" w:type="dxa"/>
+            <w:tcW w:w="3191" w:type="dxa"/>
             <w:tcBorders>
               <w:top w:val="single" w:sz="4" w:space="0" w:color="A6A6A6"/>
               <w:left w:val="single" w:sz="4" w:space="0" w:color="A6A6A6"/>
@@ -21336,7 +22830,7 @@
         </w:tc>
         <w:tc>
           <w:tcPr>
-            <w:tcW w:w="5004" w:type="dxa"/>
+            <w:tcW w:w="4672" w:type="dxa"/>
             <w:tcBorders>
               <w:top w:val="single" w:sz="4" w:space="0" w:color="A6A6A6"/>
               <w:left w:val="single" w:sz="4" w:space="0" w:color="A6A6A6"/>
@@ -21362,7 +22856,7 @@
         </w:tc>
         <w:tc>
           <w:tcPr>
-            <w:tcW w:w="1162" w:type="dxa"/>
+            <w:tcW w:w="1163" w:type="dxa"/>
             <w:tcBorders>
               <w:top w:val="single" w:sz="4" w:space="0" w:color="A6A6A6"/>
               <w:left w:val="single" w:sz="4" w:space="0" w:color="A6A6A6"/>
@@ -21399,7 +22893,7 @@
         </w:trPr>
         <w:tc>
           <w:tcPr>
-            <w:tcW w:w="2860" w:type="dxa"/>
+            <w:tcW w:w="3191" w:type="dxa"/>
             <w:tcBorders>
               <w:top w:val="single" w:sz="4" w:space="0" w:color="A6A6A6"/>
               <w:left w:val="single" w:sz="4" w:space="0" w:color="A6A6A6"/>
@@ -21425,7 +22919,7 @@
         </w:tc>
         <w:tc>
           <w:tcPr>
-            <w:tcW w:w="5004" w:type="dxa"/>
+            <w:tcW w:w="4672" w:type="dxa"/>
             <w:tcBorders>
               <w:top w:val="single" w:sz="4" w:space="0" w:color="A6A6A6"/>
               <w:left w:val="single" w:sz="4" w:space="0" w:color="A6A6A6"/>
@@ -21451,7 +22945,7 @@
         </w:tc>
         <w:tc>
           <w:tcPr>
-            <w:tcW w:w="1162" w:type="dxa"/>
+            <w:tcW w:w="1163" w:type="dxa"/>
             <w:tcBorders>
               <w:top w:val="single" w:sz="4" w:space="0" w:color="A6A6A6"/>
               <w:left w:val="single" w:sz="4" w:space="0" w:color="A6A6A6"/>
@@ -21488,7 +22982,7 @@
         </w:trPr>
         <w:tc>
           <w:tcPr>
-            <w:tcW w:w="2860" w:type="dxa"/>
+            <w:tcW w:w="3191" w:type="dxa"/>
             <w:tcBorders>
               <w:top w:val="single" w:sz="4" w:space="0" w:color="A6A6A6"/>
               <w:left w:val="single" w:sz="4" w:space="0" w:color="A6A6A6"/>
@@ -21514,7 +23008,7 @@
         </w:tc>
         <w:tc>
           <w:tcPr>
-            <w:tcW w:w="5004" w:type="dxa"/>
+            <w:tcW w:w="4672" w:type="dxa"/>
             <w:tcBorders>
               <w:top w:val="single" w:sz="4" w:space="0" w:color="A6A6A6"/>
               <w:left w:val="single" w:sz="4" w:space="0" w:color="A6A6A6"/>
@@ -21540,7 +23034,7 @@
         </w:tc>
         <w:tc>
           <w:tcPr>
-            <w:tcW w:w="1162" w:type="dxa"/>
+            <w:tcW w:w="1163" w:type="dxa"/>
             <w:tcBorders>
               <w:top w:val="single" w:sz="4" w:space="0" w:color="A6A6A6"/>
               <w:left w:val="single" w:sz="4" w:space="0" w:color="A6A6A6"/>
@@ -21577,7 +23071,7 @@
         </w:trPr>
         <w:tc>
           <w:tcPr>
-            <w:tcW w:w="2860" w:type="dxa"/>
+            <w:tcW w:w="3191" w:type="dxa"/>
             <w:tcBorders>
               <w:top w:val="single" w:sz="4" w:space="0" w:color="A6A6A6"/>
               <w:left w:val="single" w:sz="4" w:space="0" w:color="A6A6A6"/>
@@ -21603,7 +23097,7 @@
         </w:tc>
         <w:tc>
           <w:tcPr>
-            <w:tcW w:w="5004" w:type="dxa"/>
+            <w:tcW w:w="4672" w:type="dxa"/>
             <w:tcBorders>
               <w:top w:val="single" w:sz="4" w:space="0" w:color="A6A6A6"/>
               <w:left w:val="single" w:sz="4" w:space="0" w:color="A6A6A6"/>
@@ -21629,7 +23123,7 @@
         </w:tc>
         <w:tc>
           <w:tcPr>
-            <w:tcW w:w="1162" w:type="dxa"/>
+            <w:tcW w:w="1163" w:type="dxa"/>
             <w:tcBorders>
               <w:top w:val="single" w:sz="4" w:space="0" w:color="A6A6A6"/>
               <w:left w:val="single" w:sz="4" w:space="0" w:color="A6A6A6"/>
@@ -21666,7 +23160,7 @@
         </w:trPr>
         <w:tc>
           <w:tcPr>
-            <w:tcW w:w="2860" w:type="dxa"/>
+            <w:tcW w:w="3191" w:type="dxa"/>
             <w:tcBorders>
               <w:top w:val="single" w:sz="4" w:space="0" w:color="A6A6A6"/>
               <w:left w:val="single" w:sz="4" w:space="0" w:color="A6A6A6"/>
@@ -21692,7 +23186,7 @@
         </w:tc>
         <w:tc>
           <w:tcPr>
-            <w:tcW w:w="5004" w:type="dxa"/>
+            <w:tcW w:w="4672" w:type="dxa"/>
             <w:tcBorders>
               <w:top w:val="single" w:sz="4" w:space="0" w:color="A6A6A6"/>
               <w:left w:val="single" w:sz="4" w:space="0" w:color="A6A6A6"/>
@@ -21718,7 +23212,7 @@
         </w:tc>
         <w:tc>
           <w:tcPr>
-            <w:tcW w:w="1162" w:type="dxa"/>
+            <w:tcW w:w="1163" w:type="dxa"/>
             <w:tcBorders>
               <w:top w:val="single" w:sz="4" w:space="0" w:color="A6A6A6"/>
               <w:left w:val="single" w:sz="4" w:space="0" w:color="A6A6A6"/>
@@ -21739,6 +23233,451 @@
                 <w:szCs w:val="19"/>
               </w:rPr>
               <w:t>Event</w:t>
+            </w:r>
+          </w:p>
+        </w:tc>
+      </w:tr>
+      <w:tr>
+        <w:tblPrEx>
+          <w:tblCellMar>
+            <w:top w:w="0" w:type="dxa"/>
+            <w:bottom w:w="0" w:type="dxa"/>
+          </w:tblCellMar>
+        </w:tblPrEx>
+        <w:trPr>
+          <w:cantSplit/>
+        </w:trPr>
+        <w:tc>
+          <w:tcPr>
+            <w:tcW w:w="3191" w:type="dxa"/>
+            <w:tcBorders>
+              <w:top w:val="single" w:sz="4" w:space="0" w:color="A6A6A6"/>
+              <w:left w:val="single" w:sz="4" w:space="0" w:color="A6A6A6"/>
+              <w:bottom w:val="single" w:sz="4" w:space="0" w:color="A6A6A6"/>
+              <w:right w:val="single" w:sz="4" w:space="0" w:color="A6A6A6"/>
+            </w:tcBorders>
+            <w:tcMar>
+              <w:top w:w="60" w:type="dxa"/>
+              <w:left w:w="100" w:type="dxa"/>
+              <w:bottom w:w="60" w:type="dxa"/>
+              <w:right w:w="100" w:type="dxa"/>
+            </w:tcMar>
+          </w:tcPr>
+          <w:p>
+            <w:r>
+              <w:rPr>
+                <w:sz w:val="19"/>
+                <w:szCs w:val="19"/>
+              </w:rPr>
+              <w:t>Donor</w:t>
+            </w:r>
+          </w:p>
+        </w:tc>
+        <w:tc>
+          <w:tcPr>
+            <w:tcW w:w="4672" w:type="dxa"/>
+            <w:tcBorders>
+              <w:top w:val="single" w:sz="4" w:space="0" w:color="A6A6A6"/>
+              <w:left w:val="single" w:sz="4" w:space="0" w:color="A6A6A6"/>
+              <w:bottom w:val="single" w:sz="4" w:space="0" w:color="A6A6A6"/>
+              <w:right w:val="single" w:sz="4" w:space="0" w:color="A6A6A6"/>
+            </w:tcBorders>
+            <w:tcMar>
+              <w:top w:w="60" w:type="dxa"/>
+              <w:left w:w="100" w:type="dxa"/>
+              <w:bottom w:w="60" w:type="dxa"/>
+              <w:right w:w="100" w:type="dxa"/>
+            </w:tcMar>
+          </w:tcPr>
+          <w:p>
+            <w:r>
+              <w:rPr>
+                <w:sz w:val="19"/>
+                <w:szCs w:val="19"/>
+              </w:rPr>
+              <w:t>donation history</w:t>
+            </w:r>
+          </w:p>
+        </w:tc>
+        <w:tc>
+          <w:tcPr>
+            <w:tcW w:w="1163" w:type="dxa"/>
+            <w:tcBorders>
+              <w:top w:val="single" w:sz="4" w:space="0" w:color="A6A6A6"/>
+              <w:left w:val="single" w:sz="4" w:space="0" w:color="A6A6A6"/>
+              <w:bottom w:val="single" w:sz="4" w:space="0" w:color="A6A6A6"/>
+              <w:right w:val="single" w:sz="4" w:space="0" w:color="A6A6A6"/>
+            </w:tcBorders>
+            <w:tcMar>
+              <w:top w:w="60" w:type="dxa"/>
+              <w:left w:w="100" w:type="dxa"/>
+              <w:bottom w:w="60" w:type="dxa"/>
+              <w:right w:w="100" w:type="dxa"/>
+            </w:tcMar>
+          </w:tcPr>
+          <w:p>
+            <w:r>
+              <w:rPr>
+                <w:sz w:val="19"/>
+                <w:szCs w:val="19"/>
+              </w:rPr>
+              <w:t>Donation</w:t>
+            </w:r>
+          </w:p>
+        </w:tc>
+      </w:tr>
+      <w:tr>
+        <w:tblPrEx>
+          <w:tblCellMar>
+            <w:top w:w="0" w:type="dxa"/>
+            <w:bottom w:w="0" w:type="dxa"/>
+          </w:tblCellMar>
+        </w:tblPrEx>
+        <w:trPr>
+          <w:cantSplit/>
+        </w:trPr>
+        <w:tc>
+          <w:tcPr>
+            <w:tcW w:w="3191" w:type="dxa"/>
+            <w:tcBorders>
+              <w:top w:val="single" w:sz="4" w:space="0" w:color="A6A6A6"/>
+              <w:left w:val="single" w:sz="4" w:space="0" w:color="A6A6A6"/>
+              <w:bottom w:val="single" w:sz="4" w:space="0" w:color="A6A6A6"/>
+              <w:right w:val="single" w:sz="4" w:space="0" w:color="A6A6A6"/>
+            </w:tcBorders>
+            <w:tcMar>
+              <w:top w:w="60" w:type="dxa"/>
+              <w:left w:w="100" w:type="dxa"/>
+              <w:bottom w:w="60" w:type="dxa"/>
+              <w:right w:w="100" w:type="dxa"/>
+            </w:tcMar>
+          </w:tcPr>
+          <w:p>
+            <w:r>
+              <w:rPr>
+                <w:sz w:val="19"/>
+                <w:szCs w:val="19"/>
+              </w:rPr>
+              <w:t>Donation (abstract)</w:t>
+            </w:r>
+          </w:p>
+        </w:tc>
+        <w:tc>
+          <w:tcPr>
+            <w:tcW w:w="4672" w:type="dxa"/>
+            <w:tcBorders>
+              <w:top w:val="single" w:sz="4" w:space="0" w:color="A6A6A6"/>
+              <w:left w:val="single" w:sz="4" w:space="0" w:color="A6A6A6"/>
+              <w:bottom w:val="single" w:sz="4" w:space="0" w:color="A6A6A6"/>
+              <w:right w:val="single" w:sz="4" w:space="0" w:color="A6A6A6"/>
+            </w:tcBorders>
+            <w:tcMar>
+              <w:top w:w="60" w:type="dxa"/>
+              <w:left w:w="100" w:type="dxa"/>
+              <w:bottom w:w="60" w:type="dxa"/>
+              <w:right w:w="100" w:type="dxa"/>
+            </w:tcMar>
+          </w:tcPr>
+          <w:p>
+            <w:r>
+              <w:rPr>
+                <w:sz w:val="19"/>
+                <w:szCs w:val="19"/>
+              </w:rPr>
+              <w:t>id, donor, value, date, campaign</w:t>
+            </w:r>
+          </w:p>
+        </w:tc>
+        <w:tc>
+          <w:tcPr>
+            <w:tcW w:w="1163" w:type="dxa"/>
+            <w:tcBorders>
+              <w:top w:val="single" w:sz="4" w:space="0" w:color="A6A6A6"/>
+              <w:left w:val="single" w:sz="4" w:space="0" w:color="A6A6A6"/>
+              <w:bottom w:val="single" w:sz="4" w:space="0" w:color="A6A6A6"/>
+              <w:right w:val="single" w:sz="4" w:space="0" w:color="A6A6A6"/>
+            </w:tcBorders>
+            <w:tcMar>
+              <w:top w:w="60" w:type="dxa"/>
+              <w:left w:w="100" w:type="dxa"/>
+              <w:bottom w:w="60" w:type="dxa"/>
+              <w:right w:w="100" w:type="dxa"/>
+            </w:tcMar>
+          </w:tcPr>
+          <w:p>
+            <w:r>
+              <w:rPr>
+                <w:sz w:val="19"/>
+                <w:szCs w:val="19"/>
+              </w:rPr>
+              <w:t>Donation</w:t>
+            </w:r>
+          </w:p>
+        </w:tc>
+      </w:tr>
+      <w:tr>
+        <w:tblPrEx>
+          <w:tblCellMar>
+            <w:top w:w="0" w:type="dxa"/>
+            <w:bottom w:w="0" w:type="dxa"/>
+          </w:tblCellMar>
+        </w:tblPrEx>
+        <w:trPr>
+          <w:cantSplit/>
+        </w:trPr>
+        <w:tc>
+          <w:tcPr>
+            <w:tcW w:w="3191" w:type="dxa"/>
+            <w:tcBorders>
+              <w:top w:val="single" w:sz="4" w:space="0" w:color="A6A6A6"/>
+              <w:left w:val="single" w:sz="4" w:space="0" w:color="A6A6A6"/>
+              <w:bottom w:val="single" w:sz="4" w:space="0" w:color="A6A6A6"/>
+              <w:right w:val="single" w:sz="4" w:space="0" w:color="A6A6A6"/>
+            </w:tcBorders>
+            <w:tcMar>
+              <w:top w:w="60" w:type="dxa"/>
+              <w:left w:w="100" w:type="dxa"/>
+              <w:bottom w:w="60" w:type="dxa"/>
+              <w:right w:w="100" w:type="dxa"/>
+            </w:tcMar>
+          </w:tcPr>
+          <w:p>
+            <w:r>
+              <w:rPr>
+                <w:sz w:val="19"/>
+                <w:szCs w:val="19"/>
+              </w:rPr>
+              <w:t>OnlineDonation / CheckDonation / InKindDonation</w:t>
+            </w:r>
+          </w:p>
+        </w:tc>
+        <w:tc>
+          <w:tcPr>
+            <w:tcW w:w="4672" w:type="dxa"/>
+            <w:tcBorders>
+              <w:top w:val="single" w:sz="4" w:space="0" w:color="A6A6A6"/>
+              <w:left w:val="single" w:sz="4" w:space="0" w:color="A6A6A6"/>
+              <w:bottom w:val="single" w:sz="4" w:space="0" w:color="A6A6A6"/>
+              <w:right w:val="single" w:sz="4" w:space="0" w:color="A6A6A6"/>
+            </w:tcBorders>
+            <w:tcMar>
+              <w:top w:w="60" w:type="dxa"/>
+              <w:left w:w="100" w:type="dxa"/>
+              <w:bottom w:w="60" w:type="dxa"/>
+              <w:right w:w="100" w:type="dxa"/>
+            </w:tcMar>
+          </w:tcPr>
+          <w:p>
+            <w:r>
+              <w:rPr>
+                <w:sz w:val="19"/>
+                <w:szCs w:val="19"/>
+              </w:rPr>
+              <w:t>payment reference and recurring flag / check number and bank / item description</w:t>
+            </w:r>
+          </w:p>
+        </w:tc>
+        <w:tc>
+          <w:tcPr>
+            <w:tcW w:w="1163" w:type="dxa"/>
+            <w:tcBorders>
+              <w:top w:val="single" w:sz="4" w:space="0" w:color="A6A6A6"/>
+              <w:left w:val="single" w:sz="4" w:space="0" w:color="A6A6A6"/>
+              <w:bottom w:val="single" w:sz="4" w:space="0" w:color="A6A6A6"/>
+              <w:right w:val="single" w:sz="4" w:space="0" w:color="A6A6A6"/>
+            </w:tcBorders>
+            <w:tcMar>
+              <w:top w:w="60" w:type="dxa"/>
+              <w:left w:w="100" w:type="dxa"/>
+              <w:bottom w:w="60" w:type="dxa"/>
+              <w:right w:w="100" w:type="dxa"/>
+            </w:tcMar>
+          </w:tcPr>
+          <w:p>
+            <w:r>
+              <w:rPr>
+                <w:sz w:val="19"/>
+                <w:szCs w:val="19"/>
+              </w:rPr>
+              <w:t>Donation</w:t>
+            </w:r>
+          </w:p>
+        </w:tc>
+      </w:tr>
+      <w:tr>
+        <w:tblPrEx>
+          <w:tblCellMar>
+            <w:top w:w="0" w:type="dxa"/>
+            <w:bottom w:w="0" w:type="dxa"/>
+          </w:tblCellMar>
+        </w:tblPrEx>
+        <w:trPr>
+          <w:cantSplit/>
+        </w:trPr>
+        <w:tc>
+          <w:tcPr>
+            <w:tcW w:w="3191" w:type="dxa"/>
+            <w:tcBorders>
+              <w:top w:val="single" w:sz="4" w:space="0" w:color="A6A6A6"/>
+              <w:left w:val="single" w:sz="4" w:space="0" w:color="A6A6A6"/>
+              <w:bottom w:val="single" w:sz="4" w:space="0" w:color="A6A6A6"/>
+              <w:right w:val="single" w:sz="4" w:space="0" w:color="A6A6A6"/>
+            </w:tcBorders>
+            <w:tcMar>
+              <w:top w:w="60" w:type="dxa"/>
+              <w:left w:w="100" w:type="dxa"/>
+              <w:bottom w:w="60" w:type="dxa"/>
+              <w:right w:w="100" w:type="dxa"/>
+            </w:tcMar>
+          </w:tcPr>
+          <w:p>
+            <w:r>
+              <w:rPr>
+                <w:sz w:val="19"/>
+                <w:szCs w:val="19"/>
+              </w:rPr>
+              <w:t>DonationDetails</w:t>
+            </w:r>
+          </w:p>
+        </w:tc>
+        <w:tc>
+          <w:tcPr>
+            <w:tcW w:w="4672" w:type="dxa"/>
+            <w:tcBorders>
+              <w:top w:val="single" w:sz="4" w:space="0" w:color="A6A6A6"/>
+              <w:left w:val="single" w:sz="4" w:space="0" w:color="A6A6A6"/>
+              <w:bottom w:val="single" w:sz="4" w:space="0" w:color="A6A6A6"/>
+              <w:right w:val="single" w:sz="4" w:space="0" w:color="A6A6A6"/>
+            </w:tcBorders>
+            <w:tcMar>
+              <w:top w:w="60" w:type="dxa"/>
+              <w:left w:w="100" w:type="dxa"/>
+              <w:bottom w:w="60" w:type="dxa"/>
+              <w:right w:w="100" w:type="dxa"/>
+            </w:tcMar>
+          </w:tcPr>
+          <w:p>
+            <w:r>
+              <w:rPr>
+                <w:sz w:val="19"/>
+                <w:szCs w:val="19"/>
+              </w:rPr>
+              <w:t>amount, reference, bank, item, recurring flag, campaign (the values a user enters)</w:t>
+            </w:r>
+          </w:p>
+        </w:tc>
+        <w:tc>
+          <w:tcPr>
+            <w:tcW w:w="1163" w:type="dxa"/>
+            <w:tcBorders>
+              <w:top w:val="single" w:sz="4" w:space="0" w:color="A6A6A6"/>
+              <w:left w:val="single" w:sz="4" w:space="0" w:color="A6A6A6"/>
+              <w:bottom w:val="single" w:sz="4" w:space="0" w:color="A6A6A6"/>
+              <w:right w:val="single" w:sz="4" w:space="0" w:color="A6A6A6"/>
+            </w:tcBorders>
+            <w:tcMar>
+              <w:top w:w="60" w:type="dxa"/>
+              <w:left w:w="100" w:type="dxa"/>
+              <w:bottom w:w="60" w:type="dxa"/>
+              <w:right w:w="100" w:type="dxa"/>
+            </w:tcMar>
+          </w:tcPr>
+          <w:p>
+            <w:r>
+              <w:rPr>
+                <w:sz w:val="19"/>
+                <w:szCs w:val="19"/>
+              </w:rPr>
+              <w:t>Donation</w:t>
+            </w:r>
+          </w:p>
+        </w:tc>
+      </w:tr>
+      <w:tr>
+        <w:tblPrEx>
+          <w:tblCellMar>
+            <w:top w:w="0" w:type="dxa"/>
+            <w:bottom w:w="0" w:type="dxa"/>
+          </w:tblCellMar>
+        </w:tblPrEx>
+        <w:trPr>
+          <w:cantSplit/>
+        </w:trPr>
+        <w:tc>
+          <w:tcPr>
+            <w:tcW w:w="3191" w:type="dxa"/>
+            <w:tcBorders>
+              <w:top w:val="single" w:sz="4" w:space="0" w:color="A6A6A6"/>
+              <w:left w:val="single" w:sz="4" w:space="0" w:color="A6A6A6"/>
+              <w:bottom w:val="single" w:sz="4" w:space="0" w:color="A6A6A6"/>
+              <w:right w:val="single" w:sz="4" w:space="0" w:color="A6A6A6"/>
+            </w:tcBorders>
+            <w:tcMar>
+              <w:top w:w="60" w:type="dxa"/>
+              <w:left w:w="100" w:type="dxa"/>
+              <w:bottom w:w="60" w:type="dxa"/>
+              <w:right w:w="100" w:type="dxa"/>
+            </w:tcMar>
+          </w:tcPr>
+          <w:p>
+            <w:r>
+              <w:rPr>
+                <w:sz w:val="19"/>
+                <w:szCs w:val="19"/>
+              </w:rPr>
+              <w:t>Campaign</w:t>
+            </w:r>
+          </w:p>
+        </w:tc>
+        <w:tc>
+          <w:tcPr>
+            <w:tcW w:w="4672" w:type="dxa"/>
+            <w:tcBorders>
+              <w:top w:val="single" w:sz="4" w:space="0" w:color="A6A6A6"/>
+              <w:left w:val="single" w:sz="4" w:space="0" w:color="A6A6A6"/>
+              <w:bottom w:val="single" w:sz="4" w:space="0" w:color="A6A6A6"/>
+              <w:right w:val="single" w:sz="4" w:space="0" w:color="A6A6A6"/>
+            </w:tcBorders>
+            <w:tcMar>
+              <w:top w:w="60" w:type="dxa"/>
+              <w:left w:w="100" w:type="dxa"/>
+              <w:bottom w:w="60" w:type="dxa"/>
+              <w:right w:w="100" w:type="dxa"/>
+            </w:tcMar>
+          </w:tcPr>
+          <w:p>
+            <w:r>
+              <w:rPr>
+                <w:sz w:val="19"/>
+                <w:szCs w:val="19"/>
+              </w:rPr>
+              <w:t>name, goal, amount raised</w:t>
+            </w:r>
+          </w:p>
+        </w:tc>
+        <w:tc>
+          <w:tcPr>
+            <w:tcW w:w="1163" w:type="dxa"/>
+            <w:tcBorders>
+              <w:top w:val="single" w:sz="4" w:space="0" w:color="A6A6A6"/>
+              <w:left w:val="single" w:sz="4" w:space="0" w:color="A6A6A6"/>
+              <w:bottom w:val="single" w:sz="4" w:space="0" w:color="A6A6A6"/>
+              <w:right w:val="single" w:sz="4" w:space="0" w:color="A6A6A6"/>
+            </w:tcBorders>
+            <w:tcMar>
+              <w:top w:w="60" w:type="dxa"/>
+              <w:left w:w="100" w:type="dxa"/>
+              <w:bottom w:w="60" w:type="dxa"/>
+              <w:right w:w="100" w:type="dxa"/>
+            </w:tcMar>
+          </w:tcPr>
+          <w:p>
+            <w:r>
+              <w:rPr>
+                <w:sz w:val="19"/>
+                <w:szCs w:val="19"/>
+              </w:rPr>
+              <w:t>Donation</w:t>
             </w:r>
           </w:p>
         </w:tc>
@@ -21809,7 +23748,7 @@
                 <w:szCs w:val="20"/>
               </w:rPr>
               <w:lastRenderedPageBreak/>
-              <w:t>To be completed by Student 1, 4 and 5 (Donation, Beneficiary, Communication).</w:t>
+              <w:t>To be completed by Student 4 and 5 (Beneficiary, Communication).</w:t>
             </w:r>
             <w:r>
               <w:rPr>
@@ -21924,6 +23863,28 @@
         <w:t>ATT-</w:t>
       </w:r>
       <w:r>
+        <w:t xml:space="preserve">, </w:t>
+      </w:r>
+      <w:r>
+        <w:rPr>
+          <w:rFonts w:ascii="Consolas" w:eastAsia="Consolas" w:hAnsi="Consolas" w:cs="Consolas"/>
+          <w:sz w:val="20"/>
+          <w:szCs w:val="20"/>
+        </w:rPr>
+        <w:t>DNR-</w:t>
+      </w:r>
+      <w:r>
+        <w:t xml:space="preserve">, </w:t>
+      </w:r>
+      <w:r>
+        <w:rPr>
+          <w:rFonts w:ascii="Consolas" w:eastAsia="Consolas" w:hAnsi="Consolas" w:cs="Consolas"/>
+          <w:sz w:val="20"/>
+          <w:szCs w:val="20"/>
+        </w:rPr>
+        <w:t>DNT-</w:t>
+      </w:r>
+      <w:r>
         <w:t>, and so on) and are never reused while the program runs.</w:t>
       </w:r>
     </w:p>
@@ -21932,7 +23893,7 @@
         <w:pStyle w:val="Heading2"/>
         <w:keepNext/>
       </w:pPr>
-      <w:bookmarkStart w:id="29" w:name="_Toc243786016"/>
+      <w:bookmarkStart w:id="29" w:name="_Toc243942953"/>
       <w:r>
         <w:t>7.2 Look-up tables (CRUD)</w:t>
       </w:r>
@@ -22102,7 +24063,7 @@
         <w:pStyle w:val="Heading1"/>
         <w:keepNext/>
       </w:pPr>
-      <w:bookmarkStart w:id="30" w:name="_Toc243786017"/>
+      <w:bookmarkStart w:id="30" w:name="_Toc243942954"/>
       <w:r>
         <w:t>8. Design Patterns</w:t>
       </w:r>
@@ -22113,7 +24074,7 @@
         <w:pStyle w:val="Heading2"/>
         <w:keepNext/>
       </w:pPr>
-      <w:bookmarkStart w:id="31" w:name="_Toc243786018"/>
+      <w:bookmarkStart w:id="31" w:name="_Toc243942955"/>
       <w:r>
         <w:t>8.1 Where each pattern is used</w:t>
       </w:r>
@@ -22140,8 +24101,8 @@
         <w:gridCol w:w="1160"/>
         <w:gridCol w:w="860"/>
         <w:gridCol w:w="1160"/>
-        <w:gridCol w:w="3147"/>
-        <w:gridCol w:w="2699"/>
+        <w:gridCol w:w="3116"/>
+        <w:gridCol w:w="2730"/>
       </w:tblGrid>
       <w:tr>
         <w:tblPrEx>
@@ -22243,7 +24204,7 @@
         </w:tc>
         <w:tc>
           <w:tcPr>
-            <w:tcW w:w="3147" w:type="dxa"/>
+            <w:tcW w:w="3116" w:type="dxa"/>
             <w:tcBorders>
               <w:top w:val="single" w:sz="4" w:space="0" w:color="A6A6A6"/>
               <w:left w:val="single" w:sz="4" w:space="0" w:color="A6A6A6"/>
@@ -22272,7 +24233,7 @@
         </w:tc>
         <w:tc>
           <w:tcPr>
-            <w:tcW w:w="2699" w:type="dxa"/>
+            <w:tcW w:w="2730" w:type="dxa"/>
             <w:tcBorders>
               <w:top w:val="single" w:sz="4" w:space="0" w:color="A6A6A6"/>
               <w:left w:val="single" w:sz="4" w:space="0" w:color="A6A6A6"/>
@@ -22390,7 +24351,7 @@
         </w:tc>
         <w:tc>
           <w:tcPr>
-            <w:tcW w:w="3147" w:type="dxa"/>
+            <w:tcW w:w="3116" w:type="dxa"/>
             <w:tcBorders>
               <w:top w:val="single" w:sz="4" w:space="0" w:color="A6A6A6"/>
               <w:left w:val="single" w:sz="4" w:space="0" w:color="A6A6A6"/>
@@ -22477,7 +24438,7 @@
         </w:tc>
         <w:tc>
           <w:tcPr>
-            <w:tcW w:w="2699" w:type="dxa"/>
+            <w:tcW w:w="2730" w:type="dxa"/>
             <w:tcBorders>
               <w:top w:val="single" w:sz="4" w:space="0" w:color="A6A6A6"/>
               <w:left w:val="single" w:sz="4" w:space="0" w:color="A6A6A6"/>
@@ -22543,15 +24504,7 @@
               <w:right w:w="100" w:type="dxa"/>
             </w:tcMar>
           </w:tcPr>
-          <w:p>
-            <w:r>
-              <w:rPr>
-                <w:sz w:val="19"/>
-                <w:szCs w:val="19"/>
-              </w:rPr>
-              <w:t>Decorator</w:t>
-            </w:r>
-          </w:p>
+          <w:p/>
         </w:tc>
         <w:tc>
           <w:tcPr>
@@ -22569,15 +24522,7 @@
               <w:right w:w="100" w:type="dxa"/>
             </w:tcMar>
           </w:tcPr>
-          <w:p>
-            <w:r>
-              <w:rPr>
-                <w:sz w:val="19"/>
-                <w:szCs w:val="19"/>
-              </w:rPr>
-              <w:t>Phase 1 (1)</w:t>
-            </w:r>
-          </w:p>
+          <w:p/>
         </w:tc>
         <w:tc>
           <w:tcPr>
@@ -22601,13 +24546,13 @@
                 <w:sz w:val="19"/>
                 <w:szCs w:val="19"/>
               </w:rPr>
-              <w:t>Event</w:t>
-            </w:r>
-          </w:p>
-        </w:tc>
-        <w:tc>
-          <w:tcPr>
-            <w:tcW w:w="3147" w:type="dxa"/>
+              <w:t>Donation</w:t>
+            </w:r>
+          </w:p>
+        </w:tc>
+        <w:tc>
+          <w:tcPr>
+            <w:tcW w:w="3116" w:type="dxa"/>
             <w:tcBorders>
               <w:top w:val="single" w:sz="4" w:space="0" w:color="A6A6A6"/>
               <w:left w:val="single" w:sz="4" w:space="0" w:color="A6A6A6"/>
@@ -22628,7 +24573,7 @@
                 <w:sz w:val="17"/>
                 <w:szCs w:val="17"/>
               </w:rPr>
-              <w:t>Ticket</w:t>
+              <w:t>DonationFactory</w:t>
             </w:r>
             <w:r>
               <w:rPr>
@@ -22643,7 +24588,7 @@
                 <w:sz w:val="17"/>
                 <w:szCs w:val="17"/>
               </w:rPr>
-              <w:t>BasicTicket</w:t>
+              <w:t>DonationType</w:t>
             </w:r>
             <w:r>
               <w:rPr>
@@ -22658,7 +24603,7 @@
                 <w:sz w:val="17"/>
                 <w:szCs w:val="17"/>
               </w:rPr>
-              <w:t>TicketDecorator</w:t>
+              <w:t>OnlineDonation</w:t>
             </w:r>
             <w:r>
               <w:rPr>
@@ -22673,7 +24618,7 @@
                 <w:sz w:val="17"/>
                 <w:szCs w:val="17"/>
               </w:rPr>
-              <w:t>VipTicket</w:t>
+              <w:t>CheckDonation</w:t>
             </w:r>
             <w:r>
               <w:rPr>
@@ -22688,7 +24633,7 @@
                 <w:sz w:val="17"/>
                 <w:szCs w:val="17"/>
               </w:rPr>
-              <w:t>MealTicket</w:t>
+              <w:t>InKindDonation</w:t>
             </w:r>
             <w:r>
               <w:rPr>
@@ -22703,14 +24648,33 @@
                 <w:sz w:val="17"/>
                 <w:szCs w:val="17"/>
               </w:rPr>
-              <w:t>ParkingTicket</w:t>
-            </w:r>
-            <w:r>
-              <w:rPr>
-                <w:sz w:val="19"/>
-                <w:szCs w:val="19"/>
-              </w:rPr>
-              <w:t xml:space="preserve">, </w:t>
+              <w:t>DonationDetails</w:t>
+            </w:r>
+          </w:p>
+        </w:tc>
+        <w:tc>
+          <w:tcPr>
+            <w:tcW w:w="2730" w:type="dxa"/>
+            <w:tcBorders>
+              <w:top w:val="single" w:sz="4" w:space="0" w:color="A6A6A6"/>
+              <w:left w:val="single" w:sz="4" w:space="0" w:color="A6A6A6"/>
+              <w:bottom w:val="single" w:sz="4" w:space="0" w:color="A6A6A6"/>
+              <w:right w:val="single" w:sz="4" w:space="0" w:color="A6A6A6"/>
+            </w:tcBorders>
+            <w:tcMar>
+              <w:top w:w="60" w:type="dxa"/>
+              <w:left w:w="100" w:type="dxa"/>
+              <w:bottom w:w="60" w:type="dxa"/>
+              <w:right w:w="100" w:type="dxa"/>
+            </w:tcMar>
+          </w:tcPr>
+          <w:p>
+            <w:r>
+              <w:rPr>
+                <w:sz w:val="19"/>
+                <w:szCs w:val="19"/>
+              </w:rPr>
+              <w:t xml:space="preserve">Each method needs different fields (payment reference, check number, goods). The factory picks the class from the method the user chose, and </w:t>
             </w:r>
             <w:r>
               <w:rPr>
@@ -22718,33 +24682,29 @@
                 <w:sz w:val="17"/>
                 <w:szCs w:val="17"/>
               </w:rPr>
-              <w:t>TicketAddOn</w:t>
-            </w:r>
-          </w:p>
-        </w:tc>
-        <w:tc>
-          <w:tcPr>
-            <w:tcW w:w="2699" w:type="dxa"/>
-            <w:tcBorders>
-              <w:top w:val="single" w:sz="4" w:space="0" w:color="A6A6A6"/>
-              <w:left w:val="single" w:sz="4" w:space="0" w:color="A6A6A6"/>
-              <w:bottom w:val="single" w:sz="4" w:space="0" w:color="A6A6A6"/>
-              <w:right w:val="single" w:sz="4" w:space="0" w:color="A6A6A6"/>
-            </w:tcBorders>
-            <w:tcMar>
-              <w:top w:w="60" w:type="dxa"/>
-              <w:left w:w="100" w:type="dxa"/>
-              <w:bottom w:w="60" w:type="dxa"/>
-              <w:right w:w="100" w:type="dxa"/>
-            </w:tcMar>
-          </w:tcPr>
-          <w:p>
-            <w:r>
-              <w:rPr>
-                <w:sz w:val="19"/>
-                <w:szCs w:val="19"/>
-              </w:rPr>
-              <w:t>A ticket can have any mix of add-ons. One subclass per combination would mean 8 classes for 3 add-ons. Decorators stack instead, each adding its price and description.</w:t>
+              <w:t>DonationDetails</w:t>
+            </w:r>
+            <w:r>
+              <w:rPr>
+                <w:sz w:val="19"/>
+                <w:szCs w:val="19"/>
+              </w:rPr>
+              <w:t xml:space="preserve"> carries the entered values, so the service has one </w:t>
+            </w:r>
+            <w:r>
+              <w:rPr>
+                <w:rFonts w:ascii="Consolas" w:eastAsia="Consolas" w:hAnsi="Consolas" w:cs="Consolas"/>
+                <w:sz w:val="17"/>
+                <w:szCs w:val="17"/>
+              </w:rPr>
+              <w:t>recordDonation</w:t>
+            </w:r>
+            <w:r>
+              <w:rPr>
+                <w:sz w:val="19"/>
+                <w:szCs w:val="19"/>
+              </w:rPr>
+              <w:t xml:space="preserve"> call for every method.</w:t>
             </w:r>
           </w:p>
         </w:tc>
@@ -22782,7 +24742,7 @@
                 <w:szCs w:val="19"/>
               </w:rPr>
               <w:lastRenderedPageBreak/>
-              <w:t>Observer</w:t>
+              <w:t>Decorator</w:t>
             </w:r>
           </w:p>
         </w:tc>
@@ -22840,7 +24800,7 @@
         </w:tc>
         <w:tc>
           <w:tcPr>
-            <w:tcW w:w="3147" w:type="dxa"/>
+            <w:tcW w:w="3116" w:type="dxa"/>
             <w:tcBorders>
               <w:top w:val="single" w:sz="4" w:space="0" w:color="A6A6A6"/>
               <w:left w:val="single" w:sz="4" w:space="0" w:color="A6A6A6"/>
@@ -22861,14 +24821,14 @@
                 <w:sz w:val="17"/>
                 <w:szCs w:val="17"/>
               </w:rPr>
-              <w:t>Event</w:t>
-            </w:r>
-            <w:r>
-              <w:rPr>
-                <w:sz w:val="19"/>
-                <w:szCs w:val="19"/>
-              </w:rPr>
-              <w:t xml:space="preserve"> (subject), </w:t>
+              <w:t>Ticket</w:t>
+            </w:r>
+            <w:r>
+              <w:rPr>
+                <w:sz w:val="19"/>
+                <w:szCs w:val="19"/>
+              </w:rPr>
+              <w:t xml:space="preserve">, </w:t>
             </w:r>
             <w:r>
               <w:rPr>
@@ -22876,7 +24836,7 @@
                 <w:sz w:val="17"/>
                 <w:szCs w:val="17"/>
               </w:rPr>
-              <w:t>EventObserver</w:t>
+              <w:t>BasicTicket</w:t>
             </w:r>
             <w:r>
               <w:rPr>
@@ -22891,7 +24851,7 @@
                 <w:sz w:val="17"/>
                 <w:szCs w:val="17"/>
               </w:rPr>
-              <w:t>Attendee</w:t>
+              <w:t>TicketDecorator</w:t>
             </w:r>
             <w:r>
               <w:rPr>
@@ -22906,33 +24866,14 @@
                 <w:sz w:val="17"/>
                 <w:szCs w:val="17"/>
               </w:rPr>
-              <w:t>EventBusNotifier</w:t>
-            </w:r>
-          </w:p>
-        </w:tc>
-        <w:tc>
-          <w:tcPr>
-            <w:tcW w:w="2699" w:type="dxa"/>
-            <w:tcBorders>
-              <w:top w:val="single" w:sz="4" w:space="0" w:color="A6A6A6"/>
-              <w:left w:val="single" w:sz="4" w:space="0" w:color="A6A6A6"/>
-              <w:bottom w:val="single" w:sz="4" w:space="0" w:color="A6A6A6"/>
-              <w:right w:val="single" w:sz="4" w:space="0" w:color="A6A6A6"/>
-            </w:tcBorders>
-            <w:tcMar>
-              <w:top w:w="60" w:type="dxa"/>
-              <w:left w:w="100" w:type="dxa"/>
-              <w:bottom w:w="60" w:type="dxa"/>
-              <w:right w:w="100" w:type="dxa"/>
-            </w:tcMar>
-          </w:tcPr>
-          <w:p>
-            <w:r>
-              <w:rPr>
-                <w:sz w:val="19"/>
-                <w:szCs w:val="19"/>
-              </w:rPr>
-              <w:t xml:space="preserve">When an event changes, everyone registered must hear about it, without </w:t>
+              <w:t>VipTicket</w:t>
+            </w:r>
+            <w:r>
+              <w:rPr>
+                <w:sz w:val="19"/>
+                <w:szCs w:val="19"/>
+              </w:rPr>
+              <w:t xml:space="preserve">, </w:t>
             </w:r>
             <w:r>
               <w:rPr>
@@ -22940,14 +24881,63 @@
                 <w:sz w:val="17"/>
                 <w:szCs w:val="17"/>
               </w:rPr>
-              <w:t>Event</w:t>
-            </w:r>
-            <w:r>
-              <w:rPr>
-                <w:sz w:val="19"/>
-                <w:szCs w:val="19"/>
-              </w:rPr>
-              <w:t xml:space="preserve"> knowing who they are or how they want to be told.</w:t>
+              <w:t>MealTicket</w:t>
+            </w:r>
+            <w:r>
+              <w:rPr>
+                <w:sz w:val="19"/>
+                <w:szCs w:val="19"/>
+              </w:rPr>
+              <w:t xml:space="preserve">, </w:t>
+            </w:r>
+            <w:r>
+              <w:rPr>
+                <w:rFonts w:ascii="Consolas" w:eastAsia="Consolas" w:hAnsi="Consolas" w:cs="Consolas"/>
+                <w:sz w:val="17"/>
+                <w:szCs w:val="17"/>
+              </w:rPr>
+              <w:t>ParkingTicket</w:t>
+            </w:r>
+            <w:r>
+              <w:rPr>
+                <w:sz w:val="19"/>
+                <w:szCs w:val="19"/>
+              </w:rPr>
+              <w:t xml:space="preserve">, </w:t>
+            </w:r>
+            <w:r>
+              <w:rPr>
+                <w:rFonts w:ascii="Consolas" w:eastAsia="Consolas" w:hAnsi="Consolas" w:cs="Consolas"/>
+                <w:sz w:val="17"/>
+                <w:szCs w:val="17"/>
+              </w:rPr>
+              <w:t>TicketAddOn</w:t>
+            </w:r>
+          </w:p>
+        </w:tc>
+        <w:tc>
+          <w:tcPr>
+            <w:tcW w:w="2730" w:type="dxa"/>
+            <w:tcBorders>
+              <w:top w:val="single" w:sz="4" w:space="0" w:color="A6A6A6"/>
+              <w:left w:val="single" w:sz="4" w:space="0" w:color="A6A6A6"/>
+              <w:bottom w:val="single" w:sz="4" w:space="0" w:color="A6A6A6"/>
+              <w:right w:val="single" w:sz="4" w:space="0" w:color="A6A6A6"/>
+            </w:tcBorders>
+            <w:tcMar>
+              <w:top w:w="60" w:type="dxa"/>
+              <w:left w:w="100" w:type="dxa"/>
+              <w:bottom w:w="60" w:type="dxa"/>
+              <w:right w:w="100" w:type="dxa"/>
+            </w:tcMar>
+          </w:tcPr>
+          <w:p>
+            <w:r>
+              <w:rPr>
+                <w:sz w:val="19"/>
+                <w:szCs w:val="19"/>
+              </w:rPr>
+              <w:t>A ticket can have any mix of add-ons. One subclass per combination would mean 8 classes for 3 add-ons. Decorators stack instead, each adding its price and description.</w:t>
             </w:r>
           </w:p>
         </w:tc>
@@ -22978,7 +24968,15 @@
               <w:right w:w="100" w:type="dxa"/>
             </w:tcMar>
           </w:tcPr>
-          <w:p/>
+          <w:p>
+            <w:r>
+              <w:rPr>
+                <w:sz w:val="19"/>
+                <w:szCs w:val="19"/>
+              </w:rPr>
+              <w:t>Observer</w:t>
+            </w:r>
+          </w:p>
         </w:tc>
         <w:tc>
           <w:tcPr>
@@ -22996,7 +24994,15 @@
               <w:right w:w="100" w:type="dxa"/>
             </w:tcMar>
           </w:tcPr>
-          <w:p/>
+          <w:p>
+            <w:r>
+              <w:rPr>
+                <w:sz w:val="19"/>
+                <w:szCs w:val="19"/>
+              </w:rPr>
+              <w:t>Phase 1 (1)</w:t>
+            </w:r>
+          </w:p>
         </w:tc>
         <w:tc>
           <w:tcPr>
@@ -23020,13 +25026,13 @@
                 <w:sz w:val="19"/>
                 <w:szCs w:val="19"/>
               </w:rPr>
-              <w:t>Core</w:t>
-            </w:r>
-          </w:p>
-        </w:tc>
-        <w:tc>
-          <w:tcPr>
-            <w:tcW w:w="3147" w:type="dxa"/>
+              <w:t>Event</w:t>
+            </w:r>
+          </w:p>
+        </w:tc>
+        <w:tc>
+          <w:tcPr>
+            <w:tcW w:w="3116" w:type="dxa"/>
             <w:tcBorders>
               <w:top w:val="single" w:sz="4" w:space="0" w:color="A6A6A6"/>
               <w:left w:val="single" w:sz="4" w:space="0" w:color="A6A6A6"/>
@@ -23047,14 +25053,14 @@
                 <w:sz w:val="17"/>
                 <w:szCs w:val="17"/>
               </w:rPr>
-              <w:t>EventBus</w:t>
-            </w:r>
-            <w:r>
-              <w:rPr>
-                <w:sz w:val="19"/>
-                <w:szCs w:val="19"/>
-              </w:rPr>
-              <w:t xml:space="preserve">, </w:t>
+              <w:t>Event</w:t>
+            </w:r>
+            <w:r>
+              <w:rPr>
+                <w:sz w:val="19"/>
+                <w:szCs w:val="19"/>
+              </w:rPr>
+              <w:t xml:space="preserve"> (subject), </w:t>
             </w:r>
             <w:r>
               <w:rPr>
@@ -23062,7 +25068,7 @@
                 <w:sz w:val="17"/>
                 <w:szCs w:val="17"/>
               </w:rPr>
-              <w:t>SystemObserver</w:t>
+              <w:t>EventObserver</w:t>
             </w:r>
             <w:r>
               <w:rPr>
@@ -23077,33 +25083,63 @@
                 <w:sz w:val="17"/>
                 <w:szCs w:val="17"/>
               </w:rPr>
-              <w:t>SystemEvent</w:t>
-            </w:r>
-          </w:p>
-        </w:tc>
-        <w:tc>
-          <w:tcPr>
-            <w:tcW w:w="2699" w:type="dxa"/>
-            <w:tcBorders>
-              <w:top w:val="single" w:sz="4" w:space="0" w:color="A6A6A6"/>
-              <w:left w:val="single" w:sz="4" w:space="0" w:color="A6A6A6"/>
-              <w:bottom w:val="single" w:sz="4" w:space="0" w:color="A6A6A6"/>
-              <w:right w:val="single" w:sz="4" w:space="0" w:color="A6A6A6"/>
-            </w:tcBorders>
-            <w:tcMar>
-              <w:top w:w="60" w:type="dxa"/>
-              <w:left w:w="100" w:type="dxa"/>
-              <w:bottom w:w="60" w:type="dxa"/>
-              <w:right w:w="100" w:type="dxa"/>
-            </w:tcMar>
-          </w:tcPr>
-          <w:p>
-            <w:r>
-              <w:rPr>
-                <w:sz w:val="19"/>
-                <w:szCs w:val="19"/>
-              </w:rPr>
-              <w:t>Lets every module announce things without depending on the Communication module.</w:t>
+              <w:t>Attendee</w:t>
+            </w:r>
+            <w:r>
+              <w:rPr>
+                <w:sz w:val="19"/>
+                <w:szCs w:val="19"/>
+              </w:rPr>
+              <w:t xml:space="preserve">, </w:t>
+            </w:r>
+            <w:r>
+              <w:rPr>
+                <w:rFonts w:ascii="Consolas" w:eastAsia="Consolas" w:hAnsi="Consolas" w:cs="Consolas"/>
+                <w:sz w:val="17"/>
+                <w:szCs w:val="17"/>
+              </w:rPr>
+              <w:t>EventBusNotifier</w:t>
+            </w:r>
+          </w:p>
+        </w:tc>
+        <w:tc>
+          <w:tcPr>
+            <w:tcW w:w="2730" w:type="dxa"/>
+            <w:tcBorders>
+              <w:top w:val="single" w:sz="4" w:space="0" w:color="A6A6A6"/>
+              <w:left w:val="single" w:sz="4" w:space="0" w:color="A6A6A6"/>
+              <w:bottom w:val="single" w:sz="4" w:space="0" w:color="A6A6A6"/>
+              <w:right w:val="single" w:sz="4" w:space="0" w:color="A6A6A6"/>
+            </w:tcBorders>
+            <w:tcMar>
+              <w:top w:w="60" w:type="dxa"/>
+              <w:left w:w="100" w:type="dxa"/>
+              <w:bottom w:w="60" w:type="dxa"/>
+              <w:right w:w="100" w:type="dxa"/>
+            </w:tcMar>
+          </w:tcPr>
+          <w:p>
+            <w:r>
+              <w:rPr>
+                <w:sz w:val="19"/>
+                <w:szCs w:val="19"/>
+              </w:rPr>
+              <w:t xml:space="preserve">When an event changes, everyone registered must hear about it, without </w:t>
+            </w:r>
+            <w:r>
+              <w:rPr>
+                <w:rFonts w:ascii="Consolas" w:eastAsia="Consolas" w:hAnsi="Consolas" w:cs="Consolas"/>
+                <w:sz w:val="17"/>
+                <w:szCs w:val="17"/>
+              </w:rPr>
+              <w:t>Event</w:t>
+            </w:r>
+            <w:r>
+              <w:rPr>
+                <w:sz w:val="19"/>
+                <w:szCs w:val="19"/>
+              </w:rPr>
+              <w:t xml:space="preserve"> knowing who they are or how they want to be told.</w:t>
             </w:r>
           </w:p>
         </w:tc>
@@ -23134,15 +25170,7 @@
               <w:right w:w="100" w:type="dxa"/>
             </w:tcMar>
           </w:tcPr>
-          <w:p>
-            <w:r>
-              <w:rPr>
-                <w:sz w:val="19"/>
-                <w:szCs w:val="19"/>
-              </w:rPr>
-              <w:t>Strategy</w:t>
-            </w:r>
-          </w:p>
+          <w:p/>
         </w:tc>
         <w:tc>
           <w:tcPr>
@@ -23160,15 +25188,7 @@
               <w:right w:w="100" w:type="dxa"/>
             </w:tcMar>
           </w:tcPr>
-          <w:p>
-            <w:r>
-              <w:rPr>
-                <w:sz w:val="19"/>
-                <w:szCs w:val="19"/>
-              </w:rPr>
-              <w:t>Phase 1 (1)</w:t>
-            </w:r>
-          </w:p>
+          <w:p/>
         </w:tc>
         <w:tc>
           <w:tcPr>
@@ -23192,13 +25212,13 @@
                 <w:sz w:val="19"/>
                 <w:szCs w:val="19"/>
               </w:rPr>
-              <w:t>Volunteer</w:t>
-            </w:r>
-          </w:p>
-        </w:tc>
-        <w:tc>
-          <w:tcPr>
-            <w:tcW w:w="3147" w:type="dxa"/>
+              <w:t>Core</w:t>
+            </w:r>
+          </w:p>
+        </w:tc>
+        <w:tc>
+          <w:tcPr>
+            <w:tcW w:w="3116" w:type="dxa"/>
             <w:tcBorders>
               <w:top w:val="single" w:sz="4" w:space="0" w:color="A6A6A6"/>
               <w:left w:val="single" w:sz="4" w:space="0" w:color="A6A6A6"/>
@@ -23219,7 +25239,7 @@
                 <w:sz w:val="17"/>
                 <w:szCs w:val="17"/>
               </w:rPr>
-              <w:t>AssignmentStrategy</w:t>
+              <w:t>EventBus</w:t>
             </w:r>
             <w:r>
               <w:rPr>
@@ -23234,7 +25254,7 @@
                 <w:sz w:val="17"/>
                 <w:szCs w:val="17"/>
               </w:rPr>
-              <w:t>SkillBasedAssignment</w:t>
+              <w:t>SystemObserver</w:t>
             </w:r>
             <w:r>
               <w:rPr>
@@ -23249,63 +25269,33 @@
                 <w:sz w:val="17"/>
                 <w:szCs w:val="17"/>
               </w:rPr>
-              <w:t>AvailabilityBasedAssignment</w:t>
-            </w:r>
-            <w:r>
-              <w:rPr>
-                <w:sz w:val="19"/>
-                <w:szCs w:val="19"/>
-              </w:rPr>
-              <w:t xml:space="preserve">, </w:t>
-            </w:r>
-            <w:r>
-              <w:rPr>
-                <w:rFonts w:ascii="Consolas" w:eastAsia="Consolas" w:hAnsi="Consolas" w:cs="Consolas"/>
-                <w:sz w:val="17"/>
-                <w:szCs w:val="17"/>
-              </w:rPr>
-              <w:t>PreferenceBasedAssignment</w:t>
-            </w:r>
-            <w:r>
-              <w:rPr>
-                <w:sz w:val="19"/>
-                <w:szCs w:val="19"/>
-              </w:rPr>
-              <w:t xml:space="preserve">, </w:t>
-            </w:r>
-            <w:r>
-              <w:rPr>
-                <w:rFonts w:ascii="Consolas" w:eastAsia="Consolas" w:hAnsi="Consolas" w:cs="Consolas"/>
-                <w:sz w:val="17"/>
-                <w:szCs w:val="17"/>
-              </w:rPr>
-              <w:t>AssignmentMode</w:t>
-            </w:r>
-          </w:p>
-        </w:tc>
-        <w:tc>
-          <w:tcPr>
-            <w:tcW w:w="2699" w:type="dxa"/>
-            <w:tcBorders>
-              <w:top w:val="single" w:sz="4" w:space="0" w:color="A6A6A6"/>
-              <w:left w:val="single" w:sz="4" w:space="0" w:color="A6A6A6"/>
-              <w:bottom w:val="single" w:sz="4" w:space="0" w:color="A6A6A6"/>
-              <w:right w:val="single" w:sz="4" w:space="0" w:color="A6A6A6"/>
-            </w:tcBorders>
-            <w:tcMar>
-              <w:top w:w="60" w:type="dxa"/>
-              <w:left w:w="100" w:type="dxa"/>
-              <w:bottom w:w="60" w:type="dxa"/>
-              <w:right w:w="100" w:type="dxa"/>
-            </w:tcMar>
-          </w:tcPr>
-          <w:p>
-            <w:r>
-              <w:rPr>
-                <w:sz w:val="19"/>
-                <w:szCs w:val="19"/>
-              </w:rPr>
-              <w:t>Coordinators use different rules for different situations (qualified people for the medical tent, anyone free for setting up chairs). The rule is a separate object that can be swapped while the program runs.</w:t>
+              <w:t>SystemEvent</w:t>
+            </w:r>
+          </w:p>
+        </w:tc>
+        <w:tc>
+          <w:tcPr>
+            <w:tcW w:w="2730" w:type="dxa"/>
+            <w:tcBorders>
+              <w:top w:val="single" w:sz="4" w:space="0" w:color="A6A6A6"/>
+              <w:left w:val="single" w:sz="4" w:space="0" w:color="A6A6A6"/>
+              <w:bottom w:val="single" w:sz="4" w:space="0" w:color="A6A6A6"/>
+              <w:right w:val="single" w:sz="4" w:space="0" w:color="A6A6A6"/>
+            </w:tcBorders>
+            <w:tcMar>
+              <w:top w:w="60" w:type="dxa"/>
+              <w:left w:w="100" w:type="dxa"/>
+              <w:bottom w:w="60" w:type="dxa"/>
+              <w:right w:w="100" w:type="dxa"/>
+            </w:tcMar>
+          </w:tcPr>
+          <w:p>
+            <w:r>
+              <w:rPr>
+                <w:sz w:val="19"/>
+                <w:szCs w:val="19"/>
+              </w:rPr>
+              <w:t>Lets every module announce things without depending on the Communication module.</w:t>
             </w:r>
           </w:p>
         </w:tc>
@@ -23342,7 +25332,7 @@
                 <w:sz w:val="19"/>
                 <w:szCs w:val="19"/>
               </w:rPr>
-              <w:t>Template Method</w:t>
+              <w:t>Strategy</w:t>
             </w:r>
           </w:p>
         </w:tc>
@@ -23368,7 +25358,7 @@
                 <w:sz w:val="19"/>
                 <w:szCs w:val="19"/>
               </w:rPr>
-              <w:t>Phase 2 (1)</w:t>
+              <w:t>Phase 1 (1)</w:t>
             </w:r>
           </w:p>
         </w:tc>
@@ -23400,7 +25390,7 @@
         </w:tc>
         <w:tc>
           <w:tcPr>
-            <w:tcW w:w="3147" w:type="dxa"/>
+            <w:tcW w:w="3116" w:type="dxa"/>
             <w:tcBorders>
               <w:top w:val="single" w:sz="4" w:space="0" w:color="A6A6A6"/>
               <w:left w:val="single" w:sz="4" w:space="0" w:color="A6A6A6"/>
@@ -23421,7 +25411,7 @@
                 <w:sz w:val="17"/>
                 <w:szCs w:val="17"/>
               </w:rPr>
-              <w:t>Certificate</w:t>
+              <w:t>AssignmentStrategy</w:t>
             </w:r>
             <w:r>
               <w:rPr>
@@ -23436,7 +25426,7 @@
                 <w:sz w:val="17"/>
                 <w:szCs w:val="17"/>
               </w:rPr>
-              <w:t>HoursCertificate</w:t>
+              <w:t>SkillBasedAssignment</w:t>
             </w:r>
             <w:r>
               <w:rPr>
@@ -23451,33 +25441,14 @@
                 <w:sz w:val="17"/>
                 <w:szCs w:val="17"/>
               </w:rPr>
-              <w:t>EventParticipationCertificate</w:t>
-            </w:r>
-          </w:p>
-        </w:tc>
-        <w:tc>
-          <w:tcPr>
-            <w:tcW w:w="2699" w:type="dxa"/>
-            <w:tcBorders>
-              <w:top w:val="single" w:sz="4" w:space="0" w:color="A6A6A6"/>
-              <w:left w:val="single" w:sz="4" w:space="0" w:color="A6A6A6"/>
-              <w:bottom w:val="single" w:sz="4" w:space="0" w:color="A6A6A6"/>
-              <w:right w:val="single" w:sz="4" w:space="0" w:color="A6A6A6"/>
-            </w:tcBorders>
-            <w:tcMar>
-              <w:top w:w="60" w:type="dxa"/>
-              <w:left w:w="100" w:type="dxa"/>
-              <w:bottom w:w="60" w:type="dxa"/>
-              <w:right w:w="100" w:type="dxa"/>
-            </w:tcMar>
-          </w:tcPr>
-          <w:p>
-            <w:r>
-              <w:rPr>
-                <w:sz w:val="19"/>
-                <w:szCs w:val="19"/>
-              </w:rPr>
-              <w:t xml:space="preserve">Every certificate has the same layout. </w:t>
+              <w:t>AvailabilityBasedAssignment</w:t>
+            </w:r>
+            <w:r>
+              <w:rPr>
+                <w:sz w:val="19"/>
+                <w:szCs w:val="19"/>
+              </w:rPr>
+              <w:t xml:space="preserve">, </w:t>
             </w:r>
             <w:r>
               <w:rPr>
@@ -23485,14 +25456,14 @@
                 <w:sz w:val="17"/>
                 <w:szCs w:val="17"/>
               </w:rPr>
-              <w:t>issue()</w:t>
-            </w:r>
-            <w:r>
-              <w:rPr>
-                <w:sz w:val="19"/>
-                <w:szCs w:val="19"/>
-              </w:rPr>
-              <w:t xml:space="preserve"> is </w:t>
+              <w:t>PreferenceBasedAssignment</w:t>
+            </w:r>
+            <w:r>
+              <w:rPr>
+                <w:sz w:val="19"/>
+                <w:szCs w:val="19"/>
+              </w:rPr>
+              <w:t xml:space="preserve">, </w:t>
             </w:r>
             <w:r>
               <w:rPr>
@@ -23500,6 +25471,227 @@
                 <w:sz w:val="17"/>
                 <w:szCs w:val="17"/>
               </w:rPr>
+              <w:t>AssignmentMode</w:t>
+            </w:r>
+          </w:p>
+        </w:tc>
+        <w:tc>
+          <w:tcPr>
+            <w:tcW w:w="2730" w:type="dxa"/>
+            <w:tcBorders>
+              <w:top w:val="single" w:sz="4" w:space="0" w:color="A6A6A6"/>
+              <w:left w:val="single" w:sz="4" w:space="0" w:color="A6A6A6"/>
+              <w:bottom w:val="single" w:sz="4" w:space="0" w:color="A6A6A6"/>
+              <w:right w:val="single" w:sz="4" w:space="0" w:color="A6A6A6"/>
+            </w:tcBorders>
+            <w:tcMar>
+              <w:top w:w="60" w:type="dxa"/>
+              <w:left w:w="100" w:type="dxa"/>
+              <w:bottom w:w="60" w:type="dxa"/>
+              <w:right w:w="100" w:type="dxa"/>
+            </w:tcMar>
+          </w:tcPr>
+          <w:p>
+            <w:r>
+              <w:rPr>
+                <w:sz w:val="19"/>
+                <w:szCs w:val="19"/>
+              </w:rPr>
+              <w:t>Coordinators use different rules for different situations (qualified people for the medical tent, anyone free for setting up chairs). The rule is a separate object that can be swapped while the program runs.</w:t>
+            </w:r>
+          </w:p>
+        </w:tc>
+      </w:tr>
+      <w:tr>
+        <w:tblPrEx>
+          <w:tblCellMar>
+            <w:top w:w="0" w:type="dxa"/>
+            <w:bottom w:w="0" w:type="dxa"/>
+          </w:tblCellMar>
+        </w:tblPrEx>
+        <w:trPr>
+          <w:cantSplit/>
+        </w:trPr>
+        <w:tc>
+          <w:tcPr>
+            <w:tcW w:w="1160" w:type="dxa"/>
+            <w:tcBorders>
+              <w:top w:val="single" w:sz="4" w:space="0" w:color="A6A6A6"/>
+              <w:left w:val="single" w:sz="4" w:space="0" w:color="A6A6A6"/>
+              <w:bottom w:val="single" w:sz="4" w:space="0" w:color="A6A6A6"/>
+              <w:right w:val="single" w:sz="4" w:space="0" w:color="A6A6A6"/>
+            </w:tcBorders>
+            <w:tcMar>
+              <w:top w:w="60" w:type="dxa"/>
+              <w:left w:w="100" w:type="dxa"/>
+              <w:bottom w:w="60" w:type="dxa"/>
+              <w:right w:w="100" w:type="dxa"/>
+            </w:tcMar>
+          </w:tcPr>
+          <w:p>
+            <w:r>
+              <w:rPr>
+                <w:sz w:val="19"/>
+                <w:szCs w:val="19"/>
+              </w:rPr>
+              <w:t>Template Method</w:t>
+            </w:r>
+          </w:p>
+        </w:tc>
+        <w:tc>
+          <w:tcPr>
+            <w:tcW w:w="860" w:type="dxa"/>
+            <w:tcBorders>
+              <w:top w:val="single" w:sz="4" w:space="0" w:color="A6A6A6"/>
+              <w:left w:val="single" w:sz="4" w:space="0" w:color="A6A6A6"/>
+              <w:bottom w:val="single" w:sz="4" w:space="0" w:color="A6A6A6"/>
+              <w:right w:val="single" w:sz="4" w:space="0" w:color="A6A6A6"/>
+            </w:tcBorders>
+            <w:tcMar>
+              <w:top w:w="60" w:type="dxa"/>
+              <w:left w:w="100" w:type="dxa"/>
+              <w:bottom w:w="60" w:type="dxa"/>
+              <w:right w:w="100" w:type="dxa"/>
+            </w:tcMar>
+          </w:tcPr>
+          <w:p>
+            <w:r>
+              <w:rPr>
+                <w:sz w:val="19"/>
+                <w:szCs w:val="19"/>
+              </w:rPr>
+              <w:t>Phase 2 (1)</w:t>
+            </w:r>
+          </w:p>
+        </w:tc>
+        <w:tc>
+          <w:tcPr>
+            <w:tcW w:w="1160" w:type="dxa"/>
+            <w:tcBorders>
+              <w:top w:val="single" w:sz="4" w:space="0" w:color="A6A6A6"/>
+              <w:left w:val="single" w:sz="4" w:space="0" w:color="A6A6A6"/>
+              <w:bottom w:val="single" w:sz="4" w:space="0" w:color="A6A6A6"/>
+              <w:right w:val="single" w:sz="4" w:space="0" w:color="A6A6A6"/>
+            </w:tcBorders>
+            <w:tcMar>
+              <w:top w:w="60" w:type="dxa"/>
+              <w:left w:w="100" w:type="dxa"/>
+              <w:bottom w:w="60" w:type="dxa"/>
+              <w:right w:w="100" w:type="dxa"/>
+            </w:tcMar>
+          </w:tcPr>
+          <w:p>
+            <w:r>
+              <w:rPr>
+                <w:sz w:val="19"/>
+                <w:szCs w:val="19"/>
+              </w:rPr>
+              <w:t>Volunteer</w:t>
+            </w:r>
+          </w:p>
+        </w:tc>
+        <w:tc>
+          <w:tcPr>
+            <w:tcW w:w="3116" w:type="dxa"/>
+            <w:tcBorders>
+              <w:top w:val="single" w:sz="4" w:space="0" w:color="A6A6A6"/>
+              <w:left w:val="single" w:sz="4" w:space="0" w:color="A6A6A6"/>
+              <w:bottom w:val="single" w:sz="4" w:space="0" w:color="A6A6A6"/>
+              <w:right w:val="single" w:sz="4" w:space="0" w:color="A6A6A6"/>
+            </w:tcBorders>
+            <w:tcMar>
+              <w:top w:w="60" w:type="dxa"/>
+              <w:left w:w="100" w:type="dxa"/>
+              <w:bottom w:w="60" w:type="dxa"/>
+              <w:right w:w="100" w:type="dxa"/>
+            </w:tcMar>
+          </w:tcPr>
+          <w:p>
+            <w:r>
+              <w:rPr>
+                <w:rFonts w:ascii="Consolas" w:eastAsia="Consolas" w:hAnsi="Consolas" w:cs="Consolas"/>
+                <w:sz w:val="17"/>
+                <w:szCs w:val="17"/>
+              </w:rPr>
+              <w:t>Certificate</w:t>
+            </w:r>
+            <w:r>
+              <w:rPr>
+                <w:sz w:val="19"/>
+                <w:szCs w:val="19"/>
+              </w:rPr>
+              <w:t xml:space="preserve">, </w:t>
+            </w:r>
+            <w:r>
+              <w:rPr>
+                <w:rFonts w:ascii="Consolas" w:eastAsia="Consolas" w:hAnsi="Consolas" w:cs="Consolas"/>
+                <w:sz w:val="17"/>
+                <w:szCs w:val="17"/>
+              </w:rPr>
+              <w:t>HoursCertificate</w:t>
+            </w:r>
+            <w:r>
+              <w:rPr>
+                <w:sz w:val="19"/>
+                <w:szCs w:val="19"/>
+              </w:rPr>
+              <w:t xml:space="preserve">, </w:t>
+            </w:r>
+            <w:r>
+              <w:rPr>
+                <w:rFonts w:ascii="Consolas" w:eastAsia="Consolas" w:hAnsi="Consolas" w:cs="Consolas"/>
+                <w:sz w:val="17"/>
+                <w:szCs w:val="17"/>
+              </w:rPr>
+              <w:t>EventParticipationCertificate</w:t>
+            </w:r>
+          </w:p>
+        </w:tc>
+        <w:tc>
+          <w:tcPr>
+            <w:tcW w:w="2730" w:type="dxa"/>
+            <w:tcBorders>
+              <w:top w:val="single" w:sz="4" w:space="0" w:color="A6A6A6"/>
+              <w:left w:val="single" w:sz="4" w:space="0" w:color="A6A6A6"/>
+              <w:bottom w:val="single" w:sz="4" w:space="0" w:color="A6A6A6"/>
+              <w:right w:val="single" w:sz="4" w:space="0" w:color="A6A6A6"/>
+            </w:tcBorders>
+            <w:tcMar>
+              <w:top w:w="60" w:type="dxa"/>
+              <w:left w:w="100" w:type="dxa"/>
+              <w:bottom w:w="60" w:type="dxa"/>
+              <w:right w:w="100" w:type="dxa"/>
+            </w:tcMar>
+          </w:tcPr>
+          <w:p>
+            <w:r>
+              <w:rPr>
+                <w:sz w:val="19"/>
+                <w:szCs w:val="19"/>
+              </w:rPr>
+              <w:t xml:space="preserve">Every certificate has the same layout. </w:t>
+            </w:r>
+            <w:r>
+              <w:rPr>
+                <w:rFonts w:ascii="Consolas" w:eastAsia="Consolas" w:hAnsi="Consolas" w:cs="Consolas"/>
+                <w:sz w:val="17"/>
+                <w:szCs w:val="17"/>
+              </w:rPr>
+              <w:t>issue()</w:t>
+            </w:r>
+            <w:r>
+              <w:rPr>
+                <w:sz w:val="19"/>
+                <w:szCs w:val="19"/>
+              </w:rPr>
+              <w:t xml:space="preserve"> is </w:t>
+            </w:r>
+            <w:r>
+              <w:rPr>
+                <w:rFonts w:ascii="Consolas" w:eastAsia="Consolas" w:hAnsi="Consolas" w:cs="Consolas"/>
+                <w:sz w:val="17"/>
+                <w:szCs w:val="17"/>
+              </w:rPr>
               <w:t>final</w:t>
             </w:r>
             <w:r>
@@ -23508,6 +25700,192 @@
                 <w:szCs w:val="19"/>
               </w:rPr>
               <w:t xml:space="preserve"> and fixes the order of the steps; subclasses fill in only the title and achievement and can override the eligibility check.</w:t>
+            </w:r>
+          </w:p>
+        </w:tc>
+      </w:tr>
+      <w:tr>
+        <w:tblPrEx>
+          <w:tblCellMar>
+            <w:top w:w="0" w:type="dxa"/>
+            <w:bottom w:w="0" w:type="dxa"/>
+          </w:tblCellMar>
+        </w:tblPrEx>
+        <w:trPr>
+          <w:cantSplit/>
+        </w:trPr>
+        <w:tc>
+          <w:tcPr>
+            <w:tcW w:w="1160" w:type="dxa"/>
+            <w:tcBorders>
+              <w:top w:val="single" w:sz="4" w:space="0" w:color="A6A6A6"/>
+              <w:left w:val="single" w:sz="4" w:space="0" w:color="A6A6A6"/>
+              <w:bottom w:val="single" w:sz="4" w:space="0" w:color="A6A6A6"/>
+              <w:right w:val="single" w:sz="4" w:space="0" w:color="A6A6A6"/>
+            </w:tcBorders>
+            <w:tcMar>
+              <w:top w:w="60" w:type="dxa"/>
+              <w:left w:w="100" w:type="dxa"/>
+              <w:bottom w:w="60" w:type="dxa"/>
+              <w:right w:w="100" w:type="dxa"/>
+            </w:tcMar>
+          </w:tcPr>
+          <w:p/>
+        </w:tc>
+        <w:tc>
+          <w:tcPr>
+            <w:tcW w:w="860" w:type="dxa"/>
+            <w:tcBorders>
+              <w:top w:val="single" w:sz="4" w:space="0" w:color="A6A6A6"/>
+              <w:left w:val="single" w:sz="4" w:space="0" w:color="A6A6A6"/>
+              <w:bottom w:val="single" w:sz="4" w:space="0" w:color="A6A6A6"/>
+              <w:right w:val="single" w:sz="4" w:space="0" w:color="A6A6A6"/>
+            </w:tcBorders>
+            <w:tcMar>
+              <w:top w:w="60" w:type="dxa"/>
+              <w:left w:w="100" w:type="dxa"/>
+              <w:bottom w:w="60" w:type="dxa"/>
+              <w:right w:w="100" w:type="dxa"/>
+            </w:tcMar>
+          </w:tcPr>
+          <w:p/>
+        </w:tc>
+        <w:tc>
+          <w:tcPr>
+            <w:tcW w:w="1160" w:type="dxa"/>
+            <w:tcBorders>
+              <w:top w:val="single" w:sz="4" w:space="0" w:color="A6A6A6"/>
+              <w:left w:val="single" w:sz="4" w:space="0" w:color="A6A6A6"/>
+              <w:bottom w:val="single" w:sz="4" w:space="0" w:color="A6A6A6"/>
+              <w:right w:val="single" w:sz="4" w:space="0" w:color="A6A6A6"/>
+            </w:tcBorders>
+            <w:tcMar>
+              <w:top w:w="60" w:type="dxa"/>
+              <w:left w:w="100" w:type="dxa"/>
+              <w:bottom w:w="60" w:type="dxa"/>
+              <w:right w:w="100" w:type="dxa"/>
+            </w:tcMar>
+          </w:tcPr>
+          <w:p>
+            <w:r>
+              <w:rPr>
+                <w:sz w:val="19"/>
+                <w:szCs w:val="19"/>
+              </w:rPr>
+              <w:t>Donation</w:t>
+            </w:r>
+          </w:p>
+        </w:tc>
+        <w:tc>
+          <w:tcPr>
+            <w:tcW w:w="3116" w:type="dxa"/>
+            <w:tcBorders>
+              <w:top w:val="single" w:sz="4" w:space="0" w:color="A6A6A6"/>
+              <w:left w:val="single" w:sz="4" w:space="0" w:color="A6A6A6"/>
+              <w:bottom w:val="single" w:sz="4" w:space="0" w:color="A6A6A6"/>
+              <w:right w:val="single" w:sz="4" w:space="0" w:color="A6A6A6"/>
+            </w:tcBorders>
+            <w:tcMar>
+              <w:top w:w="60" w:type="dxa"/>
+              <w:left w:w="100" w:type="dxa"/>
+              <w:bottom w:w="60" w:type="dxa"/>
+              <w:right w:w="100" w:type="dxa"/>
+            </w:tcMar>
+          </w:tcPr>
+          <w:p>
+            <w:r>
+              <w:rPr>
+                <w:rFonts w:ascii="Consolas" w:eastAsia="Consolas" w:hAnsi="Consolas" w:cs="Consolas"/>
+                <w:sz w:val="17"/>
+                <w:szCs w:val="17"/>
+              </w:rPr>
+              <w:t>DonationDocument</w:t>
+            </w:r>
+            <w:r>
+              <w:rPr>
+                <w:sz w:val="19"/>
+                <w:szCs w:val="19"/>
+              </w:rPr>
+              <w:t xml:space="preserve">, </w:t>
+            </w:r>
+            <w:r>
+              <w:rPr>
+                <w:rFonts w:ascii="Consolas" w:eastAsia="Consolas" w:hAnsi="Consolas" w:cs="Consolas"/>
+                <w:sz w:val="17"/>
+                <w:szCs w:val="17"/>
+              </w:rPr>
+              <w:t>DonationReceipt</w:t>
+            </w:r>
+            <w:r>
+              <w:rPr>
+                <w:sz w:val="19"/>
+                <w:szCs w:val="19"/>
+              </w:rPr>
+              <w:t xml:space="preserve">, </w:t>
+            </w:r>
+            <w:r>
+              <w:rPr>
+                <w:rFonts w:ascii="Consolas" w:eastAsia="Consolas" w:hAnsi="Consolas" w:cs="Consolas"/>
+                <w:sz w:val="17"/>
+                <w:szCs w:val="17"/>
+              </w:rPr>
+              <w:t>TaxDeductionStatement</w:t>
+            </w:r>
+          </w:p>
+        </w:tc>
+        <w:tc>
+          <w:tcPr>
+            <w:tcW w:w="2730" w:type="dxa"/>
+            <w:tcBorders>
+              <w:top w:val="single" w:sz="4" w:space="0" w:color="A6A6A6"/>
+              <w:left w:val="single" w:sz="4" w:space="0" w:color="A6A6A6"/>
+              <w:bottom w:val="single" w:sz="4" w:space="0" w:color="A6A6A6"/>
+              <w:right w:val="single" w:sz="4" w:space="0" w:color="A6A6A6"/>
+            </w:tcBorders>
+            <w:tcMar>
+              <w:top w:w="60" w:type="dxa"/>
+              <w:left w:w="100" w:type="dxa"/>
+              <w:bottom w:w="60" w:type="dxa"/>
+              <w:right w:w="100" w:type="dxa"/>
+            </w:tcMar>
+          </w:tcPr>
+          <w:p>
+            <w:r>
+              <w:rPr>
+                <w:sz w:val="19"/>
+                <w:szCs w:val="19"/>
+              </w:rPr>
+              <w:t xml:space="preserve">Receipts and tax statements share the header and footer and differ in body and totals. </w:t>
+            </w:r>
+            <w:r>
+              <w:rPr>
+                <w:rFonts w:ascii="Consolas" w:eastAsia="Consolas" w:hAnsi="Consolas" w:cs="Consolas"/>
+                <w:sz w:val="17"/>
+                <w:szCs w:val="17"/>
+              </w:rPr>
+              <w:t>generate()</w:t>
+            </w:r>
+            <w:r>
+              <w:rPr>
+                <w:sz w:val="19"/>
+                <w:szCs w:val="19"/>
+              </w:rPr>
+              <w:t xml:space="preserve"> is </w:t>
+            </w:r>
+            <w:r>
+              <w:rPr>
+                <w:rFonts w:ascii="Consolas" w:eastAsia="Consolas" w:hAnsi="Consolas" w:cs="Consolas"/>
+                <w:sz w:val="17"/>
+                <w:szCs w:val="17"/>
+              </w:rPr>
+              <w:t>final</w:t>
+            </w:r>
+            <w:r>
+              <w:rPr>
+                <w:sz w:val="19"/>
+                <w:szCs w:val="19"/>
+              </w:rPr>
+              <w:t xml:space="preserve"> and fixes the order header, body, totals, footer.</w:t>
             </w:r>
           </w:p>
         </w:tc>
@@ -23536,18 +25914,7 @@
         <w:spacing w:after="60"/>
       </w:pPr>
       <w:r>
-        <w:t>Student 1: Factory (</w:t>
-      </w:r>
-      <w:r>
-        <w:rPr>
-          <w:rFonts w:ascii="Consolas" w:eastAsia="Consolas" w:hAnsi="Consolas" w:cs="Consolas"/>
-          <w:sz w:val="20"/>
-          <w:szCs w:val="20"/>
-        </w:rPr>
-        <w:t>DonationFactory</w:t>
-      </w:r>
-      <w:r>
-        <w:t>) and Template Method (receipts and tax statements).</w:t>
+        <w:t>Student 4: Strategy (allocation rules) and Template Method (impact reports).</w:t>
       </w:r>
     </w:p>
     <w:p>
@@ -23560,7 +25927,7 @@
         <w:spacing w:after="60"/>
       </w:pPr>
       <w:r>
-        <w:t>Student 4: Strategy (allocation rules) and Template Method (impact reports).</w:t>
+        <w:t>Student 5: Strategy (channels) and Decorator (message content).</w:t>
       </w:r>
     </w:p>
     <w:p>
@@ -23573,19 +25940,6 @@
         <w:spacing w:after="60"/>
       </w:pPr>
       <w:r>
-        <w:t>Student 5: Strategy (channels) and Decorator (message content).</w:t>
-      </w:r>
-    </w:p>
-    <w:p>
-      <w:pPr>
-        <w:pStyle w:val="ListParagraph"/>
-        <w:numPr>
-          <w:ilvl w:val="0"/>
-          <w:numId w:val="3"/>
-        </w:numPr>
-        <w:spacing w:after="60"/>
-      </w:pPr>
-      <w:r>
         <w:t>Student 6: Singleton (</w:t>
       </w:r>
       <w:r>
@@ -23616,7 +25970,7 @@
         <w:pStyle w:val="Heading2"/>
         <w:keepNext/>
       </w:pPr>
-      <w:bookmarkStart w:id="32" w:name="_Toc243786019"/>
+      <w:bookmarkStart w:id="32" w:name="_Toc243942956"/>
       <w:r>
         <w:t>8.2 Pattern details for the finished modules</w:t>
       </w:r>
@@ -23678,7 +26032,11 @@
         <w:t>EventType.fromString</w:t>
       </w:r>
       <w:r>
-        <w:t>, which accepts different cases, extra spaces and "outreach program". The factory also generates the event ID. The event constructors are package-private, so code outside the package cannot skip the factory.</w:t>
+        <w:t xml:space="preserve">, which accepts different cases, extra spaces and "outreach program". The factory also generates the </w:t>
+      </w:r>
+      <w:r>
+        <w:lastRenderedPageBreak/>
+        <w:t>event ID. The event constructors are package-private, so code outside the package cannot skip the factory.</w:t>
       </w:r>
     </w:p>
     <w:p>
@@ -23815,7 +26173,6 @@
           <w:b/>
           <w:bCs/>
         </w:rPr>
-        <w:lastRenderedPageBreak/>
         <w:t>Observer (Events).</w:t>
       </w:r>
       <w:r>
@@ -24184,6 +26541,278 @@
       </w:r>
       <w:r>
         <w:t xml:space="preserve"> needs at least one task at the named event.</w:t>
+      </w:r>
+    </w:p>
+    <w:p>
+      <w:pPr>
+        <w:spacing w:after="140"/>
+      </w:pPr>
+      <w:r>
+        <w:rPr>
+          <w:b/>
+          <w:bCs/>
+        </w:rPr>
+        <w:t>Factory (Donations).</w:t>
+      </w:r>
+      <w:r>
+        <w:t xml:space="preserve"> </w:t>
+      </w:r>
+      <w:r>
+        <w:rPr>
+          <w:rFonts w:ascii="Consolas" w:eastAsia="Consolas" w:hAnsi="Consolas" w:cs="Consolas"/>
+          <w:sz w:val="20"/>
+          <w:szCs w:val="20"/>
+        </w:rPr>
+        <w:t>DonationFactory</w:t>
+      </w:r>
+      <w:r>
+        <w:t xml:space="preserve"> has a private constructor and two static </w:t>
+      </w:r>
+      <w:r>
+        <w:rPr>
+          <w:rFonts w:ascii="Consolas" w:eastAsia="Consolas" w:hAnsi="Consolas" w:cs="Consolas"/>
+          <w:sz w:val="20"/>
+          <w:szCs w:val="20"/>
+        </w:rPr>
+        <w:t>create</w:t>
+      </w:r>
+      <w:r>
+        <w:t xml:space="preserve"> methods, one taking a </w:t>
+      </w:r>
+      <w:r>
+        <w:rPr>
+          <w:rFonts w:ascii="Consolas" w:eastAsia="Consolas" w:hAnsi="Consolas" w:cs="Consolas"/>
+          <w:sz w:val="20"/>
+          <w:szCs w:val="20"/>
+        </w:rPr>
+        <w:t>DonationType</w:t>
+      </w:r>
+      <w:r>
+        <w:t xml:space="preserve"> and one taking the user's text (parsed by </w:t>
+      </w:r>
+      <w:r>
+        <w:rPr>
+          <w:rFonts w:ascii="Consolas" w:eastAsia="Consolas" w:hAnsi="Consolas" w:cs="Consolas"/>
+          <w:sz w:val="20"/>
+          <w:szCs w:val="20"/>
+        </w:rPr>
+        <w:t>DonationType.fromString</w:t>
+      </w:r>
+      <w:r>
+        <w:t xml:space="preserve">). The donation constructors are package-private, so the factory is the only way to make one. Each subclass checks its own required field (payment reference, check number, item description), so the factory stays a plain </w:t>
+      </w:r>
+      <w:r>
+        <w:rPr>
+          <w:rFonts w:ascii="Consolas" w:eastAsia="Consolas" w:hAnsi="Consolas" w:cs="Consolas"/>
+          <w:sz w:val="20"/>
+          <w:szCs w:val="20"/>
+        </w:rPr>
+        <w:t>switch</w:t>
+      </w:r>
+      <w:r>
+        <w:t>. The factory takes the next donation number only after the donation has been built successfully, which keeps receipt numbers free of gaps.</w:t>
+      </w:r>
+    </w:p>
+    <w:p>
+      <w:pPr>
+        <w:spacing w:after="140"/>
+      </w:pPr>
+      <w:r>
+        <w:rPr>
+          <w:b/>
+          <w:bCs/>
+        </w:rPr>
+        <w:t>Template Method (Donations).</w:t>
+      </w:r>
+      <w:r>
+        <w:t xml:space="preserve"> </w:t>
+      </w:r>
+      <w:r>
+        <w:rPr>
+          <w:rFonts w:ascii="Consolas" w:eastAsia="Consolas" w:hAnsi="Consolas" w:cs="Consolas"/>
+          <w:sz w:val="20"/>
+          <w:szCs w:val="20"/>
+        </w:rPr>
+        <w:t>DonationDocument.generate()</w:t>
+      </w:r>
+      <w:r>
+        <w:t xml:space="preserve"> is </w:t>
+      </w:r>
+      <w:r>
+        <w:rPr>
+          <w:rFonts w:ascii="Consolas" w:eastAsia="Consolas" w:hAnsi="Consolas" w:cs="Consolas"/>
+          <w:sz w:val="20"/>
+          <w:szCs w:val="20"/>
+        </w:rPr>
+        <w:t>final</w:t>
+      </w:r>
+      <w:r>
+        <w:t xml:space="preserve">. It checks the </w:t>
+      </w:r>
+      <w:r>
+        <w:rPr>
+          <w:rFonts w:ascii="Consolas" w:eastAsia="Consolas" w:hAnsi="Consolas" w:cs="Consolas"/>
+          <w:sz w:val="20"/>
+          <w:szCs w:val="20"/>
+        </w:rPr>
+        <w:t>hasContent()</w:t>
+      </w:r>
+      <w:r>
+        <w:t xml:space="preserve"> hook, then builds the document in a fixed order: </w:t>
+      </w:r>
+      <w:r>
+        <w:rPr>
+          <w:rFonts w:ascii="Consolas" w:eastAsia="Consolas" w:hAnsi="Consolas" w:cs="Consolas"/>
+          <w:sz w:val="20"/>
+          <w:szCs w:val="20"/>
+        </w:rPr>
+        <w:t>header()</w:t>
+      </w:r>
+      <w:r>
+        <w:t xml:space="preserve">, </w:t>
+      </w:r>
+      <w:r>
+        <w:rPr>
+          <w:rFonts w:ascii="Consolas" w:eastAsia="Consolas" w:hAnsi="Consolas" w:cs="Consolas"/>
+          <w:sz w:val="20"/>
+          <w:szCs w:val="20"/>
+        </w:rPr>
+        <w:t>body()</w:t>
+      </w:r>
+      <w:r>
+        <w:t xml:space="preserve">, </w:t>
+      </w:r>
+      <w:r>
+        <w:rPr>
+          <w:rFonts w:ascii="Consolas" w:eastAsia="Consolas" w:hAnsi="Consolas" w:cs="Consolas"/>
+          <w:sz w:val="20"/>
+          <w:szCs w:val="20"/>
+        </w:rPr>
+        <w:t>totals()</w:t>
+      </w:r>
+      <w:r>
+        <w:t xml:space="preserve">, </w:t>
+      </w:r>
+      <w:r>
+        <w:rPr>
+          <w:rFonts w:ascii="Consolas" w:eastAsia="Consolas" w:hAnsi="Consolas" w:cs="Consolas"/>
+          <w:sz w:val="20"/>
+          <w:szCs w:val="20"/>
+        </w:rPr>
+        <w:t>footer()</w:t>
+      </w:r>
+      <w:r>
+        <w:t xml:space="preserve">, separated by rules. </w:t>
+      </w:r>
+      <w:r>
+        <w:rPr>
+          <w:rFonts w:ascii="Consolas" w:eastAsia="Consolas" w:hAnsi="Consolas" w:cs="Consolas"/>
+          <w:sz w:val="20"/>
+          <w:szCs w:val="20"/>
+        </w:rPr>
+        <w:t>title()</w:t>
+      </w:r>
+      <w:r>
+        <w:t xml:space="preserve">, </w:t>
+      </w:r>
+      <w:r>
+        <w:rPr>
+          <w:rFonts w:ascii="Consolas" w:eastAsia="Consolas" w:hAnsi="Consolas" w:cs="Consolas"/>
+          <w:sz w:val="20"/>
+          <w:szCs w:val="20"/>
+        </w:rPr>
+        <w:t>body()</w:t>
+      </w:r>
+      <w:r>
+        <w:t xml:space="preserve"> and </w:t>
+      </w:r>
+      <w:r>
+        <w:rPr>
+          <w:rFonts w:ascii="Consolas" w:eastAsia="Consolas" w:hAnsi="Consolas" w:cs="Consolas"/>
+          <w:sz w:val="20"/>
+          <w:szCs w:val="20"/>
+        </w:rPr>
+        <w:t>totals()</w:t>
+      </w:r>
+      <w:r>
+        <w:t xml:space="preserve"> are abstract. </w:t>
+      </w:r>
+      <w:r>
+        <w:rPr>
+          <w:rFonts w:ascii="Consolas" w:eastAsia="Consolas" w:hAnsi="Consolas" w:cs="Consolas"/>
+          <w:sz w:val="20"/>
+          <w:szCs w:val="20"/>
+        </w:rPr>
+        <w:t>header()</w:t>
+      </w:r>
+      <w:r>
+        <w:t xml:space="preserve">, </w:t>
+      </w:r>
+      <w:r>
+        <w:rPr>
+          <w:rFonts w:ascii="Consolas" w:eastAsia="Consolas" w:hAnsi="Consolas" w:cs="Consolas"/>
+          <w:sz w:val="20"/>
+          <w:szCs w:val="20"/>
+        </w:rPr>
+        <w:t>footer()</w:t>
+      </w:r>
+      <w:r>
+        <w:t xml:space="preserve"> and </w:t>
+      </w:r>
+      <w:r>
+        <w:rPr>
+          <w:rFonts w:ascii="Consolas" w:eastAsia="Consolas" w:hAnsi="Consolas" w:cs="Consolas"/>
+          <w:sz w:val="20"/>
+          <w:szCs w:val="20"/>
+        </w:rPr>
+        <w:t>hasContent()</w:t>
+      </w:r>
+      <w:r>
+        <w:t xml:space="preserve"> are hooks with defaults. </w:t>
+      </w:r>
+      <w:r>
+        <w:rPr>
+          <w:rFonts w:ascii="Consolas" w:eastAsia="Consolas" w:hAnsi="Consolas" w:cs="Consolas"/>
+          <w:sz w:val="20"/>
+          <w:szCs w:val="20"/>
+        </w:rPr>
+        <w:t>DonationReceipt</w:t>
+      </w:r>
+      <w:r>
+        <w:t xml:space="preserve"> overrides </w:t>
+      </w:r>
+      <w:r>
+        <w:rPr>
+          <w:rFonts w:ascii="Consolas" w:eastAsia="Consolas" w:hAnsi="Consolas" w:cs="Consolas"/>
+          <w:sz w:val="20"/>
+          <w:szCs w:val="20"/>
+        </w:rPr>
+        <w:t>footer()</w:t>
+      </w:r>
+      <w:r>
+        <w:t xml:space="preserve"> to add a note for in-kind gifts; </w:t>
+      </w:r>
+      <w:r>
+        <w:rPr>
+          <w:rFonts w:ascii="Consolas" w:eastAsia="Consolas" w:hAnsi="Consolas" w:cs="Consolas"/>
+          <w:sz w:val="20"/>
+          <w:szCs w:val="20"/>
+        </w:rPr>
+        <w:t>TaxDeductionStatement</w:t>
+      </w:r>
+      <w:r>
+        <w:t xml:space="preserve"> overrides </w:t>
+      </w:r>
+      <w:r>
+        <w:rPr>
+          <w:rFonts w:ascii="Consolas" w:eastAsia="Consolas" w:hAnsi="Consolas" w:cs="Consolas"/>
+          <w:sz w:val="20"/>
+          <w:szCs w:val="20"/>
+        </w:rPr>
+        <w:t>hasContent()</w:t>
+      </w:r>
+      <w:r>
+        <w:t xml:space="preserve"> so no statement is produced for a year without donations.</w:t>
       </w:r>
     </w:p>
     <w:p>
@@ -24203,7 +26832,7 @@
         <w:pStyle w:val="Heading1"/>
         <w:keepNext/>
       </w:pPr>
-      <w:bookmarkStart w:id="33" w:name="_Toc243786020"/>
+      <w:bookmarkStart w:id="33" w:name="_Toc243942957"/>
       <w:r>
         <w:lastRenderedPageBreak/>
         <w:t>9. Class Diagrams</w:t>
@@ -24311,7 +26940,7 @@
         <w:pStyle w:val="Heading2"/>
         <w:keepNext/>
       </w:pPr>
-      <w:bookmarkStart w:id="34" w:name="_Toc243786021"/>
+      <w:bookmarkStart w:id="34" w:name="_Toc243942958"/>
       <w:r>
         <w:lastRenderedPageBreak/>
         <w:t>9.1 Shared core</w:t>
@@ -24329,10 +26958,10 @@
           <w:noProof/>
         </w:rPr>
         <w:drawing>
-          <wp:inline distT="0" distB="0" distL="0" distR="0" wp14:anchorId="72CA703E" wp14:editId="5B40E106">
+          <wp:inline distT="0" distB="0" distL="0" distR="0" wp14:anchorId="40DD2C4F" wp14:editId="7FF9A890">
             <wp:extent cx="6877050" cy="5191125"/>
             <wp:effectExtent l="0" t="0" r="0" b="0"/>
-            <wp:docPr id="1355968479" name="core.png" descr="Figure 2. Shared core (output/core.puml)" title="Figure 2. Shared core (output/core.puml)"/>
+            <wp:docPr id="1739343726" name="core.png" descr="Figure 2. Shared core (output/core.puml)" title="Figure 2. Shared core (output/core.puml)"/>
             <wp:cNvGraphicFramePr>
               <a:graphicFrameLocks xmlns:a="http://schemas.openxmlformats.org/drawingml/2006/main" noChangeAspect="1"/>
             </wp:cNvGraphicFramePr>
@@ -24390,7 +27019,7 @@
         <w:keepNext/>
         <w:pageBreakBefore/>
       </w:pPr>
-      <w:bookmarkStart w:id="35" w:name="_Toc243786022"/>
+      <w:bookmarkStart w:id="35" w:name="_Toc243942959"/>
       <w:r>
         <w:lastRenderedPageBreak/>
         <w:t>9.2 Event management</w:t>
@@ -24408,10 +27037,10 @@
           <w:noProof/>
         </w:rPr>
         <w:drawing>
-          <wp:inline distT="0" distB="0" distL="0" distR="0" wp14:anchorId="63058F99" wp14:editId="6762DA6A">
+          <wp:inline distT="0" distB="0" distL="0" distR="0" wp14:anchorId="27C4A2A9" wp14:editId="3DA0FB18">
             <wp:extent cx="8067675" cy="5191125"/>
             <wp:effectExtent l="0" t="0" r="0" b="0"/>
-            <wp:docPr id="794585551" name="event.png" descr="Figure 3. Events module: Factory, Observer and Decorator (output/event.puml)" title="Figure 3. Events module: Factory, Observer and Decorator (output/event.puml)"/>
+            <wp:docPr id="1145215027" name="event.png" descr="Figure 3. Events module: Factory, Observer and Decorator (output/event.puml)" title="Figure 3. Events module: Factory, Observer and Decorator (output/event.puml)"/>
             <wp:cNvGraphicFramePr>
               <a:graphicFrameLocks xmlns:a="http://schemas.openxmlformats.org/drawingml/2006/main" noChangeAspect="1"/>
             </wp:cNvGraphicFramePr>
@@ -24469,7 +27098,7 @@
         <w:keepNext/>
         <w:pageBreakBefore/>
       </w:pPr>
-      <w:bookmarkStart w:id="36" w:name="_Toc243786023"/>
+      <w:bookmarkStart w:id="36" w:name="_Toc243942960"/>
       <w:r>
         <w:lastRenderedPageBreak/>
         <w:t>9.3 Volunteer management</w:t>
@@ -24487,10 +27116,10 @@
           <w:noProof/>
         </w:rPr>
         <w:drawing>
-          <wp:inline distT="0" distB="0" distL="0" distR="0" wp14:anchorId="5661FBAF" wp14:editId="080146FD">
+          <wp:inline distT="0" distB="0" distL="0" distR="0" wp14:anchorId="63CDAF6B" wp14:editId="64CF84B2">
             <wp:extent cx="8810625" cy="5000625"/>
             <wp:effectExtent l="0" t="0" r="0" b="0"/>
-            <wp:docPr id="2045898506" name="volunteer.png" descr="Figure 4. Volunteers module: Strategy and Template Method (output/volunteer.puml)" title="Figure 4. Volunteers module: Strategy and Template Method (output/volunteer.puml)"/>
+            <wp:docPr id="663796570" name="volunteer.png" descr="Figure 4. Volunteers module: Strategy and Template Method (output/volunteer.puml)" title="Figure 4. Volunteers module: Strategy and Template Method (output/volunteer.puml)"/>
             <wp:cNvGraphicFramePr>
               <a:graphicFrameLocks xmlns:a="http://schemas.openxmlformats.org/drawingml/2006/main" noChangeAspect="1"/>
             </wp:cNvGraphicFramePr>
@@ -24548,112 +27177,88 @@
         <w:keepNext/>
         <w:pageBreakBefore/>
       </w:pPr>
-      <w:bookmarkStart w:id="37" w:name="_Toc243786024"/>
+      <w:bookmarkStart w:id="37" w:name="_Toc243942961"/>
       <w:r>
         <w:lastRenderedPageBreak/>
         <w:t>9.4 Donation management</w:t>
       </w:r>
       <w:bookmarkEnd w:id="37"/>
     </w:p>
-    <w:tbl>
-      <w:tblPr>
-        <w:tblW w:w="13958" w:type="dxa"/>
-        <w:tblBorders>
-          <w:top w:val="single" w:sz="4" w:space="0" w:color="auto"/>
-          <w:left w:val="single" w:sz="4" w:space="0" w:color="auto"/>
-          <w:bottom w:val="single" w:sz="4" w:space="0" w:color="auto"/>
-          <w:right w:val="single" w:sz="4" w:space="0" w:color="auto"/>
-          <w:insideH w:val="single" w:sz="4" w:space="0" w:color="auto"/>
-          <w:insideV w:val="single" w:sz="4" w:space="0" w:color="auto"/>
-        </w:tblBorders>
-        <w:tblCellMar>
-          <w:left w:w="10" w:type="dxa"/>
-          <w:right w:w="10" w:type="dxa"/>
-        </w:tblCellMar>
-        <w:tblLook w:val="04A0" w:firstRow="1" w:lastRow="0" w:firstColumn="1" w:lastColumn="0" w:noHBand="0" w:noVBand="1"/>
-      </w:tblPr>
-      <w:tblGrid>
-        <w:gridCol w:w="13958"/>
-      </w:tblGrid>
-      <w:tr>
-        <w:tblPrEx>
-          <w:tblCellMar>
-            <w:top w:w="0" w:type="dxa"/>
-            <w:bottom w:w="0" w:type="dxa"/>
-          </w:tblCellMar>
-        </w:tblPrEx>
-        <w:trPr>
-          <w:cantSplit/>
-        </w:trPr>
-        <w:tc>
-          <w:tcPr>
-            <w:tcW w:w="13958" w:type="dxa"/>
-            <w:tcBorders>
-              <w:top w:val="single" w:sz="4" w:space="0" w:color="BF8F00"/>
-              <w:left w:val="single" w:sz="24" w:space="0" w:color="BF8F00"/>
-              <w:bottom w:val="single" w:sz="4" w:space="0" w:color="BF8F00"/>
-              <w:right w:val="single" w:sz="4" w:space="0" w:color="BF8F00"/>
-            </w:tcBorders>
-            <w:shd w:val="clear" w:color="auto" w:fill="FFF8E1"/>
-            <w:tcMar>
-              <w:top w:w="120" w:type="dxa"/>
-              <w:left w:w="180" w:type="dxa"/>
-              <w:bottom w:w="120" w:type="dxa"/>
-              <w:right w:w="180" w:type="dxa"/>
-            </w:tcMar>
-          </w:tcPr>
-          <w:p>
-            <w:r>
-              <w:rPr>
-                <w:b/>
-                <w:bCs/>
-                <w:color w:val="5C4500"/>
-                <w:sz w:val="20"/>
-                <w:szCs w:val="20"/>
-              </w:rPr>
-              <w:t>To be completed by Student 1.</w:t>
-            </w:r>
-            <w:r>
-              <w:rPr>
-                <w:color w:val="5C4500"/>
-                <w:sz w:val="20"/>
-                <w:szCs w:val="20"/>
-              </w:rPr>
-              <w:t xml:space="preserve"> Add the generated </w:t>
-            </w:r>
-            <w:r>
-              <w:rPr>
-                <w:rFonts w:ascii="Consolas" w:eastAsia="Consolas" w:hAnsi="Consolas" w:cs="Consolas"/>
-                <w:color w:val="5C4500"/>
-                <w:sz w:val="18"/>
-                <w:szCs w:val="18"/>
-              </w:rPr>
-              <w:t>output/donation.puml</w:t>
-            </w:r>
-            <w:r>
-              <w:rPr>
-                <w:color w:val="5C4500"/>
-                <w:sz w:val="20"/>
-                <w:szCs w:val="20"/>
-              </w:rPr>
-              <w:t xml:space="preserve"> diagram here.</w:t>
-            </w:r>
-          </w:p>
-        </w:tc>
-      </w:tr>
-    </w:tbl>
     <w:p>
       <w:pPr>
-        <w:spacing w:after="160"/>
+        <w:keepNext/>
+        <w:spacing w:before="120" w:after="60"/>
+        <w:jc w:val="center"/>
       </w:pPr>
+      <w:r>
+        <w:rPr>
+          <w:noProof/>
+        </w:rPr>
+        <w:drawing>
+          <wp:inline distT="0" distB="0" distL="0" distR="0" wp14:anchorId="08227EED" wp14:editId="2E6C10E8">
+            <wp:extent cx="8810625" cy="3409950"/>
+            <wp:effectExtent l="0" t="0" r="0" b="0"/>
+            <wp:docPr id="1887452430" name="donation.png" descr="Figure 5. Donations module: Factory and Template Method (output/donation.puml)" title="Figure 5. Donations module: Factory and Template Method (output/donation.puml)"/>
+            <wp:cNvGraphicFramePr>
+              <a:graphicFrameLocks xmlns:a="http://schemas.openxmlformats.org/drawingml/2006/main" noChangeAspect="1"/>
+            </wp:cNvGraphicFramePr>
+            <a:graphic xmlns:a="http://schemas.openxmlformats.org/drawingml/2006/main">
+              <a:graphicData uri="http://schemas.openxmlformats.org/drawingml/2006/picture">
+                <pic:pic xmlns:pic="http://schemas.openxmlformats.org/drawingml/2006/picture">
+                  <pic:nvPicPr>
+                    <pic:cNvPr id="0" name=""/>
+                    <pic:cNvPicPr>
+                      <a:picLocks noChangeAspect="1" noChangeArrowheads="1"/>
+                    </pic:cNvPicPr>
+                  </pic:nvPicPr>
+                  <pic:blipFill>
+                    <a:blip r:embed="rId17"/>
+                    <a:srcRect/>
+                    <a:stretch>
+                      <a:fillRect/>
+                    </a:stretch>
+                  </pic:blipFill>
+                  <pic:spPr bwMode="auto">
+                    <a:xfrm>
+                      <a:off x="0" y="0"/>
+                      <a:ext cx="8810625" cy="3409950"/>
+                    </a:xfrm>
+                    <a:prstGeom prst="rect">
+                      <a:avLst/>
+                    </a:prstGeom>
+                  </pic:spPr>
+                </pic:pic>
+              </a:graphicData>
+            </a:graphic>
+          </wp:inline>
+        </w:drawing>
+      </w:r>
+    </w:p>
+    <w:p>
+      <w:pPr>
+        <w:spacing w:after="240"/>
+        <w:jc w:val="center"/>
+      </w:pPr>
+      <w:r>
+        <w:rPr>
+          <w:i/>
+          <w:iCs/>
+          <w:color w:val="404040"/>
+          <w:sz w:val="18"/>
+          <w:szCs w:val="18"/>
+        </w:rPr>
+        <w:t>Figure 5. Donations module: Factory and Template Method (output/donation.puml)</w:t>
+      </w:r>
     </w:p>
     <w:p>
       <w:pPr>
         <w:pStyle w:val="Heading2"/>
         <w:keepNext/>
+        <w:pageBreakBefore/>
       </w:pPr>
-      <w:bookmarkStart w:id="38" w:name="_Toc243786025"/>
-      <w:r>
+      <w:bookmarkStart w:id="38" w:name="_Toc243942962"/>
+      <w:r>
+        <w:lastRenderedPageBreak/>
         <w:t>9.5 Beneficiary management</w:t>
       </w:r>
       <w:bookmarkEnd w:id="38"/>
@@ -24755,7 +27360,7 @@
         <w:pStyle w:val="Heading2"/>
         <w:keepNext/>
       </w:pPr>
-      <w:bookmarkStart w:id="39" w:name="_Toc243786026"/>
+      <w:bookmarkStart w:id="39" w:name="_Toc243942963"/>
       <w:r>
         <w:t>9.6 Communication</w:t>
       </w:r>
@@ -24858,7 +27463,7 @@
         <w:pStyle w:val="Heading2"/>
         <w:keepNext/>
       </w:pPr>
-      <w:bookmarkStart w:id="40" w:name="_Toc243786027"/>
+      <w:bookmarkStart w:id="40" w:name="_Toc243942964"/>
       <w:r>
         <w:t>9.7 Overall system</w:t>
       </w:r>
@@ -24959,8 +27564,8 @@
     <w:p>
       <w:pPr>
         <w:sectPr>
-          <w:headerReference w:type="default" r:id="rId17"/>
-          <w:footerReference w:type="default" r:id="rId18"/>
+          <w:headerReference w:type="default" r:id="rId18"/>
+          <w:footerReference w:type="default" r:id="rId19"/>
           <w:pgSz w:w="16838" w:h="11906" w:orient="landscape"/>
           <w:pgMar w:top="1440" w:right="1440" w:bottom="1440" w:left="1440" w:header="708" w:footer="708" w:gutter="0"/>
           <w:cols w:space="720"/>
@@ -24973,7 +27578,7 @@
         <w:pStyle w:val="Heading1"/>
         <w:keepNext/>
       </w:pPr>
-      <w:bookmarkStart w:id="41" w:name="_Toc243786028"/>
+      <w:bookmarkStart w:id="41" w:name="_Toc243942965"/>
       <w:r>
         <w:lastRenderedPageBreak/>
         <w:t>10. Verification and Acceptance</w:t>
@@ -25076,7 +27681,7 @@
         <w:pStyle w:val="Heading2"/>
         <w:keepNext/>
       </w:pPr>
-      <w:bookmarkStart w:id="42" w:name="_Toc243786029"/>
+      <w:bookmarkStart w:id="42" w:name="_Toc243942966"/>
       <w:r>
         <w:t>10.1 Events demo</w:t>
       </w:r>
@@ -26179,7 +28784,7 @@
         <w:pStyle w:val="Heading2"/>
         <w:keepNext/>
       </w:pPr>
-      <w:bookmarkStart w:id="43" w:name="_Toc243786030"/>
+      <w:bookmarkStart w:id="43" w:name="_Toc243942967"/>
       <w:r>
         <w:t>10.2 Volunteers demo</w:t>
       </w:r>
@@ -27153,11 +29758,30 @@
         <w:pStyle w:val="Heading2"/>
         <w:keepNext/>
       </w:pPr>
-      <w:bookmarkStart w:id="44" w:name="_Toc243786031"/>
+      <w:bookmarkStart w:id="44" w:name="_Toc243942968"/>
       <w:r>
         <w:t>10.3 Donations demo</w:t>
       </w:r>
       <w:bookmarkEnd w:id="44"/>
+    </w:p>
+    <w:p>
+      <w:pPr>
+        <w:spacing w:after="140"/>
+      </w:pPr>
+      <w:r>
+        <w:t xml:space="preserve">Run with </w:t>
+      </w:r>
+      <w:r>
+        <w:rPr>
+          <w:rFonts w:ascii="Consolas" w:eastAsia="Consolas" w:hAnsi="Consolas" w:cs="Consolas"/>
+          <w:sz w:val="20"/>
+          <w:szCs w:val="20"/>
+        </w:rPr>
+        <w:t>java -cp bin org.nonprofit.donation.DonationDemo</w:t>
+      </w:r>
+      <w:r>
+        <w:t>.</w:t>
+      </w:r>
     </w:p>
     <w:tbl>
       <w:tblPr>
@@ -27177,7 +29801,10 @@
         <w:tblLook w:val="04A0" w:firstRow="1" w:lastRow="0" w:firstColumn="1" w:lastColumn="0" w:noHBand="0" w:noVBand="1"/>
       </w:tblPr>
       <w:tblGrid>
-        <w:gridCol w:w="9026"/>
+        <w:gridCol w:w="660"/>
+        <w:gridCol w:w="3438"/>
+        <w:gridCol w:w="1460"/>
+        <w:gridCol w:w="3468"/>
       </w:tblGrid>
       <w:tr>
         <w:tblPrEx>
@@ -27188,22 +29815,23 @@
         </w:tblPrEx>
         <w:trPr>
           <w:cantSplit/>
+          <w:tblHeader/>
         </w:trPr>
         <w:tc>
           <w:tcPr>
-            <w:tcW w:w="9026" w:type="dxa"/>
-            <w:tcBorders>
-              <w:top w:val="single" w:sz="4" w:space="0" w:color="BF8F00"/>
-              <w:left w:val="single" w:sz="24" w:space="0" w:color="BF8F00"/>
-              <w:bottom w:val="single" w:sz="4" w:space="0" w:color="BF8F00"/>
-              <w:right w:val="single" w:sz="4" w:space="0" w:color="BF8F00"/>
-            </w:tcBorders>
-            <w:shd w:val="clear" w:color="auto" w:fill="FFF8E1"/>
-            <w:tcMar>
-              <w:top w:w="120" w:type="dxa"/>
-              <w:left w:w="180" w:type="dxa"/>
-              <w:bottom w:w="120" w:type="dxa"/>
-              <w:right w:w="180" w:type="dxa"/>
+            <w:tcW w:w="660" w:type="dxa"/>
+            <w:tcBorders>
+              <w:top w:val="single" w:sz="4" w:space="0" w:color="A6A6A6"/>
+              <w:left w:val="single" w:sz="4" w:space="0" w:color="A6A6A6"/>
+              <w:bottom w:val="single" w:sz="4" w:space="0" w:color="A6A6A6"/>
+              <w:right w:val="single" w:sz="4" w:space="0" w:color="A6A6A6"/>
+            </w:tcBorders>
+            <w:shd w:val="clear" w:color="auto" w:fill="D9E2F3"/>
+            <w:tcMar>
+              <w:top w:w="60" w:type="dxa"/>
+              <w:left w:w="100" w:type="dxa"/>
+              <w:bottom w:w="60" w:type="dxa"/>
+              <w:right w:w="100" w:type="dxa"/>
             </w:tcMar>
           </w:tcPr>
           <w:p>
@@ -27211,19 +29839,955 @@
               <w:rPr>
                 <w:b/>
                 <w:bCs/>
-                <w:color w:val="5C4500"/>
-                <w:sz w:val="20"/>
-                <w:szCs w:val="20"/>
-              </w:rPr>
-              <w:t>To be completed by Student 1.</w:t>
-            </w:r>
-            <w:r>
-              <w:rPr>
-                <w:color w:val="5C4500"/>
-                <w:sz w:val="20"/>
-                <w:szCs w:val="20"/>
-              </w:rPr>
-              <w:t xml:space="preserve"> List the demo steps, the requirements each one shows and the expected result, as in 10.1.</w:t>
+                <w:sz w:val="19"/>
+                <w:szCs w:val="19"/>
+              </w:rPr>
+              <w:t>Step</w:t>
+            </w:r>
+          </w:p>
+        </w:tc>
+        <w:tc>
+          <w:tcPr>
+            <w:tcW w:w="3438" w:type="dxa"/>
+            <w:tcBorders>
+              <w:top w:val="single" w:sz="4" w:space="0" w:color="A6A6A6"/>
+              <w:left w:val="single" w:sz="4" w:space="0" w:color="A6A6A6"/>
+              <w:bottom w:val="single" w:sz="4" w:space="0" w:color="A6A6A6"/>
+              <w:right w:val="single" w:sz="4" w:space="0" w:color="A6A6A6"/>
+            </w:tcBorders>
+            <w:shd w:val="clear" w:color="auto" w:fill="D9E2F3"/>
+            <w:tcMar>
+              <w:top w:w="60" w:type="dxa"/>
+              <w:left w:w="100" w:type="dxa"/>
+              <w:bottom w:w="60" w:type="dxa"/>
+              <w:right w:w="100" w:type="dxa"/>
+            </w:tcMar>
+          </w:tcPr>
+          <w:p>
+            <w:r>
+              <w:rPr>
+                <w:b/>
+                <w:bCs/>
+                <w:sz w:val="19"/>
+                <w:szCs w:val="19"/>
+              </w:rPr>
+              <w:t>What it shows</w:t>
+            </w:r>
+          </w:p>
+        </w:tc>
+        <w:tc>
+          <w:tcPr>
+            <w:tcW w:w="1460" w:type="dxa"/>
+            <w:tcBorders>
+              <w:top w:val="single" w:sz="4" w:space="0" w:color="A6A6A6"/>
+              <w:left w:val="single" w:sz="4" w:space="0" w:color="A6A6A6"/>
+              <w:bottom w:val="single" w:sz="4" w:space="0" w:color="A6A6A6"/>
+              <w:right w:val="single" w:sz="4" w:space="0" w:color="A6A6A6"/>
+            </w:tcBorders>
+            <w:shd w:val="clear" w:color="auto" w:fill="D9E2F3"/>
+            <w:tcMar>
+              <w:top w:w="60" w:type="dxa"/>
+              <w:left w:w="100" w:type="dxa"/>
+              <w:bottom w:w="60" w:type="dxa"/>
+              <w:right w:w="100" w:type="dxa"/>
+            </w:tcMar>
+          </w:tcPr>
+          <w:p>
+            <w:r>
+              <w:rPr>
+                <w:b/>
+                <w:bCs/>
+                <w:sz w:val="19"/>
+                <w:szCs w:val="19"/>
+              </w:rPr>
+              <w:t>Requirements</w:t>
+            </w:r>
+          </w:p>
+        </w:tc>
+        <w:tc>
+          <w:tcPr>
+            <w:tcW w:w="3468" w:type="dxa"/>
+            <w:tcBorders>
+              <w:top w:val="single" w:sz="4" w:space="0" w:color="A6A6A6"/>
+              <w:left w:val="single" w:sz="4" w:space="0" w:color="A6A6A6"/>
+              <w:bottom w:val="single" w:sz="4" w:space="0" w:color="A6A6A6"/>
+              <w:right w:val="single" w:sz="4" w:space="0" w:color="A6A6A6"/>
+            </w:tcBorders>
+            <w:shd w:val="clear" w:color="auto" w:fill="D9E2F3"/>
+            <w:tcMar>
+              <w:top w:w="60" w:type="dxa"/>
+              <w:left w:w="100" w:type="dxa"/>
+              <w:bottom w:w="60" w:type="dxa"/>
+              <w:right w:w="100" w:type="dxa"/>
+            </w:tcMar>
+          </w:tcPr>
+          <w:p>
+            <w:r>
+              <w:rPr>
+                <w:b/>
+                <w:bCs/>
+                <w:sz w:val="19"/>
+                <w:szCs w:val="19"/>
+              </w:rPr>
+              <w:t>Expected result</w:t>
+            </w:r>
+          </w:p>
+        </w:tc>
+      </w:tr>
+      <w:tr>
+        <w:tblPrEx>
+          <w:tblCellMar>
+            <w:top w:w="0" w:type="dxa"/>
+            <w:bottom w:w="0" w:type="dxa"/>
+          </w:tblCellMar>
+        </w:tblPrEx>
+        <w:trPr>
+          <w:cantSplit/>
+        </w:trPr>
+        <w:tc>
+          <w:tcPr>
+            <w:tcW w:w="660" w:type="dxa"/>
+            <w:tcBorders>
+              <w:top w:val="single" w:sz="4" w:space="0" w:color="A6A6A6"/>
+              <w:left w:val="single" w:sz="4" w:space="0" w:color="A6A6A6"/>
+              <w:bottom w:val="single" w:sz="4" w:space="0" w:color="A6A6A6"/>
+              <w:right w:val="single" w:sz="4" w:space="0" w:color="A6A6A6"/>
+            </w:tcBorders>
+            <w:tcMar>
+              <w:top w:w="60" w:type="dxa"/>
+              <w:left w:w="100" w:type="dxa"/>
+              <w:bottom w:w="60" w:type="dxa"/>
+              <w:right w:w="100" w:type="dxa"/>
+            </w:tcMar>
+          </w:tcPr>
+          <w:p>
+            <w:r>
+              <w:rPr>
+                <w:sz w:val="19"/>
+                <w:szCs w:val="19"/>
+              </w:rPr>
+              <w:t>1</w:t>
+            </w:r>
+          </w:p>
+        </w:tc>
+        <w:tc>
+          <w:tcPr>
+            <w:tcW w:w="3438" w:type="dxa"/>
+            <w:tcBorders>
+              <w:top w:val="single" w:sz="4" w:space="0" w:color="A6A6A6"/>
+              <w:left w:val="single" w:sz="4" w:space="0" w:color="A6A6A6"/>
+              <w:bottom w:val="single" w:sz="4" w:space="0" w:color="A6A6A6"/>
+              <w:right w:val="single" w:sz="4" w:space="0" w:color="A6A6A6"/>
+            </w:tcBorders>
+            <w:tcMar>
+              <w:top w:w="60" w:type="dxa"/>
+              <w:left w:w="100" w:type="dxa"/>
+              <w:bottom w:w="60" w:type="dxa"/>
+              <w:right w:w="100" w:type="dxa"/>
+            </w:tcMar>
+          </w:tcPr>
+          <w:p>
+            <w:r>
+              <w:rPr>
+                <w:sz w:val="19"/>
+                <w:szCs w:val="19"/>
+              </w:rPr>
+              <w:t>Record one donation of each method, two of them from typed text</w:t>
+            </w:r>
+          </w:p>
+        </w:tc>
+        <w:tc>
+          <w:tcPr>
+            <w:tcW w:w="1460" w:type="dxa"/>
+            <w:tcBorders>
+              <w:top w:val="single" w:sz="4" w:space="0" w:color="A6A6A6"/>
+              <w:left w:val="single" w:sz="4" w:space="0" w:color="A6A6A6"/>
+              <w:bottom w:val="single" w:sz="4" w:space="0" w:color="A6A6A6"/>
+              <w:right w:val="single" w:sz="4" w:space="0" w:color="A6A6A6"/>
+            </w:tcBorders>
+            <w:tcMar>
+              <w:top w:w="60" w:type="dxa"/>
+              <w:left w:w="100" w:type="dxa"/>
+              <w:bottom w:w="60" w:type="dxa"/>
+              <w:right w:w="100" w:type="dxa"/>
+            </w:tcMar>
+          </w:tcPr>
+          <w:p>
+            <w:r>
+              <w:rPr>
+                <w:sz w:val="19"/>
+                <w:szCs w:val="19"/>
+              </w:rPr>
+              <w:t>FR-DON-02, 03, 04, 07</w:t>
+            </w:r>
+          </w:p>
+        </w:tc>
+        <w:tc>
+          <w:tcPr>
+            <w:tcW w:w="3468" w:type="dxa"/>
+            <w:tcBorders>
+              <w:top w:val="single" w:sz="4" w:space="0" w:color="A6A6A6"/>
+              <w:left w:val="single" w:sz="4" w:space="0" w:color="A6A6A6"/>
+              <w:bottom w:val="single" w:sz="4" w:space="0" w:color="A6A6A6"/>
+              <w:right w:val="single" w:sz="4" w:space="0" w:color="A6A6A6"/>
+            </w:tcBorders>
+            <w:tcMar>
+              <w:top w:w="60" w:type="dxa"/>
+              <w:left w:w="100" w:type="dxa"/>
+              <w:bottom w:w="60" w:type="dxa"/>
+              <w:right w:w="100" w:type="dxa"/>
+            </w:tcMar>
+          </w:tcPr>
+          <w:p>
+            <w:r>
+              <w:rPr>
+                <w:rFonts w:ascii="Consolas" w:eastAsia="Consolas" w:hAnsi="Consolas" w:cs="Consolas"/>
+                <w:sz w:val="17"/>
+                <w:szCs w:val="17"/>
+              </w:rPr>
+              <w:t>OnlineDonation</w:t>
+            </w:r>
+            <w:r>
+              <w:rPr>
+                <w:sz w:val="19"/>
+                <w:szCs w:val="19"/>
+              </w:rPr>
+              <w:t xml:space="preserve">, </w:t>
+            </w:r>
+            <w:r>
+              <w:rPr>
+                <w:rFonts w:ascii="Consolas" w:eastAsia="Consolas" w:hAnsi="Consolas" w:cs="Consolas"/>
+                <w:sz w:val="17"/>
+                <w:szCs w:val="17"/>
+              </w:rPr>
+              <w:t>CheckDonation</w:t>
+            </w:r>
+            <w:r>
+              <w:rPr>
+                <w:sz w:val="19"/>
+                <w:szCs w:val="19"/>
+              </w:rPr>
+              <w:t xml:space="preserve"> and </w:t>
+            </w:r>
+            <w:r>
+              <w:rPr>
+                <w:rFonts w:ascii="Consolas" w:eastAsia="Consolas" w:hAnsi="Consolas" w:cs="Consolas"/>
+                <w:sz w:val="17"/>
+                <w:szCs w:val="17"/>
+              </w:rPr>
+              <w:t>InKindDonation</w:t>
+            </w:r>
+            <w:r>
+              <w:rPr>
+                <w:sz w:val="19"/>
+                <w:szCs w:val="19"/>
+              </w:rPr>
+              <w:t xml:space="preserve"> created as DNT-1 to DNT-3; a thank-you for each appears on the bus.</w:t>
+            </w:r>
+          </w:p>
+        </w:tc>
+      </w:tr>
+      <w:tr>
+        <w:tblPrEx>
+          <w:tblCellMar>
+            <w:top w:w="0" w:type="dxa"/>
+            <w:bottom w:w="0" w:type="dxa"/>
+          </w:tblCellMar>
+        </w:tblPrEx>
+        <w:trPr>
+          <w:cantSplit/>
+        </w:trPr>
+        <w:tc>
+          <w:tcPr>
+            <w:tcW w:w="660" w:type="dxa"/>
+            <w:tcBorders>
+              <w:top w:val="single" w:sz="4" w:space="0" w:color="A6A6A6"/>
+              <w:left w:val="single" w:sz="4" w:space="0" w:color="A6A6A6"/>
+              <w:bottom w:val="single" w:sz="4" w:space="0" w:color="A6A6A6"/>
+              <w:right w:val="single" w:sz="4" w:space="0" w:color="A6A6A6"/>
+            </w:tcBorders>
+            <w:tcMar>
+              <w:top w:w="60" w:type="dxa"/>
+              <w:left w:w="100" w:type="dxa"/>
+              <w:bottom w:w="60" w:type="dxa"/>
+              <w:right w:w="100" w:type="dxa"/>
+            </w:tcMar>
+          </w:tcPr>
+          <w:p>
+            <w:r>
+              <w:rPr>
+                <w:sz w:val="19"/>
+                <w:szCs w:val="19"/>
+              </w:rPr>
+              <w:t>2</w:t>
+            </w:r>
+          </w:p>
+        </w:tc>
+        <w:tc>
+          <w:tcPr>
+            <w:tcW w:w="3438" w:type="dxa"/>
+            <w:tcBorders>
+              <w:top w:val="single" w:sz="4" w:space="0" w:color="A6A6A6"/>
+              <w:left w:val="single" w:sz="4" w:space="0" w:color="A6A6A6"/>
+              <w:bottom w:val="single" w:sz="4" w:space="0" w:color="A6A6A6"/>
+              <w:right w:val="single" w:sz="4" w:space="0" w:color="A6A6A6"/>
+            </w:tcBorders>
+            <w:tcMar>
+              <w:top w:w="60" w:type="dxa"/>
+              <w:left w:w="100" w:type="dxa"/>
+              <w:bottom w:w="60" w:type="dxa"/>
+              <w:right w:w="100" w:type="dxa"/>
+            </w:tcMar>
+          </w:tcPr>
+          <w:p>
+            <w:r>
+              <w:rPr>
+                <w:sz w:val="19"/>
+                <w:szCs w:val="19"/>
+              </w:rPr>
+              <w:t>Try four invalid donations</w:t>
+            </w:r>
+          </w:p>
+        </w:tc>
+        <w:tc>
+          <w:tcPr>
+            <w:tcW w:w="1460" w:type="dxa"/>
+            <w:tcBorders>
+              <w:top w:val="single" w:sz="4" w:space="0" w:color="A6A6A6"/>
+              <w:left w:val="single" w:sz="4" w:space="0" w:color="A6A6A6"/>
+              <w:bottom w:val="single" w:sz="4" w:space="0" w:color="A6A6A6"/>
+              <w:right w:val="single" w:sz="4" w:space="0" w:color="A6A6A6"/>
+            </w:tcBorders>
+            <w:tcMar>
+              <w:top w:w="60" w:type="dxa"/>
+              <w:left w:w="100" w:type="dxa"/>
+              <w:bottom w:w="60" w:type="dxa"/>
+              <w:right w:w="100" w:type="dxa"/>
+            </w:tcMar>
+          </w:tcPr>
+          <w:p>
+            <w:r>
+              <w:rPr>
+                <w:sz w:val="19"/>
+                <w:szCs w:val="19"/>
+              </w:rPr>
+              <w:t>FR-DON-02, 03, 04, 06</w:t>
+            </w:r>
+          </w:p>
+        </w:tc>
+        <w:tc>
+          <w:tcPr>
+            <w:tcW w:w="3468" w:type="dxa"/>
+            <w:tcBorders>
+              <w:top w:val="single" w:sz="4" w:space="0" w:color="A6A6A6"/>
+              <w:left w:val="single" w:sz="4" w:space="0" w:color="A6A6A6"/>
+              <w:bottom w:val="single" w:sz="4" w:space="0" w:color="A6A6A6"/>
+              <w:right w:val="single" w:sz="4" w:space="0" w:color="A6A6A6"/>
+            </w:tcBorders>
+            <w:tcMar>
+              <w:top w:w="60" w:type="dxa"/>
+              <w:left w:w="100" w:type="dxa"/>
+              <w:bottom w:w="60" w:type="dxa"/>
+              <w:right w:w="100" w:type="dxa"/>
+            </w:tcMar>
+          </w:tcPr>
+          <w:p>
+            <w:r>
+              <w:rPr>
+                <w:sz w:val="19"/>
+                <w:szCs w:val="19"/>
+              </w:rPr>
+              <w:t>Rejected: check with no number, negative amount, unknown method "crypto", unknown campaign.</w:t>
+            </w:r>
+          </w:p>
+        </w:tc>
+      </w:tr>
+      <w:tr>
+        <w:tblPrEx>
+          <w:tblCellMar>
+            <w:top w:w="0" w:type="dxa"/>
+            <w:bottom w:w="0" w:type="dxa"/>
+          </w:tblCellMar>
+        </w:tblPrEx>
+        <w:trPr>
+          <w:cantSplit/>
+        </w:trPr>
+        <w:tc>
+          <w:tcPr>
+            <w:tcW w:w="660" w:type="dxa"/>
+            <w:tcBorders>
+              <w:top w:val="single" w:sz="4" w:space="0" w:color="A6A6A6"/>
+              <w:left w:val="single" w:sz="4" w:space="0" w:color="A6A6A6"/>
+              <w:bottom w:val="single" w:sz="4" w:space="0" w:color="A6A6A6"/>
+              <w:right w:val="single" w:sz="4" w:space="0" w:color="A6A6A6"/>
+            </w:tcBorders>
+            <w:tcMar>
+              <w:top w:w="60" w:type="dxa"/>
+              <w:left w:w="100" w:type="dxa"/>
+              <w:bottom w:w="60" w:type="dxa"/>
+              <w:right w:w="100" w:type="dxa"/>
+            </w:tcMar>
+          </w:tcPr>
+          <w:p>
+            <w:r>
+              <w:rPr>
+                <w:sz w:val="19"/>
+                <w:szCs w:val="19"/>
+              </w:rPr>
+              <w:t>3</w:t>
+            </w:r>
+          </w:p>
+        </w:tc>
+        <w:tc>
+          <w:tcPr>
+            <w:tcW w:w="3438" w:type="dxa"/>
+            <w:tcBorders>
+              <w:top w:val="single" w:sz="4" w:space="0" w:color="A6A6A6"/>
+              <w:left w:val="single" w:sz="4" w:space="0" w:color="A6A6A6"/>
+              <w:bottom w:val="single" w:sz="4" w:space="0" w:color="A6A6A6"/>
+              <w:right w:val="single" w:sz="4" w:space="0" w:color="A6A6A6"/>
+            </w:tcBorders>
+            <w:tcMar>
+              <w:top w:w="60" w:type="dxa"/>
+              <w:left w:w="100" w:type="dxa"/>
+              <w:bottom w:w="60" w:type="dxa"/>
+              <w:right w:w="100" w:type="dxa"/>
+            </w:tcMar>
+          </w:tcPr>
+          <w:p>
+            <w:r>
+              <w:rPr>
+                <w:sz w:val="19"/>
+                <w:szCs w:val="19"/>
+              </w:rPr>
+              <w:t>Add a donation to "winter blankets" (lower case)</w:t>
+            </w:r>
+          </w:p>
+        </w:tc>
+        <w:tc>
+          <w:tcPr>
+            <w:tcW w:w="1460" w:type="dxa"/>
+            <w:tcBorders>
+              <w:top w:val="single" w:sz="4" w:space="0" w:color="A6A6A6"/>
+              <w:left w:val="single" w:sz="4" w:space="0" w:color="A6A6A6"/>
+              <w:bottom w:val="single" w:sz="4" w:space="0" w:color="A6A6A6"/>
+              <w:right w:val="single" w:sz="4" w:space="0" w:color="A6A6A6"/>
+            </w:tcBorders>
+            <w:tcMar>
+              <w:top w:w="60" w:type="dxa"/>
+              <w:left w:w="100" w:type="dxa"/>
+              <w:bottom w:w="60" w:type="dxa"/>
+              <w:right w:w="100" w:type="dxa"/>
+            </w:tcMar>
+          </w:tcPr>
+          <w:p>
+            <w:r>
+              <w:rPr>
+                <w:sz w:val="19"/>
+                <w:szCs w:val="19"/>
+              </w:rPr>
+              <w:t>FR-DON-05, 06</w:t>
+            </w:r>
+          </w:p>
+        </w:tc>
+        <w:tc>
+          <w:tcPr>
+            <w:tcW w:w="3468" w:type="dxa"/>
+            <w:tcBorders>
+              <w:top w:val="single" w:sz="4" w:space="0" w:color="A6A6A6"/>
+              <w:left w:val="single" w:sz="4" w:space="0" w:color="A6A6A6"/>
+              <w:bottom w:val="single" w:sz="4" w:space="0" w:color="A6A6A6"/>
+              <w:right w:val="single" w:sz="4" w:space="0" w:color="A6A6A6"/>
+            </w:tcBorders>
+            <w:tcMar>
+              <w:top w:w="60" w:type="dxa"/>
+              <w:left w:w="100" w:type="dxa"/>
+              <w:bottom w:w="60" w:type="dxa"/>
+              <w:right w:w="100" w:type="dxa"/>
+            </w:tcMar>
+          </w:tcPr>
+          <w:p>
+            <w:r>
+              <w:rPr>
+                <w:sz w:val="19"/>
+                <w:szCs w:val="19"/>
+              </w:rPr>
+              <w:t>Counted towards "Winter Blankets": $6,500.00 of $15,000.00 (43%). It is numbered DNT-4, with no gap after the rejected attempts.</w:t>
+            </w:r>
+          </w:p>
+        </w:tc>
+      </w:tr>
+      <w:tr>
+        <w:tblPrEx>
+          <w:tblCellMar>
+            <w:top w:w="0" w:type="dxa"/>
+            <w:bottom w:w="0" w:type="dxa"/>
+          </w:tblCellMar>
+        </w:tblPrEx>
+        <w:trPr>
+          <w:cantSplit/>
+        </w:trPr>
+        <w:tc>
+          <w:tcPr>
+            <w:tcW w:w="660" w:type="dxa"/>
+            <w:tcBorders>
+              <w:top w:val="single" w:sz="4" w:space="0" w:color="A6A6A6"/>
+              <w:left w:val="single" w:sz="4" w:space="0" w:color="A6A6A6"/>
+              <w:bottom w:val="single" w:sz="4" w:space="0" w:color="A6A6A6"/>
+              <w:right w:val="single" w:sz="4" w:space="0" w:color="A6A6A6"/>
+            </w:tcBorders>
+            <w:tcMar>
+              <w:top w:w="60" w:type="dxa"/>
+              <w:left w:w="100" w:type="dxa"/>
+              <w:bottom w:w="60" w:type="dxa"/>
+              <w:right w:w="100" w:type="dxa"/>
+            </w:tcMar>
+          </w:tcPr>
+          <w:p>
+            <w:r>
+              <w:rPr>
+                <w:sz w:val="19"/>
+                <w:szCs w:val="19"/>
+              </w:rPr>
+              <w:t>4</w:t>
+            </w:r>
+          </w:p>
+        </w:tc>
+        <w:tc>
+          <w:tcPr>
+            <w:tcW w:w="3438" w:type="dxa"/>
+            <w:tcBorders>
+              <w:top w:val="single" w:sz="4" w:space="0" w:color="A6A6A6"/>
+              <w:left w:val="single" w:sz="4" w:space="0" w:color="A6A6A6"/>
+              <w:bottom w:val="single" w:sz="4" w:space="0" w:color="A6A6A6"/>
+              <w:right w:val="single" w:sz="4" w:space="0" w:color="A6A6A6"/>
+            </w:tcBorders>
+            <w:tcMar>
+              <w:top w:w="60" w:type="dxa"/>
+              <w:left w:w="100" w:type="dxa"/>
+              <w:bottom w:w="60" w:type="dxa"/>
+              <w:right w:w="100" w:type="dxa"/>
+            </w:tcMar>
+          </w:tcPr>
+          <w:p>
+            <w:r>
+              <w:rPr>
+                <w:sz w:val="19"/>
+                <w:szCs w:val="19"/>
+              </w:rPr>
+              <w:t>Print two receipts and a tax statement, then a statement for an empty year</w:t>
+            </w:r>
+          </w:p>
+        </w:tc>
+        <w:tc>
+          <w:tcPr>
+            <w:tcW w:w="1460" w:type="dxa"/>
+            <w:tcBorders>
+              <w:top w:val="single" w:sz="4" w:space="0" w:color="A6A6A6"/>
+              <w:left w:val="single" w:sz="4" w:space="0" w:color="A6A6A6"/>
+              <w:bottom w:val="single" w:sz="4" w:space="0" w:color="A6A6A6"/>
+              <w:right w:val="single" w:sz="4" w:space="0" w:color="A6A6A6"/>
+            </w:tcBorders>
+            <w:tcMar>
+              <w:top w:w="60" w:type="dxa"/>
+              <w:left w:w="100" w:type="dxa"/>
+              <w:bottom w:w="60" w:type="dxa"/>
+              <w:right w:w="100" w:type="dxa"/>
+            </w:tcMar>
+          </w:tcPr>
+          <w:p>
+            <w:r>
+              <w:rPr>
+                <w:sz w:val="19"/>
+                <w:szCs w:val="19"/>
+              </w:rPr>
+              <w:t>FR-DON-08, 09, 10</w:t>
+            </w:r>
+          </w:p>
+        </w:tc>
+        <w:tc>
+          <w:tcPr>
+            <w:tcW w:w="3468" w:type="dxa"/>
+            <w:tcBorders>
+              <w:top w:val="single" w:sz="4" w:space="0" w:color="A6A6A6"/>
+              <w:left w:val="single" w:sz="4" w:space="0" w:color="A6A6A6"/>
+              <w:bottom w:val="single" w:sz="4" w:space="0" w:color="A6A6A6"/>
+              <w:right w:val="single" w:sz="4" w:space="0" w:color="A6A6A6"/>
+            </w:tcBorders>
+            <w:tcMar>
+              <w:top w:w="60" w:type="dxa"/>
+              <w:left w:w="100" w:type="dxa"/>
+              <w:bottom w:w="60" w:type="dxa"/>
+              <w:right w:w="100" w:type="dxa"/>
+            </w:tcMar>
+          </w:tcPr>
+          <w:p>
+            <w:r>
+              <w:rPr>
+                <w:sz w:val="19"/>
+                <w:szCs w:val="19"/>
+              </w:rPr>
+              <w:t>Same four-part layout for all three; recurring and in-kind notes shown; 2026 total $5,000.00; the 2025 statement is refused.</w:t>
+            </w:r>
+          </w:p>
+        </w:tc>
+      </w:tr>
+      <w:tr>
+        <w:tblPrEx>
+          <w:tblCellMar>
+            <w:top w:w="0" w:type="dxa"/>
+            <w:bottom w:w="0" w:type="dxa"/>
+          </w:tblCellMar>
+        </w:tblPrEx>
+        <w:trPr>
+          <w:cantSplit/>
+        </w:trPr>
+        <w:tc>
+          <w:tcPr>
+            <w:tcW w:w="660" w:type="dxa"/>
+            <w:tcBorders>
+              <w:top w:val="single" w:sz="4" w:space="0" w:color="A6A6A6"/>
+              <w:left w:val="single" w:sz="4" w:space="0" w:color="A6A6A6"/>
+              <w:bottom w:val="single" w:sz="4" w:space="0" w:color="A6A6A6"/>
+              <w:right w:val="single" w:sz="4" w:space="0" w:color="A6A6A6"/>
+            </w:tcBorders>
+            <w:tcMar>
+              <w:top w:w="60" w:type="dxa"/>
+              <w:left w:w="100" w:type="dxa"/>
+              <w:bottom w:w="60" w:type="dxa"/>
+              <w:right w:w="100" w:type="dxa"/>
+            </w:tcMar>
+          </w:tcPr>
+          <w:p>
+            <w:r>
+              <w:rPr>
+                <w:sz w:val="19"/>
+                <w:szCs w:val="19"/>
+              </w:rPr>
+              <w:t>5</w:t>
+            </w:r>
+          </w:p>
+        </w:tc>
+        <w:tc>
+          <w:tcPr>
+            <w:tcW w:w="3438" w:type="dxa"/>
+            <w:tcBorders>
+              <w:top w:val="single" w:sz="4" w:space="0" w:color="A6A6A6"/>
+              <w:left w:val="single" w:sz="4" w:space="0" w:color="A6A6A6"/>
+              <w:bottom w:val="single" w:sz="4" w:space="0" w:color="A6A6A6"/>
+              <w:right w:val="single" w:sz="4" w:space="0" w:color="A6A6A6"/>
+            </w:tcBorders>
+            <w:tcMar>
+              <w:top w:w="60" w:type="dxa"/>
+              <w:left w:w="100" w:type="dxa"/>
+              <w:bottom w:w="60" w:type="dxa"/>
+              <w:right w:w="100" w:type="dxa"/>
+            </w:tcMar>
+          </w:tcPr>
+          <w:p>
+            <w:r>
+              <w:rPr>
+                <w:sz w:val="19"/>
+                <w:szCs w:val="19"/>
+              </w:rPr>
+              <w:t>Show totals and top donors</w:t>
+            </w:r>
+          </w:p>
+        </w:tc>
+        <w:tc>
+          <w:tcPr>
+            <w:tcW w:w="1460" w:type="dxa"/>
+            <w:tcBorders>
+              <w:top w:val="single" w:sz="4" w:space="0" w:color="A6A6A6"/>
+              <w:left w:val="single" w:sz="4" w:space="0" w:color="A6A6A6"/>
+              <w:bottom w:val="single" w:sz="4" w:space="0" w:color="A6A6A6"/>
+              <w:right w:val="single" w:sz="4" w:space="0" w:color="A6A6A6"/>
+            </w:tcBorders>
+            <w:tcMar>
+              <w:top w:w="60" w:type="dxa"/>
+              <w:left w:w="100" w:type="dxa"/>
+              <w:bottom w:w="60" w:type="dxa"/>
+              <w:right w:w="100" w:type="dxa"/>
+            </w:tcMar>
+          </w:tcPr>
+          <w:p>
+            <w:r>
+              <w:rPr>
+                <w:sz w:val="19"/>
+                <w:szCs w:val="19"/>
+              </w:rPr>
+              <w:t>FR-DON-11</w:t>
+            </w:r>
+          </w:p>
+        </w:tc>
+        <w:tc>
+          <w:tcPr>
+            <w:tcW w:w="3468" w:type="dxa"/>
+            <w:tcBorders>
+              <w:top w:val="single" w:sz="4" w:space="0" w:color="A6A6A6"/>
+              <w:left w:val="single" w:sz="4" w:space="0" w:color="A6A6A6"/>
+              <w:bottom w:val="single" w:sz="4" w:space="0" w:color="A6A6A6"/>
+              <w:right w:val="single" w:sz="4" w:space="0" w:color="A6A6A6"/>
+            </w:tcBorders>
+            <w:tcMar>
+              <w:top w:w="60" w:type="dxa"/>
+              <w:left w:w="100" w:type="dxa"/>
+              <w:bottom w:w="60" w:type="dxa"/>
+              <w:right w:w="100" w:type="dxa"/>
+            </w:tcMar>
+          </w:tcPr>
+          <w:p>
+            <w:r>
+              <w:rPr>
+                <w:sz w:val="19"/>
+                <w:szCs w:val="19"/>
+              </w:rPr>
+              <w:t>Online $5,000.00, check $2,000.00, in-kind $1,200.00, total $8,200.00; donors ranked by amount.</w:t>
+            </w:r>
+          </w:p>
+        </w:tc>
+      </w:tr>
+      <w:tr>
+        <w:tblPrEx>
+          <w:tblCellMar>
+            <w:top w:w="0" w:type="dxa"/>
+            <w:bottom w:w="0" w:type="dxa"/>
+          </w:tblCellMar>
+        </w:tblPrEx>
+        <w:trPr>
+          <w:cantSplit/>
+        </w:trPr>
+        <w:tc>
+          <w:tcPr>
+            <w:tcW w:w="660" w:type="dxa"/>
+            <w:tcBorders>
+              <w:top w:val="single" w:sz="4" w:space="0" w:color="A6A6A6"/>
+              <w:left w:val="single" w:sz="4" w:space="0" w:color="A6A6A6"/>
+              <w:bottom w:val="single" w:sz="4" w:space="0" w:color="A6A6A6"/>
+              <w:right w:val="single" w:sz="4" w:space="0" w:color="A6A6A6"/>
+            </w:tcBorders>
+            <w:tcMar>
+              <w:top w:w="60" w:type="dxa"/>
+              <w:left w:w="100" w:type="dxa"/>
+              <w:bottom w:w="60" w:type="dxa"/>
+              <w:right w:w="100" w:type="dxa"/>
+            </w:tcMar>
+          </w:tcPr>
+          <w:p>
+            <w:r>
+              <w:rPr>
+                <w:sz w:val="19"/>
+                <w:szCs w:val="19"/>
+              </w:rPr>
+              <w:t>6</w:t>
+            </w:r>
+          </w:p>
+        </w:tc>
+        <w:tc>
+          <w:tcPr>
+            <w:tcW w:w="3438" w:type="dxa"/>
+            <w:tcBorders>
+              <w:top w:val="single" w:sz="4" w:space="0" w:color="A6A6A6"/>
+              <w:left w:val="single" w:sz="4" w:space="0" w:color="A6A6A6"/>
+              <w:bottom w:val="single" w:sz="4" w:space="0" w:color="A6A6A6"/>
+              <w:right w:val="single" w:sz="4" w:space="0" w:color="A6A6A6"/>
+            </w:tcBorders>
+            <w:tcMar>
+              <w:top w:w="60" w:type="dxa"/>
+              <w:left w:w="100" w:type="dxa"/>
+              <w:bottom w:w="60" w:type="dxa"/>
+              <w:right w:w="100" w:type="dxa"/>
+            </w:tcMar>
+          </w:tcPr>
+          <w:p>
+            <w:r>
+              <w:rPr>
+                <w:sz w:val="19"/>
+                <w:szCs w:val="19"/>
+              </w:rPr>
+              <w:t>Try to remove a donor who has donated</w:t>
+            </w:r>
+          </w:p>
+        </w:tc>
+        <w:tc>
+          <w:tcPr>
+            <w:tcW w:w="1460" w:type="dxa"/>
+            <w:tcBorders>
+              <w:top w:val="single" w:sz="4" w:space="0" w:color="A6A6A6"/>
+              <w:left w:val="single" w:sz="4" w:space="0" w:color="A6A6A6"/>
+              <w:bottom w:val="single" w:sz="4" w:space="0" w:color="A6A6A6"/>
+              <w:right w:val="single" w:sz="4" w:space="0" w:color="A6A6A6"/>
+            </w:tcBorders>
+            <w:tcMar>
+              <w:top w:w="60" w:type="dxa"/>
+              <w:left w:w="100" w:type="dxa"/>
+              <w:bottom w:w="60" w:type="dxa"/>
+              <w:right w:w="100" w:type="dxa"/>
+            </w:tcMar>
+          </w:tcPr>
+          <w:p>
+            <w:r>
+              <w:rPr>
+                <w:sz w:val="19"/>
+                <w:szCs w:val="19"/>
+              </w:rPr>
+              <w:t>FR-DON-12</w:t>
+            </w:r>
+          </w:p>
+        </w:tc>
+        <w:tc>
+          <w:tcPr>
+            <w:tcW w:w="3468" w:type="dxa"/>
+            <w:tcBorders>
+              <w:top w:val="single" w:sz="4" w:space="0" w:color="A6A6A6"/>
+              <w:left w:val="single" w:sz="4" w:space="0" w:color="A6A6A6"/>
+              <w:bottom w:val="single" w:sz="4" w:space="0" w:color="A6A6A6"/>
+              <w:right w:val="single" w:sz="4" w:space="0" w:color="A6A6A6"/>
+            </w:tcBorders>
+            <w:tcMar>
+              <w:top w:w="60" w:type="dxa"/>
+              <w:left w:w="100" w:type="dxa"/>
+              <w:bottom w:w="60" w:type="dxa"/>
+              <w:right w:w="100" w:type="dxa"/>
+            </w:tcMar>
+          </w:tcPr>
+          <w:p>
+            <w:r>
+              <w:rPr>
+                <w:sz w:val="19"/>
+                <w:szCs w:val="19"/>
+              </w:rPr>
+              <w:t>Refused.</w:t>
+            </w:r>
+          </w:p>
+        </w:tc>
+      </w:tr>
+      <w:tr>
+        <w:tblPrEx>
+          <w:tblCellMar>
+            <w:top w:w="0" w:type="dxa"/>
+            <w:bottom w:w="0" w:type="dxa"/>
+          </w:tblCellMar>
+        </w:tblPrEx>
+        <w:trPr>
+          <w:cantSplit/>
+        </w:trPr>
+        <w:tc>
+          <w:tcPr>
+            <w:tcW w:w="660" w:type="dxa"/>
+            <w:tcBorders>
+              <w:top w:val="single" w:sz="4" w:space="0" w:color="A6A6A6"/>
+              <w:left w:val="single" w:sz="4" w:space="0" w:color="A6A6A6"/>
+              <w:bottom w:val="single" w:sz="4" w:space="0" w:color="A6A6A6"/>
+              <w:right w:val="single" w:sz="4" w:space="0" w:color="A6A6A6"/>
+            </w:tcBorders>
+            <w:tcMar>
+              <w:top w:w="60" w:type="dxa"/>
+              <w:left w:w="100" w:type="dxa"/>
+              <w:bottom w:w="60" w:type="dxa"/>
+              <w:right w:w="100" w:type="dxa"/>
+            </w:tcMar>
+          </w:tcPr>
+          <w:p>
+            <w:r>
+              <w:rPr>
+                <w:sz w:val="19"/>
+                <w:szCs w:val="19"/>
+              </w:rPr>
+              <w:t>7</w:t>
+            </w:r>
+          </w:p>
+        </w:tc>
+        <w:tc>
+          <w:tcPr>
+            <w:tcW w:w="3438" w:type="dxa"/>
+            <w:tcBorders>
+              <w:top w:val="single" w:sz="4" w:space="0" w:color="A6A6A6"/>
+              <w:left w:val="single" w:sz="4" w:space="0" w:color="A6A6A6"/>
+              <w:bottom w:val="single" w:sz="4" w:space="0" w:color="A6A6A6"/>
+              <w:right w:val="single" w:sz="4" w:space="0" w:color="A6A6A6"/>
+            </w:tcBorders>
+            <w:tcMar>
+              <w:top w:w="60" w:type="dxa"/>
+              <w:left w:w="100" w:type="dxa"/>
+              <w:bottom w:w="60" w:type="dxa"/>
+              <w:right w:w="100" w:type="dxa"/>
+            </w:tcMar>
+          </w:tcPr>
+          <w:p>
+            <w:r>
+              <w:rPr>
+                <w:sz w:val="19"/>
+                <w:szCs w:val="19"/>
+              </w:rPr>
+              <w:t xml:space="preserve">Compare two </w:t>
+            </w:r>
+            <w:r>
+              <w:rPr>
+                <w:rFonts w:ascii="Consolas" w:eastAsia="Consolas" w:hAnsi="Consolas" w:cs="Consolas"/>
+                <w:sz w:val="17"/>
+                <w:szCs w:val="17"/>
+              </w:rPr>
+              <w:t>getInstance()</w:t>
+            </w:r>
+            <w:r>
+              <w:rPr>
+                <w:sz w:val="19"/>
+                <w:szCs w:val="19"/>
+              </w:rPr>
+              <w:t xml:space="preserve"> calls</w:t>
+            </w:r>
+          </w:p>
+        </w:tc>
+        <w:tc>
+          <w:tcPr>
+            <w:tcW w:w="1460" w:type="dxa"/>
+            <w:tcBorders>
+              <w:top w:val="single" w:sz="4" w:space="0" w:color="A6A6A6"/>
+              <w:left w:val="single" w:sz="4" w:space="0" w:color="A6A6A6"/>
+              <w:bottom w:val="single" w:sz="4" w:space="0" w:color="A6A6A6"/>
+              <w:right w:val="single" w:sz="4" w:space="0" w:color="A6A6A6"/>
+            </w:tcBorders>
+            <w:tcMar>
+              <w:top w:w="60" w:type="dxa"/>
+              <w:left w:w="100" w:type="dxa"/>
+              <w:bottom w:w="60" w:type="dxa"/>
+              <w:right w:w="100" w:type="dxa"/>
+            </w:tcMar>
+          </w:tcPr>
+          <w:p>
+            <w:r>
+              <w:rPr>
+                <w:sz w:val="19"/>
+                <w:szCs w:val="19"/>
+              </w:rPr>
+              <w:t>FR-CORE-02</w:t>
+            </w:r>
+          </w:p>
+        </w:tc>
+        <w:tc>
+          <w:tcPr>
+            <w:tcW w:w="3468" w:type="dxa"/>
+            <w:tcBorders>
+              <w:top w:val="single" w:sz="4" w:space="0" w:color="A6A6A6"/>
+              <w:left w:val="single" w:sz="4" w:space="0" w:color="A6A6A6"/>
+              <w:bottom w:val="single" w:sz="4" w:space="0" w:color="A6A6A6"/>
+              <w:right w:val="single" w:sz="4" w:space="0" w:color="A6A6A6"/>
+            </w:tcBorders>
+            <w:tcMar>
+              <w:top w:w="60" w:type="dxa"/>
+              <w:left w:w="100" w:type="dxa"/>
+              <w:bottom w:w="60" w:type="dxa"/>
+              <w:right w:w="100" w:type="dxa"/>
+            </w:tcMar>
+          </w:tcPr>
+          <w:p>
+            <w:r>
+              <w:rPr>
+                <w:sz w:val="19"/>
+                <w:szCs w:val="19"/>
+              </w:rPr>
+              <w:t>Same instance.</w:t>
             </w:r>
           </w:p>
         </w:tc>
@@ -27231,7 +30795,7 @@
     </w:tbl>
     <w:p>
       <w:pPr>
-        <w:spacing w:after="160"/>
+        <w:spacing w:after="120"/>
       </w:pPr>
     </w:p>
     <w:p>
@@ -27239,7 +30803,7 @@
         <w:pStyle w:val="Heading2"/>
         <w:keepNext/>
       </w:pPr>
-      <w:bookmarkStart w:id="45" w:name="_Toc243786032"/>
+      <w:bookmarkStart w:id="45" w:name="_Toc243942969"/>
       <w:r>
         <w:t>10.4 Beneficiaries demo</w:t>
       </w:r>
@@ -27325,8 +30889,9 @@
         <w:pStyle w:val="Heading2"/>
         <w:keepNext/>
       </w:pPr>
-      <w:bookmarkStart w:id="46" w:name="_Toc243786033"/>
-      <w:r>
+      <w:bookmarkStart w:id="46" w:name="_Toc243942970"/>
+      <w:r>
+        <w:lastRenderedPageBreak/>
         <w:t>10.5 Communication demo</w:t>
       </w:r>
       <w:bookmarkEnd w:id="46"/>
@@ -27411,7 +30976,7 @@
         <w:pStyle w:val="Heading2"/>
         <w:keepNext/>
       </w:pPr>
-      <w:bookmarkStart w:id="47" w:name="_Toc243786034"/>
+      <w:bookmarkStart w:id="47" w:name="_Toc243942971"/>
       <w:r>
         <w:t>10.6 Control panel and look-up tables</w:t>
       </w:r>
@@ -27497,7 +31062,7 @@
         <w:pStyle w:val="Heading2"/>
         <w:keepNext/>
       </w:pPr>
-      <w:bookmarkStart w:id="48" w:name="_Toc243786035"/>
+      <w:bookmarkStart w:id="48" w:name="_Toc243942972"/>
       <w:r>
         <w:t>10.7 Acceptance for Phase 1</w:t>
       </w:r>
@@ -27623,9 +31188,8 @@
         <w:pStyle w:val="Heading1"/>
         <w:keepNext/>
       </w:pPr>
-      <w:bookmarkStart w:id="49" w:name="_Toc243786036"/>
-      <w:r>
-        <w:lastRenderedPageBreak/>
+      <w:bookmarkStart w:id="49" w:name="_Toc243942973"/>
+      <w:r>
         <w:t>11. Appendix A: Traceability Matrix</w:t>
       </w:r>
       <w:bookmarkEnd w:id="49"/>
@@ -27635,7 +31199,7 @@
         <w:pStyle w:val="Heading2"/>
         <w:keepNext/>
       </w:pPr>
-      <w:bookmarkStart w:id="50" w:name="_Toc243786037"/>
+      <w:bookmarkStart w:id="50" w:name="_Toc243942974"/>
       <w:r>
         <w:t>A.1 Assignment brief to requirements and code</w:t>
       </w:r>
@@ -27659,10 +31223,10 @@
         <w:tblLook w:val="04A0" w:firstRow="1" w:lastRow="0" w:firstColumn="1" w:lastColumn="0" w:noHBand="0" w:noVBand="1"/>
       </w:tblPr>
       <w:tblGrid>
-        <w:gridCol w:w="2697"/>
+        <w:gridCol w:w="2705"/>
         <w:gridCol w:w="1460"/>
         <w:gridCol w:w="3701"/>
-        <w:gridCol w:w="1168"/>
+        <w:gridCol w:w="1160"/>
       </w:tblGrid>
       <w:tr>
         <w:tblPrEx>
@@ -27677,7 +31241,7 @@
         </w:trPr>
         <w:tc>
           <w:tcPr>
-            <w:tcW w:w="2697" w:type="dxa"/>
+            <w:tcW w:w="2705" w:type="dxa"/>
             <w:tcBorders>
               <w:top w:val="single" w:sz="4" w:space="0" w:color="A6A6A6"/>
               <w:left w:val="single" w:sz="4" w:space="0" w:color="A6A6A6"/>
@@ -27764,7 +31328,7 @@
         </w:tc>
         <w:tc>
           <w:tcPr>
-            <w:tcW w:w="1168" w:type="dxa"/>
+            <w:tcW w:w="1160" w:type="dxa"/>
             <w:tcBorders>
               <w:top w:val="single" w:sz="4" w:space="0" w:color="A6A6A6"/>
               <w:left w:val="single" w:sz="4" w:space="0" w:color="A6A6A6"/>
@@ -27804,7 +31368,7 @@
         </w:trPr>
         <w:tc>
           <w:tcPr>
-            <w:tcW w:w="2697" w:type="dxa"/>
+            <w:tcW w:w="2705" w:type="dxa"/>
             <w:tcBorders>
               <w:top w:val="single" w:sz="4" w:space="0" w:color="A6A6A6"/>
               <w:left w:val="single" w:sz="4" w:space="0" w:color="A6A6A6"/>
@@ -27850,7 +31414,7 @@
                 <w:sz w:val="19"/>
                 <w:szCs w:val="19"/>
               </w:rPr>
-              <w:t>Section 3.2</w:t>
+              <w:t>FR-DON-01, 02, 11, 12</w:t>
             </w:r>
           </w:p>
         </w:tc>
@@ -27877,33 +31441,63 @@
                 <w:sz w:val="17"/>
                 <w:szCs w:val="17"/>
               </w:rPr>
-              <w:t>org.nonprofit.donation</w:t>
-            </w:r>
-          </w:p>
-        </w:tc>
-        <w:tc>
-          <w:tcPr>
-            <w:tcW w:w="1168" w:type="dxa"/>
-            <w:tcBorders>
-              <w:top w:val="single" w:sz="4" w:space="0" w:color="A6A6A6"/>
-              <w:left w:val="single" w:sz="4" w:space="0" w:color="A6A6A6"/>
-              <w:bottom w:val="single" w:sz="4" w:space="0" w:color="A6A6A6"/>
-              <w:right w:val="single" w:sz="4" w:space="0" w:color="A6A6A6"/>
-            </w:tcBorders>
-            <w:tcMar>
-              <w:top w:w="60" w:type="dxa"/>
-              <w:left w:w="100" w:type="dxa"/>
-              <w:bottom w:w="60" w:type="dxa"/>
-              <w:right w:w="100" w:type="dxa"/>
-            </w:tcMar>
-          </w:tcPr>
-          <w:p>
-            <w:r>
-              <w:rPr>
-                <w:sz w:val="19"/>
-                <w:szCs w:val="19"/>
-              </w:rPr>
-              <w:t>Planned</w:t>
+              <w:t>Donor</w:t>
+            </w:r>
+            <w:r>
+              <w:rPr>
+                <w:sz w:val="19"/>
+                <w:szCs w:val="19"/>
+              </w:rPr>
+              <w:t xml:space="preserve">, </w:t>
+            </w:r>
+            <w:r>
+              <w:rPr>
+                <w:rFonts w:ascii="Consolas" w:eastAsia="Consolas" w:hAnsi="Consolas" w:cs="Consolas"/>
+                <w:sz w:val="17"/>
+                <w:szCs w:val="17"/>
+              </w:rPr>
+              <w:t>Donation</w:t>
+            </w:r>
+            <w:r>
+              <w:rPr>
+                <w:sz w:val="19"/>
+                <w:szCs w:val="19"/>
+              </w:rPr>
+              <w:t xml:space="preserve">, </w:t>
+            </w:r>
+            <w:r>
+              <w:rPr>
+                <w:rFonts w:ascii="Consolas" w:eastAsia="Consolas" w:hAnsi="Consolas" w:cs="Consolas"/>
+                <w:sz w:val="17"/>
+                <w:szCs w:val="17"/>
+              </w:rPr>
+              <w:t>DonationService</w:t>
+            </w:r>
+          </w:p>
+        </w:tc>
+        <w:tc>
+          <w:tcPr>
+            <w:tcW w:w="1160" w:type="dxa"/>
+            <w:tcBorders>
+              <w:top w:val="single" w:sz="4" w:space="0" w:color="A6A6A6"/>
+              <w:left w:val="single" w:sz="4" w:space="0" w:color="A6A6A6"/>
+              <w:bottom w:val="single" w:sz="4" w:space="0" w:color="A6A6A6"/>
+              <w:right w:val="single" w:sz="4" w:space="0" w:color="A6A6A6"/>
+            </w:tcBorders>
+            <w:tcMar>
+              <w:top w:w="60" w:type="dxa"/>
+              <w:left w:w="100" w:type="dxa"/>
+              <w:bottom w:w="60" w:type="dxa"/>
+              <w:right w:w="100" w:type="dxa"/>
+            </w:tcMar>
+          </w:tcPr>
+          <w:p>
+            <w:r>
+              <w:rPr>
+                <w:sz w:val="19"/>
+                <w:szCs w:val="19"/>
+              </w:rPr>
+              <w:t>Done</w:t>
             </w:r>
           </w:p>
         </w:tc>
@@ -27920,7 +31514,7 @@
         </w:trPr>
         <w:tc>
           <w:tcPr>
-            <w:tcW w:w="2697" w:type="dxa"/>
+            <w:tcW w:w="2705" w:type="dxa"/>
             <w:tcBorders>
               <w:top w:val="single" w:sz="4" w:space="0" w:color="A6A6A6"/>
               <w:left w:val="single" w:sz="4" w:space="0" w:color="A6A6A6"/>
@@ -27966,7 +31560,7 @@
                 <w:sz w:val="19"/>
                 <w:szCs w:val="19"/>
               </w:rPr>
-              <w:t>Section 3.2</w:t>
+              <w:t>FR-DON-08, 09, 10</w:t>
             </w:r>
           </w:p>
         </w:tc>
@@ -27993,33 +31587,63 @@
                 <w:sz w:val="17"/>
                 <w:szCs w:val="17"/>
               </w:rPr>
-              <w:t>org.nonprofit.donation</w:t>
-            </w:r>
-          </w:p>
-        </w:tc>
-        <w:tc>
-          <w:tcPr>
-            <w:tcW w:w="1168" w:type="dxa"/>
-            <w:tcBorders>
-              <w:top w:val="single" w:sz="4" w:space="0" w:color="A6A6A6"/>
-              <w:left w:val="single" w:sz="4" w:space="0" w:color="A6A6A6"/>
-              <w:bottom w:val="single" w:sz="4" w:space="0" w:color="A6A6A6"/>
-              <w:right w:val="single" w:sz="4" w:space="0" w:color="A6A6A6"/>
-            </w:tcBorders>
-            <w:tcMar>
-              <w:top w:w="60" w:type="dxa"/>
-              <w:left w:w="100" w:type="dxa"/>
-              <w:bottom w:w="60" w:type="dxa"/>
-              <w:right w:w="100" w:type="dxa"/>
-            </w:tcMar>
-          </w:tcPr>
-          <w:p>
-            <w:r>
-              <w:rPr>
-                <w:sz w:val="19"/>
-                <w:szCs w:val="19"/>
-              </w:rPr>
-              <w:t>Planned</w:t>
+              <w:t>DonationDocument</w:t>
+            </w:r>
+            <w:r>
+              <w:rPr>
+                <w:sz w:val="19"/>
+                <w:szCs w:val="19"/>
+              </w:rPr>
+              <w:t xml:space="preserve">, </w:t>
+            </w:r>
+            <w:r>
+              <w:rPr>
+                <w:rFonts w:ascii="Consolas" w:eastAsia="Consolas" w:hAnsi="Consolas" w:cs="Consolas"/>
+                <w:sz w:val="17"/>
+                <w:szCs w:val="17"/>
+              </w:rPr>
+              <w:t>DonationReceipt</w:t>
+            </w:r>
+            <w:r>
+              <w:rPr>
+                <w:sz w:val="19"/>
+                <w:szCs w:val="19"/>
+              </w:rPr>
+              <w:t xml:space="preserve">, </w:t>
+            </w:r>
+            <w:r>
+              <w:rPr>
+                <w:rFonts w:ascii="Consolas" w:eastAsia="Consolas" w:hAnsi="Consolas" w:cs="Consolas"/>
+                <w:sz w:val="17"/>
+                <w:szCs w:val="17"/>
+              </w:rPr>
+              <w:t>TaxDeductionStatement</w:t>
+            </w:r>
+          </w:p>
+        </w:tc>
+        <w:tc>
+          <w:tcPr>
+            <w:tcW w:w="1160" w:type="dxa"/>
+            <w:tcBorders>
+              <w:top w:val="single" w:sz="4" w:space="0" w:color="A6A6A6"/>
+              <w:left w:val="single" w:sz="4" w:space="0" w:color="A6A6A6"/>
+              <w:bottom w:val="single" w:sz="4" w:space="0" w:color="A6A6A6"/>
+              <w:right w:val="single" w:sz="4" w:space="0" w:color="A6A6A6"/>
+            </w:tcBorders>
+            <w:tcMar>
+              <w:top w:w="60" w:type="dxa"/>
+              <w:left w:w="100" w:type="dxa"/>
+              <w:bottom w:w="60" w:type="dxa"/>
+              <w:right w:w="100" w:type="dxa"/>
+            </w:tcMar>
+          </w:tcPr>
+          <w:p>
+            <w:r>
+              <w:rPr>
+                <w:sz w:val="19"/>
+                <w:szCs w:val="19"/>
+              </w:rPr>
+              <w:t>Done</w:t>
             </w:r>
           </w:p>
         </w:tc>
@@ -28036,7 +31660,7 @@
         </w:trPr>
         <w:tc>
           <w:tcPr>
-            <w:tcW w:w="2697" w:type="dxa"/>
+            <w:tcW w:w="2705" w:type="dxa"/>
             <w:tcBorders>
               <w:top w:val="single" w:sz="4" w:space="0" w:color="A6A6A6"/>
               <w:left w:val="single" w:sz="4" w:space="0" w:color="A6A6A6"/>
@@ -28082,7 +31706,7 @@
                 <w:sz w:val="19"/>
                 <w:szCs w:val="19"/>
               </w:rPr>
-              <w:t>Section 3.2</w:t>
+              <w:t>FR-DON-03, 04, 05</w:t>
             </w:r>
           </w:p>
         </w:tc>
@@ -28109,33 +31733,40 @@
                 <w:sz w:val="17"/>
                 <w:szCs w:val="17"/>
               </w:rPr>
-              <w:t>org.nonprofit.donation</w:t>
-            </w:r>
-          </w:p>
-        </w:tc>
-        <w:tc>
-          <w:tcPr>
-            <w:tcW w:w="1168" w:type="dxa"/>
-            <w:tcBorders>
-              <w:top w:val="single" w:sz="4" w:space="0" w:color="A6A6A6"/>
-              <w:left w:val="single" w:sz="4" w:space="0" w:color="A6A6A6"/>
-              <w:bottom w:val="single" w:sz="4" w:space="0" w:color="A6A6A6"/>
-              <w:right w:val="single" w:sz="4" w:space="0" w:color="A6A6A6"/>
-            </w:tcBorders>
-            <w:tcMar>
-              <w:top w:w="60" w:type="dxa"/>
-              <w:left w:w="100" w:type="dxa"/>
-              <w:bottom w:w="60" w:type="dxa"/>
-              <w:right w:w="100" w:type="dxa"/>
-            </w:tcMar>
-          </w:tcPr>
-          <w:p>
-            <w:r>
-              <w:rPr>
-                <w:sz w:val="19"/>
-                <w:szCs w:val="19"/>
-              </w:rPr>
-              <w:t>Planned</w:t>
+              <w:t>DonationFactory</w:t>
+            </w:r>
+            <w:r>
+              <w:rPr>
+                <w:sz w:val="19"/>
+                <w:szCs w:val="19"/>
+              </w:rPr>
+              <w:t xml:space="preserve"> and the three donation classes</w:t>
+            </w:r>
+          </w:p>
+        </w:tc>
+        <w:tc>
+          <w:tcPr>
+            <w:tcW w:w="1160" w:type="dxa"/>
+            <w:tcBorders>
+              <w:top w:val="single" w:sz="4" w:space="0" w:color="A6A6A6"/>
+              <w:left w:val="single" w:sz="4" w:space="0" w:color="A6A6A6"/>
+              <w:bottom w:val="single" w:sz="4" w:space="0" w:color="A6A6A6"/>
+              <w:right w:val="single" w:sz="4" w:space="0" w:color="A6A6A6"/>
+            </w:tcBorders>
+            <w:tcMar>
+              <w:top w:w="60" w:type="dxa"/>
+              <w:left w:w="100" w:type="dxa"/>
+              <w:bottom w:w="60" w:type="dxa"/>
+              <w:right w:w="100" w:type="dxa"/>
+            </w:tcMar>
+          </w:tcPr>
+          <w:p>
+            <w:r>
+              <w:rPr>
+                <w:sz w:val="19"/>
+                <w:szCs w:val="19"/>
+              </w:rPr>
+              <w:t>Done</w:t>
             </w:r>
           </w:p>
         </w:tc>
@@ -28152,7 +31783,7 @@
         </w:trPr>
         <w:tc>
           <w:tcPr>
-            <w:tcW w:w="2697" w:type="dxa"/>
+            <w:tcW w:w="2705" w:type="dxa"/>
             <w:tcBorders>
               <w:top w:val="single" w:sz="4" w:space="0" w:color="A6A6A6"/>
               <w:left w:val="single" w:sz="4" w:space="0" w:color="A6A6A6"/>
@@ -28231,7 +31862,7 @@
         </w:tc>
         <w:tc>
           <w:tcPr>
-            <w:tcW w:w="1168" w:type="dxa"/>
+            <w:tcW w:w="1160" w:type="dxa"/>
             <w:tcBorders>
               <w:top w:val="single" w:sz="4" w:space="0" w:color="A6A6A6"/>
               <w:left w:val="single" w:sz="4" w:space="0" w:color="A6A6A6"/>
@@ -28268,7 +31899,7 @@
         </w:trPr>
         <w:tc>
           <w:tcPr>
-            <w:tcW w:w="2697" w:type="dxa"/>
+            <w:tcW w:w="2705" w:type="dxa"/>
             <w:tcBorders>
               <w:top w:val="single" w:sz="4" w:space="0" w:color="A6A6A6"/>
               <w:left w:val="single" w:sz="4" w:space="0" w:color="A6A6A6"/>
@@ -28369,7 +32000,7 @@
         </w:tc>
         <w:tc>
           <w:tcPr>
-            <w:tcW w:w="1168" w:type="dxa"/>
+            <w:tcW w:w="1160" w:type="dxa"/>
             <w:tcBorders>
               <w:top w:val="single" w:sz="4" w:space="0" w:color="A6A6A6"/>
               <w:left w:val="single" w:sz="4" w:space="0" w:color="A6A6A6"/>
@@ -28406,7 +32037,7 @@
         </w:trPr>
         <w:tc>
           <w:tcPr>
-            <w:tcW w:w="2697" w:type="dxa"/>
+            <w:tcW w:w="2705" w:type="dxa"/>
             <w:tcBorders>
               <w:top w:val="single" w:sz="4" w:space="0" w:color="A6A6A6"/>
               <w:left w:val="single" w:sz="4" w:space="0" w:color="A6A6A6"/>
@@ -28507,7 +32138,7 @@
         </w:tc>
         <w:tc>
           <w:tcPr>
-            <w:tcW w:w="1168" w:type="dxa"/>
+            <w:tcW w:w="1160" w:type="dxa"/>
             <w:tcBorders>
               <w:top w:val="single" w:sz="4" w:space="0" w:color="A6A6A6"/>
               <w:left w:val="single" w:sz="4" w:space="0" w:color="A6A6A6"/>
@@ -28544,7 +32175,7 @@
         </w:trPr>
         <w:tc>
           <w:tcPr>
-            <w:tcW w:w="2697" w:type="dxa"/>
+            <w:tcW w:w="2705" w:type="dxa"/>
             <w:tcBorders>
               <w:top w:val="single" w:sz="4" w:space="0" w:color="A6A6A6"/>
               <w:left w:val="single" w:sz="4" w:space="0" w:color="A6A6A6"/>
@@ -28653,7 +32284,7 @@
         </w:tc>
         <w:tc>
           <w:tcPr>
-            <w:tcW w:w="1168" w:type="dxa"/>
+            <w:tcW w:w="1160" w:type="dxa"/>
             <w:tcBorders>
               <w:top w:val="single" w:sz="4" w:space="0" w:color="A6A6A6"/>
               <w:left w:val="single" w:sz="4" w:space="0" w:color="A6A6A6"/>
@@ -28690,26 +32321,27 @@
         </w:trPr>
         <w:tc>
           <w:tcPr>
-            <w:tcW w:w="2697" w:type="dxa"/>
-            <w:tcBorders>
-              <w:top w:val="single" w:sz="4" w:space="0" w:color="A6A6A6"/>
-              <w:left w:val="single" w:sz="4" w:space="0" w:color="A6A6A6"/>
-              <w:bottom w:val="single" w:sz="4" w:space="0" w:color="A6A6A6"/>
-              <w:right w:val="single" w:sz="4" w:space="0" w:color="A6A6A6"/>
-            </w:tcBorders>
-            <w:tcMar>
-              <w:top w:w="60" w:type="dxa"/>
-              <w:left w:w="100" w:type="dxa"/>
-              <w:bottom w:w="60" w:type="dxa"/>
-              <w:right w:w="100" w:type="dxa"/>
-            </w:tcMar>
-          </w:tcPr>
-          <w:p>
-            <w:r>
-              <w:rPr>
-                <w:sz w:val="19"/>
-                <w:szCs w:val="19"/>
-              </w:rPr>
+            <w:tcW w:w="2705" w:type="dxa"/>
+            <w:tcBorders>
+              <w:top w:val="single" w:sz="4" w:space="0" w:color="A6A6A6"/>
+              <w:left w:val="single" w:sz="4" w:space="0" w:color="A6A6A6"/>
+              <w:bottom w:val="single" w:sz="4" w:space="0" w:color="A6A6A6"/>
+              <w:right w:val="single" w:sz="4" w:space="0" w:color="A6A6A6"/>
+            </w:tcBorders>
+            <w:tcMar>
+              <w:top w:w="60" w:type="dxa"/>
+              <w:left w:w="100" w:type="dxa"/>
+              <w:bottom w:w="60" w:type="dxa"/>
+              <w:right w:w="100" w:type="dxa"/>
+            </w:tcMar>
+          </w:tcPr>
+          <w:p>
+            <w:r>
+              <w:rPr>
+                <w:sz w:val="19"/>
+                <w:szCs w:val="19"/>
+              </w:rPr>
+              <w:lastRenderedPageBreak/>
               <w:t>Event registration, ticketing and attendance</w:t>
             </w:r>
           </w:p>
@@ -28791,7 +32423,7 @@
         </w:tc>
         <w:tc>
           <w:tcPr>
-            <w:tcW w:w="1168" w:type="dxa"/>
+            <w:tcW w:w="1160" w:type="dxa"/>
             <w:tcBorders>
               <w:top w:val="single" w:sz="4" w:space="0" w:color="A6A6A6"/>
               <w:left w:val="single" w:sz="4" w:space="0" w:color="A6A6A6"/>
@@ -28828,7 +32460,7 @@
         </w:trPr>
         <w:tc>
           <w:tcPr>
-            <w:tcW w:w="2697" w:type="dxa"/>
+            <w:tcW w:w="2705" w:type="dxa"/>
             <w:tcBorders>
               <w:top w:val="single" w:sz="4" w:space="0" w:color="A6A6A6"/>
               <w:left w:val="single" w:sz="4" w:space="0" w:color="A6A6A6"/>
@@ -28937,7 +32569,7 @@
         </w:tc>
         <w:tc>
           <w:tcPr>
-            <w:tcW w:w="1168" w:type="dxa"/>
+            <w:tcW w:w="1160" w:type="dxa"/>
             <w:tcBorders>
               <w:top w:val="single" w:sz="4" w:space="0" w:color="A6A6A6"/>
               <w:left w:val="single" w:sz="4" w:space="0" w:color="A6A6A6"/>
@@ -28974,7 +32606,7 @@
         </w:trPr>
         <w:tc>
           <w:tcPr>
-            <w:tcW w:w="2697" w:type="dxa"/>
+            <w:tcW w:w="2705" w:type="dxa"/>
             <w:tcBorders>
               <w:top w:val="single" w:sz="4" w:space="0" w:color="A6A6A6"/>
               <w:left w:val="single" w:sz="4" w:space="0" w:color="A6A6A6"/>
@@ -29053,7 +32685,7 @@
         </w:tc>
         <w:tc>
           <w:tcPr>
-            <w:tcW w:w="1168" w:type="dxa"/>
+            <w:tcW w:w="1160" w:type="dxa"/>
             <w:tcBorders>
               <w:top w:val="single" w:sz="4" w:space="0" w:color="A6A6A6"/>
               <w:left w:val="single" w:sz="4" w:space="0" w:color="A6A6A6"/>
@@ -29090,7 +32722,7 @@
         </w:trPr>
         <w:tc>
           <w:tcPr>
-            <w:tcW w:w="2697" w:type="dxa"/>
+            <w:tcW w:w="2705" w:type="dxa"/>
             <w:tcBorders>
               <w:top w:val="single" w:sz="4" w:space="0" w:color="A6A6A6"/>
               <w:left w:val="single" w:sz="4" w:space="0" w:color="A6A6A6"/>
@@ -29169,7 +32801,7 @@
         </w:tc>
         <w:tc>
           <w:tcPr>
-            <w:tcW w:w="1168" w:type="dxa"/>
+            <w:tcW w:w="1160" w:type="dxa"/>
             <w:tcBorders>
               <w:top w:val="single" w:sz="4" w:space="0" w:color="A6A6A6"/>
               <w:left w:val="single" w:sz="4" w:space="0" w:color="A6A6A6"/>
@@ -29206,7 +32838,7 @@
         </w:trPr>
         <w:tc>
           <w:tcPr>
-            <w:tcW w:w="2697" w:type="dxa"/>
+            <w:tcW w:w="2705" w:type="dxa"/>
             <w:tcBorders>
               <w:top w:val="single" w:sz="4" w:space="0" w:color="A6A6A6"/>
               <w:left w:val="single" w:sz="4" w:space="0" w:color="A6A6A6"/>
@@ -29285,7 +32917,7 @@
         </w:tc>
         <w:tc>
           <w:tcPr>
-            <w:tcW w:w="1168" w:type="dxa"/>
+            <w:tcW w:w="1160" w:type="dxa"/>
             <w:tcBorders>
               <w:top w:val="single" w:sz="4" w:space="0" w:color="A6A6A6"/>
               <w:left w:val="single" w:sz="4" w:space="0" w:color="A6A6A6"/>
@@ -29322,7 +32954,7 @@
         </w:trPr>
         <w:tc>
           <w:tcPr>
-            <w:tcW w:w="2697" w:type="dxa"/>
+            <w:tcW w:w="2705" w:type="dxa"/>
             <w:tcBorders>
               <w:top w:val="single" w:sz="4" w:space="0" w:color="A6A6A6"/>
               <w:left w:val="single" w:sz="4" w:space="0" w:color="A6A6A6"/>
@@ -29416,7 +33048,7 @@
         </w:tc>
         <w:tc>
           <w:tcPr>
-            <w:tcW w:w="1168" w:type="dxa"/>
+            <w:tcW w:w="1160" w:type="dxa"/>
             <w:tcBorders>
               <w:top w:val="single" w:sz="4" w:space="0" w:color="A6A6A6"/>
               <w:left w:val="single" w:sz="4" w:space="0" w:color="A6A6A6"/>
@@ -29453,7 +33085,7 @@
         </w:trPr>
         <w:tc>
           <w:tcPr>
-            <w:tcW w:w="2697" w:type="dxa"/>
+            <w:tcW w:w="2705" w:type="dxa"/>
             <w:tcBorders>
               <w:top w:val="single" w:sz="4" w:space="0" w:color="A6A6A6"/>
               <w:left w:val="single" w:sz="4" w:space="0" w:color="A6A6A6"/>
@@ -29532,7 +33164,7 @@
         </w:tc>
         <w:tc>
           <w:tcPr>
-            <w:tcW w:w="1168" w:type="dxa"/>
+            <w:tcW w:w="1160" w:type="dxa"/>
             <w:tcBorders>
               <w:top w:val="single" w:sz="4" w:space="0" w:color="A6A6A6"/>
               <w:left w:val="single" w:sz="4" w:space="0" w:color="A6A6A6"/>
@@ -29569,7 +33201,7 @@
         </w:trPr>
         <w:tc>
           <w:tcPr>
-            <w:tcW w:w="2697" w:type="dxa"/>
+            <w:tcW w:w="2705" w:type="dxa"/>
             <w:tcBorders>
               <w:top w:val="single" w:sz="4" w:space="0" w:color="A6A6A6"/>
               <w:left w:val="single" w:sz="4" w:space="0" w:color="A6A6A6"/>
@@ -29648,7 +33280,7 @@
         </w:tc>
         <w:tc>
           <w:tcPr>
-            <w:tcW w:w="1168" w:type="dxa"/>
+            <w:tcW w:w="1160" w:type="dxa"/>
             <w:tcBorders>
               <w:top w:val="single" w:sz="4" w:space="0" w:color="A6A6A6"/>
               <w:left w:val="single" w:sz="4" w:space="0" w:color="A6A6A6"/>
@@ -29685,7 +33317,7 @@
         </w:trPr>
         <w:tc>
           <w:tcPr>
-            <w:tcW w:w="2697" w:type="dxa"/>
+            <w:tcW w:w="2705" w:type="dxa"/>
             <w:tcBorders>
               <w:top w:val="single" w:sz="4" w:space="0" w:color="A6A6A6"/>
               <w:left w:val="single" w:sz="4" w:space="0" w:color="A6A6A6"/>
@@ -29764,7 +33396,7 @@
         </w:tc>
         <w:tc>
           <w:tcPr>
-            <w:tcW w:w="1168" w:type="dxa"/>
+            <w:tcW w:w="1160" w:type="dxa"/>
             <w:tcBorders>
               <w:top w:val="single" w:sz="4" w:space="0" w:color="A6A6A6"/>
               <w:left w:val="single" w:sz="4" w:space="0" w:color="A6A6A6"/>
@@ -29801,7 +33433,7 @@
         </w:trPr>
         <w:tc>
           <w:tcPr>
-            <w:tcW w:w="2697" w:type="dxa"/>
+            <w:tcW w:w="2705" w:type="dxa"/>
             <w:tcBorders>
               <w:top w:val="single" w:sz="4" w:space="0" w:color="A6A6A6"/>
               <w:left w:val="single" w:sz="4" w:space="0" w:color="A6A6A6"/>
@@ -29880,7 +33512,7 @@
         </w:tc>
         <w:tc>
           <w:tcPr>
-            <w:tcW w:w="1168" w:type="dxa"/>
+            <w:tcW w:w="1160" w:type="dxa"/>
             <w:tcBorders>
               <w:top w:val="single" w:sz="4" w:space="0" w:color="A6A6A6"/>
               <w:left w:val="single" w:sz="4" w:space="0" w:color="A6A6A6"/>
@@ -29917,7 +33549,7 @@
         </w:trPr>
         <w:tc>
           <w:tcPr>
-            <w:tcW w:w="2697" w:type="dxa"/>
+            <w:tcW w:w="2705" w:type="dxa"/>
             <w:tcBorders>
               <w:top w:val="single" w:sz="4" w:space="0" w:color="A6A6A6"/>
               <w:left w:val="single" w:sz="4" w:space="0" w:color="A6A6A6"/>
@@ -29987,27 +33619,27 @@
         </w:tc>
         <w:tc>
           <w:tcPr>
-            <w:tcW w:w="1168" w:type="dxa"/>
-            <w:tcBorders>
-              <w:top w:val="single" w:sz="4" w:space="0" w:color="A6A6A6"/>
-              <w:left w:val="single" w:sz="4" w:space="0" w:color="A6A6A6"/>
-              <w:bottom w:val="single" w:sz="4" w:space="0" w:color="A6A6A6"/>
-              <w:right w:val="single" w:sz="4" w:space="0" w:color="A6A6A6"/>
-            </w:tcBorders>
-            <w:tcMar>
-              <w:top w:w="60" w:type="dxa"/>
-              <w:left w:w="100" w:type="dxa"/>
-              <w:bottom w:w="60" w:type="dxa"/>
-              <w:right w:w="100" w:type="dxa"/>
-            </w:tcMar>
-          </w:tcPr>
-          <w:p>
-            <w:r>
-              <w:rPr>
-                <w:sz w:val="19"/>
-                <w:szCs w:val="19"/>
-              </w:rPr>
-              <w:t>Written; 7 of 12 done</w:t>
+            <w:tcW w:w="1160" w:type="dxa"/>
+            <w:tcBorders>
+              <w:top w:val="single" w:sz="4" w:space="0" w:color="A6A6A6"/>
+              <w:left w:val="single" w:sz="4" w:space="0" w:color="A6A6A6"/>
+              <w:bottom w:val="single" w:sz="4" w:space="0" w:color="A6A6A6"/>
+              <w:right w:val="single" w:sz="4" w:space="0" w:color="A6A6A6"/>
+            </w:tcBorders>
+            <w:tcMar>
+              <w:top w:w="60" w:type="dxa"/>
+              <w:left w:w="100" w:type="dxa"/>
+              <w:bottom w:w="60" w:type="dxa"/>
+              <w:right w:w="100" w:type="dxa"/>
+            </w:tcMar>
+          </w:tcPr>
+          <w:p>
+            <w:r>
+              <w:rPr>
+                <w:sz w:val="19"/>
+                <w:szCs w:val="19"/>
+              </w:rPr>
+              <w:t>Written; 9 of 12 done</w:t>
             </w:r>
           </w:p>
         </w:tc>
@@ -30023,9 +33655,8 @@
         <w:pStyle w:val="Heading2"/>
         <w:keepNext/>
       </w:pPr>
-      <w:bookmarkStart w:id="51" w:name="_Toc243786038"/>
-      <w:r>
-        <w:lastRenderedPageBreak/>
+      <w:bookmarkStart w:id="51" w:name="_Toc243942975"/>
+      <w:r>
         <w:t>A.2 Phase 1 rubric to this document</w:t>
       </w:r>
       <w:bookmarkEnd w:id="51"/>
@@ -30048,11 +33679,11 @@
         <w:tblLook w:val="04A0" w:firstRow="1" w:lastRow="0" w:firstColumn="1" w:lastColumn="0" w:noHBand="0" w:noVBand="1"/>
       </w:tblPr>
       <w:tblGrid>
-        <w:gridCol w:w="1340"/>
-        <w:gridCol w:w="723"/>
-        <w:gridCol w:w="1313"/>
+        <w:gridCol w:w="1332"/>
+        <w:gridCol w:w="721"/>
+        <w:gridCol w:w="1201"/>
         <w:gridCol w:w="4126"/>
-        <w:gridCol w:w="1524"/>
+        <w:gridCol w:w="1646"/>
       </w:tblGrid>
       <w:tr>
         <w:tblPrEx>
@@ -30125,7 +33756,7 @@
         </w:tc>
         <w:tc>
           <w:tcPr>
-            <w:tcW w:w="2031" w:type="dxa"/>
+            <w:tcW w:w="1859" w:type="dxa"/>
             <w:tcBorders>
               <w:top w:val="single" w:sz="4" w:space="0" w:color="A6A6A6"/>
               <w:left w:val="single" w:sz="4" w:space="0" w:color="A6A6A6"/>
@@ -30154,7 +33785,7 @@
         </w:tc>
         <w:tc>
           <w:tcPr>
-            <w:tcW w:w="2872" w:type="dxa"/>
+            <w:tcW w:w="2679" w:type="dxa"/>
             <w:tcBorders>
               <w:top w:val="single" w:sz="4" w:space="0" w:color="A6A6A6"/>
               <w:left w:val="single" w:sz="4" w:space="0" w:color="A6A6A6"/>
@@ -30183,7 +33814,7 @@
         </w:tc>
         <w:tc>
           <w:tcPr>
-            <w:tcW w:w="1903" w:type="dxa"/>
+            <w:tcW w:w="2268" w:type="dxa"/>
             <w:tcBorders>
               <w:top w:val="single" w:sz="4" w:space="0" w:color="A6A6A6"/>
               <w:left w:val="single" w:sz="4" w:space="0" w:color="A6A6A6"/>
@@ -30275,7 +33906,7 @@
         </w:tc>
         <w:tc>
           <w:tcPr>
-            <w:tcW w:w="2031" w:type="dxa"/>
+            <w:tcW w:w="1859" w:type="dxa"/>
             <w:tcBorders>
               <w:top w:val="single" w:sz="4" w:space="0" w:color="A6A6A6"/>
               <w:left w:val="single" w:sz="4" w:space="0" w:color="A6A6A6"/>
@@ -30301,7 +33932,7 @@
         </w:tc>
         <w:tc>
           <w:tcPr>
-            <w:tcW w:w="2872" w:type="dxa"/>
+            <w:tcW w:w="2679" w:type="dxa"/>
             <w:tcBorders>
               <w:top w:val="single" w:sz="4" w:space="0" w:color="A6A6A6"/>
               <w:left w:val="single" w:sz="4" w:space="0" w:color="A6A6A6"/>
@@ -30328,27 +33959,27 @@
         </w:tc>
         <w:tc>
           <w:tcPr>
-            <w:tcW w:w="1903" w:type="dxa"/>
-            <w:tcBorders>
-              <w:top w:val="single" w:sz="4" w:space="0" w:color="A6A6A6"/>
-              <w:left w:val="single" w:sz="4" w:space="0" w:color="A6A6A6"/>
-              <w:bottom w:val="single" w:sz="4" w:space="0" w:color="A6A6A6"/>
-              <w:right w:val="single" w:sz="4" w:space="0" w:color="A6A6A6"/>
-            </w:tcBorders>
-            <w:tcMar>
-              <w:top w:w="60" w:type="dxa"/>
-              <w:left w:w="100" w:type="dxa"/>
-              <w:bottom w:w="60" w:type="dxa"/>
-              <w:right w:w="100" w:type="dxa"/>
-            </w:tcMar>
-          </w:tcPr>
-          <w:p>
-            <w:r>
-              <w:rPr>
-                <w:sz w:val="19"/>
-                <w:szCs w:val="19"/>
-              </w:rPr>
-              <w:t>Core, Events, Volunteers done</w:t>
+            <w:tcW w:w="2268" w:type="dxa"/>
+            <w:tcBorders>
+              <w:top w:val="single" w:sz="4" w:space="0" w:color="A6A6A6"/>
+              <w:left w:val="single" w:sz="4" w:space="0" w:color="A6A6A6"/>
+              <w:bottom w:val="single" w:sz="4" w:space="0" w:color="A6A6A6"/>
+              <w:right w:val="single" w:sz="4" w:space="0" w:color="A6A6A6"/>
+            </w:tcBorders>
+            <w:tcMar>
+              <w:top w:w="60" w:type="dxa"/>
+              <w:left w:w="100" w:type="dxa"/>
+              <w:bottom w:w="60" w:type="dxa"/>
+              <w:right w:w="100" w:type="dxa"/>
+            </w:tcMar>
+          </w:tcPr>
+          <w:p>
+            <w:r>
+              <w:rPr>
+                <w:sz w:val="19"/>
+                <w:szCs w:val="19"/>
+              </w:rPr>
+              <w:t>Core, Events, Volunteers, Donations done</w:t>
             </w:r>
           </w:p>
         </w:tc>
@@ -30417,7 +34048,7 @@
         </w:tc>
         <w:tc>
           <w:tcPr>
-            <w:tcW w:w="2031" w:type="dxa"/>
+            <w:tcW w:w="1859" w:type="dxa"/>
             <w:tcBorders>
               <w:top w:val="single" w:sz="4" w:space="0" w:color="A6A6A6"/>
               <w:left w:val="single" w:sz="4" w:space="0" w:color="A6A6A6"/>
@@ -30443,7 +34074,7 @@
         </w:tc>
         <w:tc>
           <w:tcPr>
-            <w:tcW w:w="2872" w:type="dxa"/>
+            <w:tcW w:w="2679" w:type="dxa"/>
             <w:tcBorders>
               <w:top w:val="single" w:sz="4" w:space="0" w:color="A6A6A6"/>
               <w:left w:val="single" w:sz="4" w:space="0" w:color="A6A6A6"/>
@@ -30470,7 +34101,7 @@
         </w:tc>
         <w:tc>
           <w:tcPr>
-            <w:tcW w:w="1903" w:type="dxa"/>
+            <w:tcW w:w="2268" w:type="dxa"/>
             <w:tcBorders>
               <w:top w:val="single" w:sz="4" w:space="0" w:color="A6A6A6"/>
               <w:left w:val="single" w:sz="4" w:space="0" w:color="A6A6A6"/>
@@ -30559,7 +34190,7 @@
         </w:tc>
         <w:tc>
           <w:tcPr>
-            <w:tcW w:w="2031" w:type="dxa"/>
+            <w:tcW w:w="1859" w:type="dxa"/>
             <w:tcBorders>
               <w:top w:val="single" w:sz="4" w:space="0" w:color="A6A6A6"/>
               <w:left w:val="single" w:sz="4" w:space="0" w:color="A6A6A6"/>
@@ -30585,7 +34216,7 @@
         </w:tc>
         <w:tc>
           <w:tcPr>
-            <w:tcW w:w="2872" w:type="dxa"/>
+            <w:tcW w:w="2679" w:type="dxa"/>
             <w:tcBorders>
               <w:top w:val="single" w:sz="4" w:space="0" w:color="A6A6A6"/>
               <w:left w:val="single" w:sz="4" w:space="0" w:color="A6A6A6"/>
@@ -30642,7 +34273,7 @@
         </w:tc>
         <w:tc>
           <w:tcPr>
-            <w:tcW w:w="1903" w:type="dxa"/>
+            <w:tcW w:w="2268" w:type="dxa"/>
             <w:tcBorders>
               <w:top w:val="single" w:sz="4" w:space="0" w:color="A6A6A6"/>
               <w:left w:val="single" w:sz="4" w:space="0" w:color="A6A6A6"/>
@@ -30731,7 +34362,7 @@
         </w:tc>
         <w:tc>
           <w:tcPr>
-            <w:tcW w:w="2031" w:type="dxa"/>
+            <w:tcW w:w="1859" w:type="dxa"/>
             <w:tcBorders>
               <w:top w:val="single" w:sz="4" w:space="0" w:color="A6A6A6"/>
               <w:left w:val="single" w:sz="4" w:space="0" w:color="A6A6A6"/>
@@ -30757,7 +34388,7 @@
         </w:tc>
         <w:tc>
           <w:tcPr>
-            <w:tcW w:w="2872" w:type="dxa"/>
+            <w:tcW w:w="2679" w:type="dxa"/>
             <w:tcBorders>
               <w:top w:val="single" w:sz="4" w:space="0" w:color="A6A6A6"/>
               <w:left w:val="single" w:sz="4" w:space="0" w:color="A6A6A6"/>
@@ -30799,7 +34430,7 @@
         </w:tc>
         <w:tc>
           <w:tcPr>
-            <w:tcW w:w="1903" w:type="dxa"/>
+            <w:tcW w:w="2268" w:type="dxa"/>
             <w:tcBorders>
               <w:top w:val="single" w:sz="4" w:space="0" w:color="A6A6A6"/>
               <w:left w:val="single" w:sz="4" w:space="0" w:color="A6A6A6"/>
@@ -30888,33 +34519,33 @@
         </w:tc>
         <w:tc>
           <w:tcPr>
-            <w:tcW w:w="2031" w:type="dxa"/>
-            <w:tcBorders>
-              <w:top w:val="single" w:sz="4" w:space="0" w:color="A6A6A6"/>
-              <w:left w:val="single" w:sz="4" w:space="0" w:color="A6A6A6"/>
-              <w:bottom w:val="single" w:sz="4" w:space="0" w:color="A6A6A6"/>
-              <w:right w:val="single" w:sz="4" w:space="0" w:color="A6A6A6"/>
-            </w:tcBorders>
-            <w:tcMar>
-              <w:top w:w="60" w:type="dxa"/>
-              <w:left w:w="100" w:type="dxa"/>
-              <w:bottom w:w="60" w:type="dxa"/>
-              <w:right w:w="100" w:type="dxa"/>
-            </w:tcMar>
-          </w:tcPr>
-          <w:p>
-            <w:r>
-              <w:rPr>
-                <w:sz w:val="19"/>
-                <w:szCs w:val="19"/>
-              </w:rPr>
-              <w:t>8.1, 8.2, FR-EVT-02</w:t>
-            </w:r>
-          </w:p>
-        </w:tc>
-        <w:tc>
-          <w:tcPr>
-            <w:tcW w:w="2872" w:type="dxa"/>
+            <w:tcW w:w="1859" w:type="dxa"/>
+            <w:tcBorders>
+              <w:top w:val="single" w:sz="4" w:space="0" w:color="A6A6A6"/>
+              <w:left w:val="single" w:sz="4" w:space="0" w:color="A6A6A6"/>
+              <w:bottom w:val="single" w:sz="4" w:space="0" w:color="A6A6A6"/>
+              <w:right w:val="single" w:sz="4" w:space="0" w:color="A6A6A6"/>
+            </w:tcBorders>
+            <w:tcMar>
+              <w:top w:w="60" w:type="dxa"/>
+              <w:left w:w="100" w:type="dxa"/>
+              <w:bottom w:w="60" w:type="dxa"/>
+              <w:right w:w="100" w:type="dxa"/>
+            </w:tcMar>
+          </w:tcPr>
+          <w:p>
+            <w:r>
+              <w:rPr>
+                <w:sz w:val="19"/>
+                <w:szCs w:val="19"/>
+              </w:rPr>
+              <w:t>8.1, 8.2, FR-EVT-02, FR-DON-04</w:t>
+            </w:r>
+          </w:p>
+        </w:tc>
+        <w:tc>
+          <w:tcPr>
+            <w:tcW w:w="2679" w:type="dxa"/>
             <w:tcBorders>
               <w:top w:val="single" w:sz="4" w:space="0" w:color="A6A6A6"/>
               <w:left w:val="single" w:sz="4" w:space="0" w:color="A6A6A6"/>
@@ -30937,11 +34568,26 @@
               </w:rPr>
               <w:t>EventFactory</w:t>
             </w:r>
-          </w:p>
-        </w:tc>
-        <w:tc>
-          <w:tcPr>
-            <w:tcW w:w="1903" w:type="dxa"/>
+            <w:r>
+              <w:rPr>
+                <w:sz w:val="19"/>
+                <w:szCs w:val="19"/>
+              </w:rPr>
+              <w:t xml:space="preserve">, </w:t>
+            </w:r>
+            <w:r>
+              <w:rPr>
+                <w:rFonts w:ascii="Consolas" w:eastAsia="Consolas" w:hAnsi="Consolas" w:cs="Consolas"/>
+                <w:sz w:val="17"/>
+                <w:szCs w:val="17"/>
+              </w:rPr>
+              <w:t>DonationFactory</w:t>
+            </w:r>
+          </w:p>
+        </w:tc>
+        <w:tc>
+          <w:tcPr>
+            <w:tcW w:w="2268" w:type="dxa"/>
             <w:tcBorders>
               <w:top w:val="single" w:sz="4" w:space="0" w:color="A6A6A6"/>
               <w:left w:val="single" w:sz="4" w:space="0" w:color="A6A6A6"/>
@@ -31030,7 +34676,7 @@
         </w:tc>
         <w:tc>
           <w:tcPr>
-            <w:tcW w:w="2031" w:type="dxa"/>
+            <w:tcW w:w="1859" w:type="dxa"/>
             <w:tcBorders>
               <w:top w:val="single" w:sz="4" w:space="0" w:color="A6A6A6"/>
               <w:left w:val="single" w:sz="4" w:space="0" w:color="A6A6A6"/>
@@ -31056,7 +34702,7 @@
         </w:tc>
         <w:tc>
           <w:tcPr>
-            <w:tcW w:w="2872" w:type="dxa"/>
+            <w:tcW w:w="2679" w:type="dxa"/>
             <w:tcBorders>
               <w:top w:val="single" w:sz="4" w:space="0" w:color="A6A6A6"/>
               <w:left w:val="single" w:sz="4" w:space="0" w:color="A6A6A6"/>
@@ -31083,7 +34729,7 @@
         </w:tc>
         <w:tc>
           <w:tcPr>
-            <w:tcW w:w="1903" w:type="dxa"/>
+            <w:tcW w:w="2268" w:type="dxa"/>
             <w:tcBorders>
               <w:top w:val="single" w:sz="4" w:space="0" w:color="A6A6A6"/>
               <w:left w:val="single" w:sz="4" w:space="0" w:color="A6A6A6"/>
@@ -31140,6 +34786,7 @@
                 <w:sz w:val="19"/>
                 <w:szCs w:val="19"/>
               </w:rPr>
+              <w:lastRenderedPageBreak/>
               <w:t>MVC</w:t>
             </w:r>
           </w:p>
@@ -31172,7 +34819,7 @@
         </w:tc>
         <w:tc>
           <w:tcPr>
-            <w:tcW w:w="2031" w:type="dxa"/>
+            <w:tcW w:w="1859" w:type="dxa"/>
             <w:tcBorders>
               <w:top w:val="single" w:sz="4" w:space="0" w:color="A6A6A6"/>
               <w:left w:val="single" w:sz="4" w:space="0" w:color="A6A6A6"/>
@@ -31198,7 +34845,7 @@
         </w:tc>
         <w:tc>
           <w:tcPr>
-            <w:tcW w:w="2872" w:type="dxa"/>
+            <w:tcW w:w="2679" w:type="dxa"/>
             <w:tcBorders>
               <w:top w:val="single" w:sz="4" w:space="0" w:color="A6A6A6"/>
               <w:left w:val="single" w:sz="4" w:space="0" w:color="A6A6A6"/>
@@ -31224,7 +34871,7 @@
         </w:tc>
         <w:tc>
           <w:tcPr>
-            <w:tcW w:w="1903" w:type="dxa"/>
+            <w:tcW w:w="2268" w:type="dxa"/>
             <w:tcBorders>
               <w:top w:val="single" w:sz="4" w:space="0" w:color="A6A6A6"/>
               <w:left w:val="single" w:sz="4" w:space="0" w:color="A6A6A6"/>
@@ -31313,7 +34960,7 @@
         </w:tc>
         <w:tc>
           <w:tcPr>
-            <w:tcW w:w="2031" w:type="dxa"/>
+            <w:tcW w:w="1859" w:type="dxa"/>
             <w:tcBorders>
               <w:top w:val="single" w:sz="4" w:space="0" w:color="A6A6A6"/>
               <w:left w:val="single" w:sz="4" w:space="0" w:color="A6A6A6"/>
@@ -31339,7 +34986,7 @@
         </w:tc>
         <w:tc>
           <w:tcPr>
-            <w:tcW w:w="2872" w:type="dxa"/>
+            <w:tcW w:w="2679" w:type="dxa"/>
             <w:tcBorders>
               <w:top w:val="single" w:sz="4" w:space="0" w:color="A6A6A6"/>
               <w:left w:val="single" w:sz="4" w:space="0" w:color="A6A6A6"/>
@@ -31365,7 +35012,7 @@
         </w:tc>
         <w:tc>
           <w:tcPr>
-            <w:tcW w:w="1903" w:type="dxa"/>
+            <w:tcW w:w="2268" w:type="dxa"/>
             <w:tcBorders>
               <w:top w:val="single" w:sz="4" w:space="0" w:color="A6A6A6"/>
               <w:left w:val="single" w:sz="4" w:space="0" w:color="A6A6A6"/>
@@ -31454,7 +35101,7 @@
         </w:tc>
         <w:tc>
           <w:tcPr>
-            <w:tcW w:w="2031" w:type="dxa"/>
+            <w:tcW w:w="1859" w:type="dxa"/>
             <w:tcBorders>
               <w:top w:val="single" w:sz="4" w:space="0" w:color="A6A6A6"/>
               <w:left w:val="single" w:sz="4" w:space="0" w:color="A6A6A6"/>
@@ -31480,7 +35127,7 @@
         </w:tc>
         <w:tc>
           <w:tcPr>
-            <w:tcW w:w="2872" w:type="dxa"/>
+            <w:tcW w:w="2679" w:type="dxa"/>
             <w:tcBorders>
               <w:top w:val="single" w:sz="4" w:space="0" w:color="A6A6A6"/>
               <w:left w:val="single" w:sz="4" w:space="0" w:color="A6A6A6"/>
@@ -31506,7 +35153,7 @@
         </w:tc>
         <w:tc>
           <w:tcPr>
-            <w:tcW w:w="1903" w:type="dxa"/>
+            <w:tcW w:w="2268" w:type="dxa"/>
             <w:tcBorders>
               <w:top w:val="single" w:sz="4" w:space="0" w:color="A6A6A6"/>
               <w:left w:val="single" w:sz="4" w:space="0" w:color="A6A6A6"/>
@@ -31595,7 +35242,7 @@
         </w:tc>
         <w:tc>
           <w:tcPr>
-            <w:tcW w:w="2031" w:type="dxa"/>
+            <w:tcW w:w="1859" w:type="dxa"/>
             <w:tcBorders>
               <w:top w:val="single" w:sz="4" w:space="0" w:color="A6A6A6"/>
               <w:left w:val="single" w:sz="4" w:space="0" w:color="A6A6A6"/>
@@ -31621,7 +35268,7 @@
         </w:tc>
         <w:tc>
           <w:tcPr>
-            <w:tcW w:w="2872" w:type="dxa"/>
+            <w:tcW w:w="2679" w:type="dxa"/>
             <w:tcBorders>
               <w:top w:val="single" w:sz="4" w:space="0" w:color="A6A6A6"/>
               <w:left w:val="single" w:sz="4" w:space="0" w:color="A6A6A6"/>
@@ -31647,7 +35294,7 @@
         </w:tc>
         <w:tc>
           <w:tcPr>
-            <w:tcW w:w="1903" w:type="dxa"/>
+            <w:tcW w:w="2268" w:type="dxa"/>
             <w:tcBorders>
               <w:top w:val="single" w:sz="4" w:space="0" w:color="A6A6A6"/>
               <w:left w:val="single" w:sz="4" w:space="0" w:color="A6A6A6"/>
@@ -31683,7 +35330,7 @@
         <w:pStyle w:val="Heading1"/>
         <w:keepNext/>
       </w:pPr>
-      <w:bookmarkStart w:id="52" w:name="_Toc243786039"/>
+      <w:bookmarkStart w:id="52" w:name="_Toc243942976"/>
       <w:r>
         <w:t>12. Appendix B: Phase 1 Status and Open Items</w:t>
       </w:r>
@@ -31694,7 +35341,7 @@
         <w:pStyle w:val="Heading2"/>
         <w:keepNext/>
       </w:pPr>
-      <w:bookmarkStart w:id="53" w:name="_Toc243786040"/>
+      <w:bookmarkStart w:id="53" w:name="_Toc243942977"/>
       <w:r>
         <w:t>B.1 Finished</w:t>
       </w:r>
@@ -31834,7 +35481,7 @@
         <w:t>Volunteers module:</w:t>
       </w:r>
       <w:r>
-        <w:t xml:space="preserve"> all of FR-VOL-01 to 19, with Strategy and Template Method, a demo and a class diagram. On branch </w:t>
+        <w:t xml:space="preserve"> all of FR-VOL-01 to 19, with Strategy and Template Method, a demo and a class diagram. Merged into </w:t>
       </w:r>
       <w:r>
         <w:rPr>
@@ -31842,7 +35489,38 @@
           <w:sz w:val="20"/>
           <w:szCs w:val="20"/>
         </w:rPr>
-        <w:t>volunteers</w:t>
+        <w:t>main</w:t>
+      </w:r>
+      <w:r>
+        <w:t xml:space="preserve"> (pull request #2).</w:t>
+      </w:r>
+    </w:p>
+    <w:p>
+      <w:pPr>
+        <w:pStyle w:val="ListParagraph"/>
+        <w:numPr>
+          <w:ilvl w:val="0"/>
+          <w:numId w:val="3"/>
+        </w:numPr>
+        <w:spacing w:after="60"/>
+      </w:pPr>
+      <w:r>
+        <w:rPr>
+          <w:b/>
+          <w:bCs/>
+        </w:rPr>
+        <w:t>Donations module:</w:t>
+      </w:r>
+      <w:r>
+        <w:t xml:space="preserve"> all of FR-DON-01 to 12, with Factory and Template Method, a demo and a class diagram. On branch </w:t>
+      </w:r>
+      <w:r>
+        <w:rPr>
+          <w:rFonts w:ascii="Consolas" w:eastAsia="Consolas" w:hAnsi="Consolas" w:cs="Consolas"/>
+          <w:sz w:val="20"/>
+          <w:szCs w:val="20"/>
+        </w:rPr>
+        <w:t>donations</w:t>
       </w:r>
       <w:r>
         <w:t>, waiting for review.</w:t>
@@ -31853,7 +35531,7 @@
         <w:pStyle w:val="Heading2"/>
         <w:keepNext/>
       </w:pPr>
-      <w:bookmarkStart w:id="54" w:name="_Toc243786041"/>
+      <w:bookmarkStart w:id="54" w:name="_Toc243942978"/>
       <w:r>
         <w:t>B.2 Still needed for Phase 1</w:t>
       </w:r>
@@ -32191,7 +35869,6 @@
                 <w:sz w:val="17"/>
                 <w:szCs w:val="17"/>
               </w:rPr>
-              <w:lastRenderedPageBreak/>
               <w:t>DataStore</w:t>
             </w:r>
             <w:r>
@@ -32252,95 +35929,6 @@
                 <w:szCs w:val="19"/>
               </w:rPr>
               <w:t>Part of Singleton</w:t>
-            </w:r>
-          </w:p>
-        </w:tc>
-      </w:tr>
-      <w:tr>
-        <w:tblPrEx>
-          <w:tblCellMar>
-            <w:top w:w="0" w:type="dxa"/>
-            <w:bottom w:w="0" w:type="dxa"/>
-          </w:tblCellMar>
-        </w:tblPrEx>
-        <w:trPr>
-          <w:cantSplit/>
-        </w:trPr>
-        <w:tc>
-          <w:tcPr>
-            <w:tcW w:w="4731" w:type="dxa"/>
-            <w:tcBorders>
-              <w:top w:val="single" w:sz="4" w:space="0" w:color="A6A6A6"/>
-              <w:left w:val="single" w:sz="4" w:space="0" w:color="A6A6A6"/>
-              <w:bottom w:val="single" w:sz="4" w:space="0" w:color="A6A6A6"/>
-              <w:right w:val="single" w:sz="4" w:space="0" w:color="A6A6A6"/>
-            </w:tcBorders>
-            <w:tcMar>
-              <w:top w:w="60" w:type="dxa"/>
-              <w:left w:w="100" w:type="dxa"/>
-              <w:bottom w:w="60" w:type="dxa"/>
-              <w:right w:w="100" w:type="dxa"/>
-            </w:tcMar>
-          </w:tcPr>
-          <w:p>
-            <w:r>
-              <w:rPr>
-                <w:sz w:val="19"/>
-                <w:szCs w:val="19"/>
-              </w:rPr>
-              <w:t>Donation module</w:t>
-            </w:r>
-          </w:p>
-        </w:tc>
-        <w:tc>
-          <w:tcPr>
-            <w:tcW w:w="960" w:type="dxa"/>
-            <w:tcBorders>
-              <w:top w:val="single" w:sz="4" w:space="0" w:color="A6A6A6"/>
-              <w:left w:val="single" w:sz="4" w:space="0" w:color="A6A6A6"/>
-              <w:bottom w:val="single" w:sz="4" w:space="0" w:color="A6A6A6"/>
-              <w:right w:val="single" w:sz="4" w:space="0" w:color="A6A6A6"/>
-            </w:tcBorders>
-            <w:tcMar>
-              <w:top w:w="60" w:type="dxa"/>
-              <w:left w:w="100" w:type="dxa"/>
-              <w:bottom w:w="60" w:type="dxa"/>
-              <w:right w:w="100" w:type="dxa"/>
-            </w:tcMar>
-          </w:tcPr>
-          <w:p>
-            <w:r>
-              <w:rPr>
-                <w:sz w:val="19"/>
-                <w:szCs w:val="19"/>
-              </w:rPr>
-              <w:t>Student 1</w:t>
-            </w:r>
-          </w:p>
-        </w:tc>
-        <w:tc>
-          <w:tcPr>
-            <w:tcW w:w="3335" w:type="dxa"/>
-            <w:tcBorders>
-              <w:top w:val="single" w:sz="4" w:space="0" w:color="A6A6A6"/>
-              <w:left w:val="single" w:sz="4" w:space="0" w:color="A6A6A6"/>
-              <w:bottom w:val="single" w:sz="4" w:space="0" w:color="A6A6A6"/>
-              <w:right w:val="single" w:sz="4" w:space="0" w:color="A6A6A6"/>
-            </w:tcBorders>
-            <w:tcMar>
-              <w:top w:w="60" w:type="dxa"/>
-              <w:left w:w="100" w:type="dxa"/>
-              <w:bottom w:w="60" w:type="dxa"/>
-              <w:right w:w="100" w:type="dxa"/>
-            </w:tcMar>
-          </w:tcPr>
-          <w:p>
-            <w:r>
-              <w:rPr>
-                <w:sz w:val="19"/>
-                <w:szCs w:val="19"/>
-              </w:rPr>
-              <w:t>Part of Factory, diagrams</w:t>
             </w:r>
           </w:p>
         </w:tc>
@@ -32793,7 +36381,7 @@
         <w:pStyle w:val="Heading2"/>
         <w:keepNext/>
       </w:pPr>
-      <w:bookmarkStart w:id="55" w:name="_Toc243786042"/>
+      <w:bookmarkStart w:id="55" w:name="_Toc243942979"/>
       <w:r>
         <w:t>B.3 Known limitations</w:t>
       </w:r>
@@ -32822,6 +36410,7 @@
         <w:spacing w:after="60"/>
       </w:pPr>
       <w:r>
+        <w:lastRenderedPageBreak/>
         <w:t>Volunteer availability is by day of the week, not by date or time slot. A volunteer who can work only some Saturdays cannot be described yet.</w:t>
       </w:r>
     </w:p>
@@ -32856,7 +36445,7 @@
         <w:pStyle w:val="Heading1"/>
         <w:keepNext/>
       </w:pPr>
-      <w:bookmarkStart w:id="56" w:name="_Toc243786043"/>
+      <w:bookmarkStart w:id="56" w:name="_Toc243942980"/>
       <w:r>
         <w:t>13. References</w:t>
       </w:r>
@@ -33092,7 +36681,6 @@
         <w:spacing w:after="60"/>
       </w:pPr>
       <w:r>
-        <w:lastRenderedPageBreak/>
         <w:t xml:space="preserve">ISO/IEC/IEEE 29148:2018, </w:t>
       </w:r>
       <w:r>
@@ -33130,8 +36718,8 @@
       </w:r>
     </w:p>
     <w:sectPr>
-      <w:headerReference w:type="default" r:id="rId19"/>
-      <w:footerReference w:type="default" r:id="rId20"/>
+      <w:headerReference w:type="default" r:id="rId20"/>
+      <w:footerReference w:type="default" r:id="rId21"/>
       <w:pgSz w:w="11906" w:h="16838"/>
       <w:pgMar w:top="1440" w:right="1440" w:bottom="1440" w:left="1440" w:header="708" w:footer="708" w:gutter="0"/>
       <w:cols w:space="720"/>
@@ -33433,7 +37021,7 @@
         <w:sz w:val="18"/>
         <w:szCs w:val="18"/>
       </w:rPr>
-      <w:t>21</w:t>
+      <w:t>22</w:t>
     </w:r>
     <w:r>
       <w:rPr>
@@ -33482,7 +37070,7 @@
         <w:sz w:val="18"/>
         <w:szCs w:val="18"/>
       </w:rPr>
-      <w:t>22</w:t>
+      <w:t>23</w:t>
     </w:r>
     <w:r>
       <w:rPr>
@@ -33541,7 +37129,7 @@
         <w:sz w:val="18"/>
         <w:szCs w:val="18"/>
       </w:rPr>
-      <w:t>26</w:t>
+      <w:t>28</w:t>
     </w:r>
     <w:r>
       <w:rPr>
@@ -33590,7 +37178,7 @@
         <w:sz w:val="18"/>
         <w:szCs w:val="18"/>
       </w:rPr>
-      <w:t>27</w:t>
+      <w:t>29</w:t>
     </w:r>
     <w:r>
       <w:rPr>
@@ -33655,7 +37243,7 @@
         <w:szCs w:val="18"/>
       </w:rPr>
       <w:tab/>
-      <w:t>CSE336 Phase 1, v1.1</w:t>
+      <w:t>CSE336 Phase 1, v1.2</w:t>
     </w:r>
   </w:p>
 </w:hdr>
@@ -33693,7 +37281,7 @@
         <w:szCs w:val="18"/>
       </w:rPr>
       <w:tab/>
-      <w:t>CSE336 Phase 1, v1.1</w:t>
+      <w:t>CSE336 Phase 1, v1.2</w:t>
     </w:r>
   </w:p>
 </w:hdr>
@@ -33725,7 +37313,7 @@
         <w:szCs w:val="18"/>
       </w:rPr>
       <w:tab/>
-      <w:t>CSE336 Phase 1, v1.1</w:t>
+      <w:t>CSE336 Phase 1, v1.2</w:t>
     </w:r>
   </w:p>
 </w:hdr>
@@ -33757,7 +37345,7 @@
         <w:szCs w:val="18"/>
       </w:rPr>
       <w:tab/>
-      <w:t>CSE336 Phase 1, v1.1</w:t>
+      <w:t>CSE336 Phase 1, v1.2</w:t>
     </w:r>
   </w:p>
 </w:hdr>
@@ -33766,10 +37354,10 @@
 <file path=word/numbering.xml><?xml version="1.0" encoding="utf-8"?>
 <w:numbering xmlns:wpc="http://schemas.microsoft.com/office/word/2010/wordprocessingCanvas" xmlns:cx="http://schemas.microsoft.com/office/drawing/2014/chartex" xmlns:cx1="http://schemas.microsoft.com/office/drawing/2015/9/8/chartex" xmlns:cx2="http://schemas.microsoft.com/office/drawing/2015/10/21/chartex" xmlns:cx3="http://schemas.microsoft.com/office/drawing/2016/5/9/chartex" xmlns:cx4="http://schemas.microsoft.com/office/drawing/2016/5/10/chartex" xmlns:cx5="http://schemas.microsoft.com/office/drawing/2016/5/11/chartex" xmlns:cx6="http://schemas.microsoft.com/office/drawing/2016/5/12/chartex" xmlns:cx7="http://schemas.microsoft.com/office/drawing/2016/5/13/chartex" xmlns:cx8="http://schemas.microsoft.com/office/drawing/2016/5/14/chartex" xmlns:mc="http://schemas.openxmlformats.org/markup-compatibility/2006" xmlns:aink="http://schemas.microsoft.com/office/drawing/2016/ink" xmlns:am3d="http://schemas.microsoft.com/office/drawing/2017/model3d" xmlns:o="urn:schemas-microsoft-com:office:office" xmlns:oel="http://schemas.microsoft.com/office/2019/extlst" xmlns:r="http://schemas.openxmlformats.org/officeDocument/2006/relationships" xmlns:m="http://schemas.openxmlformats.org/officeDocument/2006/math" xmlns:v="urn:schemas-microsoft-com:vml" xmlns:wp14="http://schemas.microsoft.com/office/word/2010/wordprocessingDrawing" xmlns:wp="http://schemas.openxmlformats.org/drawingml/2006/wordprocessingDrawing" xmlns:w10="urn:schemas-microsoft-com:office:word" xmlns:w="http://schemas.openxmlformats.org/wordprocessingml/2006/main" xmlns:w14="http://schemas.microsoft.com/office/word/2010/wordml" xmlns:w15="http://schemas.microsoft.com/office/word/2012/wordml" xmlns:w16cex="http://schemas.microsoft.com/office/word/2018/wordml/cex" xmlns:w16cid="http://schemas.microsoft.com/office/word/2016/wordml/cid" xmlns:w16="http://schemas.microsoft.com/office/word/2018/wordml" xmlns:w16du="http://schemas.microsoft.com/office/word/2023/wordml/word16du" xmlns:w16sdtdh="http://schemas.microsoft.com/office/word/2020/wordml/sdtdatahash" xmlns:w16sdtfl="http://schemas.microsoft.com/office/word/2024/wordml/sdtformatlock" xmlns:w16se="http://schemas.microsoft.com/office/word/2015/wordml/symex" xmlns:wpg="http://schemas.microsoft.com/office/word/2010/wordprocessingGroup" xmlns:wpi="http://schemas.microsoft.com/office/word/2010/wordprocessingInk" xmlns:wne="http://schemas.microsoft.com/office/word/2006/wordml" xmlns:wps="http://schemas.microsoft.com/office/word/2010/wordprocessingShape" mc:Ignorable="w14 w15 w16se w16cid w16 w16cex w16sdtdh w16sdtfl w16du wp14">
   <w:abstractNum w:abstractNumId="0" w15:restartNumberingAfterBreak="0">
-    <w:nsid w:val="06DD6F33"/>
+    <w:nsid w:val="0F49191F"/>
     <w:multiLevelType w:val="hybridMultilevel"/>
-    <w:tmpl w:val="6BD8DAAE"/>
-    <w:lvl w:ilvl="0" w:tplc="BD7E08D4">
+    <w:tmpl w:val="03C26A84"/>
+    <w:lvl w:ilvl="0" w:tplc="B888AEB6">
       <w:start w:val="1"/>
       <w:numFmt w:val="bullet"/>
       <w:lvlText w:val="•"/>
@@ -33778,52 +37366,52 @@
         <w:ind w:left="540" w:hanging="270"/>
       </w:pPr>
     </w:lvl>
-    <w:lvl w:ilvl="1" w:tplc="F37C9E5C">
+    <w:lvl w:ilvl="1" w:tplc="03984C54">
       <w:numFmt w:val="decimal"/>
       <w:lvlText w:val=""/>
       <w:lvlJc w:val="left"/>
     </w:lvl>
-    <w:lvl w:ilvl="2" w:tplc="BBB6B6E2">
+    <w:lvl w:ilvl="2" w:tplc="C9520D36">
       <w:numFmt w:val="decimal"/>
       <w:lvlText w:val=""/>
       <w:lvlJc w:val="left"/>
     </w:lvl>
-    <w:lvl w:ilvl="3" w:tplc="7D6AAA5C">
+    <w:lvl w:ilvl="3" w:tplc="4B149F28">
       <w:numFmt w:val="decimal"/>
       <w:lvlText w:val=""/>
       <w:lvlJc w:val="left"/>
     </w:lvl>
-    <w:lvl w:ilvl="4" w:tplc="379A81A6">
+    <w:lvl w:ilvl="4" w:tplc="2CAAC074">
       <w:numFmt w:val="decimal"/>
       <w:lvlText w:val=""/>
       <w:lvlJc w:val="left"/>
     </w:lvl>
-    <w:lvl w:ilvl="5" w:tplc="579ED99E">
+    <w:lvl w:ilvl="5" w:tplc="BF4A1EEC">
       <w:numFmt w:val="decimal"/>
       <w:lvlText w:val=""/>
       <w:lvlJc w:val="left"/>
     </w:lvl>
-    <w:lvl w:ilvl="6" w:tplc="3C8AD560">
+    <w:lvl w:ilvl="6" w:tplc="8C2CDF28">
       <w:numFmt w:val="decimal"/>
       <w:lvlText w:val=""/>
       <w:lvlJc w:val="left"/>
     </w:lvl>
-    <w:lvl w:ilvl="7" w:tplc="4538C192">
+    <w:lvl w:ilvl="7" w:tplc="9822DD32">
       <w:numFmt w:val="decimal"/>
       <w:lvlText w:val=""/>
       <w:lvlJc w:val="left"/>
     </w:lvl>
-    <w:lvl w:ilvl="8" w:tplc="A1C6DBE8">
+    <w:lvl w:ilvl="8" w:tplc="7D326AAA">
       <w:numFmt w:val="decimal"/>
       <w:lvlText w:val=""/>
       <w:lvlJc w:val="left"/>
     </w:lvl>
   </w:abstractNum>
   <w:abstractNum w:abstractNumId="1" w15:restartNumberingAfterBreak="0">
-    <w:nsid w:val="26F7125C"/>
+    <w:nsid w:val="5F5A3E0B"/>
     <w:multiLevelType w:val="hybridMultilevel"/>
-    <w:tmpl w:val="29E240B6"/>
-    <w:lvl w:ilvl="0" w:tplc="EE42F5E0">
+    <w:tmpl w:val="E514DE38"/>
+    <w:lvl w:ilvl="0" w:tplc="A4ECA33E">
       <w:start w:val="1"/>
       <w:numFmt w:val="decimal"/>
       <w:lvlText w:val="%1."/>
@@ -33832,52 +37420,52 @@
         <w:ind w:left="540" w:hanging="300"/>
       </w:pPr>
     </w:lvl>
-    <w:lvl w:ilvl="1" w:tplc="2DF67E9C">
+    <w:lvl w:ilvl="1" w:tplc="090A3126">
       <w:numFmt w:val="decimal"/>
       <w:lvlText w:val=""/>
       <w:lvlJc w:val="left"/>
     </w:lvl>
-    <w:lvl w:ilvl="2" w:tplc="AB78A3A6">
+    <w:lvl w:ilvl="2" w:tplc="0E66BEC0">
       <w:numFmt w:val="decimal"/>
       <w:lvlText w:val=""/>
       <w:lvlJc w:val="left"/>
     </w:lvl>
-    <w:lvl w:ilvl="3" w:tplc="BA68C108">
+    <w:lvl w:ilvl="3" w:tplc="76E6DAB8">
       <w:numFmt w:val="decimal"/>
       <w:lvlText w:val=""/>
       <w:lvlJc w:val="left"/>
     </w:lvl>
-    <w:lvl w:ilvl="4" w:tplc="062E789A">
+    <w:lvl w:ilvl="4" w:tplc="88AA7F96">
       <w:numFmt w:val="decimal"/>
       <w:lvlText w:val=""/>
       <w:lvlJc w:val="left"/>
     </w:lvl>
-    <w:lvl w:ilvl="5" w:tplc="2D821DA8">
+    <w:lvl w:ilvl="5" w:tplc="3B28DCA6">
       <w:numFmt w:val="decimal"/>
       <w:lvlText w:val=""/>
       <w:lvlJc w:val="left"/>
     </w:lvl>
-    <w:lvl w:ilvl="6" w:tplc="25FCA9DC">
+    <w:lvl w:ilvl="6" w:tplc="81DAF29E">
       <w:numFmt w:val="decimal"/>
       <w:lvlText w:val=""/>
       <w:lvlJc w:val="left"/>
     </w:lvl>
-    <w:lvl w:ilvl="7" w:tplc="DB8E7292">
+    <w:lvl w:ilvl="7" w:tplc="25AA51DE">
       <w:numFmt w:val="decimal"/>
       <w:lvlText w:val=""/>
       <w:lvlJc w:val="left"/>
     </w:lvl>
-    <w:lvl w:ilvl="8" w:tplc="B5561C44">
+    <w:lvl w:ilvl="8" w:tplc="49DA9EDC">
       <w:numFmt w:val="decimal"/>
       <w:lvlText w:val=""/>
       <w:lvlJc w:val="left"/>
     </w:lvl>
   </w:abstractNum>
   <w:abstractNum w:abstractNumId="2" w15:restartNumberingAfterBreak="0">
-    <w:nsid w:val="57551997"/>
+    <w:nsid w:val="75D954D3"/>
     <w:multiLevelType w:val="hybridMultilevel"/>
-    <w:tmpl w:val="80325D9E"/>
-    <w:lvl w:ilvl="0" w:tplc="E48087FC">
+    <w:tmpl w:val="405207BA"/>
+    <w:lvl w:ilvl="0" w:tplc="B8AE7B20">
       <w:start w:val="1"/>
       <w:numFmt w:val="bullet"/>
       <w:lvlText w:val="●"/>
@@ -33886,7 +37474,7 @@
         <w:ind w:left="720" w:hanging="360"/>
       </w:pPr>
     </w:lvl>
-    <w:lvl w:ilvl="1" w:tplc="6F7C4440">
+    <w:lvl w:ilvl="1" w:tplc="18F84646">
       <w:start w:val="1"/>
       <w:numFmt w:val="bullet"/>
       <w:lvlText w:val="○"/>
@@ -33895,7 +37483,7 @@
         <w:ind w:left="1440" w:hanging="360"/>
       </w:pPr>
     </w:lvl>
-    <w:lvl w:ilvl="2" w:tplc="BC66298C">
+    <w:lvl w:ilvl="2" w:tplc="77823018">
       <w:start w:val="1"/>
       <w:numFmt w:val="bullet"/>
       <w:lvlText w:val="■"/>
@@ -33904,7 +37492,7 @@
         <w:ind w:left="2160" w:hanging="360"/>
       </w:pPr>
     </w:lvl>
-    <w:lvl w:ilvl="3" w:tplc="22C40084">
+    <w:lvl w:ilvl="3" w:tplc="791EEE80">
       <w:start w:val="1"/>
       <w:numFmt w:val="bullet"/>
       <w:lvlText w:val="●"/>
@@ -33913,7 +37501,7 @@
         <w:ind w:left="2880" w:hanging="360"/>
       </w:pPr>
     </w:lvl>
-    <w:lvl w:ilvl="4" w:tplc="3CE80FBE">
+    <w:lvl w:ilvl="4" w:tplc="5C9E8BCE">
       <w:start w:val="1"/>
       <w:numFmt w:val="bullet"/>
       <w:lvlText w:val="○"/>
@@ -33922,7 +37510,7 @@
         <w:ind w:left="3600" w:hanging="360"/>
       </w:pPr>
     </w:lvl>
-    <w:lvl w:ilvl="5" w:tplc="4EA441F0">
+    <w:lvl w:ilvl="5" w:tplc="E012A41A">
       <w:start w:val="1"/>
       <w:numFmt w:val="bullet"/>
       <w:lvlText w:val="■"/>
@@ -33931,7 +37519,7 @@
         <w:ind w:left="4320" w:hanging="360"/>
       </w:pPr>
     </w:lvl>
-    <w:lvl w:ilvl="6" w:tplc="204691FC">
+    <w:lvl w:ilvl="6" w:tplc="2AC06CFC">
       <w:start w:val="1"/>
       <w:numFmt w:val="bullet"/>
       <w:lvlText w:val="●"/>
@@ -33940,7 +37528,7 @@
         <w:ind w:left="5040" w:hanging="360"/>
       </w:pPr>
     </w:lvl>
-    <w:lvl w:ilvl="7" w:tplc="D8C6BA34">
+    <w:lvl w:ilvl="7" w:tplc="8A86B1BA">
       <w:start w:val="1"/>
       <w:numFmt w:val="bullet"/>
       <w:lvlText w:val="●"/>
@@ -33949,7 +37537,7 @@
         <w:ind w:left="5760" w:hanging="360"/>
       </w:pPr>
     </w:lvl>
-    <w:lvl w:ilvl="8" w:tplc="DCE6EC00">
+    <w:lvl w:ilvl="8" w:tplc="B6F465DE">
       <w:start w:val="1"/>
       <w:numFmt w:val="bullet"/>
       <w:lvlText w:val="●"/>
@@ -33959,31 +37547,31 @@
       </w:pPr>
     </w:lvl>
   </w:abstractNum>
-  <w:num w:numId="1" w16cid:durableId="1747343348">
+  <w:num w:numId="1" w16cid:durableId="282075468">
     <w:abstractNumId w:val="2"/>
     <w:lvlOverride w:ilvl="0">
       <w:startOverride w:val="1"/>
     </w:lvlOverride>
   </w:num>
-  <w:num w:numId="2" w16cid:durableId="1803840632">
+  <w:num w:numId="2" w16cid:durableId="1514608009">
     <w:abstractNumId w:val="1"/>
     <w:lvlOverride w:ilvl="0">
       <w:startOverride w:val="1"/>
     </w:lvlOverride>
   </w:num>
-  <w:num w:numId="3" w16cid:durableId="1051613238">
+  <w:num w:numId="3" w16cid:durableId="1353453804">
     <w:abstractNumId w:val="0"/>
     <w:lvlOverride w:ilvl="0">
       <w:startOverride w:val="1"/>
     </w:lvlOverride>
   </w:num>
-  <w:num w:numId="4" w16cid:durableId="1886679089">
+  <w:num w:numId="4" w16cid:durableId="1934900161">
     <w:abstractNumId w:val="1"/>
     <w:lvlOverride w:ilvl="0">
       <w:startOverride w:val="1"/>
     </w:lvlOverride>
   </w:num>
-  <w:num w:numId="5" w16cid:durableId="1637099464">
+  <w:num w:numId="5" w16cid:durableId="141628745">
     <w:abstractNumId w:val="1"/>
     <w:lvlOverride w:ilvl="0">
       <w:startOverride w:val="1"/>
@@ -34581,7 +38169,7 @@
     <w:autoRedefine/>
     <w:uiPriority w:val="39"/>
     <w:unhideWhenUsed/>
-    <w:rsid w:val="00FC1814"/>
+    <w:rsid w:val="00C44FF9"/>
     <w:pPr>
       <w:spacing w:after="100"/>
     </w:pPr>
@@ -34593,7 +38181,7 @@
     <w:autoRedefine/>
     <w:uiPriority w:val="39"/>
     <w:unhideWhenUsed/>
-    <w:rsid w:val="00FC1814"/>
+    <w:rsid w:val="00C44FF9"/>
     <w:pPr>
       <w:spacing w:after="100"/>
       <w:ind w:left="220"/>

--- a/docs/SRS.docx
+++ b/docs/SRS.docx
@@ -247,7 +247,7 @@
                 <w:sz w:val="19"/>
                 <w:szCs w:val="19"/>
               </w:rPr>
-              <w:t>1.1</w:t>
+              <w:t>1.2</w:t>
             </w:r>
           </w:p>
         </w:tc>
@@ -1515,6 +1515,95 @@
           </w:p>
         </w:tc>
       </w:tr>
+      <w:tr>
+        <w:tblPrEx>
+          <w:tblCellMar>
+            <w:top w:w="0" w:type="dxa"/>
+            <w:bottom w:w="0" w:type="dxa"/>
+          </w:tblCellMar>
+        </w:tblPrEx>
+        <w:trPr>
+          <w:cantSplit/>
+        </w:trPr>
+        <w:tc>
+          <w:tcPr>
+            <w:tcW w:w="960" w:type="dxa"/>
+            <w:tcBorders>
+              <w:top w:val="single" w:sz="4" w:space="0" w:color="A6A6A6"/>
+              <w:left w:val="single" w:sz="4" w:space="0" w:color="A6A6A6"/>
+              <w:bottom w:val="single" w:sz="4" w:space="0" w:color="A6A6A6"/>
+              <w:right w:val="single" w:sz="4" w:space="0" w:color="A6A6A6"/>
+            </w:tcBorders>
+            <w:tcMar>
+              <w:top w:w="60" w:type="dxa"/>
+              <w:left w:w="100" w:type="dxa"/>
+              <w:bottom w:w="60" w:type="dxa"/>
+              <w:right w:w="100" w:type="dxa"/>
+            </w:tcMar>
+          </w:tcPr>
+          <w:p>
+            <w:r>
+              <w:rPr>
+                <w:sz w:val="19"/>
+                <w:szCs w:val="19"/>
+              </w:rPr>
+              <w:t>1.2</w:t>
+            </w:r>
+          </w:p>
+        </w:tc>
+        <w:tc>
+          <w:tcPr>
+            <w:tcW w:w="1103" w:type="dxa"/>
+            <w:tcBorders>
+              <w:top w:val="single" w:sz="4" w:space="0" w:color="A6A6A6"/>
+              <w:left w:val="single" w:sz="4" w:space="0" w:color="A6A6A6"/>
+              <w:bottom w:val="single" w:sz="4" w:space="0" w:color="A6A6A6"/>
+              <w:right w:val="single" w:sz="4" w:space="0" w:color="A6A6A6"/>
+            </w:tcBorders>
+            <w:tcMar>
+              <w:top w:w="60" w:type="dxa"/>
+              <w:left w:w="100" w:type="dxa"/>
+              <w:bottom w:w="60" w:type="dxa"/>
+              <w:right w:w="100" w:type="dxa"/>
+            </w:tcMar>
+          </w:tcPr>
+          <w:p>
+            <w:r>
+              <w:rPr>
+                <w:sz w:val="19"/>
+                <w:szCs w:val="19"/>
+              </w:rPr>
+              <w:t>29 Oct 2026</w:t>
+            </w:r>
+          </w:p>
+        </w:tc>
+        <w:tc>
+          <w:tcPr>
+            <w:tcW w:w="6963" w:type="dxa"/>
+            <w:tcBorders>
+              <w:top w:val="single" w:sz="4" w:space="0" w:color="A6A6A6"/>
+              <w:left w:val="single" w:sz="4" w:space="0" w:color="A6A6A6"/>
+              <w:bottom w:val="single" w:sz="4" w:space="0" w:color="A6A6A6"/>
+              <w:right w:val="single" w:sz="4" w:space="0" w:color="A6A6A6"/>
+            </w:tcBorders>
+            <w:tcMar>
+              <w:top w:w="60" w:type="dxa"/>
+              <w:left w:w="100" w:type="dxa"/>
+              <w:bottom w:w="60" w:type="dxa"/>
+              <w:right w:w="100" w:type="dxa"/>
+            </w:tcMar>
+          </w:tcPr>
+          <w:p>
+            <w:r>
+              <w:rPr>
+                <w:sz w:val="19"/>
+                <w:szCs w:val="19"/>
+              </w:rPr>
+              <w:t>Volunteers code rewritten in the Java style used in the course labs; Figure 4 and NFR-06 updated to match.</w:t>
+            </w:r>
+          </w:p>
+        </w:tc>
+      </w:tr>
     </w:tbl>
     <w:p>
       <w:pPr>
@@ -1541,7 +1630,7 @@
     <w:sdt>
       <w:sdtPr>
         <w:alias w:val="Contents"/>
-        <w:id w:val="1068924805"/>
+        <w:id w:val="-1136327193"/>
       </w:sdtPr>
       <w:sdtEndPr/>
       <w:sdtContent>
@@ -1569,7 +1658,7 @@
           <w:r>
             <w:fldChar w:fldCharType="separate"/>
           </w:r>
-          <w:hyperlink w:anchor="_Toc243785987" w:history="1">
+          <w:hyperlink w:anchor="_Toc244191725" w:history="1">
             <w:r>
               <w:rPr>
                 <w:rStyle w:val="Hyperlink"/>
@@ -1593,7 +1682,7 @@
               <w:rPr>
                 <w:noProof/>
               </w:rPr>
-              <w:instrText xml:space="preserve"> PAGEREF _Toc243785987 \h </w:instrText>
+              <w:instrText xml:space="preserve"> PAGEREF _Toc244191725 \h </w:instrText>
             </w:r>
             <w:r>
               <w:rPr>
@@ -1635,7 +1724,7 @@
               <w14:ligatures w14:val="standardContextual"/>
             </w:rPr>
           </w:pPr>
-          <w:hyperlink w:anchor="_Toc243785988" w:history="1">
+          <w:hyperlink w:anchor="_Toc244191726" w:history="1">
             <w:r>
               <w:rPr>
                 <w:rStyle w:val="Hyperlink"/>
@@ -1659,7 +1748,7 @@
               <w:rPr>
                 <w:noProof/>
               </w:rPr>
-              <w:instrText xml:space="preserve"> PAGEREF _Toc243785988 \h </w:instrText>
+              <w:instrText xml:space="preserve"> PAGEREF _Toc244191726 \h </w:instrText>
             </w:r>
             <w:r>
               <w:rPr>
@@ -1701,7 +1790,7 @@
               <w14:ligatures w14:val="standardContextual"/>
             </w:rPr>
           </w:pPr>
-          <w:hyperlink w:anchor="_Toc243785989" w:history="1">
+          <w:hyperlink w:anchor="_Toc244191727" w:history="1">
             <w:r>
               <w:rPr>
                 <w:rStyle w:val="Hyperlink"/>
@@ -1725,7 +1814,7 @@
               <w:rPr>
                 <w:noProof/>
               </w:rPr>
-              <w:instrText xml:space="preserve"> PAGEREF _Toc243785989 \h </w:instrText>
+              <w:instrText xml:space="preserve"> PAGEREF _Toc244191727 \h </w:instrText>
             </w:r>
             <w:r>
               <w:rPr>
@@ -1767,7 +1856,7 @@
               <w14:ligatures w14:val="standardContextual"/>
             </w:rPr>
           </w:pPr>
-          <w:hyperlink w:anchor="_Toc243785990" w:history="1">
+          <w:hyperlink w:anchor="_Toc244191728" w:history="1">
             <w:r>
               <w:rPr>
                 <w:rStyle w:val="Hyperlink"/>
@@ -1791,7 +1880,7 @@
               <w:rPr>
                 <w:noProof/>
               </w:rPr>
-              <w:instrText xml:space="preserve"> PAGEREF _Toc243785990 \h </w:instrText>
+              <w:instrText xml:space="preserve"> PAGEREF _Toc244191728 \h </w:instrText>
             </w:r>
             <w:r>
               <w:rPr>
@@ -1833,7 +1922,7 @@
               <w14:ligatures w14:val="standardContextual"/>
             </w:rPr>
           </w:pPr>
-          <w:hyperlink w:anchor="_Toc243785991" w:history="1">
+          <w:hyperlink w:anchor="_Toc244191729" w:history="1">
             <w:r>
               <w:rPr>
                 <w:rStyle w:val="Hyperlink"/>
@@ -1857,7 +1946,7 @@
               <w:rPr>
                 <w:noProof/>
               </w:rPr>
-              <w:instrText xml:space="preserve"> PAGEREF _Toc243785991 \h </w:instrText>
+              <w:instrText xml:space="preserve"> PAGEREF _Toc244191729 \h </w:instrText>
             </w:r>
             <w:r>
               <w:rPr>
@@ -1899,7 +1988,7 @@
               <w14:ligatures w14:val="standardContextual"/>
             </w:rPr>
           </w:pPr>
-          <w:hyperlink w:anchor="_Toc243785992" w:history="1">
+          <w:hyperlink w:anchor="_Toc244191730" w:history="1">
             <w:r>
               <w:rPr>
                 <w:rStyle w:val="Hyperlink"/>
@@ -1923,7 +2012,7 @@
               <w:rPr>
                 <w:noProof/>
               </w:rPr>
-              <w:instrText xml:space="preserve"> PAGEREF _Toc243785992 \h </w:instrText>
+              <w:instrText xml:space="preserve"> PAGEREF _Toc244191730 \h </w:instrText>
             </w:r>
             <w:r>
               <w:rPr>
@@ -1965,7 +2054,7 @@
               <w14:ligatures w14:val="standardContextual"/>
             </w:rPr>
           </w:pPr>
-          <w:hyperlink w:anchor="_Toc243785993" w:history="1">
+          <w:hyperlink w:anchor="_Toc244191731" w:history="1">
             <w:r>
               <w:rPr>
                 <w:rStyle w:val="Hyperlink"/>
@@ -1989,7 +2078,7 @@
               <w:rPr>
                 <w:noProof/>
               </w:rPr>
-              <w:instrText xml:space="preserve"> PAGEREF _Toc243785993 \h </w:instrText>
+              <w:instrText xml:space="preserve"> PAGEREF _Toc244191731 \h </w:instrText>
             </w:r>
             <w:r>
               <w:rPr>
@@ -2031,7 +2120,7 @@
               <w14:ligatures w14:val="standardContextual"/>
             </w:rPr>
           </w:pPr>
-          <w:hyperlink w:anchor="_Toc243785994" w:history="1">
+          <w:hyperlink w:anchor="_Toc244191732" w:history="1">
             <w:r>
               <w:rPr>
                 <w:rStyle w:val="Hyperlink"/>
@@ -2055,7 +2144,7 @@
               <w:rPr>
                 <w:noProof/>
               </w:rPr>
-              <w:instrText xml:space="preserve"> PAGEREF _Toc243785994 \h </w:instrText>
+              <w:instrText xml:space="preserve"> PAGEREF _Toc244191732 \h </w:instrText>
             </w:r>
             <w:r>
               <w:rPr>
@@ -2097,7 +2186,7 @@
               <w14:ligatures w14:val="standardContextual"/>
             </w:rPr>
           </w:pPr>
-          <w:hyperlink w:anchor="_Toc243785995" w:history="1">
+          <w:hyperlink w:anchor="_Toc244191733" w:history="1">
             <w:r>
               <w:rPr>
                 <w:rStyle w:val="Hyperlink"/>
@@ -2121,7 +2210,7 @@
               <w:rPr>
                 <w:noProof/>
               </w:rPr>
-              <w:instrText xml:space="preserve"> PAGEREF _Toc243785995 \h </w:instrText>
+              <w:instrText xml:space="preserve"> PAGEREF _Toc244191733 \h </w:instrText>
             </w:r>
             <w:r>
               <w:rPr>
@@ -2163,7 +2252,7 @@
               <w14:ligatures w14:val="standardContextual"/>
             </w:rPr>
           </w:pPr>
-          <w:hyperlink w:anchor="_Toc243785996" w:history="1">
+          <w:hyperlink w:anchor="_Toc244191734" w:history="1">
             <w:r>
               <w:rPr>
                 <w:rStyle w:val="Hyperlink"/>
@@ -2187,7 +2276,7 @@
               <w:rPr>
                 <w:noProof/>
               </w:rPr>
-              <w:instrText xml:space="preserve"> PAGEREF _Toc243785996 \h </w:instrText>
+              <w:instrText xml:space="preserve"> PAGEREF _Toc244191734 \h </w:instrText>
             </w:r>
             <w:r>
               <w:rPr>
@@ -2229,7 +2318,7 @@
               <w14:ligatures w14:val="standardContextual"/>
             </w:rPr>
           </w:pPr>
-          <w:hyperlink w:anchor="_Toc243785997" w:history="1">
+          <w:hyperlink w:anchor="_Toc244191735" w:history="1">
             <w:r>
               <w:rPr>
                 <w:rStyle w:val="Hyperlink"/>
@@ -2253,7 +2342,7 @@
               <w:rPr>
                 <w:noProof/>
               </w:rPr>
-              <w:instrText xml:space="preserve"> PAGEREF _Toc243785997 \h </w:instrText>
+              <w:instrText xml:space="preserve"> PAGEREF _Toc244191735 \h </w:instrText>
             </w:r>
             <w:r>
               <w:rPr>
@@ -2295,7 +2384,7 @@
               <w14:ligatures w14:val="standardContextual"/>
             </w:rPr>
           </w:pPr>
-          <w:hyperlink w:anchor="_Toc243785998" w:history="1">
+          <w:hyperlink w:anchor="_Toc244191736" w:history="1">
             <w:r>
               <w:rPr>
                 <w:rStyle w:val="Hyperlink"/>
@@ -2319,7 +2408,7 @@
               <w:rPr>
                 <w:noProof/>
               </w:rPr>
-              <w:instrText xml:space="preserve"> PAGEREF _Toc243785998 \h </w:instrText>
+              <w:instrText xml:space="preserve"> PAGEREF _Toc244191736 \h </w:instrText>
             </w:r>
             <w:r>
               <w:rPr>
@@ -2361,7 +2450,7 @@
               <w14:ligatures w14:val="standardContextual"/>
             </w:rPr>
           </w:pPr>
-          <w:hyperlink w:anchor="_Toc243785999" w:history="1">
+          <w:hyperlink w:anchor="_Toc244191737" w:history="1">
             <w:r>
               <w:rPr>
                 <w:rStyle w:val="Hyperlink"/>
@@ -2385,7 +2474,7 @@
               <w:rPr>
                 <w:noProof/>
               </w:rPr>
-              <w:instrText xml:space="preserve"> PAGEREF _Toc243785999 \h </w:instrText>
+              <w:instrText xml:space="preserve"> PAGEREF _Toc244191737 \h </w:instrText>
             </w:r>
             <w:r>
               <w:rPr>
@@ -2427,7 +2516,7 @@
               <w14:ligatures w14:val="standardContextual"/>
             </w:rPr>
           </w:pPr>
-          <w:hyperlink w:anchor="_Toc243786000" w:history="1">
+          <w:hyperlink w:anchor="_Toc244191738" w:history="1">
             <w:r>
               <w:rPr>
                 <w:rStyle w:val="Hyperlink"/>
@@ -2451,7 +2540,7 @@
               <w:rPr>
                 <w:noProof/>
               </w:rPr>
-              <w:instrText xml:space="preserve"> PAGEREF _Toc243786000 \h </w:instrText>
+              <w:instrText xml:space="preserve"> PAGEREF _Toc244191738 \h </w:instrText>
             </w:r>
             <w:r>
               <w:rPr>
@@ -2493,7 +2582,7 @@
               <w14:ligatures w14:val="standardContextual"/>
             </w:rPr>
           </w:pPr>
-          <w:hyperlink w:anchor="_Toc243786001" w:history="1">
+          <w:hyperlink w:anchor="_Toc244191739" w:history="1">
             <w:r>
               <w:rPr>
                 <w:rStyle w:val="Hyperlink"/>
@@ -2517,7 +2606,7 @@
               <w:rPr>
                 <w:noProof/>
               </w:rPr>
-              <w:instrText xml:space="preserve"> PAGEREF _Toc243786001 \h </w:instrText>
+              <w:instrText xml:space="preserve"> PAGEREF _Toc244191739 \h </w:instrText>
             </w:r>
             <w:r>
               <w:rPr>
@@ -2559,7 +2648,7 @@
               <w14:ligatures w14:val="standardContextual"/>
             </w:rPr>
           </w:pPr>
-          <w:hyperlink w:anchor="_Toc243786002" w:history="1">
+          <w:hyperlink w:anchor="_Toc244191740" w:history="1">
             <w:r>
               <w:rPr>
                 <w:rStyle w:val="Hyperlink"/>
@@ -2583,7 +2672,7 @@
               <w:rPr>
                 <w:noProof/>
               </w:rPr>
-              <w:instrText xml:space="preserve"> PAGEREF _Toc243786002 \h </w:instrText>
+              <w:instrText xml:space="preserve"> PAGEREF _Toc244191740 \h </w:instrText>
             </w:r>
             <w:r>
               <w:rPr>
@@ -2625,7 +2714,7 @@
               <w14:ligatures w14:val="standardContextual"/>
             </w:rPr>
           </w:pPr>
-          <w:hyperlink w:anchor="_Toc243786003" w:history="1">
+          <w:hyperlink w:anchor="_Toc244191741" w:history="1">
             <w:r>
               <w:rPr>
                 <w:rStyle w:val="Hyperlink"/>
@@ -2649,7 +2738,7 @@
               <w:rPr>
                 <w:noProof/>
               </w:rPr>
-              <w:instrText xml:space="preserve"> PAGEREF _Toc243786003 \h </w:instrText>
+              <w:instrText xml:space="preserve"> PAGEREF _Toc244191741 \h </w:instrText>
             </w:r>
             <w:r>
               <w:rPr>
@@ -2691,7 +2780,7 @@
               <w14:ligatures w14:val="standardContextual"/>
             </w:rPr>
           </w:pPr>
-          <w:hyperlink w:anchor="_Toc243786004" w:history="1">
+          <w:hyperlink w:anchor="_Toc244191742" w:history="1">
             <w:r>
               <w:rPr>
                 <w:rStyle w:val="Hyperlink"/>
@@ -2715,7 +2804,7 @@
               <w:rPr>
                 <w:noProof/>
               </w:rPr>
-              <w:instrText xml:space="preserve"> PAGEREF _Toc243786004 \h </w:instrText>
+              <w:instrText xml:space="preserve"> PAGEREF _Toc244191742 \h </w:instrText>
             </w:r>
             <w:r>
               <w:rPr>
@@ -2757,7 +2846,7 @@
               <w14:ligatures w14:val="standardContextual"/>
             </w:rPr>
           </w:pPr>
-          <w:hyperlink w:anchor="_Toc243786005" w:history="1">
+          <w:hyperlink w:anchor="_Toc244191743" w:history="1">
             <w:r>
               <w:rPr>
                 <w:rStyle w:val="Hyperlink"/>
@@ -2781,7 +2870,7 @@
               <w:rPr>
                 <w:noProof/>
               </w:rPr>
-              <w:instrText xml:space="preserve"> PAGEREF _Toc243786005 \h </w:instrText>
+              <w:instrText xml:space="preserve"> PAGEREF _Toc244191743 \h </w:instrText>
             </w:r>
             <w:r>
               <w:rPr>
@@ -2823,7 +2912,7 @@
               <w14:ligatures w14:val="standardContextual"/>
             </w:rPr>
           </w:pPr>
-          <w:hyperlink w:anchor="_Toc243786006" w:history="1">
+          <w:hyperlink w:anchor="_Toc244191744" w:history="1">
             <w:r>
               <w:rPr>
                 <w:rStyle w:val="Hyperlink"/>
@@ -2847,7 +2936,7 @@
               <w:rPr>
                 <w:noProof/>
               </w:rPr>
-              <w:instrText xml:space="preserve"> PAGEREF _Toc243786006 \h </w:instrText>
+              <w:instrText xml:space="preserve"> PAGEREF _Toc244191744 \h </w:instrText>
             </w:r>
             <w:r>
               <w:rPr>
@@ -2889,7 +2978,7 @@
               <w14:ligatures w14:val="standardContextual"/>
             </w:rPr>
           </w:pPr>
-          <w:hyperlink w:anchor="_Toc243786007" w:history="1">
+          <w:hyperlink w:anchor="_Toc244191745" w:history="1">
             <w:r>
               <w:rPr>
                 <w:rStyle w:val="Hyperlink"/>
@@ -2913,7 +3002,7 @@
               <w:rPr>
                 <w:noProof/>
               </w:rPr>
-              <w:instrText xml:space="preserve"> PAGEREF _Toc243786007 \h </w:instrText>
+              <w:instrText xml:space="preserve"> PAGEREF _Toc244191745 \h </w:instrText>
             </w:r>
             <w:r>
               <w:rPr>
@@ -2955,7 +3044,7 @@
               <w14:ligatures w14:val="standardContextual"/>
             </w:rPr>
           </w:pPr>
-          <w:hyperlink w:anchor="_Toc243786008" w:history="1">
+          <w:hyperlink w:anchor="_Toc244191746" w:history="1">
             <w:r>
               <w:rPr>
                 <w:rStyle w:val="Hyperlink"/>
@@ -2979,7 +3068,7 @@
               <w:rPr>
                 <w:noProof/>
               </w:rPr>
-              <w:instrText xml:space="preserve"> PAGEREF _Toc243786008 \h </w:instrText>
+              <w:instrText xml:space="preserve"> PAGEREF _Toc244191746 \h </w:instrText>
             </w:r>
             <w:r>
               <w:rPr>
@@ -3021,7 +3110,7 @@
               <w14:ligatures w14:val="standardContextual"/>
             </w:rPr>
           </w:pPr>
-          <w:hyperlink w:anchor="_Toc243786009" w:history="1">
+          <w:hyperlink w:anchor="_Toc244191747" w:history="1">
             <w:r>
               <w:rPr>
                 <w:rStyle w:val="Hyperlink"/>
@@ -3045,7 +3134,7 @@
               <w:rPr>
                 <w:noProof/>
               </w:rPr>
-              <w:instrText xml:space="preserve"> PAGEREF _Toc243786009 \h </w:instrText>
+              <w:instrText xml:space="preserve"> PAGEREF _Toc244191747 \h </w:instrText>
             </w:r>
             <w:r>
               <w:rPr>
@@ -3087,7 +3176,7 @@
               <w14:ligatures w14:val="standardContextual"/>
             </w:rPr>
           </w:pPr>
-          <w:hyperlink w:anchor="_Toc243786010" w:history="1">
+          <w:hyperlink w:anchor="_Toc244191748" w:history="1">
             <w:r>
               <w:rPr>
                 <w:rStyle w:val="Hyperlink"/>
@@ -3111,7 +3200,7 @@
               <w:rPr>
                 <w:noProof/>
               </w:rPr>
-              <w:instrText xml:space="preserve"> PAGEREF _Toc243786010 \h </w:instrText>
+              <w:instrText xml:space="preserve"> PAGEREF _Toc244191748 \h </w:instrText>
             </w:r>
             <w:r>
               <w:rPr>
@@ -3153,7 +3242,7 @@
               <w14:ligatures w14:val="standardContextual"/>
             </w:rPr>
           </w:pPr>
-          <w:hyperlink w:anchor="_Toc243786011" w:history="1">
+          <w:hyperlink w:anchor="_Toc244191749" w:history="1">
             <w:r>
               <w:rPr>
                 <w:rStyle w:val="Hyperlink"/>
@@ -3177,7 +3266,7 @@
               <w:rPr>
                 <w:noProof/>
               </w:rPr>
-              <w:instrText xml:space="preserve"> PAGEREF _Toc243786011 \h </w:instrText>
+              <w:instrText xml:space="preserve"> PAGEREF _Toc244191749 \h </w:instrText>
             </w:r>
             <w:r>
               <w:rPr>
@@ -3219,7 +3308,7 @@
               <w14:ligatures w14:val="standardContextual"/>
             </w:rPr>
           </w:pPr>
-          <w:hyperlink w:anchor="_Toc243786012" w:history="1">
+          <w:hyperlink w:anchor="_Toc244191750" w:history="1">
             <w:r>
               <w:rPr>
                 <w:rStyle w:val="Hyperlink"/>
@@ -3243,7 +3332,7 @@
               <w:rPr>
                 <w:noProof/>
               </w:rPr>
-              <w:instrText xml:space="preserve"> PAGEREF _Toc243786012 \h </w:instrText>
+              <w:instrText xml:space="preserve"> PAGEREF _Toc244191750 \h </w:instrText>
             </w:r>
             <w:r>
               <w:rPr>
@@ -3285,7 +3374,7 @@
               <w14:ligatures w14:val="standardContextual"/>
             </w:rPr>
           </w:pPr>
-          <w:hyperlink w:anchor="_Toc243786013" w:history="1">
+          <w:hyperlink w:anchor="_Toc244191751" w:history="1">
             <w:r>
               <w:rPr>
                 <w:rStyle w:val="Hyperlink"/>
@@ -3309,7 +3398,7 @@
               <w:rPr>
                 <w:noProof/>
               </w:rPr>
-              <w:instrText xml:space="preserve"> PAGEREF _Toc243786013 \h </w:instrText>
+              <w:instrText xml:space="preserve"> PAGEREF _Toc244191751 \h </w:instrText>
             </w:r>
             <w:r>
               <w:rPr>
@@ -3351,7 +3440,7 @@
               <w14:ligatures w14:val="standardContextual"/>
             </w:rPr>
           </w:pPr>
-          <w:hyperlink w:anchor="_Toc243786014" w:history="1">
+          <w:hyperlink w:anchor="_Toc244191752" w:history="1">
             <w:r>
               <w:rPr>
                 <w:rStyle w:val="Hyperlink"/>
@@ -3375,7 +3464,7 @@
               <w:rPr>
                 <w:noProof/>
               </w:rPr>
-              <w:instrText xml:space="preserve"> PAGEREF _Toc243786014 \h </w:instrText>
+              <w:instrText xml:space="preserve"> PAGEREF _Toc244191752 \h </w:instrText>
             </w:r>
             <w:r>
               <w:rPr>
@@ -3417,7 +3506,7 @@
               <w14:ligatures w14:val="standardContextual"/>
             </w:rPr>
           </w:pPr>
-          <w:hyperlink w:anchor="_Toc243786015" w:history="1">
+          <w:hyperlink w:anchor="_Toc244191753" w:history="1">
             <w:r>
               <w:rPr>
                 <w:rStyle w:val="Hyperlink"/>
@@ -3441,7 +3530,7 @@
               <w:rPr>
                 <w:noProof/>
               </w:rPr>
-              <w:instrText xml:space="preserve"> PAGEREF _Toc243786015 \h </w:instrText>
+              <w:instrText xml:space="preserve"> PAGEREF _Toc244191753 \h </w:instrText>
             </w:r>
             <w:r>
               <w:rPr>
@@ -3483,7 +3572,7 @@
               <w14:ligatures w14:val="standardContextual"/>
             </w:rPr>
           </w:pPr>
-          <w:hyperlink w:anchor="_Toc243786016" w:history="1">
+          <w:hyperlink w:anchor="_Toc244191754" w:history="1">
             <w:r>
               <w:rPr>
                 <w:rStyle w:val="Hyperlink"/>
@@ -3507,7 +3596,7 @@
               <w:rPr>
                 <w:noProof/>
               </w:rPr>
-              <w:instrText xml:space="preserve"> PAGEREF _Toc243786016 \h </w:instrText>
+              <w:instrText xml:space="preserve"> PAGEREF _Toc244191754 \h </w:instrText>
             </w:r>
             <w:r>
               <w:rPr>
@@ -3549,7 +3638,7 @@
               <w14:ligatures w14:val="standardContextual"/>
             </w:rPr>
           </w:pPr>
-          <w:hyperlink w:anchor="_Toc243786017" w:history="1">
+          <w:hyperlink w:anchor="_Toc244191755" w:history="1">
             <w:r>
               <w:rPr>
                 <w:rStyle w:val="Hyperlink"/>
@@ -3573,7 +3662,7 @@
               <w:rPr>
                 <w:noProof/>
               </w:rPr>
-              <w:instrText xml:space="preserve"> PAGEREF _Toc243786017 \h </w:instrText>
+              <w:instrText xml:space="preserve"> PAGEREF _Toc244191755 \h </w:instrText>
             </w:r>
             <w:r>
               <w:rPr>
@@ -3615,7 +3704,7 @@
               <w14:ligatures w14:val="standardContextual"/>
             </w:rPr>
           </w:pPr>
-          <w:hyperlink w:anchor="_Toc243786018" w:history="1">
+          <w:hyperlink w:anchor="_Toc244191756" w:history="1">
             <w:r>
               <w:rPr>
                 <w:rStyle w:val="Hyperlink"/>
@@ -3639,7 +3728,7 @@
               <w:rPr>
                 <w:noProof/>
               </w:rPr>
-              <w:instrText xml:space="preserve"> PAGEREF _Toc243786018 \h </w:instrText>
+              <w:instrText xml:space="preserve"> PAGEREF _Toc244191756 \h </w:instrText>
             </w:r>
             <w:r>
               <w:rPr>
@@ -3681,7 +3770,7 @@
               <w14:ligatures w14:val="standardContextual"/>
             </w:rPr>
           </w:pPr>
-          <w:hyperlink w:anchor="_Toc243786019" w:history="1">
+          <w:hyperlink w:anchor="_Toc244191757" w:history="1">
             <w:r>
               <w:rPr>
                 <w:rStyle w:val="Hyperlink"/>
@@ -3705,7 +3794,7 @@
               <w:rPr>
                 <w:noProof/>
               </w:rPr>
-              <w:instrText xml:space="preserve"> PAGEREF _Toc243786019 \h </w:instrText>
+              <w:instrText xml:space="preserve"> PAGEREF _Toc244191757 \h </w:instrText>
             </w:r>
             <w:r>
               <w:rPr>
@@ -3747,7 +3836,7 @@
               <w14:ligatures w14:val="standardContextual"/>
             </w:rPr>
           </w:pPr>
-          <w:hyperlink w:anchor="_Toc243786020" w:history="1">
+          <w:hyperlink w:anchor="_Toc244191758" w:history="1">
             <w:r>
               <w:rPr>
                 <w:rStyle w:val="Hyperlink"/>
@@ -3771,7 +3860,7 @@
               <w:rPr>
                 <w:noProof/>
               </w:rPr>
-              <w:instrText xml:space="preserve"> PAGEREF _Toc243786020 \h </w:instrText>
+              <w:instrText xml:space="preserve"> PAGEREF _Toc244191758 \h </w:instrText>
             </w:r>
             <w:r>
               <w:rPr>
@@ -3813,7 +3902,7 @@
               <w14:ligatures w14:val="standardContextual"/>
             </w:rPr>
           </w:pPr>
-          <w:hyperlink w:anchor="_Toc243786021" w:history="1">
+          <w:hyperlink w:anchor="_Toc244191759" w:history="1">
             <w:r>
               <w:rPr>
                 <w:rStyle w:val="Hyperlink"/>
@@ -3837,7 +3926,7 @@
               <w:rPr>
                 <w:noProof/>
               </w:rPr>
-              <w:instrText xml:space="preserve"> PAGEREF _Toc243786021 \h </w:instrText>
+              <w:instrText xml:space="preserve"> PAGEREF _Toc244191759 \h </w:instrText>
             </w:r>
             <w:r>
               <w:rPr>
@@ -3879,7 +3968,7 @@
               <w14:ligatures w14:val="standardContextual"/>
             </w:rPr>
           </w:pPr>
-          <w:hyperlink w:anchor="_Toc243786022" w:history="1">
+          <w:hyperlink w:anchor="_Toc244191760" w:history="1">
             <w:r>
               <w:rPr>
                 <w:rStyle w:val="Hyperlink"/>
@@ -3903,7 +3992,7 @@
               <w:rPr>
                 <w:noProof/>
               </w:rPr>
-              <w:instrText xml:space="preserve"> PAGEREF _Toc243786022 \h </w:instrText>
+              <w:instrText xml:space="preserve"> PAGEREF _Toc244191760 \h </w:instrText>
             </w:r>
             <w:r>
               <w:rPr>
@@ -3945,7 +4034,7 @@
               <w14:ligatures w14:val="standardContextual"/>
             </w:rPr>
           </w:pPr>
-          <w:hyperlink w:anchor="_Toc243786023" w:history="1">
+          <w:hyperlink w:anchor="_Toc244191761" w:history="1">
             <w:r>
               <w:rPr>
                 <w:rStyle w:val="Hyperlink"/>
@@ -3969,7 +4058,7 @@
               <w:rPr>
                 <w:noProof/>
               </w:rPr>
-              <w:instrText xml:space="preserve"> PAGEREF _Toc243786023 \h </w:instrText>
+              <w:instrText xml:space="preserve"> PAGEREF _Toc244191761 \h </w:instrText>
             </w:r>
             <w:r>
               <w:rPr>
@@ -4011,7 +4100,7 @@
               <w14:ligatures w14:val="standardContextual"/>
             </w:rPr>
           </w:pPr>
-          <w:hyperlink w:anchor="_Toc243786024" w:history="1">
+          <w:hyperlink w:anchor="_Toc244191762" w:history="1">
             <w:r>
               <w:rPr>
                 <w:rStyle w:val="Hyperlink"/>
@@ -4035,7 +4124,7 @@
               <w:rPr>
                 <w:noProof/>
               </w:rPr>
-              <w:instrText xml:space="preserve"> PAGEREF _Toc243786024 \h </w:instrText>
+              <w:instrText xml:space="preserve"> PAGEREF _Toc244191762 \h </w:instrText>
             </w:r>
             <w:r>
               <w:rPr>
@@ -4077,7 +4166,7 @@
               <w14:ligatures w14:val="standardContextual"/>
             </w:rPr>
           </w:pPr>
-          <w:hyperlink w:anchor="_Toc243786025" w:history="1">
+          <w:hyperlink w:anchor="_Toc244191763" w:history="1">
             <w:r>
               <w:rPr>
                 <w:rStyle w:val="Hyperlink"/>
@@ -4101,7 +4190,7 @@
               <w:rPr>
                 <w:noProof/>
               </w:rPr>
-              <w:instrText xml:space="preserve"> PAGEREF _Toc243786025 \h </w:instrText>
+              <w:instrText xml:space="preserve"> PAGEREF _Toc244191763 \h </w:instrText>
             </w:r>
             <w:r>
               <w:rPr>
@@ -4143,7 +4232,7 @@
               <w14:ligatures w14:val="standardContextual"/>
             </w:rPr>
           </w:pPr>
-          <w:hyperlink w:anchor="_Toc243786026" w:history="1">
+          <w:hyperlink w:anchor="_Toc244191764" w:history="1">
             <w:r>
               <w:rPr>
                 <w:rStyle w:val="Hyperlink"/>
@@ -4167,7 +4256,7 @@
               <w:rPr>
                 <w:noProof/>
               </w:rPr>
-              <w:instrText xml:space="preserve"> PAGEREF _Toc243786026 \h </w:instrText>
+              <w:instrText xml:space="preserve"> PAGEREF _Toc244191764 \h </w:instrText>
             </w:r>
             <w:r>
               <w:rPr>
@@ -4209,7 +4298,7 @@
               <w14:ligatures w14:val="standardContextual"/>
             </w:rPr>
           </w:pPr>
-          <w:hyperlink w:anchor="_Toc243786027" w:history="1">
+          <w:hyperlink w:anchor="_Toc244191765" w:history="1">
             <w:r>
               <w:rPr>
                 <w:rStyle w:val="Hyperlink"/>
@@ -4233,7 +4322,7 @@
               <w:rPr>
                 <w:noProof/>
               </w:rPr>
-              <w:instrText xml:space="preserve"> PAGEREF _Toc243786027 \h </w:instrText>
+              <w:instrText xml:space="preserve"> PAGEREF _Toc244191765 \h </w:instrText>
             </w:r>
             <w:r>
               <w:rPr>
@@ -4275,7 +4364,7 @@
               <w14:ligatures w14:val="standardContextual"/>
             </w:rPr>
           </w:pPr>
-          <w:hyperlink w:anchor="_Toc243786028" w:history="1">
+          <w:hyperlink w:anchor="_Toc244191766" w:history="1">
             <w:r>
               <w:rPr>
                 <w:rStyle w:val="Hyperlink"/>
@@ -4299,7 +4388,7 @@
               <w:rPr>
                 <w:noProof/>
               </w:rPr>
-              <w:instrText xml:space="preserve"> PAGEREF _Toc243786028 \h </w:instrText>
+              <w:instrText xml:space="preserve"> PAGEREF _Toc244191766 \h </w:instrText>
             </w:r>
             <w:r>
               <w:rPr>
@@ -4341,7 +4430,7 @@
               <w14:ligatures w14:val="standardContextual"/>
             </w:rPr>
           </w:pPr>
-          <w:hyperlink w:anchor="_Toc243786029" w:history="1">
+          <w:hyperlink w:anchor="_Toc244191767" w:history="1">
             <w:r>
               <w:rPr>
                 <w:rStyle w:val="Hyperlink"/>
@@ -4365,7 +4454,7 @@
               <w:rPr>
                 <w:noProof/>
               </w:rPr>
-              <w:instrText xml:space="preserve"> PAGEREF _Toc243786029 \h </w:instrText>
+              <w:instrText xml:space="preserve"> PAGEREF _Toc244191767 \h </w:instrText>
             </w:r>
             <w:r>
               <w:rPr>
@@ -4407,7 +4496,7 @@
               <w14:ligatures w14:val="standardContextual"/>
             </w:rPr>
           </w:pPr>
-          <w:hyperlink w:anchor="_Toc243786030" w:history="1">
+          <w:hyperlink w:anchor="_Toc244191768" w:history="1">
             <w:r>
               <w:rPr>
                 <w:rStyle w:val="Hyperlink"/>
@@ -4431,7 +4520,7 @@
               <w:rPr>
                 <w:noProof/>
               </w:rPr>
-              <w:instrText xml:space="preserve"> PAGEREF _Toc243786030 \h </w:instrText>
+              <w:instrText xml:space="preserve"> PAGEREF _Toc244191768 \h </w:instrText>
             </w:r>
             <w:r>
               <w:rPr>
@@ -4473,7 +4562,7 @@
               <w14:ligatures w14:val="standardContextual"/>
             </w:rPr>
           </w:pPr>
-          <w:hyperlink w:anchor="_Toc243786031" w:history="1">
+          <w:hyperlink w:anchor="_Toc244191769" w:history="1">
             <w:r>
               <w:rPr>
                 <w:rStyle w:val="Hyperlink"/>
@@ -4497,7 +4586,7 @@
               <w:rPr>
                 <w:noProof/>
               </w:rPr>
-              <w:instrText xml:space="preserve"> PAGEREF _Toc243786031 \h </w:instrText>
+              <w:instrText xml:space="preserve"> PAGEREF _Toc244191769 \h </w:instrText>
             </w:r>
             <w:r>
               <w:rPr>
@@ -4539,7 +4628,7 @@
               <w14:ligatures w14:val="standardContextual"/>
             </w:rPr>
           </w:pPr>
-          <w:hyperlink w:anchor="_Toc243786032" w:history="1">
+          <w:hyperlink w:anchor="_Toc244191770" w:history="1">
             <w:r>
               <w:rPr>
                 <w:rStyle w:val="Hyperlink"/>
@@ -4563,7 +4652,7 @@
               <w:rPr>
                 <w:noProof/>
               </w:rPr>
-              <w:instrText xml:space="preserve"> PAGEREF _Toc243786032 \h </w:instrText>
+              <w:instrText xml:space="preserve"> PAGEREF _Toc244191770 \h </w:instrText>
             </w:r>
             <w:r>
               <w:rPr>
@@ -4605,7 +4694,7 @@
               <w14:ligatures w14:val="standardContextual"/>
             </w:rPr>
           </w:pPr>
-          <w:hyperlink w:anchor="_Toc243786033" w:history="1">
+          <w:hyperlink w:anchor="_Toc244191771" w:history="1">
             <w:r>
               <w:rPr>
                 <w:rStyle w:val="Hyperlink"/>
@@ -4629,7 +4718,7 @@
               <w:rPr>
                 <w:noProof/>
               </w:rPr>
-              <w:instrText xml:space="preserve"> PAGEREF _Toc243786033 \h </w:instrText>
+              <w:instrText xml:space="preserve"> PAGEREF _Toc244191771 \h </w:instrText>
             </w:r>
             <w:r>
               <w:rPr>
@@ -4671,7 +4760,7 @@
               <w14:ligatures w14:val="standardContextual"/>
             </w:rPr>
           </w:pPr>
-          <w:hyperlink w:anchor="_Toc243786034" w:history="1">
+          <w:hyperlink w:anchor="_Toc244191772" w:history="1">
             <w:r>
               <w:rPr>
                 <w:rStyle w:val="Hyperlink"/>
@@ -4695,7 +4784,7 @@
               <w:rPr>
                 <w:noProof/>
               </w:rPr>
-              <w:instrText xml:space="preserve"> PAGEREF _Toc243786034 \h </w:instrText>
+              <w:instrText xml:space="preserve"> PAGEREF _Toc244191772 \h </w:instrText>
             </w:r>
             <w:r>
               <w:rPr>
@@ -4737,7 +4826,7 @@
               <w14:ligatures w14:val="standardContextual"/>
             </w:rPr>
           </w:pPr>
-          <w:hyperlink w:anchor="_Toc243786035" w:history="1">
+          <w:hyperlink w:anchor="_Toc244191773" w:history="1">
             <w:r>
               <w:rPr>
                 <w:rStyle w:val="Hyperlink"/>
@@ -4761,7 +4850,7 @@
               <w:rPr>
                 <w:noProof/>
               </w:rPr>
-              <w:instrText xml:space="preserve"> PAGEREF _Toc243786035 \h </w:instrText>
+              <w:instrText xml:space="preserve"> PAGEREF _Toc244191773 \h </w:instrText>
             </w:r>
             <w:r>
               <w:rPr>
@@ -4803,7 +4892,7 @@
               <w14:ligatures w14:val="standardContextual"/>
             </w:rPr>
           </w:pPr>
-          <w:hyperlink w:anchor="_Toc243786036" w:history="1">
+          <w:hyperlink w:anchor="_Toc244191774" w:history="1">
             <w:r>
               <w:rPr>
                 <w:rStyle w:val="Hyperlink"/>
@@ -4827,7 +4916,7 @@
               <w:rPr>
                 <w:noProof/>
               </w:rPr>
-              <w:instrText xml:space="preserve"> PAGEREF _Toc243786036 \h </w:instrText>
+              <w:instrText xml:space="preserve"> PAGEREF _Toc244191774 \h </w:instrText>
             </w:r>
             <w:r>
               <w:rPr>
@@ -4869,7 +4958,7 @@
               <w14:ligatures w14:val="standardContextual"/>
             </w:rPr>
           </w:pPr>
-          <w:hyperlink w:anchor="_Toc243786037" w:history="1">
+          <w:hyperlink w:anchor="_Toc244191775" w:history="1">
             <w:r>
               <w:rPr>
                 <w:rStyle w:val="Hyperlink"/>
@@ -4893,7 +4982,7 @@
               <w:rPr>
                 <w:noProof/>
               </w:rPr>
-              <w:instrText xml:space="preserve"> PAGEREF _Toc243786037 \h </w:instrText>
+              <w:instrText xml:space="preserve"> PAGEREF _Toc244191775 \h </w:instrText>
             </w:r>
             <w:r>
               <w:rPr>
@@ -4935,7 +5024,7 @@
               <w14:ligatures w14:val="standardContextual"/>
             </w:rPr>
           </w:pPr>
-          <w:hyperlink w:anchor="_Toc243786038" w:history="1">
+          <w:hyperlink w:anchor="_Toc244191776" w:history="1">
             <w:r>
               <w:rPr>
                 <w:rStyle w:val="Hyperlink"/>
@@ -4959,7 +5048,7 @@
               <w:rPr>
                 <w:noProof/>
               </w:rPr>
-              <w:instrText xml:space="preserve"> PAGEREF _Toc243786038 \h </w:instrText>
+              <w:instrText xml:space="preserve"> PAGEREF _Toc244191776 \h </w:instrText>
             </w:r>
             <w:r>
               <w:rPr>
@@ -5001,7 +5090,7 @@
               <w14:ligatures w14:val="standardContextual"/>
             </w:rPr>
           </w:pPr>
-          <w:hyperlink w:anchor="_Toc243786039" w:history="1">
+          <w:hyperlink w:anchor="_Toc244191777" w:history="1">
             <w:r>
               <w:rPr>
                 <w:rStyle w:val="Hyperlink"/>
@@ -5025,7 +5114,7 @@
               <w:rPr>
                 <w:noProof/>
               </w:rPr>
-              <w:instrText xml:space="preserve"> PAGEREF _Toc243786039 \h </w:instrText>
+              <w:instrText xml:space="preserve"> PAGEREF _Toc244191777 \h </w:instrText>
             </w:r>
             <w:r>
               <w:rPr>
@@ -5067,7 +5156,7 @@
               <w14:ligatures w14:val="standardContextual"/>
             </w:rPr>
           </w:pPr>
-          <w:hyperlink w:anchor="_Toc243786040" w:history="1">
+          <w:hyperlink w:anchor="_Toc244191778" w:history="1">
             <w:r>
               <w:rPr>
                 <w:rStyle w:val="Hyperlink"/>
@@ -5091,7 +5180,7 @@
               <w:rPr>
                 <w:noProof/>
               </w:rPr>
-              <w:instrText xml:space="preserve"> PAGEREF _Toc243786040 \h </w:instrText>
+              <w:instrText xml:space="preserve"> PAGEREF _Toc244191778 \h </w:instrText>
             </w:r>
             <w:r>
               <w:rPr>
@@ -5133,7 +5222,7 @@
               <w14:ligatures w14:val="standardContextual"/>
             </w:rPr>
           </w:pPr>
-          <w:hyperlink w:anchor="_Toc243786041" w:history="1">
+          <w:hyperlink w:anchor="_Toc244191779" w:history="1">
             <w:r>
               <w:rPr>
                 <w:rStyle w:val="Hyperlink"/>
@@ -5157,7 +5246,7 @@
               <w:rPr>
                 <w:noProof/>
               </w:rPr>
-              <w:instrText xml:space="preserve"> PAGEREF _Toc243786041 \h </w:instrText>
+              <w:instrText xml:space="preserve"> PAGEREF _Toc244191779 \h </w:instrText>
             </w:r>
             <w:r>
               <w:rPr>
@@ -5199,7 +5288,7 @@
               <w14:ligatures w14:val="standardContextual"/>
             </w:rPr>
           </w:pPr>
-          <w:hyperlink w:anchor="_Toc243786042" w:history="1">
+          <w:hyperlink w:anchor="_Toc244191780" w:history="1">
             <w:r>
               <w:rPr>
                 <w:rStyle w:val="Hyperlink"/>
@@ -5223,7 +5312,7 @@
               <w:rPr>
                 <w:noProof/>
               </w:rPr>
-              <w:instrText xml:space="preserve"> PAGEREF _Toc243786042 \h </w:instrText>
+              <w:instrText xml:space="preserve"> PAGEREF _Toc244191780 \h </w:instrText>
             </w:r>
             <w:r>
               <w:rPr>
@@ -5265,7 +5354,7 @@
               <w14:ligatures w14:val="standardContextual"/>
             </w:rPr>
           </w:pPr>
-          <w:hyperlink w:anchor="_Toc243786043" w:history="1">
+          <w:hyperlink w:anchor="_Toc244191781" w:history="1">
             <w:r>
               <w:rPr>
                 <w:rStyle w:val="Hyperlink"/>
@@ -5289,7 +5378,7 @@
               <w:rPr>
                 <w:noProof/>
               </w:rPr>
-              <w:instrText xml:space="preserve"> PAGEREF _Toc243786043 \h </w:instrText>
+              <w:instrText xml:space="preserve"> PAGEREF _Toc244191781 \h </w:instrText>
             </w:r>
             <w:r>
               <w:rPr>
@@ -5343,7 +5432,7 @@
         <w:pStyle w:val="Heading1"/>
         <w:keepNext/>
       </w:pPr>
-      <w:bookmarkStart w:id="0" w:name="_Toc243785987"/>
+      <w:bookmarkStart w:id="0" w:name="_Toc244191725"/>
       <w:r>
         <w:lastRenderedPageBreak/>
         <w:t>1. Introduction</w:t>
@@ -5355,7 +5444,7 @@
         <w:pStyle w:val="Heading2"/>
         <w:keepNext/>
       </w:pPr>
-      <w:bookmarkStart w:id="1" w:name="_Toc243785988"/>
+      <w:bookmarkStart w:id="1" w:name="_Toc244191726"/>
       <w:r>
         <w:t>1.1 Purpose</w:t>
       </w:r>
@@ -5382,7 +5471,7 @@
         <w:pStyle w:val="Heading2"/>
         <w:keepNext/>
       </w:pPr>
-      <w:bookmarkStart w:id="2" w:name="_Toc243785989"/>
+      <w:bookmarkStart w:id="2" w:name="_Toc244191727"/>
       <w:r>
         <w:t>1.2 Scope</w:t>
       </w:r>
@@ -5482,7 +5571,7 @@
         <w:pStyle w:val="Heading2"/>
         <w:keepNext/>
       </w:pPr>
-      <w:bookmarkStart w:id="3" w:name="_Toc243785990"/>
+      <w:bookmarkStart w:id="3" w:name="_Toc244191728"/>
       <w:r>
         <w:t>1.3 Definitions and abbreviations</w:t>
       </w:r>
@@ -6347,7 +6436,7 @@
         <w:pStyle w:val="Heading2"/>
         <w:keepNext/>
       </w:pPr>
-      <w:bookmarkStart w:id="4" w:name="_Toc243785991"/>
+      <w:bookmarkStart w:id="4" w:name="_Toc244191729"/>
       <w:r>
         <w:t>1.4 How this document is organized</w:t>
       </w:r>
@@ -6485,7 +6574,7 @@
         <w:pStyle w:val="Heading1"/>
         <w:keepNext/>
       </w:pPr>
-      <w:bookmarkStart w:id="5" w:name="_Toc243785992"/>
+      <w:bookmarkStart w:id="5" w:name="_Toc244191730"/>
       <w:r>
         <w:t>2. Overall Description</w:t>
       </w:r>
@@ -6496,7 +6585,7 @@
         <w:pStyle w:val="Heading2"/>
         <w:keepNext/>
       </w:pPr>
-      <w:bookmarkStart w:id="6" w:name="_Toc243785993"/>
+      <w:bookmarkStart w:id="6" w:name="_Toc244191731"/>
       <w:r>
         <w:t>2.1 Product perspective</w:t>
       </w:r>
@@ -6552,7 +6641,7 @@
         </w:rPr>
         <w:lastRenderedPageBreak/>
         <w:drawing>
-          <wp:inline distT="0" distB="0" distL="0" distR="0" wp14:anchorId="655E2912" wp14:editId="685A7F16">
+          <wp:inline distT="0" distB="0" distL="0" distR="0" wp14:anchorId="6DC6CEA9" wp14:editId="7EF31B22">
             <wp:extent cx="5715000" cy="2876550"/>
             <wp:effectExtent l="0" t="0" r="0" b="0"/>
             <wp:docPr id="1" name="architecture.png" descr="Figure 1. System architecture" title="Figure 1. System architecture"/>
@@ -6612,7 +6701,7 @@
         <w:pStyle w:val="Heading2"/>
         <w:keepNext/>
       </w:pPr>
-      <w:bookmarkStart w:id="7" w:name="_Toc243785994"/>
+      <w:bookmarkStart w:id="7" w:name="_Toc244191732"/>
       <w:r>
         <w:t>2.2 Product functions</w:t>
       </w:r>
@@ -6709,7 +6798,7 @@
         <w:pStyle w:val="Heading2"/>
         <w:keepNext/>
       </w:pPr>
-      <w:bookmarkStart w:id="8" w:name="_Toc243785995"/>
+      <w:bookmarkStart w:id="8" w:name="_Toc244191733"/>
       <w:r>
         <w:t>2.3 User classes</w:t>
       </w:r>
@@ -7576,7 +7665,7 @@
         <w:pStyle w:val="Heading2"/>
         <w:keepNext/>
       </w:pPr>
-      <w:bookmarkStart w:id="9" w:name="_Toc243785996"/>
+      <w:bookmarkStart w:id="9" w:name="_Toc244191734"/>
       <w:r>
         <w:t>2.4 Operating environment</w:t>
       </w:r>
@@ -7650,7 +7739,7 @@
         <w:pStyle w:val="Heading2"/>
         <w:keepNext/>
       </w:pPr>
-      <w:bookmarkStart w:id="10" w:name="_Toc243785997"/>
+      <w:bookmarkStart w:id="10" w:name="_Toc244191735"/>
       <w:r>
         <w:t>2.5 Design and implementation constraints</w:t>
       </w:r>
@@ -8259,7 +8348,7 @@
         <w:pStyle w:val="Heading2"/>
         <w:keepNext/>
       </w:pPr>
-      <w:bookmarkStart w:id="11" w:name="_Toc243785998"/>
+      <w:bookmarkStart w:id="11" w:name="_Toc244191736"/>
       <w:r>
         <w:t>2.6 Assumptions and dependencies</w:t>
       </w:r>
@@ -8427,7 +8516,7 @@
         <w:pStyle w:val="Heading2"/>
         <w:keepNext/>
       </w:pPr>
-      <w:bookmarkStart w:id="12" w:name="_Toc243785999"/>
+      <w:bookmarkStart w:id="12" w:name="_Toc244191737"/>
       <w:r>
         <w:t>2.7 Delivery phases</w:t>
       </w:r>
@@ -8751,7 +8840,7 @@
         <w:pStyle w:val="Heading1"/>
         <w:keepNext/>
       </w:pPr>
-      <w:bookmarkStart w:id="13" w:name="_Toc243786000"/>
+      <w:bookmarkStart w:id="13" w:name="_Toc244191738"/>
       <w:r>
         <w:t>3. Functional Requirements</w:t>
       </w:r>
@@ -8762,7 +8851,7 @@
         <w:pStyle w:val="Heading2"/>
         <w:keepNext/>
       </w:pPr>
-      <w:bookmarkStart w:id="14" w:name="_Toc243786001"/>
+      <w:bookmarkStart w:id="14" w:name="_Toc244191739"/>
       <w:r>
         <w:t>3.1 Shared core (Student 6)</w:t>
       </w:r>
@@ -10581,7 +10670,7 @@
         <w:pStyle w:val="Heading2"/>
         <w:keepNext/>
       </w:pPr>
-      <w:bookmarkStart w:id="15" w:name="_Toc243786002"/>
+      <w:bookmarkStart w:id="15" w:name="_Toc244191740"/>
       <w:r>
         <w:t>3.2 Donation management (Student 1)</w:t>
       </w:r>
@@ -10788,7 +10877,7 @@
         <w:pStyle w:val="Heading2"/>
         <w:keepNext/>
       </w:pPr>
-      <w:bookmarkStart w:id="16" w:name="_Toc243786003"/>
+      <w:bookmarkStart w:id="16" w:name="_Toc244191741"/>
       <w:r>
         <w:t>3.3 Volunteer management (Student 2)</w:t>
       </w:r>
@@ -13508,7 +13597,7 @@
         <w:pStyle w:val="Heading2"/>
         <w:keepNext/>
       </w:pPr>
-      <w:bookmarkStart w:id="17" w:name="_Toc243786004"/>
+      <w:bookmarkStart w:id="17" w:name="_Toc244191742"/>
       <w:r>
         <w:lastRenderedPageBreak/>
         <w:t>3.4 Event management (Student 3)</w:t>
@@ -15663,7 +15752,7 @@
         <w:pStyle w:val="Heading2"/>
         <w:keepNext/>
       </w:pPr>
-      <w:bookmarkStart w:id="18" w:name="_Toc243786005"/>
+      <w:bookmarkStart w:id="18" w:name="_Toc244191743"/>
       <w:r>
         <w:t>3.5 Beneficiary management (Student 4)</w:t>
       </w:r>
@@ -15897,7 +15986,7 @@
         <w:pStyle w:val="Heading2"/>
         <w:keepNext/>
       </w:pPr>
-      <w:bookmarkStart w:id="19" w:name="_Toc243786006"/>
+      <w:bookmarkStart w:id="19" w:name="_Toc244191744"/>
       <w:r>
         <w:t>3.6 Communication (Student 5)</w:t>
       </w:r>
@@ -16087,7 +16176,7 @@
         <w:pStyle w:val="Heading2"/>
         <w:keepNext/>
       </w:pPr>
-      <w:bookmarkStart w:id="20" w:name="_Toc243786007"/>
+      <w:bookmarkStart w:id="20" w:name="_Toc244191745"/>
       <w:r>
         <w:t>3.7 Phase 2 outline</w:t>
       </w:r>
@@ -16581,7 +16670,7 @@
         <w:pStyle w:val="Heading1"/>
         <w:keepNext/>
       </w:pPr>
-      <w:bookmarkStart w:id="21" w:name="_Toc243786008"/>
+      <w:bookmarkStart w:id="21" w:name="_Toc244191746"/>
       <w:r>
         <w:lastRenderedPageBreak/>
         <w:t>4. Client Requirements</w:t>
@@ -18823,7 +18912,7 @@
         <w:pStyle w:val="Heading1"/>
         <w:keepNext/>
       </w:pPr>
-      <w:bookmarkStart w:id="22" w:name="_Toc243786009"/>
+      <w:bookmarkStart w:id="22" w:name="_Toc244191747"/>
       <w:r>
         <w:t>5. Non-Functional Requirements</w:t>
       </w:r>
@@ -19708,18 +19797,25 @@
           <w:p>
             <w:r>
               <w:rPr>
+                <w:sz w:val="19"/>
+                <w:szCs w:val="19"/>
+              </w:rPr>
+              <w:t>Getters return copies (</w:t>
+            </w:r>
+            <w:r>
+              <w:rPr>
                 <w:rFonts w:ascii="Consolas" w:eastAsia="Consolas" w:hAnsi="Consolas" w:cs="Consolas"/>
                 <w:sz w:val="17"/>
                 <w:szCs w:val="17"/>
               </w:rPr>
-              <w:t>List.copyOf</w:t>
-            </w:r>
-            <w:r>
-              <w:rPr>
-                <w:sz w:val="19"/>
-                <w:szCs w:val="19"/>
-              </w:rPr>
-              <w:t xml:space="preserve">, </w:t>
+              <w:t>new ArrayList&lt;&gt;(...)</w:t>
+            </w:r>
+            <w:r>
+              <w:rPr>
+                <w:sz w:val="19"/>
+                <w:szCs w:val="19"/>
+              </w:rPr>
+              <w:t>) or read-only views (</w:t>
             </w:r>
             <w:r>
               <w:rPr>
@@ -19734,7 +19830,7 @@
                 <w:sz w:val="19"/>
                 <w:szCs w:val="19"/>
               </w:rPr>
-              <w:t>.</w:t>
+              <w:t>).</w:t>
             </w:r>
           </w:p>
         </w:tc>
@@ -20493,7 +20589,7 @@
         <w:pStyle w:val="Heading1"/>
         <w:keepNext/>
       </w:pPr>
-      <w:bookmarkStart w:id="23" w:name="_Toc243786010"/>
+      <w:bookmarkStart w:id="23" w:name="_Toc244191748"/>
       <w:r>
         <w:t>6. External Interface Requirements</w:t>
       </w:r>
@@ -20504,7 +20600,7 @@
         <w:pStyle w:val="Heading2"/>
         <w:keepNext/>
       </w:pPr>
-      <w:bookmarkStart w:id="24" w:name="_Toc243786011"/>
+      <w:bookmarkStart w:id="24" w:name="_Toc244191749"/>
       <w:r>
         <w:t>6.1 User interface</w:t>
       </w:r>
@@ -20693,7 +20789,7 @@
         <w:pStyle w:val="Heading2"/>
         <w:keepNext/>
       </w:pPr>
-      <w:bookmarkStart w:id="25" w:name="_Toc243786012"/>
+      <w:bookmarkStart w:id="25" w:name="_Toc244191750"/>
       <w:r>
         <w:t>6.2 Software interfaces</w:t>
       </w:r>
@@ -20874,7 +20970,7 @@
         <w:pStyle w:val="Heading2"/>
         <w:keepNext/>
       </w:pPr>
-      <w:bookmarkStart w:id="26" w:name="_Toc243786013"/>
+      <w:bookmarkStart w:id="26" w:name="_Toc244191751"/>
       <w:r>
         <w:t>6.3 Hardware and communication interfaces</w:t>
       </w:r>
@@ -20893,7 +20989,7 @@
         <w:pStyle w:val="Heading1"/>
         <w:keepNext/>
       </w:pPr>
-      <w:bookmarkStart w:id="27" w:name="_Toc243786014"/>
+      <w:bookmarkStart w:id="27" w:name="_Toc244191752"/>
       <w:r>
         <w:t>7. Data Requirements and Look-up Tables</w:t>
       </w:r>
@@ -20904,7 +21000,7 @@
         <w:pStyle w:val="Heading2"/>
         <w:keepNext/>
       </w:pPr>
-      <w:bookmarkStart w:id="28" w:name="_Toc243786015"/>
+      <w:bookmarkStart w:id="28" w:name="_Toc244191753"/>
       <w:r>
         <w:t>7.1 Main entities</w:t>
       </w:r>
@@ -21932,7 +22028,7 @@
         <w:pStyle w:val="Heading2"/>
         <w:keepNext/>
       </w:pPr>
-      <w:bookmarkStart w:id="29" w:name="_Toc243786016"/>
+      <w:bookmarkStart w:id="29" w:name="_Toc244191754"/>
       <w:r>
         <w:t>7.2 Look-up tables (CRUD)</w:t>
       </w:r>
@@ -22102,7 +22198,7 @@
         <w:pStyle w:val="Heading1"/>
         <w:keepNext/>
       </w:pPr>
-      <w:bookmarkStart w:id="30" w:name="_Toc243786017"/>
+      <w:bookmarkStart w:id="30" w:name="_Toc244191755"/>
       <w:r>
         <w:t>8. Design Patterns</w:t>
       </w:r>
@@ -22113,7 +22209,7 @@
         <w:pStyle w:val="Heading2"/>
         <w:keepNext/>
       </w:pPr>
-      <w:bookmarkStart w:id="31" w:name="_Toc243786018"/>
+      <w:bookmarkStart w:id="31" w:name="_Toc244191756"/>
       <w:r>
         <w:t>8.1 Where each pattern is used</w:t>
       </w:r>
@@ -23616,7 +23712,7 @@
         <w:pStyle w:val="Heading2"/>
         <w:keepNext/>
       </w:pPr>
-      <w:bookmarkStart w:id="32" w:name="_Toc243786019"/>
+      <w:bookmarkStart w:id="32" w:name="_Toc244191757"/>
       <w:r>
         <w:t>8.2 Pattern details for the finished modules</w:t>
       </w:r>
@@ -24203,7 +24299,7 @@
         <w:pStyle w:val="Heading1"/>
         <w:keepNext/>
       </w:pPr>
-      <w:bookmarkStart w:id="33" w:name="_Toc243786020"/>
+      <w:bookmarkStart w:id="33" w:name="_Toc244191758"/>
       <w:r>
         <w:lastRenderedPageBreak/>
         <w:t>9. Class Diagrams</w:t>
@@ -24311,7 +24407,7 @@
         <w:pStyle w:val="Heading2"/>
         <w:keepNext/>
       </w:pPr>
-      <w:bookmarkStart w:id="34" w:name="_Toc243786021"/>
+      <w:bookmarkStart w:id="34" w:name="_Toc244191759"/>
       <w:r>
         <w:lastRenderedPageBreak/>
         <w:t>9.1 Shared core</w:t>
@@ -24329,10 +24425,10 @@
           <w:noProof/>
         </w:rPr>
         <w:drawing>
-          <wp:inline distT="0" distB="0" distL="0" distR="0" wp14:anchorId="72CA703E" wp14:editId="5B40E106">
+          <wp:inline distT="0" distB="0" distL="0" distR="0" wp14:anchorId="4F64DD5D" wp14:editId="6B8D15EB">
             <wp:extent cx="6877050" cy="5191125"/>
             <wp:effectExtent l="0" t="0" r="0" b="0"/>
-            <wp:docPr id="1355968479" name="core.png" descr="Figure 2. Shared core (output/core.puml)" title="Figure 2. Shared core (output/core.puml)"/>
+            <wp:docPr id="20775103" name="core.png" descr="Figure 2. Shared core (output/core.puml)" title="Figure 2. Shared core (output/core.puml)"/>
             <wp:cNvGraphicFramePr>
               <a:graphicFrameLocks xmlns:a="http://schemas.openxmlformats.org/drawingml/2006/main" noChangeAspect="1"/>
             </wp:cNvGraphicFramePr>
@@ -24390,7 +24486,7 @@
         <w:keepNext/>
         <w:pageBreakBefore/>
       </w:pPr>
-      <w:bookmarkStart w:id="35" w:name="_Toc243786022"/>
+      <w:bookmarkStart w:id="35" w:name="_Toc244191760"/>
       <w:r>
         <w:lastRenderedPageBreak/>
         <w:t>9.2 Event management</w:t>
@@ -24408,10 +24504,10 @@
           <w:noProof/>
         </w:rPr>
         <w:drawing>
-          <wp:inline distT="0" distB="0" distL="0" distR="0" wp14:anchorId="63058F99" wp14:editId="6762DA6A">
+          <wp:inline distT="0" distB="0" distL="0" distR="0" wp14:anchorId="1E8ED01C" wp14:editId="67D27FD6">
             <wp:extent cx="8067675" cy="5191125"/>
             <wp:effectExtent l="0" t="0" r="0" b="0"/>
-            <wp:docPr id="794585551" name="event.png" descr="Figure 3. Events module: Factory, Observer and Decorator (output/event.puml)" title="Figure 3. Events module: Factory, Observer and Decorator (output/event.puml)"/>
+            <wp:docPr id="1257070832" name="event.png" descr="Figure 3. Events module: Factory, Observer and Decorator (output/event.puml)" title="Figure 3. Events module: Factory, Observer and Decorator (output/event.puml)"/>
             <wp:cNvGraphicFramePr>
               <a:graphicFrameLocks xmlns:a="http://schemas.openxmlformats.org/drawingml/2006/main" noChangeAspect="1"/>
             </wp:cNvGraphicFramePr>
@@ -24469,7 +24565,7 @@
         <w:keepNext/>
         <w:pageBreakBefore/>
       </w:pPr>
-      <w:bookmarkStart w:id="36" w:name="_Toc243786023"/>
+      <w:bookmarkStart w:id="36" w:name="_Toc244191761"/>
       <w:r>
         <w:lastRenderedPageBreak/>
         <w:t>9.3 Volunteer management</w:t>
@@ -24487,10 +24583,10 @@
           <w:noProof/>
         </w:rPr>
         <w:drawing>
-          <wp:inline distT="0" distB="0" distL="0" distR="0" wp14:anchorId="5661FBAF" wp14:editId="080146FD">
-            <wp:extent cx="8810625" cy="5000625"/>
+          <wp:inline distT="0" distB="0" distL="0" distR="0" wp14:anchorId="117F2164" wp14:editId="5530BB57">
+            <wp:extent cx="8410575" cy="5191125"/>
             <wp:effectExtent l="0" t="0" r="0" b="0"/>
-            <wp:docPr id="2045898506" name="volunteer.png" descr="Figure 4. Volunteers module: Strategy and Template Method (output/volunteer.puml)" title="Figure 4. Volunteers module: Strategy and Template Method (output/volunteer.puml)"/>
+            <wp:docPr id="981262276" name="volunteer.png" descr="Figure 4. Volunteers module: Strategy and Template Method (output/volunteer.puml)" title="Figure 4. Volunteers module: Strategy and Template Method (output/volunteer.puml)"/>
             <wp:cNvGraphicFramePr>
               <a:graphicFrameLocks xmlns:a="http://schemas.openxmlformats.org/drawingml/2006/main" noChangeAspect="1"/>
             </wp:cNvGraphicFramePr>
@@ -24513,7 +24609,7 @@
                   <pic:spPr bwMode="auto">
                     <a:xfrm>
                       <a:off x="0" y="0"/>
-                      <a:ext cx="8810625" cy="5000625"/>
+                      <a:ext cx="8410575" cy="5191125"/>
                     </a:xfrm>
                     <a:prstGeom prst="rect">
                       <a:avLst/>
@@ -24548,7 +24644,7 @@
         <w:keepNext/>
         <w:pageBreakBefore/>
       </w:pPr>
-      <w:bookmarkStart w:id="37" w:name="_Toc243786024"/>
+      <w:bookmarkStart w:id="37" w:name="_Toc244191762"/>
       <w:r>
         <w:lastRenderedPageBreak/>
         <w:t>9.4 Donation management</w:t>
@@ -24652,7 +24748,7 @@
         <w:pStyle w:val="Heading2"/>
         <w:keepNext/>
       </w:pPr>
-      <w:bookmarkStart w:id="38" w:name="_Toc243786025"/>
+      <w:bookmarkStart w:id="38" w:name="_Toc244191763"/>
       <w:r>
         <w:t>9.5 Beneficiary management</w:t>
       </w:r>
@@ -24755,7 +24851,7 @@
         <w:pStyle w:val="Heading2"/>
         <w:keepNext/>
       </w:pPr>
-      <w:bookmarkStart w:id="39" w:name="_Toc243786026"/>
+      <w:bookmarkStart w:id="39" w:name="_Toc244191764"/>
       <w:r>
         <w:t>9.6 Communication</w:t>
       </w:r>
@@ -24858,7 +24954,7 @@
         <w:pStyle w:val="Heading2"/>
         <w:keepNext/>
       </w:pPr>
-      <w:bookmarkStart w:id="40" w:name="_Toc243786027"/>
+      <w:bookmarkStart w:id="40" w:name="_Toc244191765"/>
       <w:r>
         <w:t>9.7 Overall system</w:t>
       </w:r>
@@ -24973,7 +25069,7 @@
         <w:pStyle w:val="Heading1"/>
         <w:keepNext/>
       </w:pPr>
-      <w:bookmarkStart w:id="41" w:name="_Toc243786028"/>
+      <w:bookmarkStart w:id="41" w:name="_Toc244191766"/>
       <w:r>
         <w:lastRenderedPageBreak/>
         <w:t>10. Verification and Acceptance</w:t>
@@ -25076,7 +25172,7 @@
         <w:pStyle w:val="Heading2"/>
         <w:keepNext/>
       </w:pPr>
-      <w:bookmarkStart w:id="42" w:name="_Toc243786029"/>
+      <w:bookmarkStart w:id="42" w:name="_Toc244191767"/>
       <w:r>
         <w:t>10.1 Events demo</w:t>
       </w:r>
@@ -26179,7 +26275,7 @@
         <w:pStyle w:val="Heading2"/>
         <w:keepNext/>
       </w:pPr>
-      <w:bookmarkStart w:id="43" w:name="_Toc243786030"/>
+      <w:bookmarkStart w:id="43" w:name="_Toc244191768"/>
       <w:r>
         <w:t>10.2 Volunteers demo</w:t>
       </w:r>
@@ -27153,7 +27249,7 @@
         <w:pStyle w:val="Heading2"/>
         <w:keepNext/>
       </w:pPr>
-      <w:bookmarkStart w:id="44" w:name="_Toc243786031"/>
+      <w:bookmarkStart w:id="44" w:name="_Toc244191769"/>
       <w:r>
         <w:t>10.3 Donations demo</w:t>
       </w:r>
@@ -27239,7 +27335,7 @@
         <w:pStyle w:val="Heading2"/>
         <w:keepNext/>
       </w:pPr>
-      <w:bookmarkStart w:id="45" w:name="_Toc243786032"/>
+      <w:bookmarkStart w:id="45" w:name="_Toc244191770"/>
       <w:r>
         <w:t>10.4 Beneficiaries demo</w:t>
       </w:r>
@@ -27325,7 +27421,7 @@
         <w:pStyle w:val="Heading2"/>
         <w:keepNext/>
       </w:pPr>
-      <w:bookmarkStart w:id="46" w:name="_Toc243786033"/>
+      <w:bookmarkStart w:id="46" w:name="_Toc244191771"/>
       <w:r>
         <w:t>10.5 Communication demo</w:t>
       </w:r>
@@ -27411,7 +27507,7 @@
         <w:pStyle w:val="Heading2"/>
         <w:keepNext/>
       </w:pPr>
-      <w:bookmarkStart w:id="47" w:name="_Toc243786034"/>
+      <w:bookmarkStart w:id="47" w:name="_Toc244191772"/>
       <w:r>
         <w:t>10.6 Control panel and look-up tables</w:t>
       </w:r>
@@ -27497,7 +27593,7 @@
         <w:pStyle w:val="Heading2"/>
         <w:keepNext/>
       </w:pPr>
-      <w:bookmarkStart w:id="48" w:name="_Toc243786035"/>
+      <w:bookmarkStart w:id="48" w:name="_Toc244191773"/>
       <w:r>
         <w:t>10.7 Acceptance for Phase 1</w:t>
       </w:r>
@@ -27623,7 +27719,7 @@
         <w:pStyle w:val="Heading1"/>
         <w:keepNext/>
       </w:pPr>
-      <w:bookmarkStart w:id="49" w:name="_Toc243786036"/>
+      <w:bookmarkStart w:id="49" w:name="_Toc244191774"/>
       <w:r>
         <w:lastRenderedPageBreak/>
         <w:t>11. Appendix A: Traceability Matrix</w:t>
@@ -27635,7 +27731,7 @@
         <w:pStyle w:val="Heading2"/>
         <w:keepNext/>
       </w:pPr>
-      <w:bookmarkStart w:id="50" w:name="_Toc243786037"/>
+      <w:bookmarkStart w:id="50" w:name="_Toc244191775"/>
       <w:r>
         <w:t>A.1 Assignment brief to requirements and code</w:t>
       </w:r>
@@ -30023,7 +30119,7 @@
         <w:pStyle w:val="Heading2"/>
         <w:keepNext/>
       </w:pPr>
-      <w:bookmarkStart w:id="51" w:name="_Toc243786038"/>
+      <w:bookmarkStart w:id="51" w:name="_Toc244191776"/>
       <w:r>
         <w:lastRenderedPageBreak/>
         <w:t>A.2 Phase 1 rubric to this document</w:t>
@@ -31683,7 +31779,7 @@
         <w:pStyle w:val="Heading1"/>
         <w:keepNext/>
       </w:pPr>
-      <w:bookmarkStart w:id="52" w:name="_Toc243786039"/>
+      <w:bookmarkStart w:id="52" w:name="_Toc244191777"/>
       <w:r>
         <w:t>12. Appendix B: Phase 1 Status and Open Items</w:t>
       </w:r>
@@ -31694,7 +31790,7 @@
         <w:pStyle w:val="Heading2"/>
         <w:keepNext/>
       </w:pPr>
-      <w:bookmarkStart w:id="53" w:name="_Toc243786040"/>
+      <w:bookmarkStart w:id="53" w:name="_Toc244191778"/>
       <w:r>
         <w:t>B.1 Finished</w:t>
       </w:r>
@@ -31853,7 +31949,7 @@
         <w:pStyle w:val="Heading2"/>
         <w:keepNext/>
       </w:pPr>
-      <w:bookmarkStart w:id="54" w:name="_Toc243786041"/>
+      <w:bookmarkStart w:id="54" w:name="_Toc244191779"/>
       <w:r>
         <w:t>B.2 Still needed for Phase 1</w:t>
       </w:r>
@@ -32793,7 +32889,7 @@
         <w:pStyle w:val="Heading2"/>
         <w:keepNext/>
       </w:pPr>
-      <w:bookmarkStart w:id="55" w:name="_Toc243786042"/>
+      <w:bookmarkStart w:id="55" w:name="_Toc244191780"/>
       <w:r>
         <w:t>B.3 Known limitations</w:t>
       </w:r>
@@ -32856,7 +32952,7 @@
         <w:pStyle w:val="Heading1"/>
         <w:keepNext/>
       </w:pPr>
-      <w:bookmarkStart w:id="56" w:name="_Toc243786043"/>
+      <w:bookmarkStart w:id="56" w:name="_Toc244191781"/>
       <w:r>
         <w:t>13. References</w:t>
       </w:r>
@@ -33655,7 +33751,7 @@
         <w:szCs w:val="18"/>
       </w:rPr>
       <w:tab/>
-      <w:t>CSE336 Phase 1, v1.1</w:t>
+      <w:t>CSE336 Phase 1, v1.2</w:t>
     </w:r>
   </w:p>
 </w:hdr>
@@ -33693,7 +33789,7 @@
         <w:szCs w:val="18"/>
       </w:rPr>
       <w:tab/>
-      <w:t>CSE336 Phase 1, v1.1</w:t>
+      <w:t>CSE336 Phase 1, v1.2</w:t>
     </w:r>
   </w:p>
 </w:hdr>
@@ -33725,7 +33821,7 @@
         <w:szCs w:val="18"/>
       </w:rPr>
       <w:tab/>
-      <w:t>CSE336 Phase 1, v1.1</w:t>
+      <w:t>CSE336 Phase 1, v1.2</w:t>
     </w:r>
   </w:p>
 </w:hdr>
@@ -33757,7 +33853,7 @@
         <w:szCs w:val="18"/>
       </w:rPr>
       <w:tab/>
-      <w:t>CSE336 Phase 1, v1.1</w:t>
+      <w:t>CSE336 Phase 1, v1.2</w:t>
     </w:r>
   </w:p>
 </w:hdr>
@@ -33766,118 +33862,10 @@
 <file path=word/numbering.xml><?xml version="1.0" encoding="utf-8"?>
 <w:numbering xmlns:wpc="http://schemas.microsoft.com/office/word/2010/wordprocessingCanvas" xmlns:cx="http://schemas.microsoft.com/office/drawing/2014/chartex" xmlns:cx1="http://schemas.microsoft.com/office/drawing/2015/9/8/chartex" xmlns:cx2="http://schemas.microsoft.com/office/drawing/2015/10/21/chartex" xmlns:cx3="http://schemas.microsoft.com/office/drawing/2016/5/9/chartex" xmlns:cx4="http://schemas.microsoft.com/office/drawing/2016/5/10/chartex" xmlns:cx5="http://schemas.microsoft.com/office/drawing/2016/5/11/chartex" xmlns:cx6="http://schemas.microsoft.com/office/drawing/2016/5/12/chartex" xmlns:cx7="http://schemas.microsoft.com/office/drawing/2016/5/13/chartex" xmlns:cx8="http://schemas.microsoft.com/office/drawing/2016/5/14/chartex" xmlns:mc="http://schemas.openxmlformats.org/markup-compatibility/2006" xmlns:aink="http://schemas.microsoft.com/office/drawing/2016/ink" xmlns:am3d="http://schemas.microsoft.com/office/drawing/2017/model3d" xmlns:o="urn:schemas-microsoft-com:office:office" xmlns:oel="http://schemas.microsoft.com/office/2019/extlst" xmlns:r="http://schemas.openxmlformats.org/officeDocument/2006/relationships" xmlns:m="http://schemas.openxmlformats.org/officeDocument/2006/math" xmlns:v="urn:schemas-microsoft-com:vml" xmlns:wp14="http://schemas.microsoft.com/office/word/2010/wordprocessingDrawing" xmlns:wp="http://schemas.openxmlformats.org/drawingml/2006/wordprocessingDrawing" xmlns:w10="urn:schemas-microsoft-com:office:word" xmlns:w="http://schemas.openxmlformats.org/wordprocessingml/2006/main" xmlns:w14="http://schemas.microsoft.com/office/word/2010/wordml" xmlns:w15="http://schemas.microsoft.com/office/word/2012/wordml" xmlns:w16cex="http://schemas.microsoft.com/office/word/2018/wordml/cex" xmlns:w16cid="http://schemas.microsoft.com/office/word/2016/wordml/cid" xmlns:w16="http://schemas.microsoft.com/office/word/2018/wordml" xmlns:w16du="http://schemas.microsoft.com/office/word/2023/wordml/word16du" xmlns:w16sdtdh="http://schemas.microsoft.com/office/word/2020/wordml/sdtdatahash" xmlns:w16sdtfl="http://schemas.microsoft.com/office/word/2024/wordml/sdtformatlock" xmlns:w16se="http://schemas.microsoft.com/office/word/2015/wordml/symex" xmlns:wpg="http://schemas.microsoft.com/office/word/2010/wordprocessingGroup" xmlns:wpi="http://schemas.microsoft.com/office/word/2010/wordprocessingInk" xmlns:wne="http://schemas.microsoft.com/office/word/2006/wordml" xmlns:wps="http://schemas.microsoft.com/office/word/2010/wordprocessingShape" mc:Ignorable="w14 w15 w16se w16cid w16 w16cex w16sdtdh w16sdtfl w16du wp14">
   <w:abstractNum w:abstractNumId="0" w15:restartNumberingAfterBreak="0">
-    <w:nsid w:val="06DD6F33"/>
+    <w:nsid w:val="141F0F22"/>
     <w:multiLevelType w:val="hybridMultilevel"/>
-    <w:tmpl w:val="6BD8DAAE"/>
-    <w:lvl w:ilvl="0" w:tplc="BD7E08D4">
-      <w:start w:val="1"/>
-      <w:numFmt w:val="bullet"/>
-      <w:lvlText w:val="•"/>
-      <w:lvlJc w:val="left"/>
-      <w:pPr>
-        <w:ind w:left="540" w:hanging="270"/>
-      </w:pPr>
-    </w:lvl>
-    <w:lvl w:ilvl="1" w:tplc="F37C9E5C">
-      <w:numFmt w:val="decimal"/>
-      <w:lvlText w:val=""/>
-      <w:lvlJc w:val="left"/>
-    </w:lvl>
-    <w:lvl w:ilvl="2" w:tplc="BBB6B6E2">
-      <w:numFmt w:val="decimal"/>
-      <w:lvlText w:val=""/>
-      <w:lvlJc w:val="left"/>
-    </w:lvl>
-    <w:lvl w:ilvl="3" w:tplc="7D6AAA5C">
-      <w:numFmt w:val="decimal"/>
-      <w:lvlText w:val=""/>
-      <w:lvlJc w:val="left"/>
-    </w:lvl>
-    <w:lvl w:ilvl="4" w:tplc="379A81A6">
-      <w:numFmt w:val="decimal"/>
-      <w:lvlText w:val=""/>
-      <w:lvlJc w:val="left"/>
-    </w:lvl>
-    <w:lvl w:ilvl="5" w:tplc="579ED99E">
-      <w:numFmt w:val="decimal"/>
-      <w:lvlText w:val=""/>
-      <w:lvlJc w:val="left"/>
-    </w:lvl>
-    <w:lvl w:ilvl="6" w:tplc="3C8AD560">
-      <w:numFmt w:val="decimal"/>
-      <w:lvlText w:val=""/>
-      <w:lvlJc w:val="left"/>
-    </w:lvl>
-    <w:lvl w:ilvl="7" w:tplc="4538C192">
-      <w:numFmt w:val="decimal"/>
-      <w:lvlText w:val=""/>
-      <w:lvlJc w:val="left"/>
-    </w:lvl>
-    <w:lvl w:ilvl="8" w:tplc="A1C6DBE8">
-      <w:numFmt w:val="decimal"/>
-      <w:lvlText w:val=""/>
-      <w:lvlJc w:val="left"/>
-    </w:lvl>
-  </w:abstractNum>
-  <w:abstractNum w:abstractNumId="1" w15:restartNumberingAfterBreak="0">
-    <w:nsid w:val="26F7125C"/>
-    <w:multiLevelType w:val="hybridMultilevel"/>
-    <w:tmpl w:val="29E240B6"/>
-    <w:lvl w:ilvl="0" w:tplc="EE42F5E0">
-      <w:start w:val="1"/>
-      <w:numFmt w:val="decimal"/>
-      <w:lvlText w:val="%1."/>
-      <w:lvlJc w:val="left"/>
-      <w:pPr>
-        <w:ind w:left="540" w:hanging="300"/>
-      </w:pPr>
-    </w:lvl>
-    <w:lvl w:ilvl="1" w:tplc="2DF67E9C">
-      <w:numFmt w:val="decimal"/>
-      <w:lvlText w:val=""/>
-      <w:lvlJc w:val="left"/>
-    </w:lvl>
-    <w:lvl w:ilvl="2" w:tplc="AB78A3A6">
-      <w:numFmt w:val="decimal"/>
-      <w:lvlText w:val=""/>
-      <w:lvlJc w:val="left"/>
-    </w:lvl>
-    <w:lvl w:ilvl="3" w:tplc="BA68C108">
-      <w:numFmt w:val="decimal"/>
-      <w:lvlText w:val=""/>
-      <w:lvlJc w:val="left"/>
-    </w:lvl>
-    <w:lvl w:ilvl="4" w:tplc="062E789A">
-      <w:numFmt w:val="decimal"/>
-      <w:lvlText w:val=""/>
-      <w:lvlJc w:val="left"/>
-    </w:lvl>
-    <w:lvl w:ilvl="5" w:tplc="2D821DA8">
-      <w:numFmt w:val="decimal"/>
-      <w:lvlText w:val=""/>
-      <w:lvlJc w:val="left"/>
-    </w:lvl>
-    <w:lvl w:ilvl="6" w:tplc="25FCA9DC">
-      <w:numFmt w:val="decimal"/>
-      <w:lvlText w:val=""/>
-      <w:lvlJc w:val="left"/>
-    </w:lvl>
-    <w:lvl w:ilvl="7" w:tplc="DB8E7292">
-      <w:numFmt w:val="decimal"/>
-      <w:lvlText w:val=""/>
-      <w:lvlJc w:val="left"/>
-    </w:lvl>
-    <w:lvl w:ilvl="8" w:tplc="B5561C44">
-      <w:numFmt w:val="decimal"/>
-      <w:lvlText w:val=""/>
-      <w:lvlJc w:val="left"/>
-    </w:lvl>
-  </w:abstractNum>
-  <w:abstractNum w:abstractNumId="2" w15:restartNumberingAfterBreak="0">
-    <w:nsid w:val="57551997"/>
-    <w:multiLevelType w:val="hybridMultilevel"/>
-    <w:tmpl w:val="80325D9E"/>
-    <w:lvl w:ilvl="0" w:tplc="E48087FC">
+    <w:tmpl w:val="C4929786"/>
+    <w:lvl w:ilvl="0" w:tplc="9CB4527E">
       <w:start w:val="1"/>
       <w:numFmt w:val="bullet"/>
       <w:lvlText w:val="●"/>
@@ -33886,7 +33874,7 @@
         <w:ind w:left="720" w:hanging="360"/>
       </w:pPr>
     </w:lvl>
-    <w:lvl w:ilvl="1" w:tplc="6F7C4440">
+    <w:lvl w:ilvl="1" w:tplc="052EFBC2">
       <w:start w:val="1"/>
       <w:numFmt w:val="bullet"/>
       <w:lvlText w:val="○"/>
@@ -33895,7 +33883,7 @@
         <w:ind w:left="1440" w:hanging="360"/>
       </w:pPr>
     </w:lvl>
-    <w:lvl w:ilvl="2" w:tplc="BC66298C">
+    <w:lvl w:ilvl="2" w:tplc="05FCD660">
       <w:start w:val="1"/>
       <w:numFmt w:val="bullet"/>
       <w:lvlText w:val="■"/>
@@ -33904,7 +33892,7 @@
         <w:ind w:left="2160" w:hanging="360"/>
       </w:pPr>
     </w:lvl>
-    <w:lvl w:ilvl="3" w:tplc="22C40084">
+    <w:lvl w:ilvl="3" w:tplc="AD04DEE4">
       <w:start w:val="1"/>
       <w:numFmt w:val="bullet"/>
       <w:lvlText w:val="●"/>
@@ -33913,7 +33901,7 @@
         <w:ind w:left="2880" w:hanging="360"/>
       </w:pPr>
     </w:lvl>
-    <w:lvl w:ilvl="4" w:tplc="3CE80FBE">
+    <w:lvl w:ilvl="4" w:tplc="77A44082">
       <w:start w:val="1"/>
       <w:numFmt w:val="bullet"/>
       <w:lvlText w:val="○"/>
@@ -33922,7 +33910,7 @@
         <w:ind w:left="3600" w:hanging="360"/>
       </w:pPr>
     </w:lvl>
-    <w:lvl w:ilvl="5" w:tplc="4EA441F0">
+    <w:lvl w:ilvl="5" w:tplc="3AD44982">
       <w:start w:val="1"/>
       <w:numFmt w:val="bullet"/>
       <w:lvlText w:val="■"/>
@@ -33931,7 +33919,7 @@
         <w:ind w:left="4320" w:hanging="360"/>
       </w:pPr>
     </w:lvl>
-    <w:lvl w:ilvl="6" w:tplc="204691FC">
+    <w:lvl w:ilvl="6" w:tplc="93907072">
       <w:start w:val="1"/>
       <w:numFmt w:val="bullet"/>
       <w:lvlText w:val="●"/>
@@ -33940,7 +33928,7 @@
         <w:ind w:left="5040" w:hanging="360"/>
       </w:pPr>
     </w:lvl>
-    <w:lvl w:ilvl="7" w:tplc="D8C6BA34">
+    <w:lvl w:ilvl="7" w:tplc="4B7062FA">
       <w:start w:val="1"/>
       <w:numFmt w:val="bullet"/>
       <w:lvlText w:val="●"/>
@@ -33949,7 +33937,7 @@
         <w:ind w:left="5760" w:hanging="360"/>
       </w:pPr>
     </w:lvl>
-    <w:lvl w:ilvl="8" w:tplc="DCE6EC00">
+    <w:lvl w:ilvl="8" w:tplc="6AEA07AA">
       <w:start w:val="1"/>
       <w:numFmt w:val="bullet"/>
       <w:lvlText w:val="●"/>
@@ -33959,31 +33947,139 @@
       </w:pPr>
     </w:lvl>
   </w:abstractNum>
-  <w:num w:numId="1" w16cid:durableId="1747343348">
+  <w:abstractNum w:abstractNumId="1" w15:restartNumberingAfterBreak="0">
+    <w:nsid w:val="483A25AD"/>
+    <w:multiLevelType w:val="hybridMultilevel"/>
+    <w:tmpl w:val="0CCC7322"/>
+    <w:lvl w:ilvl="0" w:tplc="82962FE0">
+      <w:start w:val="1"/>
+      <w:numFmt w:val="decimal"/>
+      <w:lvlText w:val="%1."/>
+      <w:lvlJc w:val="left"/>
+      <w:pPr>
+        <w:ind w:left="540" w:hanging="300"/>
+      </w:pPr>
+    </w:lvl>
+    <w:lvl w:ilvl="1" w:tplc="27400C3E">
+      <w:numFmt w:val="decimal"/>
+      <w:lvlText w:val=""/>
+      <w:lvlJc w:val="left"/>
+    </w:lvl>
+    <w:lvl w:ilvl="2" w:tplc="244E3CE4">
+      <w:numFmt w:val="decimal"/>
+      <w:lvlText w:val=""/>
+      <w:lvlJc w:val="left"/>
+    </w:lvl>
+    <w:lvl w:ilvl="3" w:tplc="78909014">
+      <w:numFmt w:val="decimal"/>
+      <w:lvlText w:val=""/>
+      <w:lvlJc w:val="left"/>
+    </w:lvl>
+    <w:lvl w:ilvl="4" w:tplc="C69027EC">
+      <w:numFmt w:val="decimal"/>
+      <w:lvlText w:val=""/>
+      <w:lvlJc w:val="left"/>
+    </w:lvl>
+    <w:lvl w:ilvl="5" w:tplc="0F4633BE">
+      <w:numFmt w:val="decimal"/>
+      <w:lvlText w:val=""/>
+      <w:lvlJc w:val="left"/>
+    </w:lvl>
+    <w:lvl w:ilvl="6" w:tplc="639A9BB2">
+      <w:numFmt w:val="decimal"/>
+      <w:lvlText w:val=""/>
+      <w:lvlJc w:val="left"/>
+    </w:lvl>
+    <w:lvl w:ilvl="7" w:tplc="9F74C84E">
+      <w:numFmt w:val="decimal"/>
+      <w:lvlText w:val=""/>
+      <w:lvlJc w:val="left"/>
+    </w:lvl>
+    <w:lvl w:ilvl="8" w:tplc="CC961EB0">
+      <w:numFmt w:val="decimal"/>
+      <w:lvlText w:val=""/>
+      <w:lvlJc w:val="left"/>
+    </w:lvl>
+  </w:abstractNum>
+  <w:abstractNum w:abstractNumId="2" w15:restartNumberingAfterBreak="0">
+    <w:nsid w:val="5951533A"/>
+    <w:multiLevelType w:val="hybridMultilevel"/>
+    <w:tmpl w:val="350A2482"/>
+    <w:lvl w:ilvl="0" w:tplc="0430F5CA">
+      <w:start w:val="1"/>
+      <w:numFmt w:val="bullet"/>
+      <w:lvlText w:val="•"/>
+      <w:lvlJc w:val="left"/>
+      <w:pPr>
+        <w:ind w:left="540" w:hanging="270"/>
+      </w:pPr>
+    </w:lvl>
+    <w:lvl w:ilvl="1" w:tplc="CC30CE60">
+      <w:numFmt w:val="decimal"/>
+      <w:lvlText w:val=""/>
+      <w:lvlJc w:val="left"/>
+    </w:lvl>
+    <w:lvl w:ilvl="2" w:tplc="E522EA84">
+      <w:numFmt w:val="decimal"/>
+      <w:lvlText w:val=""/>
+      <w:lvlJc w:val="left"/>
+    </w:lvl>
+    <w:lvl w:ilvl="3" w:tplc="7CCE8222">
+      <w:numFmt w:val="decimal"/>
+      <w:lvlText w:val=""/>
+      <w:lvlJc w:val="left"/>
+    </w:lvl>
+    <w:lvl w:ilvl="4" w:tplc="C0B6C1AA">
+      <w:numFmt w:val="decimal"/>
+      <w:lvlText w:val=""/>
+      <w:lvlJc w:val="left"/>
+    </w:lvl>
+    <w:lvl w:ilvl="5" w:tplc="0D94511A">
+      <w:numFmt w:val="decimal"/>
+      <w:lvlText w:val=""/>
+      <w:lvlJc w:val="left"/>
+    </w:lvl>
+    <w:lvl w:ilvl="6" w:tplc="E21CFC80">
+      <w:numFmt w:val="decimal"/>
+      <w:lvlText w:val=""/>
+      <w:lvlJc w:val="left"/>
+    </w:lvl>
+    <w:lvl w:ilvl="7" w:tplc="7152EE60">
+      <w:numFmt w:val="decimal"/>
+      <w:lvlText w:val=""/>
+      <w:lvlJc w:val="left"/>
+    </w:lvl>
+    <w:lvl w:ilvl="8" w:tplc="68D42C5E">
+      <w:numFmt w:val="decimal"/>
+      <w:lvlText w:val=""/>
+      <w:lvlJc w:val="left"/>
+    </w:lvl>
+  </w:abstractNum>
+  <w:num w:numId="1" w16cid:durableId="108668274">
+    <w:abstractNumId w:val="0"/>
+    <w:lvlOverride w:ilvl="0">
+      <w:startOverride w:val="1"/>
+    </w:lvlOverride>
+  </w:num>
+  <w:num w:numId="2" w16cid:durableId="1929314877">
+    <w:abstractNumId w:val="1"/>
+    <w:lvlOverride w:ilvl="0">
+      <w:startOverride w:val="1"/>
+    </w:lvlOverride>
+  </w:num>
+  <w:num w:numId="3" w16cid:durableId="564297546">
     <w:abstractNumId w:val="2"/>
     <w:lvlOverride w:ilvl="0">
       <w:startOverride w:val="1"/>
     </w:lvlOverride>
   </w:num>
-  <w:num w:numId="2" w16cid:durableId="1803840632">
+  <w:num w:numId="4" w16cid:durableId="845944625">
     <w:abstractNumId w:val="1"/>
     <w:lvlOverride w:ilvl="0">
       <w:startOverride w:val="1"/>
     </w:lvlOverride>
   </w:num>
-  <w:num w:numId="3" w16cid:durableId="1051613238">
-    <w:abstractNumId w:val="0"/>
-    <w:lvlOverride w:ilvl="0">
-      <w:startOverride w:val="1"/>
-    </w:lvlOverride>
-  </w:num>
-  <w:num w:numId="4" w16cid:durableId="1886679089">
-    <w:abstractNumId w:val="1"/>
-    <w:lvlOverride w:ilvl="0">
-      <w:startOverride w:val="1"/>
-    </w:lvlOverride>
-  </w:num>
-  <w:num w:numId="5" w16cid:durableId="1637099464">
+  <w:num w:numId="5" w16cid:durableId="1113015028">
     <w:abstractNumId w:val="1"/>
     <w:lvlOverride w:ilvl="0">
       <w:startOverride w:val="1"/>
@@ -34581,7 +34677,7 @@
     <w:autoRedefine/>
     <w:uiPriority w:val="39"/>
     <w:unhideWhenUsed/>
-    <w:rsid w:val="00FC1814"/>
+    <w:rsid w:val="00146D6A"/>
     <w:pPr>
       <w:spacing w:after="100"/>
     </w:pPr>
@@ -34593,7 +34689,7 @@
     <w:autoRedefine/>
     <w:uiPriority w:val="39"/>
     <w:unhideWhenUsed/>
-    <w:rsid w:val="00FC1814"/>
+    <w:rsid w:val="00146D6A"/>
     <w:pPr>
       <w:spacing w:after="100"/>
       <w:ind w:left="220"/>

--- a/docs/SRS.docx
+++ b/docs/SRS.docx
@@ -247,7 +247,7 @@
                 <w:sz w:val="19"/>
                 <w:szCs w:val="19"/>
               </w:rPr>
-              <w:t>1.2</w:t>
+              <w:t>1.3</w:t>
             </w:r>
           </w:p>
         </w:tc>
@@ -1573,7 +1573,96 @@
                 <w:sz w:val="19"/>
                 <w:szCs w:val="19"/>
               </w:rPr>
-              <w:t>26 Oct 2026</w:t>
+              <w:t>29 Oct 2026</w:t>
+            </w:r>
+          </w:p>
+        </w:tc>
+        <w:tc>
+          <w:tcPr>
+            <w:tcW w:w="6963" w:type="dxa"/>
+            <w:tcBorders>
+              <w:top w:val="single" w:sz="4" w:space="0" w:color="A6A6A6"/>
+              <w:left w:val="single" w:sz="4" w:space="0" w:color="A6A6A6"/>
+              <w:bottom w:val="single" w:sz="4" w:space="0" w:color="A6A6A6"/>
+              <w:right w:val="single" w:sz="4" w:space="0" w:color="A6A6A6"/>
+            </w:tcBorders>
+            <w:tcMar>
+              <w:top w:w="60" w:type="dxa"/>
+              <w:left w:w="100" w:type="dxa"/>
+              <w:bottom w:w="60" w:type="dxa"/>
+              <w:right w:w="100" w:type="dxa"/>
+            </w:tcMar>
+          </w:tcPr>
+          <w:p>
+            <w:r>
+              <w:rPr>
+                <w:sz w:val="19"/>
+                <w:szCs w:val="19"/>
+              </w:rPr>
+              <w:t>Volunteers code rewritten in the Java style used in the course labs; Figure 4 and NFR-06 updated to match.</w:t>
+            </w:r>
+          </w:p>
+        </w:tc>
+      </w:tr>
+      <w:tr>
+        <w:tblPrEx>
+          <w:tblCellMar>
+            <w:top w:w="0" w:type="dxa"/>
+            <w:bottom w:w="0" w:type="dxa"/>
+          </w:tblCellMar>
+        </w:tblPrEx>
+        <w:trPr>
+          <w:cantSplit/>
+        </w:trPr>
+        <w:tc>
+          <w:tcPr>
+            <w:tcW w:w="960" w:type="dxa"/>
+            <w:tcBorders>
+              <w:top w:val="single" w:sz="4" w:space="0" w:color="A6A6A6"/>
+              <w:left w:val="single" w:sz="4" w:space="0" w:color="A6A6A6"/>
+              <w:bottom w:val="single" w:sz="4" w:space="0" w:color="A6A6A6"/>
+              <w:right w:val="single" w:sz="4" w:space="0" w:color="A6A6A6"/>
+            </w:tcBorders>
+            <w:tcMar>
+              <w:top w:w="60" w:type="dxa"/>
+              <w:left w:w="100" w:type="dxa"/>
+              <w:bottom w:w="60" w:type="dxa"/>
+              <w:right w:w="100" w:type="dxa"/>
+            </w:tcMar>
+          </w:tcPr>
+          <w:p>
+            <w:r>
+              <w:rPr>
+                <w:sz w:val="19"/>
+                <w:szCs w:val="19"/>
+              </w:rPr>
+              <w:t>1.3</w:t>
+            </w:r>
+          </w:p>
+        </w:tc>
+        <w:tc>
+          <w:tcPr>
+            <w:tcW w:w="1103" w:type="dxa"/>
+            <w:tcBorders>
+              <w:top w:val="single" w:sz="4" w:space="0" w:color="A6A6A6"/>
+              <w:left w:val="single" w:sz="4" w:space="0" w:color="A6A6A6"/>
+              <w:bottom w:val="single" w:sz="4" w:space="0" w:color="A6A6A6"/>
+              <w:right w:val="single" w:sz="4" w:space="0" w:color="A6A6A6"/>
+            </w:tcBorders>
+            <w:tcMar>
+              <w:top w:w="60" w:type="dxa"/>
+              <w:left w:w="100" w:type="dxa"/>
+              <w:bottom w:w="60" w:type="dxa"/>
+              <w:right w:w="100" w:type="dxa"/>
+            </w:tcMar>
+          </w:tcPr>
+          <w:p>
+            <w:r>
+              <w:rPr>
+                <w:sz w:val="19"/>
+                <w:szCs w:val="19"/>
+              </w:rPr>
+              <w:t>29 Oct 2026</w:t>
             </w:r>
           </w:p>
         </w:tc>
@@ -1630,7 +1719,7 @@
     <w:sdt>
       <w:sdtPr>
         <w:alias w:val="Contents"/>
-        <w:id w:val="-520543893"/>
+        <w:id w:val="-1384937251"/>
       </w:sdtPr>
       <w:sdtEndPr/>
       <w:sdtContent>
@@ -1658,7 +1747,7 @@
           <w:r>
             <w:fldChar w:fldCharType="separate"/>
           </w:r>
-          <w:hyperlink w:anchor="_Toc243942924" w:history="1">
+          <w:hyperlink w:anchor="_Toc244192410" w:history="1">
             <w:r>
               <w:rPr>
                 <w:rStyle w:val="Hyperlink"/>
@@ -1682,7 +1771,7 @@
               <w:rPr>
                 <w:noProof/>
               </w:rPr>
-              <w:instrText xml:space="preserve"> PAGEREF _Toc243942924 \h </w:instrText>
+              <w:instrText xml:space="preserve"> PAGEREF _Toc244192410 \h </w:instrText>
             </w:r>
             <w:r>
               <w:rPr>
@@ -1724,7 +1813,7 @@
               <w14:ligatures w14:val="standardContextual"/>
             </w:rPr>
           </w:pPr>
-          <w:hyperlink w:anchor="_Toc243942925" w:history="1">
+          <w:hyperlink w:anchor="_Toc244192411" w:history="1">
             <w:r>
               <w:rPr>
                 <w:rStyle w:val="Hyperlink"/>
@@ -1748,7 +1837,7 @@
               <w:rPr>
                 <w:noProof/>
               </w:rPr>
-              <w:instrText xml:space="preserve"> PAGEREF _Toc243942925 \h </w:instrText>
+              <w:instrText xml:space="preserve"> PAGEREF _Toc244192411 \h </w:instrText>
             </w:r>
             <w:r>
               <w:rPr>
@@ -1790,7 +1879,7 @@
               <w14:ligatures w14:val="standardContextual"/>
             </w:rPr>
           </w:pPr>
-          <w:hyperlink w:anchor="_Toc243942926" w:history="1">
+          <w:hyperlink w:anchor="_Toc244192412" w:history="1">
             <w:r>
               <w:rPr>
                 <w:rStyle w:val="Hyperlink"/>
@@ -1814,7 +1903,7 @@
               <w:rPr>
                 <w:noProof/>
               </w:rPr>
-              <w:instrText xml:space="preserve"> PAGEREF _Toc243942926 \h </w:instrText>
+              <w:instrText xml:space="preserve"> PAGEREF _Toc244192412 \h </w:instrText>
             </w:r>
             <w:r>
               <w:rPr>
@@ -1856,7 +1945,7 @@
               <w14:ligatures w14:val="standardContextual"/>
             </w:rPr>
           </w:pPr>
-          <w:hyperlink w:anchor="_Toc243942927" w:history="1">
+          <w:hyperlink w:anchor="_Toc244192413" w:history="1">
             <w:r>
               <w:rPr>
                 <w:rStyle w:val="Hyperlink"/>
@@ -1880,7 +1969,7 @@
               <w:rPr>
                 <w:noProof/>
               </w:rPr>
-              <w:instrText xml:space="preserve"> PAGEREF _Toc243942927 \h </w:instrText>
+              <w:instrText xml:space="preserve"> PAGEREF _Toc244192413 \h </w:instrText>
             </w:r>
             <w:r>
               <w:rPr>
@@ -1922,7 +2011,7 @@
               <w14:ligatures w14:val="standardContextual"/>
             </w:rPr>
           </w:pPr>
-          <w:hyperlink w:anchor="_Toc243942928" w:history="1">
+          <w:hyperlink w:anchor="_Toc244192414" w:history="1">
             <w:r>
               <w:rPr>
                 <w:rStyle w:val="Hyperlink"/>
@@ -1946,7 +2035,7 @@
               <w:rPr>
                 <w:noProof/>
               </w:rPr>
-              <w:instrText xml:space="preserve"> PAGEREF _Toc243942928 \h </w:instrText>
+              <w:instrText xml:space="preserve"> PAGEREF _Toc244192414 \h </w:instrText>
             </w:r>
             <w:r>
               <w:rPr>
@@ -1988,7 +2077,7 @@
               <w14:ligatures w14:val="standardContextual"/>
             </w:rPr>
           </w:pPr>
-          <w:hyperlink w:anchor="_Toc243942929" w:history="1">
+          <w:hyperlink w:anchor="_Toc244192415" w:history="1">
             <w:r>
               <w:rPr>
                 <w:rStyle w:val="Hyperlink"/>
@@ -2012,7 +2101,7 @@
               <w:rPr>
                 <w:noProof/>
               </w:rPr>
-              <w:instrText xml:space="preserve"> PAGEREF _Toc243942929 \h </w:instrText>
+              <w:instrText xml:space="preserve"> PAGEREF _Toc244192415 \h </w:instrText>
             </w:r>
             <w:r>
               <w:rPr>
@@ -2054,7 +2143,7 @@
               <w14:ligatures w14:val="standardContextual"/>
             </w:rPr>
           </w:pPr>
-          <w:hyperlink w:anchor="_Toc243942930" w:history="1">
+          <w:hyperlink w:anchor="_Toc244192416" w:history="1">
             <w:r>
               <w:rPr>
                 <w:rStyle w:val="Hyperlink"/>
@@ -2078,7 +2167,7 @@
               <w:rPr>
                 <w:noProof/>
               </w:rPr>
-              <w:instrText xml:space="preserve"> PAGEREF _Toc243942930 \h </w:instrText>
+              <w:instrText xml:space="preserve"> PAGEREF _Toc244192416 \h </w:instrText>
             </w:r>
             <w:r>
               <w:rPr>
@@ -2120,7 +2209,7 @@
               <w14:ligatures w14:val="standardContextual"/>
             </w:rPr>
           </w:pPr>
-          <w:hyperlink w:anchor="_Toc243942931" w:history="1">
+          <w:hyperlink w:anchor="_Toc244192417" w:history="1">
             <w:r>
               <w:rPr>
                 <w:rStyle w:val="Hyperlink"/>
@@ -2144,7 +2233,7 @@
               <w:rPr>
                 <w:noProof/>
               </w:rPr>
-              <w:instrText xml:space="preserve"> PAGEREF _Toc243942931 \h </w:instrText>
+              <w:instrText xml:space="preserve"> PAGEREF _Toc244192417 \h </w:instrText>
             </w:r>
             <w:r>
               <w:rPr>
@@ -2186,7 +2275,7 @@
               <w14:ligatures w14:val="standardContextual"/>
             </w:rPr>
           </w:pPr>
-          <w:hyperlink w:anchor="_Toc243942932" w:history="1">
+          <w:hyperlink w:anchor="_Toc244192418" w:history="1">
             <w:r>
               <w:rPr>
                 <w:rStyle w:val="Hyperlink"/>
@@ -2210,7 +2299,7 @@
               <w:rPr>
                 <w:noProof/>
               </w:rPr>
-              <w:instrText xml:space="preserve"> PAGEREF _Toc243942932 \h </w:instrText>
+              <w:instrText xml:space="preserve"> PAGEREF _Toc244192418 \h </w:instrText>
             </w:r>
             <w:r>
               <w:rPr>
@@ -2252,7 +2341,7 @@
               <w14:ligatures w14:val="standardContextual"/>
             </w:rPr>
           </w:pPr>
-          <w:hyperlink w:anchor="_Toc243942933" w:history="1">
+          <w:hyperlink w:anchor="_Toc244192419" w:history="1">
             <w:r>
               <w:rPr>
                 <w:rStyle w:val="Hyperlink"/>
@@ -2276,7 +2365,7 @@
               <w:rPr>
                 <w:noProof/>
               </w:rPr>
-              <w:instrText xml:space="preserve"> PAGEREF _Toc243942933 \h </w:instrText>
+              <w:instrText xml:space="preserve"> PAGEREF _Toc244192419 \h </w:instrText>
             </w:r>
             <w:r>
               <w:rPr>
@@ -2318,7 +2407,7 @@
               <w14:ligatures w14:val="standardContextual"/>
             </w:rPr>
           </w:pPr>
-          <w:hyperlink w:anchor="_Toc243942934" w:history="1">
+          <w:hyperlink w:anchor="_Toc244192420" w:history="1">
             <w:r>
               <w:rPr>
                 <w:rStyle w:val="Hyperlink"/>
@@ -2342,7 +2431,7 @@
               <w:rPr>
                 <w:noProof/>
               </w:rPr>
-              <w:instrText xml:space="preserve"> PAGEREF _Toc243942934 \h </w:instrText>
+              <w:instrText xml:space="preserve"> PAGEREF _Toc244192420 \h </w:instrText>
             </w:r>
             <w:r>
               <w:rPr>
@@ -2384,7 +2473,7 @@
               <w14:ligatures w14:val="standardContextual"/>
             </w:rPr>
           </w:pPr>
-          <w:hyperlink w:anchor="_Toc243942935" w:history="1">
+          <w:hyperlink w:anchor="_Toc244192421" w:history="1">
             <w:r>
               <w:rPr>
                 <w:rStyle w:val="Hyperlink"/>
@@ -2408,7 +2497,7 @@
               <w:rPr>
                 <w:noProof/>
               </w:rPr>
-              <w:instrText xml:space="preserve"> PAGEREF _Toc243942935 \h </w:instrText>
+              <w:instrText xml:space="preserve"> PAGEREF _Toc244192421 \h </w:instrText>
             </w:r>
             <w:r>
               <w:rPr>
@@ -2450,7 +2539,7 @@
               <w14:ligatures w14:val="standardContextual"/>
             </w:rPr>
           </w:pPr>
-          <w:hyperlink w:anchor="_Toc243942936" w:history="1">
+          <w:hyperlink w:anchor="_Toc244192422" w:history="1">
             <w:r>
               <w:rPr>
                 <w:rStyle w:val="Hyperlink"/>
@@ -2474,7 +2563,7 @@
               <w:rPr>
                 <w:noProof/>
               </w:rPr>
-              <w:instrText xml:space="preserve"> PAGEREF _Toc243942936 \h </w:instrText>
+              <w:instrText xml:space="preserve"> PAGEREF _Toc244192422 \h </w:instrText>
             </w:r>
             <w:r>
               <w:rPr>
@@ -2516,7 +2605,7 @@
               <w14:ligatures w14:val="standardContextual"/>
             </w:rPr>
           </w:pPr>
-          <w:hyperlink w:anchor="_Toc243942937" w:history="1">
+          <w:hyperlink w:anchor="_Toc244192423" w:history="1">
             <w:r>
               <w:rPr>
                 <w:rStyle w:val="Hyperlink"/>
@@ -2540,7 +2629,7 @@
               <w:rPr>
                 <w:noProof/>
               </w:rPr>
-              <w:instrText xml:space="preserve"> PAGEREF _Toc243942937 \h </w:instrText>
+              <w:instrText xml:space="preserve"> PAGEREF _Toc244192423 \h </w:instrText>
             </w:r>
             <w:r>
               <w:rPr>
@@ -2582,7 +2671,7 @@
               <w14:ligatures w14:val="standardContextual"/>
             </w:rPr>
           </w:pPr>
-          <w:hyperlink w:anchor="_Toc243942938" w:history="1">
+          <w:hyperlink w:anchor="_Toc244192424" w:history="1">
             <w:r>
               <w:rPr>
                 <w:rStyle w:val="Hyperlink"/>
@@ -2606,7 +2695,7 @@
               <w:rPr>
                 <w:noProof/>
               </w:rPr>
-              <w:instrText xml:space="preserve"> PAGEREF _Toc243942938 \h </w:instrText>
+              <w:instrText xml:space="preserve"> PAGEREF _Toc244192424 \h </w:instrText>
             </w:r>
             <w:r>
               <w:rPr>
@@ -2648,7 +2737,7 @@
               <w14:ligatures w14:val="standardContextual"/>
             </w:rPr>
           </w:pPr>
-          <w:hyperlink w:anchor="_Toc243942939" w:history="1">
+          <w:hyperlink w:anchor="_Toc244192425" w:history="1">
             <w:r>
               <w:rPr>
                 <w:rStyle w:val="Hyperlink"/>
@@ -2672,7 +2761,7 @@
               <w:rPr>
                 <w:noProof/>
               </w:rPr>
-              <w:instrText xml:space="preserve"> PAGEREF _Toc243942939 \h </w:instrText>
+              <w:instrText xml:space="preserve"> PAGEREF _Toc244192425 \h </w:instrText>
             </w:r>
             <w:r>
               <w:rPr>
@@ -2714,7 +2803,7 @@
               <w14:ligatures w14:val="standardContextual"/>
             </w:rPr>
           </w:pPr>
-          <w:hyperlink w:anchor="_Toc243942940" w:history="1">
+          <w:hyperlink w:anchor="_Toc244192426" w:history="1">
             <w:r>
               <w:rPr>
                 <w:rStyle w:val="Hyperlink"/>
@@ -2738,7 +2827,7 @@
               <w:rPr>
                 <w:noProof/>
               </w:rPr>
-              <w:instrText xml:space="preserve"> PAGEREF _Toc243942940 \h </w:instrText>
+              <w:instrText xml:space="preserve"> PAGEREF _Toc244192426 \h </w:instrText>
             </w:r>
             <w:r>
               <w:rPr>
@@ -2780,7 +2869,7 @@
               <w14:ligatures w14:val="standardContextual"/>
             </w:rPr>
           </w:pPr>
-          <w:hyperlink w:anchor="_Toc243942941" w:history="1">
+          <w:hyperlink w:anchor="_Toc244192427" w:history="1">
             <w:r>
               <w:rPr>
                 <w:rStyle w:val="Hyperlink"/>
@@ -2804,7 +2893,7 @@
               <w:rPr>
                 <w:noProof/>
               </w:rPr>
-              <w:instrText xml:space="preserve"> PAGEREF _Toc243942941 \h </w:instrText>
+              <w:instrText xml:space="preserve"> PAGEREF _Toc244192427 \h </w:instrText>
             </w:r>
             <w:r>
               <w:rPr>
@@ -2846,7 +2935,7 @@
               <w14:ligatures w14:val="standardContextual"/>
             </w:rPr>
           </w:pPr>
-          <w:hyperlink w:anchor="_Toc243942942" w:history="1">
+          <w:hyperlink w:anchor="_Toc244192428" w:history="1">
             <w:r>
               <w:rPr>
                 <w:rStyle w:val="Hyperlink"/>
@@ -2870,7 +2959,7 @@
               <w:rPr>
                 <w:noProof/>
               </w:rPr>
-              <w:instrText xml:space="preserve"> PAGEREF _Toc243942942 \h </w:instrText>
+              <w:instrText xml:space="preserve"> PAGEREF _Toc244192428 \h </w:instrText>
             </w:r>
             <w:r>
               <w:rPr>
@@ -2912,7 +3001,7 @@
               <w14:ligatures w14:val="standardContextual"/>
             </w:rPr>
           </w:pPr>
-          <w:hyperlink w:anchor="_Toc243942943" w:history="1">
+          <w:hyperlink w:anchor="_Toc244192429" w:history="1">
             <w:r>
               <w:rPr>
                 <w:rStyle w:val="Hyperlink"/>
@@ -2936,7 +3025,7 @@
               <w:rPr>
                 <w:noProof/>
               </w:rPr>
-              <w:instrText xml:space="preserve"> PAGEREF _Toc243942943 \h </w:instrText>
+              <w:instrText xml:space="preserve"> PAGEREF _Toc244192429 \h </w:instrText>
             </w:r>
             <w:r>
               <w:rPr>
@@ -2978,7 +3067,7 @@
               <w14:ligatures w14:val="standardContextual"/>
             </w:rPr>
           </w:pPr>
-          <w:hyperlink w:anchor="_Toc243942944" w:history="1">
+          <w:hyperlink w:anchor="_Toc244192430" w:history="1">
             <w:r>
               <w:rPr>
                 <w:rStyle w:val="Hyperlink"/>
@@ -3002,7 +3091,7 @@
               <w:rPr>
                 <w:noProof/>
               </w:rPr>
-              <w:instrText xml:space="preserve"> PAGEREF _Toc243942944 \h </w:instrText>
+              <w:instrText xml:space="preserve"> PAGEREF _Toc244192430 \h </w:instrText>
             </w:r>
             <w:r>
               <w:rPr>
@@ -3044,7 +3133,7 @@
               <w14:ligatures w14:val="standardContextual"/>
             </w:rPr>
           </w:pPr>
-          <w:hyperlink w:anchor="_Toc243942945" w:history="1">
+          <w:hyperlink w:anchor="_Toc244192431" w:history="1">
             <w:r>
               <w:rPr>
                 <w:rStyle w:val="Hyperlink"/>
@@ -3068,7 +3157,7 @@
               <w:rPr>
                 <w:noProof/>
               </w:rPr>
-              <w:instrText xml:space="preserve"> PAGEREF _Toc243942945 \h </w:instrText>
+              <w:instrText xml:space="preserve"> PAGEREF _Toc244192431 \h </w:instrText>
             </w:r>
             <w:r>
               <w:rPr>
@@ -3110,7 +3199,7 @@
               <w14:ligatures w14:val="standardContextual"/>
             </w:rPr>
           </w:pPr>
-          <w:hyperlink w:anchor="_Toc243942946" w:history="1">
+          <w:hyperlink w:anchor="_Toc244192432" w:history="1">
             <w:r>
               <w:rPr>
                 <w:rStyle w:val="Hyperlink"/>
@@ -3134,7 +3223,7 @@
               <w:rPr>
                 <w:noProof/>
               </w:rPr>
-              <w:instrText xml:space="preserve"> PAGEREF _Toc243942946 \h </w:instrText>
+              <w:instrText xml:space="preserve"> PAGEREF _Toc244192432 \h </w:instrText>
             </w:r>
             <w:r>
               <w:rPr>
@@ -3176,7 +3265,7 @@
               <w14:ligatures w14:val="standardContextual"/>
             </w:rPr>
           </w:pPr>
-          <w:hyperlink w:anchor="_Toc243942947" w:history="1">
+          <w:hyperlink w:anchor="_Toc244192433" w:history="1">
             <w:r>
               <w:rPr>
                 <w:rStyle w:val="Hyperlink"/>
@@ -3200,7 +3289,7 @@
               <w:rPr>
                 <w:noProof/>
               </w:rPr>
-              <w:instrText xml:space="preserve"> PAGEREF _Toc243942947 \h </w:instrText>
+              <w:instrText xml:space="preserve"> PAGEREF _Toc244192433 \h </w:instrText>
             </w:r>
             <w:r>
               <w:rPr>
@@ -3242,7 +3331,7 @@
               <w14:ligatures w14:val="standardContextual"/>
             </w:rPr>
           </w:pPr>
-          <w:hyperlink w:anchor="_Toc243942948" w:history="1">
+          <w:hyperlink w:anchor="_Toc244192434" w:history="1">
             <w:r>
               <w:rPr>
                 <w:rStyle w:val="Hyperlink"/>
@@ -3266,7 +3355,7 @@
               <w:rPr>
                 <w:noProof/>
               </w:rPr>
-              <w:instrText xml:space="preserve"> PAGEREF _Toc243942948 \h </w:instrText>
+              <w:instrText xml:space="preserve"> PAGEREF _Toc244192434 \h </w:instrText>
             </w:r>
             <w:r>
               <w:rPr>
@@ -3308,7 +3397,7 @@
               <w14:ligatures w14:val="standardContextual"/>
             </w:rPr>
           </w:pPr>
-          <w:hyperlink w:anchor="_Toc243942949" w:history="1">
+          <w:hyperlink w:anchor="_Toc244192435" w:history="1">
             <w:r>
               <w:rPr>
                 <w:rStyle w:val="Hyperlink"/>
@@ -3332,7 +3421,7 @@
               <w:rPr>
                 <w:noProof/>
               </w:rPr>
-              <w:instrText xml:space="preserve"> PAGEREF _Toc243942949 \h </w:instrText>
+              <w:instrText xml:space="preserve"> PAGEREF _Toc244192435 \h </w:instrText>
             </w:r>
             <w:r>
               <w:rPr>
@@ -3374,7 +3463,7 @@
               <w14:ligatures w14:val="standardContextual"/>
             </w:rPr>
           </w:pPr>
-          <w:hyperlink w:anchor="_Toc243942950" w:history="1">
+          <w:hyperlink w:anchor="_Toc244192436" w:history="1">
             <w:r>
               <w:rPr>
                 <w:rStyle w:val="Hyperlink"/>
@@ -3398,7 +3487,7 @@
               <w:rPr>
                 <w:noProof/>
               </w:rPr>
-              <w:instrText xml:space="preserve"> PAGEREF _Toc243942950 \h </w:instrText>
+              <w:instrText xml:space="preserve"> PAGEREF _Toc244192436 \h </w:instrText>
             </w:r>
             <w:r>
               <w:rPr>
@@ -3440,7 +3529,7 @@
               <w14:ligatures w14:val="standardContextual"/>
             </w:rPr>
           </w:pPr>
-          <w:hyperlink w:anchor="_Toc243942951" w:history="1">
+          <w:hyperlink w:anchor="_Toc244192437" w:history="1">
             <w:r>
               <w:rPr>
                 <w:rStyle w:val="Hyperlink"/>
@@ -3464,7 +3553,7 @@
               <w:rPr>
                 <w:noProof/>
               </w:rPr>
-              <w:instrText xml:space="preserve"> PAGEREF _Toc243942951 \h </w:instrText>
+              <w:instrText xml:space="preserve"> PAGEREF _Toc244192437 \h </w:instrText>
             </w:r>
             <w:r>
               <w:rPr>
@@ -3506,7 +3595,7 @@
               <w14:ligatures w14:val="standardContextual"/>
             </w:rPr>
           </w:pPr>
-          <w:hyperlink w:anchor="_Toc243942952" w:history="1">
+          <w:hyperlink w:anchor="_Toc244192438" w:history="1">
             <w:r>
               <w:rPr>
                 <w:rStyle w:val="Hyperlink"/>
@@ -3530,7 +3619,7 @@
               <w:rPr>
                 <w:noProof/>
               </w:rPr>
-              <w:instrText xml:space="preserve"> PAGEREF _Toc243942952 \h </w:instrText>
+              <w:instrText xml:space="preserve"> PAGEREF _Toc244192438 \h </w:instrText>
             </w:r>
             <w:r>
               <w:rPr>
@@ -3572,7 +3661,7 @@
               <w14:ligatures w14:val="standardContextual"/>
             </w:rPr>
           </w:pPr>
-          <w:hyperlink w:anchor="_Toc243942953" w:history="1">
+          <w:hyperlink w:anchor="_Toc244192439" w:history="1">
             <w:r>
               <w:rPr>
                 <w:rStyle w:val="Hyperlink"/>
@@ -3596,7 +3685,7 @@
               <w:rPr>
                 <w:noProof/>
               </w:rPr>
-              <w:instrText xml:space="preserve"> PAGEREF _Toc243942953 \h </w:instrText>
+              <w:instrText xml:space="preserve"> PAGEREF _Toc244192439 \h </w:instrText>
             </w:r>
             <w:r>
               <w:rPr>
@@ -3638,7 +3727,7 @@
               <w14:ligatures w14:val="standardContextual"/>
             </w:rPr>
           </w:pPr>
-          <w:hyperlink w:anchor="_Toc243942954" w:history="1">
+          <w:hyperlink w:anchor="_Toc244192440" w:history="1">
             <w:r>
               <w:rPr>
                 <w:rStyle w:val="Hyperlink"/>
@@ -3662,7 +3751,7 @@
               <w:rPr>
                 <w:noProof/>
               </w:rPr>
-              <w:instrText xml:space="preserve"> PAGEREF _Toc243942954 \h </w:instrText>
+              <w:instrText xml:space="preserve"> PAGEREF _Toc244192440 \h </w:instrText>
             </w:r>
             <w:r>
               <w:rPr>
@@ -3704,7 +3793,7 @@
               <w14:ligatures w14:val="standardContextual"/>
             </w:rPr>
           </w:pPr>
-          <w:hyperlink w:anchor="_Toc243942955" w:history="1">
+          <w:hyperlink w:anchor="_Toc244192441" w:history="1">
             <w:r>
               <w:rPr>
                 <w:rStyle w:val="Hyperlink"/>
@@ -3728,7 +3817,7 @@
               <w:rPr>
                 <w:noProof/>
               </w:rPr>
-              <w:instrText xml:space="preserve"> PAGEREF _Toc243942955 \h </w:instrText>
+              <w:instrText xml:space="preserve"> PAGEREF _Toc244192441 \h </w:instrText>
             </w:r>
             <w:r>
               <w:rPr>
@@ -3770,7 +3859,7 @@
               <w14:ligatures w14:val="standardContextual"/>
             </w:rPr>
           </w:pPr>
-          <w:hyperlink w:anchor="_Toc243942956" w:history="1">
+          <w:hyperlink w:anchor="_Toc244192442" w:history="1">
             <w:r>
               <w:rPr>
                 <w:rStyle w:val="Hyperlink"/>
@@ -3794,7 +3883,7 @@
               <w:rPr>
                 <w:noProof/>
               </w:rPr>
-              <w:instrText xml:space="preserve"> PAGEREF _Toc243942956 \h </w:instrText>
+              <w:instrText xml:space="preserve"> PAGEREF _Toc244192442 \h </w:instrText>
             </w:r>
             <w:r>
               <w:rPr>
@@ -3836,7 +3925,7 @@
               <w14:ligatures w14:val="standardContextual"/>
             </w:rPr>
           </w:pPr>
-          <w:hyperlink w:anchor="_Toc243942957" w:history="1">
+          <w:hyperlink w:anchor="_Toc244192443" w:history="1">
             <w:r>
               <w:rPr>
                 <w:rStyle w:val="Hyperlink"/>
@@ -3860,7 +3949,7 @@
               <w:rPr>
                 <w:noProof/>
               </w:rPr>
-              <w:instrText xml:space="preserve"> PAGEREF _Toc243942957 \h </w:instrText>
+              <w:instrText xml:space="preserve"> PAGEREF _Toc244192443 \h </w:instrText>
             </w:r>
             <w:r>
               <w:rPr>
@@ -3902,7 +3991,7 @@
               <w14:ligatures w14:val="standardContextual"/>
             </w:rPr>
           </w:pPr>
-          <w:hyperlink w:anchor="_Toc243942958" w:history="1">
+          <w:hyperlink w:anchor="_Toc244192444" w:history="1">
             <w:r>
               <w:rPr>
                 <w:rStyle w:val="Hyperlink"/>
@@ -3926,7 +4015,7 @@
               <w:rPr>
                 <w:noProof/>
               </w:rPr>
-              <w:instrText xml:space="preserve"> PAGEREF _Toc243942958 \h </w:instrText>
+              <w:instrText xml:space="preserve"> PAGEREF _Toc244192444 \h </w:instrText>
             </w:r>
             <w:r>
               <w:rPr>
@@ -3968,7 +4057,7 @@
               <w14:ligatures w14:val="standardContextual"/>
             </w:rPr>
           </w:pPr>
-          <w:hyperlink w:anchor="_Toc243942959" w:history="1">
+          <w:hyperlink w:anchor="_Toc244192445" w:history="1">
             <w:r>
               <w:rPr>
                 <w:rStyle w:val="Hyperlink"/>
@@ -3992,7 +4081,7 @@
               <w:rPr>
                 <w:noProof/>
               </w:rPr>
-              <w:instrText xml:space="preserve"> PAGEREF _Toc243942959 \h </w:instrText>
+              <w:instrText xml:space="preserve"> PAGEREF _Toc244192445 \h </w:instrText>
             </w:r>
             <w:r>
               <w:rPr>
@@ -4034,7 +4123,7 @@
               <w14:ligatures w14:val="standardContextual"/>
             </w:rPr>
           </w:pPr>
-          <w:hyperlink w:anchor="_Toc243942960" w:history="1">
+          <w:hyperlink w:anchor="_Toc244192446" w:history="1">
             <w:r>
               <w:rPr>
                 <w:rStyle w:val="Hyperlink"/>
@@ -4058,7 +4147,7 @@
               <w:rPr>
                 <w:noProof/>
               </w:rPr>
-              <w:instrText xml:space="preserve"> PAGEREF _Toc243942960 \h </w:instrText>
+              <w:instrText xml:space="preserve"> PAGEREF _Toc244192446 \h </w:instrText>
             </w:r>
             <w:r>
               <w:rPr>
@@ -4100,7 +4189,7 @@
               <w14:ligatures w14:val="standardContextual"/>
             </w:rPr>
           </w:pPr>
-          <w:hyperlink w:anchor="_Toc243942961" w:history="1">
+          <w:hyperlink w:anchor="_Toc244192447" w:history="1">
             <w:r>
               <w:rPr>
                 <w:rStyle w:val="Hyperlink"/>
@@ -4124,7 +4213,7 @@
               <w:rPr>
                 <w:noProof/>
               </w:rPr>
-              <w:instrText xml:space="preserve"> PAGEREF _Toc243942961 \h </w:instrText>
+              <w:instrText xml:space="preserve"> PAGEREF _Toc244192447 \h </w:instrText>
             </w:r>
             <w:r>
               <w:rPr>
@@ -4166,7 +4255,7 @@
               <w14:ligatures w14:val="standardContextual"/>
             </w:rPr>
           </w:pPr>
-          <w:hyperlink w:anchor="_Toc243942962" w:history="1">
+          <w:hyperlink w:anchor="_Toc244192448" w:history="1">
             <w:r>
               <w:rPr>
                 <w:rStyle w:val="Hyperlink"/>
@@ -4190,7 +4279,7 @@
               <w:rPr>
                 <w:noProof/>
               </w:rPr>
-              <w:instrText xml:space="preserve"> PAGEREF _Toc243942962 \h </w:instrText>
+              <w:instrText xml:space="preserve"> PAGEREF _Toc244192448 \h </w:instrText>
             </w:r>
             <w:r>
               <w:rPr>
@@ -4232,7 +4321,7 @@
               <w14:ligatures w14:val="standardContextual"/>
             </w:rPr>
           </w:pPr>
-          <w:hyperlink w:anchor="_Toc243942963" w:history="1">
+          <w:hyperlink w:anchor="_Toc244192449" w:history="1">
             <w:r>
               <w:rPr>
                 <w:rStyle w:val="Hyperlink"/>
@@ -4256,7 +4345,7 @@
               <w:rPr>
                 <w:noProof/>
               </w:rPr>
-              <w:instrText xml:space="preserve"> PAGEREF _Toc243942963 \h </w:instrText>
+              <w:instrText xml:space="preserve"> PAGEREF _Toc244192449 \h </w:instrText>
             </w:r>
             <w:r>
               <w:rPr>
@@ -4298,7 +4387,7 @@
               <w14:ligatures w14:val="standardContextual"/>
             </w:rPr>
           </w:pPr>
-          <w:hyperlink w:anchor="_Toc243942964" w:history="1">
+          <w:hyperlink w:anchor="_Toc244192450" w:history="1">
             <w:r>
               <w:rPr>
                 <w:rStyle w:val="Hyperlink"/>
@@ -4322,7 +4411,7 @@
               <w:rPr>
                 <w:noProof/>
               </w:rPr>
-              <w:instrText xml:space="preserve"> PAGEREF _Toc243942964 \h </w:instrText>
+              <w:instrText xml:space="preserve"> PAGEREF _Toc244192450 \h </w:instrText>
             </w:r>
             <w:r>
               <w:rPr>
@@ -4364,7 +4453,7 @@
               <w14:ligatures w14:val="standardContextual"/>
             </w:rPr>
           </w:pPr>
-          <w:hyperlink w:anchor="_Toc243942965" w:history="1">
+          <w:hyperlink w:anchor="_Toc244192451" w:history="1">
             <w:r>
               <w:rPr>
                 <w:rStyle w:val="Hyperlink"/>
@@ -4388,7 +4477,7 @@
               <w:rPr>
                 <w:noProof/>
               </w:rPr>
-              <w:instrText xml:space="preserve"> PAGEREF _Toc243942965 \h </w:instrText>
+              <w:instrText xml:space="preserve"> PAGEREF _Toc244192451 \h </w:instrText>
             </w:r>
             <w:r>
               <w:rPr>
@@ -4430,7 +4519,7 @@
               <w14:ligatures w14:val="standardContextual"/>
             </w:rPr>
           </w:pPr>
-          <w:hyperlink w:anchor="_Toc243942966" w:history="1">
+          <w:hyperlink w:anchor="_Toc244192452" w:history="1">
             <w:r>
               <w:rPr>
                 <w:rStyle w:val="Hyperlink"/>
@@ -4454,7 +4543,7 @@
               <w:rPr>
                 <w:noProof/>
               </w:rPr>
-              <w:instrText xml:space="preserve"> PAGEREF _Toc243942966 \h </w:instrText>
+              <w:instrText xml:space="preserve"> PAGEREF _Toc244192452 \h </w:instrText>
             </w:r>
             <w:r>
               <w:rPr>
@@ -4496,7 +4585,7 @@
               <w14:ligatures w14:val="standardContextual"/>
             </w:rPr>
           </w:pPr>
-          <w:hyperlink w:anchor="_Toc243942967" w:history="1">
+          <w:hyperlink w:anchor="_Toc244192453" w:history="1">
             <w:r>
               <w:rPr>
                 <w:rStyle w:val="Hyperlink"/>
@@ -4520,7 +4609,7 @@
               <w:rPr>
                 <w:noProof/>
               </w:rPr>
-              <w:instrText xml:space="preserve"> PAGEREF _Toc243942967 \h </w:instrText>
+              <w:instrText xml:space="preserve"> PAGEREF _Toc244192453 \h </w:instrText>
             </w:r>
             <w:r>
               <w:rPr>
@@ -4562,7 +4651,7 @@
               <w14:ligatures w14:val="standardContextual"/>
             </w:rPr>
           </w:pPr>
-          <w:hyperlink w:anchor="_Toc243942968" w:history="1">
+          <w:hyperlink w:anchor="_Toc244192454" w:history="1">
             <w:r>
               <w:rPr>
                 <w:rStyle w:val="Hyperlink"/>
@@ -4586,7 +4675,7 @@
               <w:rPr>
                 <w:noProof/>
               </w:rPr>
-              <w:instrText xml:space="preserve"> PAGEREF _Toc243942968 \h </w:instrText>
+              <w:instrText xml:space="preserve"> PAGEREF _Toc244192454 \h </w:instrText>
             </w:r>
             <w:r>
               <w:rPr>
@@ -4628,7 +4717,7 @@
               <w14:ligatures w14:val="standardContextual"/>
             </w:rPr>
           </w:pPr>
-          <w:hyperlink w:anchor="_Toc243942969" w:history="1">
+          <w:hyperlink w:anchor="_Toc244192455" w:history="1">
             <w:r>
               <w:rPr>
                 <w:rStyle w:val="Hyperlink"/>
@@ -4652,7 +4741,7 @@
               <w:rPr>
                 <w:noProof/>
               </w:rPr>
-              <w:instrText xml:space="preserve"> PAGEREF _Toc243942969 \h </w:instrText>
+              <w:instrText xml:space="preserve"> PAGEREF _Toc244192455 \h </w:instrText>
             </w:r>
             <w:r>
               <w:rPr>
@@ -4694,7 +4783,7 @@
               <w14:ligatures w14:val="standardContextual"/>
             </w:rPr>
           </w:pPr>
-          <w:hyperlink w:anchor="_Toc243942970" w:history="1">
+          <w:hyperlink w:anchor="_Toc244192456" w:history="1">
             <w:r>
               <w:rPr>
                 <w:rStyle w:val="Hyperlink"/>
@@ -4718,7 +4807,7 @@
               <w:rPr>
                 <w:noProof/>
               </w:rPr>
-              <w:instrText xml:space="preserve"> PAGEREF _Toc243942970 \h </w:instrText>
+              <w:instrText xml:space="preserve"> PAGEREF _Toc244192456 \h </w:instrText>
             </w:r>
             <w:r>
               <w:rPr>
@@ -4760,7 +4849,7 @@
               <w14:ligatures w14:val="standardContextual"/>
             </w:rPr>
           </w:pPr>
-          <w:hyperlink w:anchor="_Toc243942971" w:history="1">
+          <w:hyperlink w:anchor="_Toc244192457" w:history="1">
             <w:r>
               <w:rPr>
                 <w:rStyle w:val="Hyperlink"/>
@@ -4784,7 +4873,7 @@
               <w:rPr>
                 <w:noProof/>
               </w:rPr>
-              <w:instrText xml:space="preserve"> PAGEREF _Toc243942971 \h </w:instrText>
+              <w:instrText xml:space="preserve"> PAGEREF _Toc244192457 \h </w:instrText>
             </w:r>
             <w:r>
               <w:rPr>
@@ -4826,7 +4915,7 @@
               <w14:ligatures w14:val="standardContextual"/>
             </w:rPr>
           </w:pPr>
-          <w:hyperlink w:anchor="_Toc243942972" w:history="1">
+          <w:hyperlink w:anchor="_Toc244192458" w:history="1">
             <w:r>
               <w:rPr>
                 <w:rStyle w:val="Hyperlink"/>
@@ -4850,7 +4939,7 @@
               <w:rPr>
                 <w:noProof/>
               </w:rPr>
-              <w:instrText xml:space="preserve"> PAGEREF _Toc243942972 \h </w:instrText>
+              <w:instrText xml:space="preserve"> PAGEREF _Toc244192458 \h </w:instrText>
             </w:r>
             <w:r>
               <w:rPr>
@@ -4892,7 +4981,7 @@
               <w14:ligatures w14:val="standardContextual"/>
             </w:rPr>
           </w:pPr>
-          <w:hyperlink w:anchor="_Toc243942973" w:history="1">
+          <w:hyperlink w:anchor="_Toc244192459" w:history="1">
             <w:r>
               <w:rPr>
                 <w:rStyle w:val="Hyperlink"/>
@@ -4916,7 +5005,7 @@
               <w:rPr>
                 <w:noProof/>
               </w:rPr>
-              <w:instrText xml:space="preserve"> PAGEREF _Toc243942973 \h </w:instrText>
+              <w:instrText xml:space="preserve"> PAGEREF _Toc244192459 \h </w:instrText>
             </w:r>
             <w:r>
               <w:rPr>
@@ -4958,7 +5047,7 @@
               <w14:ligatures w14:val="standardContextual"/>
             </w:rPr>
           </w:pPr>
-          <w:hyperlink w:anchor="_Toc243942974" w:history="1">
+          <w:hyperlink w:anchor="_Toc244192460" w:history="1">
             <w:r>
               <w:rPr>
                 <w:rStyle w:val="Hyperlink"/>
@@ -4982,7 +5071,7 @@
               <w:rPr>
                 <w:noProof/>
               </w:rPr>
-              <w:instrText xml:space="preserve"> PAGEREF _Toc243942974 \h </w:instrText>
+              <w:instrText xml:space="preserve"> PAGEREF _Toc244192460 \h </w:instrText>
             </w:r>
             <w:r>
               <w:rPr>
@@ -5024,7 +5113,7 @@
               <w14:ligatures w14:val="standardContextual"/>
             </w:rPr>
           </w:pPr>
-          <w:hyperlink w:anchor="_Toc243942975" w:history="1">
+          <w:hyperlink w:anchor="_Toc244192461" w:history="1">
             <w:r>
               <w:rPr>
                 <w:rStyle w:val="Hyperlink"/>
@@ -5048,7 +5137,7 @@
               <w:rPr>
                 <w:noProof/>
               </w:rPr>
-              <w:instrText xml:space="preserve"> PAGEREF _Toc243942975 \h </w:instrText>
+              <w:instrText xml:space="preserve"> PAGEREF _Toc244192461 \h </w:instrText>
             </w:r>
             <w:r>
               <w:rPr>
@@ -5090,7 +5179,7 @@
               <w14:ligatures w14:val="standardContextual"/>
             </w:rPr>
           </w:pPr>
-          <w:hyperlink w:anchor="_Toc243942976" w:history="1">
+          <w:hyperlink w:anchor="_Toc244192462" w:history="1">
             <w:r>
               <w:rPr>
                 <w:rStyle w:val="Hyperlink"/>
@@ -5114,7 +5203,7 @@
               <w:rPr>
                 <w:noProof/>
               </w:rPr>
-              <w:instrText xml:space="preserve"> PAGEREF _Toc243942976 \h </w:instrText>
+              <w:instrText xml:space="preserve"> PAGEREF _Toc244192462 \h </w:instrText>
             </w:r>
             <w:r>
               <w:rPr>
@@ -5156,7 +5245,7 @@
               <w14:ligatures w14:val="standardContextual"/>
             </w:rPr>
           </w:pPr>
-          <w:hyperlink w:anchor="_Toc243942977" w:history="1">
+          <w:hyperlink w:anchor="_Toc244192463" w:history="1">
             <w:r>
               <w:rPr>
                 <w:rStyle w:val="Hyperlink"/>
@@ -5180,7 +5269,7 @@
               <w:rPr>
                 <w:noProof/>
               </w:rPr>
-              <w:instrText xml:space="preserve"> PAGEREF _Toc243942977 \h </w:instrText>
+              <w:instrText xml:space="preserve"> PAGEREF _Toc244192463 \h </w:instrText>
             </w:r>
             <w:r>
               <w:rPr>
@@ -5222,7 +5311,7 @@
               <w14:ligatures w14:val="standardContextual"/>
             </w:rPr>
           </w:pPr>
-          <w:hyperlink w:anchor="_Toc243942978" w:history="1">
+          <w:hyperlink w:anchor="_Toc244192464" w:history="1">
             <w:r>
               <w:rPr>
                 <w:rStyle w:val="Hyperlink"/>
@@ -5246,7 +5335,7 @@
               <w:rPr>
                 <w:noProof/>
               </w:rPr>
-              <w:instrText xml:space="preserve"> PAGEREF _Toc243942978 \h </w:instrText>
+              <w:instrText xml:space="preserve"> PAGEREF _Toc244192464 \h </w:instrText>
             </w:r>
             <w:r>
               <w:rPr>
@@ -5288,7 +5377,7 @@
               <w14:ligatures w14:val="standardContextual"/>
             </w:rPr>
           </w:pPr>
-          <w:hyperlink w:anchor="_Toc243942979" w:history="1">
+          <w:hyperlink w:anchor="_Toc244192465" w:history="1">
             <w:r>
               <w:rPr>
                 <w:rStyle w:val="Hyperlink"/>
@@ -5312,7 +5401,7 @@
               <w:rPr>
                 <w:noProof/>
               </w:rPr>
-              <w:instrText xml:space="preserve"> PAGEREF _Toc243942979 \h </w:instrText>
+              <w:instrText xml:space="preserve"> PAGEREF _Toc244192465 \h </w:instrText>
             </w:r>
             <w:r>
               <w:rPr>
@@ -5354,7 +5443,7 @@
               <w14:ligatures w14:val="standardContextual"/>
             </w:rPr>
           </w:pPr>
-          <w:hyperlink w:anchor="_Toc243942980" w:history="1">
+          <w:hyperlink w:anchor="_Toc244192466" w:history="1">
             <w:r>
               <w:rPr>
                 <w:rStyle w:val="Hyperlink"/>
@@ -5378,7 +5467,7 @@
               <w:rPr>
                 <w:noProof/>
               </w:rPr>
-              <w:instrText xml:space="preserve"> PAGEREF _Toc243942980 \h </w:instrText>
+              <w:instrText xml:space="preserve"> PAGEREF _Toc244192466 \h </w:instrText>
             </w:r>
             <w:r>
               <w:rPr>
@@ -5432,7 +5521,7 @@
         <w:pStyle w:val="Heading1"/>
         <w:keepNext/>
       </w:pPr>
-      <w:bookmarkStart w:id="0" w:name="_Toc243942924"/>
+      <w:bookmarkStart w:id="0" w:name="_Toc244192410"/>
       <w:r>
         <w:lastRenderedPageBreak/>
         <w:t>1. Introduction</w:t>
@@ -5444,7 +5533,7 @@
         <w:pStyle w:val="Heading2"/>
         <w:keepNext/>
       </w:pPr>
-      <w:bookmarkStart w:id="1" w:name="_Toc243942925"/>
+      <w:bookmarkStart w:id="1" w:name="_Toc244192411"/>
       <w:r>
         <w:t>1.1 Purpose</w:t>
       </w:r>
@@ -5471,7 +5560,7 @@
         <w:pStyle w:val="Heading2"/>
         <w:keepNext/>
       </w:pPr>
-      <w:bookmarkStart w:id="2" w:name="_Toc243942926"/>
+      <w:bookmarkStart w:id="2" w:name="_Toc244192412"/>
       <w:r>
         <w:t>1.2 Scope</w:t>
       </w:r>
@@ -5571,7 +5660,7 @@
         <w:pStyle w:val="Heading2"/>
         <w:keepNext/>
       </w:pPr>
-      <w:bookmarkStart w:id="3" w:name="_Toc243942927"/>
+      <w:bookmarkStart w:id="3" w:name="_Toc244192413"/>
       <w:r>
         <w:t>1.3 Definitions and abbreviations</w:t>
       </w:r>
@@ -6436,7 +6525,7 @@
         <w:pStyle w:val="Heading2"/>
         <w:keepNext/>
       </w:pPr>
-      <w:bookmarkStart w:id="4" w:name="_Toc243942928"/>
+      <w:bookmarkStart w:id="4" w:name="_Toc244192414"/>
       <w:r>
         <w:t>1.4 How this document is organized</w:t>
       </w:r>
@@ -6574,7 +6663,7 @@
         <w:pStyle w:val="Heading1"/>
         <w:keepNext/>
       </w:pPr>
-      <w:bookmarkStart w:id="5" w:name="_Toc243942929"/>
+      <w:bookmarkStart w:id="5" w:name="_Toc244192415"/>
       <w:r>
         <w:t>2. Overall Description</w:t>
       </w:r>
@@ -6585,7 +6674,7 @@
         <w:pStyle w:val="Heading2"/>
         <w:keepNext/>
       </w:pPr>
-      <w:bookmarkStart w:id="6" w:name="_Toc243942930"/>
+      <w:bookmarkStart w:id="6" w:name="_Toc244192416"/>
       <w:r>
         <w:t>2.1 Product perspective</w:t>
       </w:r>
@@ -6641,7 +6730,7 @@
         </w:rPr>
         <w:lastRenderedPageBreak/>
         <w:drawing>
-          <wp:inline distT="0" distB="0" distL="0" distR="0" wp14:anchorId="692DC6EC" wp14:editId="1C35391F">
+          <wp:inline distT="0" distB="0" distL="0" distR="0" wp14:anchorId="15BD4CFF" wp14:editId="1A3F8404">
             <wp:extent cx="5715000" cy="2876550"/>
             <wp:effectExtent l="0" t="0" r="0" b="0"/>
             <wp:docPr id="1" name="architecture.png" descr="Figure 1. System architecture" title="Figure 1. System architecture"/>
@@ -6701,7 +6790,7 @@
         <w:pStyle w:val="Heading2"/>
         <w:keepNext/>
       </w:pPr>
-      <w:bookmarkStart w:id="7" w:name="_Toc243942931"/>
+      <w:bookmarkStart w:id="7" w:name="_Toc244192417"/>
       <w:r>
         <w:t>2.2 Product functions</w:t>
       </w:r>
@@ -6798,7 +6887,7 @@
         <w:pStyle w:val="Heading2"/>
         <w:keepNext/>
       </w:pPr>
-      <w:bookmarkStart w:id="8" w:name="_Toc243942932"/>
+      <w:bookmarkStart w:id="8" w:name="_Toc244192418"/>
       <w:r>
         <w:t>2.3 User classes</w:t>
       </w:r>
@@ -7665,7 +7754,7 @@
         <w:pStyle w:val="Heading2"/>
         <w:keepNext/>
       </w:pPr>
-      <w:bookmarkStart w:id="9" w:name="_Toc243942933"/>
+      <w:bookmarkStart w:id="9" w:name="_Toc244192419"/>
       <w:r>
         <w:t>2.4 Operating environment</w:t>
       </w:r>
@@ -7739,7 +7828,7 @@
         <w:pStyle w:val="Heading2"/>
         <w:keepNext/>
       </w:pPr>
-      <w:bookmarkStart w:id="10" w:name="_Toc243942934"/>
+      <w:bookmarkStart w:id="10" w:name="_Toc244192420"/>
       <w:r>
         <w:t>2.5 Design and implementation constraints</w:t>
       </w:r>
@@ -8348,7 +8437,7 @@
         <w:pStyle w:val="Heading2"/>
         <w:keepNext/>
       </w:pPr>
-      <w:bookmarkStart w:id="11" w:name="_Toc243942935"/>
+      <w:bookmarkStart w:id="11" w:name="_Toc244192421"/>
       <w:r>
         <w:t>2.6 Assumptions and dependencies</w:t>
       </w:r>
@@ -8516,7 +8605,7 @@
         <w:pStyle w:val="Heading2"/>
         <w:keepNext/>
       </w:pPr>
-      <w:bookmarkStart w:id="12" w:name="_Toc243942936"/>
+      <w:bookmarkStart w:id="12" w:name="_Toc244192422"/>
       <w:r>
         <w:t>2.7 Delivery phases</w:t>
       </w:r>
@@ -8840,7 +8929,7 @@
         <w:pStyle w:val="Heading1"/>
         <w:keepNext/>
       </w:pPr>
-      <w:bookmarkStart w:id="13" w:name="_Toc243942937"/>
+      <w:bookmarkStart w:id="13" w:name="_Toc244192423"/>
       <w:r>
         <w:t>3. Functional Requirements</w:t>
       </w:r>
@@ -8851,7 +8940,7 @@
         <w:pStyle w:val="Heading2"/>
         <w:keepNext/>
       </w:pPr>
-      <w:bookmarkStart w:id="14" w:name="_Toc243942938"/>
+      <w:bookmarkStart w:id="14" w:name="_Toc244192424"/>
       <w:r>
         <w:t>3.1 Shared core (Student 6)</w:t>
       </w:r>
@@ -10670,7 +10759,7 @@
         <w:pStyle w:val="Heading2"/>
         <w:keepNext/>
       </w:pPr>
-      <w:bookmarkStart w:id="15" w:name="_Toc243942939"/>
+      <w:bookmarkStart w:id="15" w:name="_Toc244192425"/>
       <w:r>
         <w:t>3.2 Donation management (Student 1)</w:t>
       </w:r>
@@ -11260,22 +11349,7 @@
                 <w:sz w:val="19"/>
                 <w:szCs w:val="19"/>
               </w:rPr>
-              <w:t xml:space="preserve">Donations shall be created through a </w:t>
-            </w:r>
-            <w:r>
-              <w:rPr>
-                <w:rFonts w:ascii="Consolas" w:eastAsia="Consolas" w:hAnsi="Consolas" w:cs="Consolas"/>
-                <w:sz w:val="17"/>
-                <w:szCs w:val="17"/>
-              </w:rPr>
-              <w:t>DonationFactory</w:t>
-            </w:r>
-            <w:r>
-              <w:rPr>
-                <w:sz w:val="19"/>
-                <w:szCs w:val="19"/>
-              </w:rPr>
-              <w:t>, from a method value or from typed text such as "online", "check" (or "cheque") and "in-kind" (or "in kind"). Unknown text shall be rejected. Adding a new method shall need one new class and one new factory case only.</w:t>
+              <w:t>Each donation method shall have its own creator class that builds that kind of donation, while every donation goes through the same steps (create, number, add to the donor's history). The method can be chosen by value or by typed text such as "online", "check" (or "cheque") and "in-kind" (or "in kind"); unknown text shall be rejected. Adding a new method shall need one new donation class and one new creator class, without changing the shared steps.</w:t>
             </w:r>
           </w:p>
         </w:tc>
@@ -11594,6 +11668,7 @@
                 <w:sz w:val="19"/>
                 <w:szCs w:val="19"/>
               </w:rPr>
+              <w:lastRenderedPageBreak/>
               <w:t>FR-DON-07</w:t>
             </w:r>
           </w:p>
@@ -11724,7 +11799,6 @@
                 <w:sz w:val="19"/>
                 <w:szCs w:val="19"/>
               </w:rPr>
-              <w:lastRenderedPageBreak/>
               <w:t>FR-DON-08</w:t>
             </w:r>
           </w:p>
@@ -12279,7 +12353,7 @@
         <w:pStyle w:val="Heading2"/>
         <w:keepNext/>
       </w:pPr>
-      <w:bookmarkStart w:id="16" w:name="_Toc243942940"/>
+      <w:bookmarkStart w:id="16" w:name="_Toc244192426"/>
       <w:r>
         <w:t>3.3 Volunteer management (Student 2)</w:t>
       </w:r>
@@ -13509,7 +13583,6 @@
                 <w:sz w:val="19"/>
                 <w:szCs w:val="19"/>
               </w:rPr>
-              <w:lastRenderedPageBreak/>
               <w:t>FR-VOL-07</w:t>
             </w:r>
           </w:p>
@@ -14999,7 +15072,7 @@
         <w:pStyle w:val="Heading2"/>
         <w:keepNext/>
       </w:pPr>
-      <w:bookmarkStart w:id="17" w:name="_Toc243942941"/>
+      <w:bookmarkStart w:id="17" w:name="_Toc244192427"/>
       <w:r>
         <w:t>3.4 Event management (Student 3)</w:t>
       </w:r>
@@ -15318,6 +15391,7 @@
                 <w:sz w:val="19"/>
                 <w:szCs w:val="19"/>
               </w:rPr>
+              <w:lastRenderedPageBreak/>
               <w:t>FR-EVT-02</w:t>
             </w:r>
           </w:p>
@@ -15563,7 +15637,6 @@
                 <w:sz w:val="19"/>
                 <w:szCs w:val="19"/>
               </w:rPr>
-              <w:lastRenderedPageBreak/>
               <w:t>FR-EVT-04</w:t>
             </w:r>
           </w:p>
@@ -17153,7 +17226,7 @@
         <w:pStyle w:val="Heading2"/>
         <w:keepNext/>
       </w:pPr>
-      <w:bookmarkStart w:id="18" w:name="_Toc243942942"/>
+      <w:bookmarkStart w:id="18" w:name="_Toc244192428"/>
       <w:r>
         <w:lastRenderedPageBreak/>
         <w:t>3.5 Beneficiary management (Student 4)</w:t>
@@ -17388,7 +17461,7 @@
         <w:pStyle w:val="Heading2"/>
         <w:keepNext/>
       </w:pPr>
-      <w:bookmarkStart w:id="19" w:name="_Toc243942943"/>
+      <w:bookmarkStart w:id="19" w:name="_Toc244192429"/>
       <w:r>
         <w:t>3.6 Communication (Student 5)</w:t>
       </w:r>
@@ -17578,7 +17651,7 @@
         <w:pStyle w:val="Heading2"/>
         <w:keepNext/>
       </w:pPr>
-      <w:bookmarkStart w:id="20" w:name="_Toc243942944"/>
+      <w:bookmarkStart w:id="20" w:name="_Toc244192430"/>
       <w:r>
         <w:t>3.7 Phase 2 outline</w:t>
       </w:r>
@@ -18072,7 +18145,7 @@
         <w:pStyle w:val="Heading1"/>
         <w:keepNext/>
       </w:pPr>
-      <w:bookmarkStart w:id="21" w:name="_Toc243942945"/>
+      <w:bookmarkStart w:id="21" w:name="_Toc244192431"/>
       <w:r>
         <w:t>4. Client Requirements</w:t>
       </w:r>
@@ -20317,7 +20390,7 @@
         <w:pStyle w:val="Heading1"/>
         <w:keepNext/>
       </w:pPr>
-      <w:bookmarkStart w:id="22" w:name="_Toc243942946"/>
+      <w:bookmarkStart w:id="22" w:name="_Toc244192432"/>
       <w:r>
         <w:t>5. Non-Functional Requirements</w:t>
       </w:r>
@@ -21202,18 +21275,25 @@
           <w:p>
             <w:r>
               <w:rPr>
+                <w:sz w:val="19"/>
+                <w:szCs w:val="19"/>
+              </w:rPr>
+              <w:t>Getters return copies (</w:t>
+            </w:r>
+            <w:r>
+              <w:rPr>
                 <w:rFonts w:ascii="Consolas" w:eastAsia="Consolas" w:hAnsi="Consolas" w:cs="Consolas"/>
                 <w:sz w:val="17"/>
                 <w:szCs w:val="17"/>
               </w:rPr>
-              <w:t>List.copyOf</w:t>
-            </w:r>
-            <w:r>
-              <w:rPr>
-                <w:sz w:val="19"/>
-                <w:szCs w:val="19"/>
-              </w:rPr>
-              <w:t xml:space="preserve">, </w:t>
+              <w:t>new ArrayList&lt;&gt;(...)</w:t>
+            </w:r>
+            <w:r>
+              <w:rPr>
+                <w:sz w:val="19"/>
+                <w:szCs w:val="19"/>
+              </w:rPr>
+              <w:t>) or read-only views (</w:t>
             </w:r>
             <w:r>
               <w:rPr>
@@ -21228,7 +21308,7 @@
                 <w:sz w:val="19"/>
                 <w:szCs w:val="19"/>
               </w:rPr>
-              <w:t>.</w:t>
+              <w:t>).</w:t>
             </w:r>
           </w:p>
         </w:tc>
@@ -21987,7 +22067,7 @@
         <w:pStyle w:val="Heading1"/>
         <w:keepNext/>
       </w:pPr>
-      <w:bookmarkStart w:id="23" w:name="_Toc243942947"/>
+      <w:bookmarkStart w:id="23" w:name="_Toc244192433"/>
       <w:r>
         <w:t>6. External Interface Requirements</w:t>
       </w:r>
@@ -21998,7 +22078,7 @@
         <w:pStyle w:val="Heading2"/>
         <w:keepNext/>
       </w:pPr>
-      <w:bookmarkStart w:id="24" w:name="_Toc243942948"/>
+      <w:bookmarkStart w:id="24" w:name="_Toc244192434"/>
       <w:r>
         <w:t>6.1 User interface</w:t>
       </w:r>
@@ -22187,7 +22267,7 @@
         <w:pStyle w:val="Heading2"/>
         <w:keepNext/>
       </w:pPr>
-      <w:bookmarkStart w:id="25" w:name="_Toc243942949"/>
+      <w:bookmarkStart w:id="25" w:name="_Toc244192435"/>
       <w:r>
         <w:t>6.2 Software interfaces</w:t>
       </w:r>
@@ -22368,7 +22448,7 @@
         <w:pStyle w:val="Heading2"/>
         <w:keepNext/>
       </w:pPr>
-      <w:bookmarkStart w:id="26" w:name="_Toc243942950"/>
+      <w:bookmarkStart w:id="26" w:name="_Toc244192436"/>
       <w:r>
         <w:t>6.3 Hardware and communication interfaces</w:t>
       </w:r>
@@ -22387,7 +22467,7 @@
         <w:pStyle w:val="Heading1"/>
         <w:keepNext/>
       </w:pPr>
-      <w:bookmarkStart w:id="27" w:name="_Toc243942951"/>
+      <w:bookmarkStart w:id="27" w:name="_Toc244192437"/>
       <w:r>
         <w:t>7. Data Requirements and Look-up Tables</w:t>
       </w:r>
@@ -22398,7 +22478,7 @@
         <w:pStyle w:val="Heading2"/>
         <w:keepNext/>
       </w:pPr>
-      <w:bookmarkStart w:id="28" w:name="_Toc243942952"/>
+      <w:bookmarkStart w:id="28" w:name="_Toc244192438"/>
       <w:r>
         <w:t>7.1 Main entities</w:t>
       </w:r>
@@ -23893,7 +23973,7 @@
         <w:pStyle w:val="Heading2"/>
         <w:keepNext/>
       </w:pPr>
-      <w:bookmarkStart w:id="29" w:name="_Toc243942953"/>
+      <w:bookmarkStart w:id="29" w:name="_Toc244192439"/>
       <w:r>
         <w:t>7.2 Look-up tables (CRUD)</w:t>
       </w:r>
@@ -24063,7 +24143,7 @@
         <w:pStyle w:val="Heading1"/>
         <w:keepNext/>
       </w:pPr>
-      <w:bookmarkStart w:id="30" w:name="_Toc243942954"/>
+      <w:bookmarkStart w:id="30" w:name="_Toc244192440"/>
       <w:r>
         <w:t>8. Design Patterns</w:t>
       </w:r>
@@ -24074,7 +24154,7 @@
         <w:pStyle w:val="Heading2"/>
         <w:keepNext/>
       </w:pPr>
-      <w:bookmarkStart w:id="31" w:name="_Toc243942955"/>
+      <w:bookmarkStart w:id="31" w:name="_Toc244192441"/>
       <w:r>
         <w:t>8.1 Where each pattern is used</w:t>
       </w:r>
@@ -24100,9 +24180,9 @@
       <w:tblGrid>
         <w:gridCol w:w="1160"/>
         <w:gridCol w:w="860"/>
-        <w:gridCol w:w="1160"/>
-        <w:gridCol w:w="3116"/>
-        <w:gridCol w:w="2730"/>
+        <w:gridCol w:w="1164"/>
+        <w:gridCol w:w="2919"/>
+        <w:gridCol w:w="2923"/>
       </w:tblGrid>
       <w:tr>
         <w:tblPrEx>
@@ -24175,7 +24255,7 @@
         </w:tc>
         <w:tc>
           <w:tcPr>
-            <w:tcW w:w="1160" w:type="dxa"/>
+            <w:tcW w:w="1164" w:type="dxa"/>
             <w:tcBorders>
               <w:top w:val="single" w:sz="4" w:space="0" w:color="A6A6A6"/>
               <w:left w:val="single" w:sz="4" w:space="0" w:color="A6A6A6"/>
@@ -24204,7 +24284,7 @@
         </w:tc>
         <w:tc>
           <w:tcPr>
-            <w:tcW w:w="3116" w:type="dxa"/>
+            <w:tcW w:w="2919" w:type="dxa"/>
             <w:tcBorders>
               <w:top w:val="single" w:sz="4" w:space="0" w:color="A6A6A6"/>
               <w:left w:val="single" w:sz="4" w:space="0" w:color="A6A6A6"/>
@@ -24233,7 +24313,7 @@
         </w:tc>
         <w:tc>
           <w:tcPr>
-            <w:tcW w:w="2730" w:type="dxa"/>
+            <w:tcW w:w="2923" w:type="dxa"/>
             <w:tcBorders>
               <w:top w:val="single" w:sz="4" w:space="0" w:color="A6A6A6"/>
               <w:left w:val="single" w:sz="4" w:space="0" w:color="A6A6A6"/>
@@ -24325,7 +24405,7 @@
         </w:tc>
         <w:tc>
           <w:tcPr>
-            <w:tcW w:w="1160" w:type="dxa"/>
+            <w:tcW w:w="1164" w:type="dxa"/>
             <w:tcBorders>
               <w:top w:val="single" w:sz="4" w:space="0" w:color="A6A6A6"/>
               <w:left w:val="single" w:sz="4" w:space="0" w:color="A6A6A6"/>
@@ -24351,7 +24431,7 @@
         </w:tc>
         <w:tc>
           <w:tcPr>
-            <w:tcW w:w="3116" w:type="dxa"/>
+            <w:tcW w:w="2919" w:type="dxa"/>
             <w:tcBorders>
               <w:top w:val="single" w:sz="4" w:space="0" w:color="A6A6A6"/>
               <w:left w:val="single" w:sz="4" w:space="0" w:color="A6A6A6"/>
@@ -24438,7 +24518,7 @@
         </w:tc>
         <w:tc>
           <w:tcPr>
-            <w:tcW w:w="2730" w:type="dxa"/>
+            <w:tcW w:w="2923" w:type="dxa"/>
             <w:tcBorders>
               <w:top w:val="single" w:sz="4" w:space="0" w:color="A6A6A6"/>
               <w:left w:val="single" w:sz="4" w:space="0" w:color="A6A6A6"/>
@@ -24526,33 +24606,33 @@
         </w:tc>
         <w:tc>
           <w:tcPr>
-            <w:tcW w:w="1160" w:type="dxa"/>
-            <w:tcBorders>
-              <w:top w:val="single" w:sz="4" w:space="0" w:color="A6A6A6"/>
-              <w:left w:val="single" w:sz="4" w:space="0" w:color="A6A6A6"/>
-              <w:bottom w:val="single" w:sz="4" w:space="0" w:color="A6A6A6"/>
-              <w:right w:val="single" w:sz="4" w:space="0" w:color="A6A6A6"/>
-            </w:tcBorders>
-            <w:tcMar>
-              <w:top w:w="60" w:type="dxa"/>
-              <w:left w:w="100" w:type="dxa"/>
-              <w:bottom w:w="60" w:type="dxa"/>
-              <w:right w:w="100" w:type="dxa"/>
-            </w:tcMar>
-          </w:tcPr>
-          <w:p>
-            <w:r>
-              <w:rPr>
-                <w:sz w:val="19"/>
-                <w:szCs w:val="19"/>
-              </w:rPr>
-              <w:t>Donation</w:t>
-            </w:r>
-          </w:p>
-        </w:tc>
-        <w:tc>
-          <w:tcPr>
-            <w:tcW w:w="3116" w:type="dxa"/>
+            <w:tcW w:w="1164" w:type="dxa"/>
+            <w:tcBorders>
+              <w:top w:val="single" w:sz="4" w:space="0" w:color="A6A6A6"/>
+              <w:left w:val="single" w:sz="4" w:space="0" w:color="A6A6A6"/>
+              <w:bottom w:val="single" w:sz="4" w:space="0" w:color="A6A6A6"/>
+              <w:right w:val="single" w:sz="4" w:space="0" w:color="A6A6A6"/>
+            </w:tcBorders>
+            <w:tcMar>
+              <w:top w:w="60" w:type="dxa"/>
+              <w:left w:w="100" w:type="dxa"/>
+              <w:bottom w:w="60" w:type="dxa"/>
+              <w:right w:w="100" w:type="dxa"/>
+            </w:tcMar>
+          </w:tcPr>
+          <w:p>
+            <w:r>
+              <w:rPr>
+                <w:sz w:val="19"/>
+                <w:szCs w:val="19"/>
+              </w:rPr>
+              <w:t>Donation (Factory Method)</w:t>
+            </w:r>
+          </w:p>
+        </w:tc>
+        <w:tc>
+          <w:tcPr>
+            <w:tcW w:w="2919" w:type="dxa"/>
             <w:tcBorders>
               <w:top w:val="single" w:sz="4" w:space="0" w:color="A6A6A6"/>
               <w:left w:val="single" w:sz="4" w:space="0" w:color="A6A6A6"/>
@@ -24573,7 +24653,7 @@
                 <w:sz w:val="17"/>
                 <w:szCs w:val="17"/>
               </w:rPr>
-              <w:t>DonationFactory</w:t>
+              <w:t>DonationProcessor</w:t>
             </w:r>
             <w:r>
               <w:rPr>
@@ -24588,7 +24668,7 @@
                 <w:sz w:val="17"/>
                 <w:szCs w:val="17"/>
               </w:rPr>
-              <w:t>DonationType</w:t>
+              <w:t>OnlineDonationProcessor</w:t>
             </w:r>
             <w:r>
               <w:rPr>
@@ -24603,7 +24683,7 @@
                 <w:sz w:val="17"/>
                 <w:szCs w:val="17"/>
               </w:rPr>
-              <w:t>OnlineDonation</w:t>
+              <w:t>CheckDonationProcessor</w:t>
             </w:r>
             <w:r>
               <w:rPr>
@@ -24618,7 +24698,7 @@
                 <w:sz w:val="17"/>
                 <w:szCs w:val="17"/>
               </w:rPr>
-              <w:t>CheckDonation</w:t>
+              <w:t>InKindDonationProcessor</w:t>
             </w:r>
             <w:r>
               <w:rPr>
@@ -24633,14 +24713,40 @@
                 <w:sz w:val="17"/>
                 <w:szCs w:val="17"/>
               </w:rPr>
-              <w:t>InKindDonation</w:t>
-            </w:r>
-            <w:r>
-              <w:rPr>
-                <w:sz w:val="19"/>
-                <w:szCs w:val="19"/>
-              </w:rPr>
-              <w:t xml:space="preserve">, </w:t>
+              <w:t>Donation</w:t>
+            </w:r>
+            <w:r>
+              <w:rPr>
+                <w:sz w:val="19"/>
+                <w:szCs w:val="19"/>
+              </w:rPr>
+              <w:t xml:space="preserve"> and its three subclasses</w:t>
+            </w:r>
+          </w:p>
+        </w:tc>
+        <w:tc>
+          <w:tcPr>
+            <w:tcW w:w="2923" w:type="dxa"/>
+            <w:tcBorders>
+              <w:top w:val="single" w:sz="4" w:space="0" w:color="A6A6A6"/>
+              <w:left w:val="single" w:sz="4" w:space="0" w:color="A6A6A6"/>
+              <w:bottom w:val="single" w:sz="4" w:space="0" w:color="A6A6A6"/>
+              <w:right w:val="single" w:sz="4" w:space="0" w:color="A6A6A6"/>
+            </w:tcBorders>
+            <w:tcMar>
+              <w:top w:w="60" w:type="dxa"/>
+              <w:left w:w="100" w:type="dxa"/>
+              <w:bottom w:w="60" w:type="dxa"/>
+              <w:right w:w="100" w:type="dxa"/>
+            </w:tcMar>
+          </w:tcPr>
+          <w:p>
+            <w:r>
+              <w:rPr>
+                <w:sz w:val="19"/>
+                <w:szCs w:val="19"/>
+              </w:rPr>
+              <w:t xml:space="preserve">Every donation is handled the same way, but each method builds a different class with different fields. The shared steps live in </w:t>
             </w:r>
             <w:r>
               <w:rPr>
@@ -24648,33 +24754,14 @@
                 <w:sz w:val="17"/>
                 <w:szCs w:val="17"/>
               </w:rPr>
-              <w:t>DonationDetails</w:t>
-            </w:r>
-          </w:p>
-        </w:tc>
-        <w:tc>
-          <w:tcPr>
-            <w:tcW w:w="2730" w:type="dxa"/>
-            <w:tcBorders>
-              <w:top w:val="single" w:sz="4" w:space="0" w:color="A6A6A6"/>
-              <w:left w:val="single" w:sz="4" w:space="0" w:color="A6A6A6"/>
-              <w:bottom w:val="single" w:sz="4" w:space="0" w:color="A6A6A6"/>
-              <w:right w:val="single" w:sz="4" w:space="0" w:color="A6A6A6"/>
-            </w:tcBorders>
-            <w:tcMar>
-              <w:top w:w="60" w:type="dxa"/>
-              <w:left w:w="100" w:type="dxa"/>
-              <w:bottom w:w="60" w:type="dxa"/>
-              <w:right w:w="100" w:type="dxa"/>
-            </w:tcMar>
-          </w:tcPr>
-          <w:p>
-            <w:r>
-              <w:rPr>
-                <w:sz w:val="19"/>
-                <w:szCs w:val="19"/>
-              </w:rPr>
-              <w:t xml:space="preserve">Each method needs different fields (payment reference, check number, goods). The factory picks the class from the method the user chose, and </w:t>
+              <w:t>DonationProcessor.receive()</w:t>
+            </w:r>
+            <w:r>
+              <w:rPr>
+                <w:sz w:val="19"/>
+                <w:szCs w:val="19"/>
+              </w:rPr>
+              <w:t xml:space="preserve">; the one step that varies, </w:t>
             </w:r>
             <w:r>
               <w:rPr>
@@ -24682,29 +24769,14 @@
                 <w:sz w:val="17"/>
                 <w:szCs w:val="17"/>
               </w:rPr>
-              <w:t>DonationDetails</w:t>
-            </w:r>
-            <w:r>
-              <w:rPr>
-                <w:sz w:val="19"/>
-                <w:szCs w:val="19"/>
-              </w:rPr>
-              <w:t xml:space="preserve"> carries the entered values, so the service has one </w:t>
-            </w:r>
-            <w:r>
-              <w:rPr>
-                <w:rFonts w:ascii="Consolas" w:eastAsia="Consolas" w:hAnsi="Consolas" w:cs="Consolas"/>
-                <w:sz w:val="17"/>
-                <w:szCs w:val="17"/>
-              </w:rPr>
-              <w:t>recordDonation</w:t>
-            </w:r>
-            <w:r>
-              <w:rPr>
-                <w:sz w:val="19"/>
-                <w:szCs w:val="19"/>
-              </w:rPr>
-              <w:t xml:space="preserve"> call for every method.</w:t>
+              <w:t>createDonation()</w:t>
+            </w:r>
+            <w:r>
+              <w:rPr>
+                <w:sz w:val="19"/>
+                <w:szCs w:val="19"/>
+              </w:rPr>
+              <w:t>, is left to a subclass per method.</w:t>
             </w:r>
           </w:p>
         </w:tc>
@@ -24774,7 +24846,7 @@
         </w:tc>
         <w:tc>
           <w:tcPr>
-            <w:tcW w:w="1160" w:type="dxa"/>
+            <w:tcW w:w="1164" w:type="dxa"/>
             <w:tcBorders>
               <w:top w:val="single" w:sz="4" w:space="0" w:color="A6A6A6"/>
               <w:left w:val="single" w:sz="4" w:space="0" w:color="A6A6A6"/>
@@ -24800,7 +24872,7 @@
         </w:tc>
         <w:tc>
           <w:tcPr>
-            <w:tcW w:w="3116" w:type="dxa"/>
+            <w:tcW w:w="2919" w:type="dxa"/>
             <w:tcBorders>
               <w:top w:val="single" w:sz="4" w:space="0" w:color="A6A6A6"/>
               <w:left w:val="single" w:sz="4" w:space="0" w:color="A6A6A6"/>
@@ -24917,7 +24989,7 @@
         </w:tc>
         <w:tc>
           <w:tcPr>
-            <w:tcW w:w="2730" w:type="dxa"/>
+            <w:tcW w:w="2923" w:type="dxa"/>
             <w:tcBorders>
               <w:top w:val="single" w:sz="4" w:space="0" w:color="A6A6A6"/>
               <w:left w:val="single" w:sz="4" w:space="0" w:color="A6A6A6"/>
@@ -25006,7 +25078,7 @@
         </w:tc>
         <w:tc>
           <w:tcPr>
-            <w:tcW w:w="1160" w:type="dxa"/>
+            <w:tcW w:w="1164" w:type="dxa"/>
             <w:tcBorders>
               <w:top w:val="single" w:sz="4" w:space="0" w:color="A6A6A6"/>
               <w:left w:val="single" w:sz="4" w:space="0" w:color="A6A6A6"/>
@@ -25032,7 +25104,7 @@
         </w:tc>
         <w:tc>
           <w:tcPr>
-            <w:tcW w:w="3116" w:type="dxa"/>
+            <w:tcW w:w="2919" w:type="dxa"/>
             <w:tcBorders>
               <w:top w:val="single" w:sz="4" w:space="0" w:color="A6A6A6"/>
               <w:left w:val="single" w:sz="4" w:space="0" w:color="A6A6A6"/>
@@ -25104,7 +25176,7 @@
         </w:tc>
         <w:tc>
           <w:tcPr>
-            <w:tcW w:w="2730" w:type="dxa"/>
+            <w:tcW w:w="2923" w:type="dxa"/>
             <w:tcBorders>
               <w:top w:val="single" w:sz="4" w:space="0" w:color="A6A6A6"/>
               <w:left w:val="single" w:sz="4" w:space="0" w:color="A6A6A6"/>
@@ -25192,7 +25264,7 @@
         </w:tc>
         <w:tc>
           <w:tcPr>
-            <w:tcW w:w="1160" w:type="dxa"/>
+            <w:tcW w:w="1164" w:type="dxa"/>
             <w:tcBorders>
               <w:top w:val="single" w:sz="4" w:space="0" w:color="A6A6A6"/>
               <w:left w:val="single" w:sz="4" w:space="0" w:color="A6A6A6"/>
@@ -25218,7 +25290,7 @@
         </w:tc>
         <w:tc>
           <w:tcPr>
-            <w:tcW w:w="3116" w:type="dxa"/>
+            <w:tcW w:w="2919" w:type="dxa"/>
             <w:tcBorders>
               <w:top w:val="single" w:sz="4" w:space="0" w:color="A6A6A6"/>
               <w:left w:val="single" w:sz="4" w:space="0" w:color="A6A6A6"/>
@@ -25275,7 +25347,7 @@
         </w:tc>
         <w:tc>
           <w:tcPr>
-            <w:tcW w:w="2730" w:type="dxa"/>
+            <w:tcW w:w="2923" w:type="dxa"/>
             <w:tcBorders>
               <w:top w:val="single" w:sz="4" w:space="0" w:color="A6A6A6"/>
               <w:left w:val="single" w:sz="4" w:space="0" w:color="A6A6A6"/>
@@ -25364,7 +25436,7 @@
         </w:tc>
         <w:tc>
           <w:tcPr>
-            <w:tcW w:w="1160" w:type="dxa"/>
+            <w:tcW w:w="1164" w:type="dxa"/>
             <w:tcBorders>
               <w:top w:val="single" w:sz="4" w:space="0" w:color="A6A6A6"/>
               <w:left w:val="single" w:sz="4" w:space="0" w:color="A6A6A6"/>
@@ -25390,7 +25462,7 @@
         </w:tc>
         <w:tc>
           <w:tcPr>
-            <w:tcW w:w="3116" w:type="dxa"/>
+            <w:tcW w:w="2919" w:type="dxa"/>
             <w:tcBorders>
               <w:top w:val="single" w:sz="4" w:space="0" w:color="A6A6A6"/>
               <w:left w:val="single" w:sz="4" w:space="0" w:color="A6A6A6"/>
@@ -25477,7 +25549,7 @@
         </w:tc>
         <w:tc>
           <w:tcPr>
-            <w:tcW w:w="2730" w:type="dxa"/>
+            <w:tcW w:w="2923" w:type="dxa"/>
             <w:tcBorders>
               <w:top w:val="single" w:sz="4" w:space="0" w:color="A6A6A6"/>
               <w:left w:val="single" w:sz="4" w:space="0" w:color="A6A6A6"/>
@@ -25566,7 +25638,7 @@
         </w:tc>
         <w:tc>
           <w:tcPr>
-            <w:tcW w:w="1160" w:type="dxa"/>
+            <w:tcW w:w="1164" w:type="dxa"/>
             <w:tcBorders>
               <w:top w:val="single" w:sz="4" w:space="0" w:color="A6A6A6"/>
               <w:left w:val="single" w:sz="4" w:space="0" w:color="A6A6A6"/>
@@ -25592,7 +25664,7 @@
         </w:tc>
         <w:tc>
           <w:tcPr>
-            <w:tcW w:w="3116" w:type="dxa"/>
+            <w:tcW w:w="2919" w:type="dxa"/>
             <w:tcBorders>
               <w:top w:val="single" w:sz="4" w:space="0" w:color="A6A6A6"/>
               <w:left w:val="single" w:sz="4" w:space="0" w:color="A6A6A6"/>
@@ -25649,7 +25721,7 @@
         </w:tc>
         <w:tc>
           <w:tcPr>
-            <w:tcW w:w="2730" w:type="dxa"/>
+            <w:tcW w:w="2923" w:type="dxa"/>
             <w:tcBorders>
               <w:top w:val="single" w:sz="4" w:space="0" w:color="A6A6A6"/>
               <w:left w:val="single" w:sz="4" w:space="0" w:color="A6A6A6"/>
@@ -25752,7 +25824,7 @@
         </w:tc>
         <w:tc>
           <w:tcPr>
-            <w:tcW w:w="1160" w:type="dxa"/>
+            <w:tcW w:w="1164" w:type="dxa"/>
             <w:tcBorders>
               <w:top w:val="single" w:sz="4" w:space="0" w:color="A6A6A6"/>
               <w:left w:val="single" w:sz="4" w:space="0" w:color="A6A6A6"/>
@@ -25778,7 +25850,7 @@
         </w:tc>
         <w:tc>
           <w:tcPr>
-            <w:tcW w:w="3116" w:type="dxa"/>
+            <w:tcW w:w="2919" w:type="dxa"/>
             <w:tcBorders>
               <w:top w:val="single" w:sz="4" w:space="0" w:color="A6A6A6"/>
               <w:left w:val="single" w:sz="4" w:space="0" w:color="A6A6A6"/>
@@ -25835,7 +25907,7 @@
         </w:tc>
         <w:tc>
           <w:tcPr>
-            <w:tcW w:w="2730" w:type="dxa"/>
+            <w:tcW w:w="2923" w:type="dxa"/>
             <w:tcBorders>
               <w:top w:val="single" w:sz="4" w:space="0" w:color="A6A6A6"/>
               <w:left w:val="single" w:sz="4" w:space="0" w:color="A6A6A6"/>
@@ -25970,7 +26042,7 @@
         <w:pStyle w:val="Heading2"/>
         <w:keepNext/>
       </w:pPr>
-      <w:bookmarkStart w:id="32" w:name="_Toc243942956"/>
+      <w:bookmarkStart w:id="32" w:name="_Toc244192442"/>
       <w:r>
         <w:t>8.2 Pattern details for the finished modules</w:t>
       </w:r>
@@ -26032,11 +26104,7 @@
         <w:t>EventType.fromString</w:t>
       </w:r>
       <w:r>
-        <w:t xml:space="preserve">, which accepts different cases, extra spaces and "outreach program". The factory also generates the </w:t>
-      </w:r>
-      <w:r>
-        <w:lastRenderedPageBreak/>
-        <w:t>event ID. The event constructors are package-private, so code outside the package cannot skip the factory.</w:t>
+        <w:t>, which accepts different cases, extra spaces and "outreach program". The factory also generates the event ID. The event constructors are package-private, so code outside the package cannot skip the factory.</w:t>
       </w:r>
     </w:p>
     <w:p>
@@ -26048,6 +26116,7 @@
           <w:b/>
           <w:bCs/>
         </w:rPr>
+        <w:lastRenderedPageBreak/>
         <w:t>Decorator (Events).</w:t>
       </w:r>
       <w:r>
@@ -26552,10 +26621,10 @@
           <w:b/>
           <w:bCs/>
         </w:rPr>
-        <w:t>Factory (Donations).</w:t>
-      </w:r>
-      <w:r>
-        <w:t xml:space="preserve"> </w:t>
+        <w:t>Factory Method (Donations).</w:t>
+      </w:r>
+      <w:r>
+        <w:t xml:space="preserve"> This follows the PizzaStore example in Chapter 4 of the textbook. </w:t>
       </w:r>
       <w:r>
         <w:rPr>
@@ -26563,10 +26632,10 @@
           <w:sz w:val="20"/>
           <w:szCs w:val="20"/>
         </w:rPr>
-        <w:t>DonationFactory</w:t>
-      </w:r>
-      <w:r>
-        <w:t xml:space="preserve"> has a private constructor and two static </w:t>
+        <w:t>DonationProcessor</w:t>
+      </w:r>
+      <w:r>
+        <w:t xml:space="preserve"> is the creator: its </w:t>
       </w:r>
       <w:r>
         <w:rPr>
@@ -26574,10 +26643,10 @@
           <w:sz w:val="20"/>
           <w:szCs w:val="20"/>
         </w:rPr>
-        <w:t>create</w:t>
-      </w:r>
-      <w:r>
-        <w:t xml:space="preserve"> methods, one taking a </w:t>
+        <w:t>final</w:t>
+      </w:r>
+      <w:r>
+        <w:t xml:space="preserve"> method </w:t>
       </w:r>
       <w:r>
         <w:rPr>
@@ -26585,10 +26654,10 @@
           <w:sz w:val="20"/>
           <w:szCs w:val="20"/>
         </w:rPr>
-        <w:t>DonationType</w:t>
-      </w:r>
-      <w:r>
-        <w:t xml:space="preserve"> and one taking the user's text (parsed by </w:t>
+        <w:t>receive()</w:t>
+      </w:r>
+      <w:r>
+        <w:t xml:space="preserve"> creates the donation, gives it the next number and adds it to the donor's history, just as </w:t>
       </w:r>
       <w:r>
         <w:rPr>
@@ -26596,10 +26665,10 @@
           <w:sz w:val="20"/>
           <w:szCs w:val="20"/>
         </w:rPr>
-        <w:t>DonationType.fromString</w:t>
-      </w:r>
-      <w:r>
-        <w:t xml:space="preserve">). The donation constructors are package-private, so the factory is the only way to make one. Each subclass checks its own required field (payment reference, check number, item description), so the factory stays a plain </w:t>
+        <w:t>orderPizza()</w:t>
+      </w:r>
+      <w:r>
+        <w:t xml:space="preserve"> creates, prepares, bakes and boxes a pizza. The step that differs is the abstract factory method </w:t>
       </w:r>
       <w:r>
         <w:rPr>
@@ -26607,10 +26676,109 @@
           <w:sz w:val="20"/>
           <w:szCs w:val="20"/>
         </w:rPr>
-        <w:t>switch</w:t>
-      </w:r>
-      <w:r>
-        <w:t>. The factory takes the next donation number only after the donation has been built successfully, which keeps receipt numbers free of gaps.</w:t>
+        <w:t>createDonation()</w:t>
+      </w:r>
+      <w:r>
+        <w:t xml:space="preserve">, implemented by </w:t>
+      </w:r>
+      <w:r>
+        <w:rPr>
+          <w:rFonts w:ascii="Consolas" w:eastAsia="Consolas" w:hAnsi="Consolas" w:cs="Consolas"/>
+          <w:sz w:val="20"/>
+          <w:szCs w:val="20"/>
+        </w:rPr>
+        <w:t>OnlineDonationProcessor</w:t>
+      </w:r>
+      <w:r>
+        <w:t xml:space="preserve">, </w:t>
+      </w:r>
+      <w:r>
+        <w:rPr>
+          <w:rFonts w:ascii="Consolas" w:eastAsia="Consolas" w:hAnsi="Consolas" w:cs="Consolas"/>
+          <w:sz w:val="20"/>
+          <w:szCs w:val="20"/>
+        </w:rPr>
+        <w:t>CheckDonationProcessor</w:t>
+      </w:r>
+      <w:r>
+        <w:t xml:space="preserve"> and </w:t>
+      </w:r>
+      <w:r>
+        <w:rPr>
+          <w:rFonts w:ascii="Consolas" w:eastAsia="Consolas" w:hAnsi="Consolas" w:cs="Consolas"/>
+          <w:sz w:val="20"/>
+          <w:szCs w:val="20"/>
+        </w:rPr>
+        <w:t>InKindDonationProcessor</w:t>
+      </w:r>
+      <w:r>
+        <w:t>. Each one returns its own product (</w:t>
+      </w:r>
+      <w:r>
+        <w:rPr>
+          <w:rFonts w:ascii="Consolas" w:eastAsia="Consolas" w:hAnsi="Consolas" w:cs="Consolas"/>
+          <w:sz w:val="20"/>
+          <w:szCs w:val="20"/>
+        </w:rPr>
+        <w:t>OnlineDonation</w:t>
+      </w:r>
+      <w:r>
+        <w:t xml:space="preserve">, </w:t>
+      </w:r>
+      <w:r>
+        <w:rPr>
+          <w:rFonts w:ascii="Consolas" w:eastAsia="Consolas" w:hAnsi="Consolas" w:cs="Consolas"/>
+          <w:sz w:val="20"/>
+          <w:szCs w:val="20"/>
+        </w:rPr>
+        <w:t>CheckDonation</w:t>
+      </w:r>
+      <w:r>
+        <w:t xml:space="preserve">, </w:t>
+      </w:r>
+      <w:r>
+        <w:rPr>
+          <w:rFonts w:ascii="Consolas" w:eastAsia="Consolas" w:hAnsi="Consolas" w:cs="Consolas"/>
+          <w:sz w:val="20"/>
+          <w:szCs w:val="20"/>
+        </w:rPr>
+        <w:t>InKindDonation</w:t>
+      </w:r>
+      <w:r>
+        <w:t xml:space="preserve">), so the creators and products form two parallel class hierarchies. </w:t>
+      </w:r>
+      <w:r>
+        <w:rPr>
+          <w:rFonts w:ascii="Consolas" w:eastAsia="Consolas" w:hAnsi="Consolas" w:cs="Consolas"/>
+          <w:sz w:val="20"/>
+          <w:szCs w:val="20"/>
+        </w:rPr>
+        <w:t>DonationService</w:t>
+      </w:r>
+      <w:r>
+        <w:t xml:space="preserve"> keeps one creator per method and only uses the abstract </w:t>
+      </w:r>
+      <w:r>
+        <w:rPr>
+          <w:rFonts w:ascii="Consolas" w:eastAsia="Consolas" w:hAnsi="Consolas" w:cs="Consolas"/>
+          <w:sz w:val="20"/>
+          <w:szCs w:val="20"/>
+        </w:rPr>
+        <w:t>DonationProcessor</w:t>
+      </w:r>
+      <w:r>
+        <w:t xml:space="preserve"> and </w:t>
+      </w:r>
+      <w:r>
+        <w:rPr>
+          <w:rFonts w:ascii="Consolas" w:eastAsia="Consolas" w:hAnsi="Consolas" w:cs="Consolas"/>
+          <w:sz w:val="20"/>
+          <w:szCs w:val="20"/>
+        </w:rPr>
+        <w:t>Donation</w:t>
+      </w:r>
+      <w:r>
+        <w:t xml:space="preserve"> types, never a concrete donation class (the Dependency Inversion Principle from the same chapter). The donation constructors are package-private, so the creators are the only way to make a donation. A number is used up only after the donation has been built successfully, which keeps receipt numbers free of gaps.</w:t>
       </w:r>
     </w:p>
     <w:p>
@@ -26832,7 +27000,7 @@
         <w:pStyle w:val="Heading1"/>
         <w:keepNext/>
       </w:pPr>
-      <w:bookmarkStart w:id="33" w:name="_Toc243942957"/>
+      <w:bookmarkStart w:id="33" w:name="_Toc244192443"/>
       <w:r>
         <w:lastRenderedPageBreak/>
         <w:t>9. Class Diagrams</w:t>
@@ -26940,7 +27108,7 @@
         <w:pStyle w:val="Heading2"/>
         <w:keepNext/>
       </w:pPr>
-      <w:bookmarkStart w:id="34" w:name="_Toc243942958"/>
+      <w:bookmarkStart w:id="34" w:name="_Toc244192444"/>
       <w:r>
         <w:lastRenderedPageBreak/>
         <w:t>9.1 Shared core</w:t>
@@ -26958,10 +27126,10 @@
           <w:noProof/>
         </w:rPr>
         <w:drawing>
-          <wp:inline distT="0" distB="0" distL="0" distR="0" wp14:anchorId="40DD2C4F" wp14:editId="7FF9A890">
+          <wp:inline distT="0" distB="0" distL="0" distR="0" wp14:anchorId="11B85BD5" wp14:editId="68A7ADB4">
             <wp:extent cx="6877050" cy="5191125"/>
             <wp:effectExtent l="0" t="0" r="0" b="0"/>
-            <wp:docPr id="1739343726" name="core.png" descr="Figure 2. Shared core (output/core.puml)" title="Figure 2. Shared core (output/core.puml)"/>
+            <wp:docPr id="181983457" name="core.png" descr="Figure 2. Shared core (output/core.puml)" title="Figure 2. Shared core (output/core.puml)"/>
             <wp:cNvGraphicFramePr>
               <a:graphicFrameLocks xmlns:a="http://schemas.openxmlformats.org/drawingml/2006/main" noChangeAspect="1"/>
             </wp:cNvGraphicFramePr>
@@ -27019,7 +27187,7 @@
         <w:keepNext/>
         <w:pageBreakBefore/>
       </w:pPr>
-      <w:bookmarkStart w:id="35" w:name="_Toc243942959"/>
+      <w:bookmarkStart w:id="35" w:name="_Toc244192445"/>
       <w:r>
         <w:lastRenderedPageBreak/>
         <w:t>9.2 Event management</w:t>
@@ -27037,10 +27205,10 @@
           <w:noProof/>
         </w:rPr>
         <w:drawing>
-          <wp:inline distT="0" distB="0" distL="0" distR="0" wp14:anchorId="27C4A2A9" wp14:editId="3DA0FB18">
+          <wp:inline distT="0" distB="0" distL="0" distR="0" wp14:anchorId="03BFBC7E" wp14:editId="6DAEE90A">
             <wp:extent cx="8067675" cy="5191125"/>
             <wp:effectExtent l="0" t="0" r="0" b="0"/>
-            <wp:docPr id="1145215027" name="event.png" descr="Figure 3. Events module: Factory, Observer and Decorator (output/event.puml)" title="Figure 3. Events module: Factory, Observer and Decorator (output/event.puml)"/>
+            <wp:docPr id="375979564" name="event.png" descr="Figure 3. Events module: Factory, Observer and Decorator (output/event.puml)" title="Figure 3. Events module: Factory, Observer and Decorator (output/event.puml)"/>
             <wp:cNvGraphicFramePr>
               <a:graphicFrameLocks xmlns:a="http://schemas.openxmlformats.org/drawingml/2006/main" noChangeAspect="1"/>
             </wp:cNvGraphicFramePr>
@@ -27098,7 +27266,7 @@
         <w:keepNext/>
         <w:pageBreakBefore/>
       </w:pPr>
-      <w:bookmarkStart w:id="36" w:name="_Toc243942960"/>
+      <w:bookmarkStart w:id="36" w:name="_Toc244192446"/>
       <w:r>
         <w:lastRenderedPageBreak/>
         <w:t>9.3 Volunteer management</w:t>
@@ -27116,10 +27284,10 @@
           <w:noProof/>
         </w:rPr>
         <w:drawing>
-          <wp:inline distT="0" distB="0" distL="0" distR="0" wp14:anchorId="63CDAF6B" wp14:editId="64CF84B2">
-            <wp:extent cx="8810625" cy="5000625"/>
+          <wp:inline distT="0" distB="0" distL="0" distR="0" wp14:anchorId="6A2F1878" wp14:editId="2BCAACE7">
+            <wp:extent cx="8410575" cy="5191125"/>
             <wp:effectExtent l="0" t="0" r="0" b="0"/>
-            <wp:docPr id="663796570" name="volunteer.png" descr="Figure 4. Volunteers module: Strategy and Template Method (output/volunteer.puml)" title="Figure 4. Volunteers module: Strategy and Template Method (output/volunteer.puml)"/>
+            <wp:docPr id="1159923753" name="volunteer.png" descr="Figure 4. Volunteers module: Strategy and Template Method (output/volunteer.puml)" title="Figure 4. Volunteers module: Strategy and Template Method (output/volunteer.puml)"/>
             <wp:cNvGraphicFramePr>
               <a:graphicFrameLocks xmlns:a="http://schemas.openxmlformats.org/drawingml/2006/main" noChangeAspect="1"/>
             </wp:cNvGraphicFramePr>
@@ -27142,7 +27310,7 @@
                   <pic:spPr bwMode="auto">
                     <a:xfrm>
                       <a:off x="0" y="0"/>
-                      <a:ext cx="8810625" cy="5000625"/>
+                      <a:ext cx="8410575" cy="5191125"/>
                     </a:xfrm>
                     <a:prstGeom prst="rect">
                       <a:avLst/>
@@ -27177,7 +27345,7 @@
         <w:keepNext/>
         <w:pageBreakBefore/>
       </w:pPr>
-      <w:bookmarkStart w:id="37" w:name="_Toc243942961"/>
+      <w:bookmarkStart w:id="37" w:name="_Toc244192447"/>
       <w:r>
         <w:lastRenderedPageBreak/>
         <w:t>9.4 Donation management</w:t>
@@ -27195,10 +27363,10 @@
           <w:noProof/>
         </w:rPr>
         <w:drawing>
-          <wp:inline distT="0" distB="0" distL="0" distR="0" wp14:anchorId="08227EED" wp14:editId="2E6C10E8">
-            <wp:extent cx="8810625" cy="3409950"/>
+          <wp:inline distT="0" distB="0" distL="0" distR="0" wp14:anchorId="1957F6AF" wp14:editId="5E9F461A">
+            <wp:extent cx="8810625" cy="3086100"/>
             <wp:effectExtent l="0" t="0" r="0" b="0"/>
-            <wp:docPr id="1887452430" name="donation.png" descr="Figure 5. Donations module: Factory and Template Method (output/donation.puml)" title="Figure 5. Donations module: Factory and Template Method (output/donation.puml)"/>
+            <wp:docPr id="512320138" name="donation.png" descr="Figure 5. Donations module: Factory and Template Method (output/donation.puml)" title="Figure 5. Donations module: Factory and Template Method (output/donation.puml)"/>
             <wp:cNvGraphicFramePr>
               <a:graphicFrameLocks xmlns:a="http://schemas.openxmlformats.org/drawingml/2006/main" noChangeAspect="1"/>
             </wp:cNvGraphicFramePr>
@@ -27221,7 +27389,7 @@
                   <pic:spPr bwMode="auto">
                     <a:xfrm>
                       <a:off x="0" y="0"/>
-                      <a:ext cx="8810625" cy="3409950"/>
+                      <a:ext cx="8810625" cy="3086100"/>
                     </a:xfrm>
                     <a:prstGeom prst="rect">
                       <a:avLst/>
@@ -27256,7 +27424,7 @@
         <w:keepNext/>
         <w:pageBreakBefore/>
       </w:pPr>
-      <w:bookmarkStart w:id="38" w:name="_Toc243942962"/>
+      <w:bookmarkStart w:id="38" w:name="_Toc244192448"/>
       <w:r>
         <w:lastRenderedPageBreak/>
         <w:t>9.5 Beneficiary management</w:t>
@@ -27360,7 +27528,7 @@
         <w:pStyle w:val="Heading2"/>
         <w:keepNext/>
       </w:pPr>
-      <w:bookmarkStart w:id="39" w:name="_Toc243942963"/>
+      <w:bookmarkStart w:id="39" w:name="_Toc244192449"/>
       <w:r>
         <w:t>9.6 Communication</w:t>
       </w:r>
@@ -27463,7 +27631,7 @@
         <w:pStyle w:val="Heading2"/>
         <w:keepNext/>
       </w:pPr>
-      <w:bookmarkStart w:id="40" w:name="_Toc243942964"/>
+      <w:bookmarkStart w:id="40" w:name="_Toc244192450"/>
       <w:r>
         <w:t>9.7 Overall system</w:t>
       </w:r>
@@ -27578,7 +27746,7 @@
         <w:pStyle w:val="Heading1"/>
         <w:keepNext/>
       </w:pPr>
-      <w:bookmarkStart w:id="41" w:name="_Toc243942965"/>
+      <w:bookmarkStart w:id="41" w:name="_Toc244192451"/>
       <w:r>
         <w:lastRenderedPageBreak/>
         <w:t>10. Verification and Acceptance</w:t>
@@ -27681,7 +27849,7 @@
         <w:pStyle w:val="Heading2"/>
         <w:keepNext/>
       </w:pPr>
-      <w:bookmarkStart w:id="42" w:name="_Toc243942966"/>
+      <w:bookmarkStart w:id="42" w:name="_Toc244192452"/>
       <w:r>
         <w:t>10.1 Events demo</w:t>
       </w:r>
@@ -28784,7 +28952,7 @@
         <w:pStyle w:val="Heading2"/>
         <w:keepNext/>
       </w:pPr>
-      <w:bookmarkStart w:id="43" w:name="_Toc243942967"/>
+      <w:bookmarkStart w:id="43" w:name="_Toc244192453"/>
       <w:r>
         <w:t>10.2 Volunteers demo</w:t>
       </w:r>
@@ -29758,7 +29926,7 @@
         <w:pStyle w:val="Heading2"/>
         <w:keepNext/>
       </w:pPr>
-      <w:bookmarkStart w:id="44" w:name="_Toc243942968"/>
+      <w:bookmarkStart w:id="44" w:name="_Toc244192454"/>
       <w:r>
         <w:t>10.3 Donations demo</w:t>
       </w:r>
@@ -29802,9 +29970,9 @@
       </w:tblPr>
       <w:tblGrid>
         <w:gridCol w:w="660"/>
-        <w:gridCol w:w="3438"/>
+        <w:gridCol w:w="3387"/>
         <w:gridCol w:w="1460"/>
-        <w:gridCol w:w="3468"/>
+        <w:gridCol w:w="3519"/>
       </w:tblGrid>
       <w:tr>
         <w:tblPrEx>
@@ -29848,7 +30016,7 @@
         </w:tc>
         <w:tc>
           <w:tcPr>
-            <w:tcW w:w="3438" w:type="dxa"/>
+            <w:tcW w:w="3387" w:type="dxa"/>
             <w:tcBorders>
               <w:top w:val="single" w:sz="4" w:space="0" w:color="A6A6A6"/>
               <w:left w:val="single" w:sz="4" w:space="0" w:color="A6A6A6"/>
@@ -29906,7 +30074,7 @@
         </w:tc>
         <w:tc>
           <w:tcPr>
-            <w:tcW w:w="3468" w:type="dxa"/>
+            <w:tcW w:w="3519" w:type="dxa"/>
             <w:tcBorders>
               <w:top w:val="single" w:sz="4" w:space="0" w:color="A6A6A6"/>
               <w:left w:val="single" w:sz="4" w:space="0" w:color="A6A6A6"/>
@@ -29972,27 +30140,27 @@
         </w:tc>
         <w:tc>
           <w:tcPr>
-            <w:tcW w:w="3438" w:type="dxa"/>
-            <w:tcBorders>
-              <w:top w:val="single" w:sz="4" w:space="0" w:color="A6A6A6"/>
-              <w:left w:val="single" w:sz="4" w:space="0" w:color="A6A6A6"/>
-              <w:bottom w:val="single" w:sz="4" w:space="0" w:color="A6A6A6"/>
-              <w:right w:val="single" w:sz="4" w:space="0" w:color="A6A6A6"/>
-            </w:tcBorders>
-            <w:tcMar>
-              <w:top w:w="60" w:type="dxa"/>
-              <w:left w:w="100" w:type="dxa"/>
-              <w:bottom w:w="60" w:type="dxa"/>
-              <w:right w:w="100" w:type="dxa"/>
-            </w:tcMar>
-          </w:tcPr>
-          <w:p>
-            <w:r>
-              <w:rPr>
-                <w:sz w:val="19"/>
-                <w:szCs w:val="19"/>
-              </w:rPr>
-              <w:t>Record one donation of each method, two of them from typed text</w:t>
+            <w:tcW w:w="3387" w:type="dxa"/>
+            <w:tcBorders>
+              <w:top w:val="single" w:sz="4" w:space="0" w:color="A6A6A6"/>
+              <w:left w:val="single" w:sz="4" w:space="0" w:color="A6A6A6"/>
+              <w:bottom w:val="single" w:sz="4" w:space="0" w:color="A6A6A6"/>
+              <w:right w:val="single" w:sz="4" w:space="0" w:color="A6A6A6"/>
+            </w:tcBorders>
+            <w:tcMar>
+              <w:top w:w="60" w:type="dxa"/>
+              <w:left w:w="100" w:type="dxa"/>
+              <w:bottom w:w="60" w:type="dxa"/>
+              <w:right w:w="100" w:type="dxa"/>
+            </w:tcMar>
+          </w:tcPr>
+          <w:p>
+            <w:r>
+              <w:rPr>
+                <w:sz w:val="19"/>
+                <w:szCs w:val="19"/>
+              </w:rPr>
+              <w:t>Show which creator handles each method, then record one donation of each, two of them from typed text</w:t>
             </w:r>
           </w:p>
         </w:tc>
@@ -30024,35 +30192,42 @@
         </w:tc>
         <w:tc>
           <w:tcPr>
-            <w:tcW w:w="3468" w:type="dxa"/>
-            <w:tcBorders>
-              <w:top w:val="single" w:sz="4" w:space="0" w:color="A6A6A6"/>
-              <w:left w:val="single" w:sz="4" w:space="0" w:color="A6A6A6"/>
-              <w:bottom w:val="single" w:sz="4" w:space="0" w:color="A6A6A6"/>
-              <w:right w:val="single" w:sz="4" w:space="0" w:color="A6A6A6"/>
-            </w:tcBorders>
-            <w:tcMar>
-              <w:top w:w="60" w:type="dxa"/>
-              <w:left w:w="100" w:type="dxa"/>
-              <w:bottom w:w="60" w:type="dxa"/>
-              <w:right w:w="100" w:type="dxa"/>
-            </w:tcMar>
-          </w:tcPr>
-          <w:p>
+            <w:tcW w:w="3519" w:type="dxa"/>
+            <w:tcBorders>
+              <w:top w:val="single" w:sz="4" w:space="0" w:color="A6A6A6"/>
+              <w:left w:val="single" w:sz="4" w:space="0" w:color="A6A6A6"/>
+              <w:bottom w:val="single" w:sz="4" w:space="0" w:color="A6A6A6"/>
+              <w:right w:val="single" w:sz="4" w:space="0" w:color="A6A6A6"/>
+            </w:tcBorders>
+            <w:tcMar>
+              <w:top w:w="60" w:type="dxa"/>
+              <w:left w:w="100" w:type="dxa"/>
+              <w:bottom w:w="60" w:type="dxa"/>
+              <w:right w:w="100" w:type="dxa"/>
+            </w:tcMar>
+          </w:tcPr>
+          <w:p>
+            <w:r>
+              <w:rPr>
+                <w:sz w:val="19"/>
+                <w:szCs w:val="19"/>
+              </w:rPr>
+              <w:t xml:space="preserve">ONLINE, CHECK and IN_KIND are handled by their own </w:t>
+            </w:r>
             <w:r>
               <w:rPr>
                 <w:rFonts w:ascii="Consolas" w:eastAsia="Consolas" w:hAnsi="Consolas" w:cs="Consolas"/>
                 <w:sz w:val="17"/>
                 <w:szCs w:val="17"/>
               </w:rPr>
-              <w:t>OnlineDonation</w:t>
-            </w:r>
-            <w:r>
-              <w:rPr>
-                <w:sz w:val="19"/>
-                <w:szCs w:val="19"/>
-              </w:rPr>
-              <w:t xml:space="preserve">, </w:t>
+              <w:t>...DonationProcessor</w:t>
+            </w:r>
+            <w:r>
+              <w:rPr>
+                <w:sz w:val="19"/>
+                <w:szCs w:val="19"/>
+              </w:rPr>
+              <w:t xml:space="preserve">; </w:t>
             </w:r>
             <w:r>
               <w:rPr>
@@ -30060,14 +30235,14 @@
                 <w:sz w:val="17"/>
                 <w:szCs w:val="17"/>
               </w:rPr>
-              <w:t>CheckDonation</w:t>
-            </w:r>
-            <w:r>
-              <w:rPr>
-                <w:sz w:val="19"/>
-                <w:szCs w:val="19"/>
-              </w:rPr>
-              <w:t xml:space="preserve"> and </w:t>
+              <w:t>OnlineDonation</w:t>
+            </w:r>
+            <w:r>
+              <w:rPr>
+                <w:sz w:val="19"/>
+                <w:szCs w:val="19"/>
+              </w:rPr>
+              <w:t xml:space="preserve">, </w:t>
             </w:r>
             <w:r>
               <w:rPr>
@@ -30075,6 +30250,21 @@
                 <w:sz w:val="17"/>
                 <w:szCs w:val="17"/>
               </w:rPr>
+              <w:t>CheckDonation</w:t>
+            </w:r>
+            <w:r>
+              <w:rPr>
+                <w:sz w:val="19"/>
+                <w:szCs w:val="19"/>
+              </w:rPr>
+              <w:t xml:space="preserve"> and </w:t>
+            </w:r>
+            <w:r>
+              <w:rPr>
+                <w:rFonts w:ascii="Consolas" w:eastAsia="Consolas" w:hAnsi="Consolas" w:cs="Consolas"/>
+                <w:sz w:val="17"/>
+                <w:szCs w:val="17"/>
+              </w:rPr>
               <w:t>InKindDonation</w:t>
             </w:r>
             <w:r>
@@ -30082,7 +30272,7 @@
                 <w:sz w:val="19"/>
                 <w:szCs w:val="19"/>
               </w:rPr>
-              <w:t xml:space="preserve"> created as DNT-1 to DNT-3; a thank-you for each appears on the bus.</w:t>
+              <w:t xml:space="preserve"> are created as DNT-1 to DNT-3; a thank-you for each appears on the bus.</w:t>
             </w:r>
           </w:p>
         </w:tc>
@@ -30125,7 +30315,7 @@
         </w:tc>
         <w:tc>
           <w:tcPr>
-            <w:tcW w:w="3438" w:type="dxa"/>
+            <w:tcW w:w="3387" w:type="dxa"/>
             <w:tcBorders>
               <w:top w:val="single" w:sz="4" w:space="0" w:color="A6A6A6"/>
               <w:left w:val="single" w:sz="4" w:space="0" w:color="A6A6A6"/>
@@ -30177,7 +30367,7 @@
         </w:tc>
         <w:tc>
           <w:tcPr>
-            <w:tcW w:w="3468" w:type="dxa"/>
+            <w:tcW w:w="3519" w:type="dxa"/>
             <w:tcBorders>
               <w:top w:val="single" w:sz="4" w:space="0" w:color="A6A6A6"/>
               <w:left w:val="single" w:sz="4" w:space="0" w:color="A6A6A6"/>
@@ -30240,7 +30430,7 @@
         </w:tc>
         <w:tc>
           <w:tcPr>
-            <w:tcW w:w="3438" w:type="dxa"/>
+            <w:tcW w:w="3387" w:type="dxa"/>
             <w:tcBorders>
               <w:top w:val="single" w:sz="4" w:space="0" w:color="A6A6A6"/>
               <w:left w:val="single" w:sz="4" w:space="0" w:color="A6A6A6"/>
@@ -30292,7 +30482,7 @@
         </w:tc>
         <w:tc>
           <w:tcPr>
-            <w:tcW w:w="3468" w:type="dxa"/>
+            <w:tcW w:w="3519" w:type="dxa"/>
             <w:tcBorders>
               <w:top w:val="single" w:sz="4" w:space="0" w:color="A6A6A6"/>
               <w:left w:val="single" w:sz="4" w:space="0" w:color="A6A6A6"/>
@@ -30355,7 +30545,7 @@
         </w:tc>
         <w:tc>
           <w:tcPr>
-            <w:tcW w:w="3438" w:type="dxa"/>
+            <w:tcW w:w="3387" w:type="dxa"/>
             <w:tcBorders>
               <w:top w:val="single" w:sz="4" w:space="0" w:color="A6A6A6"/>
               <w:left w:val="single" w:sz="4" w:space="0" w:color="A6A6A6"/>
@@ -30407,7 +30597,7 @@
         </w:tc>
         <w:tc>
           <w:tcPr>
-            <w:tcW w:w="3468" w:type="dxa"/>
+            <w:tcW w:w="3519" w:type="dxa"/>
             <w:tcBorders>
               <w:top w:val="single" w:sz="4" w:space="0" w:color="A6A6A6"/>
               <w:left w:val="single" w:sz="4" w:space="0" w:color="A6A6A6"/>
@@ -30470,7 +30660,7 @@
         </w:tc>
         <w:tc>
           <w:tcPr>
-            <w:tcW w:w="3438" w:type="dxa"/>
+            <w:tcW w:w="3387" w:type="dxa"/>
             <w:tcBorders>
               <w:top w:val="single" w:sz="4" w:space="0" w:color="A6A6A6"/>
               <w:left w:val="single" w:sz="4" w:space="0" w:color="A6A6A6"/>
@@ -30522,7 +30712,7 @@
         </w:tc>
         <w:tc>
           <w:tcPr>
-            <w:tcW w:w="3468" w:type="dxa"/>
+            <w:tcW w:w="3519" w:type="dxa"/>
             <w:tcBorders>
               <w:top w:val="single" w:sz="4" w:space="0" w:color="A6A6A6"/>
               <w:left w:val="single" w:sz="4" w:space="0" w:color="A6A6A6"/>
@@ -30585,7 +30775,7 @@
         </w:tc>
         <w:tc>
           <w:tcPr>
-            <w:tcW w:w="3438" w:type="dxa"/>
+            <w:tcW w:w="3387" w:type="dxa"/>
             <w:tcBorders>
               <w:top w:val="single" w:sz="4" w:space="0" w:color="A6A6A6"/>
               <w:left w:val="single" w:sz="4" w:space="0" w:color="A6A6A6"/>
@@ -30637,7 +30827,7 @@
         </w:tc>
         <w:tc>
           <w:tcPr>
-            <w:tcW w:w="3468" w:type="dxa"/>
+            <w:tcW w:w="3519" w:type="dxa"/>
             <w:tcBorders>
               <w:top w:val="single" w:sz="4" w:space="0" w:color="A6A6A6"/>
               <w:left w:val="single" w:sz="4" w:space="0" w:color="A6A6A6"/>
@@ -30700,7 +30890,7 @@
         </w:tc>
         <w:tc>
           <w:tcPr>
-            <w:tcW w:w="3438" w:type="dxa"/>
+            <w:tcW w:w="3387" w:type="dxa"/>
             <w:tcBorders>
               <w:top w:val="single" w:sz="4" w:space="0" w:color="A6A6A6"/>
               <w:left w:val="single" w:sz="4" w:space="0" w:color="A6A6A6"/>
@@ -30767,7 +30957,7 @@
         </w:tc>
         <w:tc>
           <w:tcPr>
-            <w:tcW w:w="3468" w:type="dxa"/>
+            <w:tcW w:w="3519" w:type="dxa"/>
             <w:tcBorders>
               <w:top w:val="single" w:sz="4" w:space="0" w:color="A6A6A6"/>
               <w:left w:val="single" w:sz="4" w:space="0" w:color="A6A6A6"/>
@@ -30803,7 +30993,7 @@
         <w:pStyle w:val="Heading2"/>
         <w:keepNext/>
       </w:pPr>
-      <w:bookmarkStart w:id="45" w:name="_Toc243942969"/>
+      <w:bookmarkStart w:id="45" w:name="_Toc244192455"/>
       <w:r>
         <w:t>10.4 Beneficiaries demo</w:t>
       </w:r>
@@ -30889,7 +31079,7 @@
         <w:pStyle w:val="Heading2"/>
         <w:keepNext/>
       </w:pPr>
-      <w:bookmarkStart w:id="46" w:name="_Toc243942970"/>
+      <w:bookmarkStart w:id="46" w:name="_Toc244192456"/>
       <w:r>
         <w:lastRenderedPageBreak/>
         <w:t>10.5 Communication demo</w:t>
@@ -30976,7 +31166,7 @@
         <w:pStyle w:val="Heading2"/>
         <w:keepNext/>
       </w:pPr>
-      <w:bookmarkStart w:id="47" w:name="_Toc243942971"/>
+      <w:bookmarkStart w:id="47" w:name="_Toc244192457"/>
       <w:r>
         <w:t>10.6 Control panel and look-up tables</w:t>
       </w:r>
@@ -31062,7 +31252,7 @@
         <w:pStyle w:val="Heading2"/>
         <w:keepNext/>
       </w:pPr>
-      <w:bookmarkStart w:id="48" w:name="_Toc243942972"/>
+      <w:bookmarkStart w:id="48" w:name="_Toc244192458"/>
       <w:r>
         <w:t>10.7 Acceptance for Phase 1</w:t>
       </w:r>
@@ -31188,7 +31378,7 @@
         <w:pStyle w:val="Heading1"/>
         <w:keepNext/>
       </w:pPr>
-      <w:bookmarkStart w:id="49" w:name="_Toc243942973"/>
+      <w:bookmarkStart w:id="49" w:name="_Toc244192459"/>
       <w:r>
         <w:t>11. Appendix A: Traceability Matrix</w:t>
       </w:r>
@@ -31199,7 +31389,7 @@
         <w:pStyle w:val="Heading2"/>
         <w:keepNext/>
       </w:pPr>
-      <w:bookmarkStart w:id="50" w:name="_Toc243942974"/>
+      <w:bookmarkStart w:id="50" w:name="_Toc244192460"/>
       <w:r>
         <w:t>A.1 Assignment brief to requirements and code</w:t>
       </w:r>
@@ -31733,14 +31923,14 @@
                 <w:sz w:val="17"/>
                 <w:szCs w:val="17"/>
               </w:rPr>
-              <w:t>DonationFactory</w:t>
-            </w:r>
-            <w:r>
-              <w:rPr>
-                <w:sz w:val="19"/>
-                <w:szCs w:val="19"/>
-              </w:rPr>
-              <w:t xml:space="preserve"> and the three donation classes</w:t>
+              <w:t>DonationProcessor</w:t>
+            </w:r>
+            <w:r>
+              <w:rPr>
+                <w:sz w:val="19"/>
+                <w:szCs w:val="19"/>
+              </w:rPr>
+              <w:t>, its three creators and the three donation classes</w:t>
             </w:r>
           </w:p>
         </w:tc>
@@ -33655,7 +33845,7 @@
         <w:pStyle w:val="Heading2"/>
         <w:keepNext/>
       </w:pPr>
-      <w:bookmarkStart w:id="51" w:name="_Toc243942975"/>
+      <w:bookmarkStart w:id="51" w:name="_Toc244192461"/>
       <w:r>
         <w:t>A.2 Phase 1 rubric to this document</w:t>
       </w:r>
@@ -33679,11 +33869,11 @@
         <w:tblLook w:val="04A0" w:firstRow="1" w:lastRow="0" w:firstColumn="1" w:lastColumn="0" w:noHBand="0" w:noVBand="1"/>
       </w:tblPr>
       <w:tblGrid>
-        <w:gridCol w:w="1332"/>
-        <w:gridCol w:w="721"/>
-        <w:gridCol w:w="1201"/>
+        <w:gridCol w:w="1341"/>
+        <w:gridCol w:w="723"/>
+        <w:gridCol w:w="1206"/>
         <w:gridCol w:w="4126"/>
-        <w:gridCol w:w="1646"/>
+        <w:gridCol w:w="1630"/>
       </w:tblGrid>
       <w:tr>
         <w:tblPrEx>
@@ -33756,7 +33946,7 @@
         </w:tc>
         <w:tc>
           <w:tcPr>
-            <w:tcW w:w="1859" w:type="dxa"/>
+            <w:tcW w:w="1774" w:type="dxa"/>
             <w:tcBorders>
               <w:top w:val="single" w:sz="4" w:space="0" w:color="A6A6A6"/>
               <w:left w:val="single" w:sz="4" w:space="0" w:color="A6A6A6"/>
@@ -33785,7 +33975,7 @@
         </w:tc>
         <w:tc>
           <w:tcPr>
-            <w:tcW w:w="2679" w:type="dxa"/>
+            <w:tcW w:w="2890" w:type="dxa"/>
             <w:tcBorders>
               <w:top w:val="single" w:sz="4" w:space="0" w:color="A6A6A6"/>
               <w:left w:val="single" w:sz="4" w:space="0" w:color="A6A6A6"/>
@@ -33814,7 +34004,7 @@
         </w:tc>
         <w:tc>
           <w:tcPr>
-            <w:tcW w:w="2268" w:type="dxa"/>
+            <w:tcW w:w="2142" w:type="dxa"/>
             <w:tcBorders>
               <w:top w:val="single" w:sz="4" w:space="0" w:color="A6A6A6"/>
               <w:left w:val="single" w:sz="4" w:space="0" w:color="A6A6A6"/>
@@ -33906,7 +34096,7 @@
         </w:tc>
         <w:tc>
           <w:tcPr>
-            <w:tcW w:w="1859" w:type="dxa"/>
+            <w:tcW w:w="1774" w:type="dxa"/>
             <w:tcBorders>
               <w:top w:val="single" w:sz="4" w:space="0" w:color="A6A6A6"/>
               <w:left w:val="single" w:sz="4" w:space="0" w:color="A6A6A6"/>
@@ -33932,7 +34122,7 @@
         </w:tc>
         <w:tc>
           <w:tcPr>
-            <w:tcW w:w="2679" w:type="dxa"/>
+            <w:tcW w:w="2890" w:type="dxa"/>
             <w:tcBorders>
               <w:top w:val="single" w:sz="4" w:space="0" w:color="A6A6A6"/>
               <w:left w:val="single" w:sz="4" w:space="0" w:color="A6A6A6"/>
@@ -33959,7 +34149,7 @@
         </w:tc>
         <w:tc>
           <w:tcPr>
-            <w:tcW w:w="2268" w:type="dxa"/>
+            <w:tcW w:w="2142" w:type="dxa"/>
             <w:tcBorders>
               <w:top w:val="single" w:sz="4" w:space="0" w:color="A6A6A6"/>
               <w:left w:val="single" w:sz="4" w:space="0" w:color="A6A6A6"/>
@@ -34048,7 +34238,7 @@
         </w:tc>
         <w:tc>
           <w:tcPr>
-            <w:tcW w:w="1859" w:type="dxa"/>
+            <w:tcW w:w="1774" w:type="dxa"/>
             <w:tcBorders>
               <w:top w:val="single" w:sz="4" w:space="0" w:color="A6A6A6"/>
               <w:left w:val="single" w:sz="4" w:space="0" w:color="A6A6A6"/>
@@ -34074,7 +34264,7 @@
         </w:tc>
         <w:tc>
           <w:tcPr>
-            <w:tcW w:w="2679" w:type="dxa"/>
+            <w:tcW w:w="2890" w:type="dxa"/>
             <w:tcBorders>
               <w:top w:val="single" w:sz="4" w:space="0" w:color="A6A6A6"/>
               <w:left w:val="single" w:sz="4" w:space="0" w:color="A6A6A6"/>
@@ -34101,7 +34291,7 @@
         </w:tc>
         <w:tc>
           <w:tcPr>
-            <w:tcW w:w="2268" w:type="dxa"/>
+            <w:tcW w:w="2142" w:type="dxa"/>
             <w:tcBorders>
               <w:top w:val="single" w:sz="4" w:space="0" w:color="A6A6A6"/>
               <w:left w:val="single" w:sz="4" w:space="0" w:color="A6A6A6"/>
@@ -34190,7 +34380,7 @@
         </w:tc>
         <w:tc>
           <w:tcPr>
-            <w:tcW w:w="1859" w:type="dxa"/>
+            <w:tcW w:w="1774" w:type="dxa"/>
             <w:tcBorders>
               <w:top w:val="single" w:sz="4" w:space="0" w:color="A6A6A6"/>
               <w:left w:val="single" w:sz="4" w:space="0" w:color="A6A6A6"/>
@@ -34216,7 +34406,7 @@
         </w:tc>
         <w:tc>
           <w:tcPr>
-            <w:tcW w:w="2679" w:type="dxa"/>
+            <w:tcW w:w="2890" w:type="dxa"/>
             <w:tcBorders>
               <w:top w:val="single" w:sz="4" w:space="0" w:color="A6A6A6"/>
               <w:left w:val="single" w:sz="4" w:space="0" w:color="A6A6A6"/>
@@ -34273,7 +34463,7 @@
         </w:tc>
         <w:tc>
           <w:tcPr>
-            <w:tcW w:w="2268" w:type="dxa"/>
+            <w:tcW w:w="2142" w:type="dxa"/>
             <w:tcBorders>
               <w:top w:val="single" w:sz="4" w:space="0" w:color="A6A6A6"/>
               <w:left w:val="single" w:sz="4" w:space="0" w:color="A6A6A6"/>
@@ -34362,7 +34552,7 @@
         </w:tc>
         <w:tc>
           <w:tcPr>
-            <w:tcW w:w="1859" w:type="dxa"/>
+            <w:tcW w:w="1774" w:type="dxa"/>
             <w:tcBorders>
               <w:top w:val="single" w:sz="4" w:space="0" w:color="A6A6A6"/>
               <w:left w:val="single" w:sz="4" w:space="0" w:color="A6A6A6"/>
@@ -34388,7 +34578,7 @@
         </w:tc>
         <w:tc>
           <w:tcPr>
-            <w:tcW w:w="2679" w:type="dxa"/>
+            <w:tcW w:w="2890" w:type="dxa"/>
             <w:tcBorders>
               <w:top w:val="single" w:sz="4" w:space="0" w:color="A6A6A6"/>
               <w:left w:val="single" w:sz="4" w:space="0" w:color="A6A6A6"/>
@@ -34430,7 +34620,7 @@
         </w:tc>
         <w:tc>
           <w:tcPr>
-            <w:tcW w:w="2268" w:type="dxa"/>
+            <w:tcW w:w="2142" w:type="dxa"/>
             <w:tcBorders>
               <w:top w:val="single" w:sz="4" w:space="0" w:color="A6A6A6"/>
               <w:left w:val="single" w:sz="4" w:space="0" w:color="A6A6A6"/>
@@ -34519,7 +34709,7 @@
         </w:tc>
         <w:tc>
           <w:tcPr>
-            <w:tcW w:w="1859" w:type="dxa"/>
+            <w:tcW w:w="1774" w:type="dxa"/>
             <w:tcBorders>
               <w:top w:val="single" w:sz="4" w:space="0" w:color="A6A6A6"/>
               <w:left w:val="single" w:sz="4" w:space="0" w:color="A6A6A6"/>
@@ -34545,7 +34735,7 @@
         </w:tc>
         <w:tc>
           <w:tcPr>
-            <w:tcW w:w="2679" w:type="dxa"/>
+            <w:tcW w:w="2890" w:type="dxa"/>
             <w:tcBorders>
               <w:top w:val="single" w:sz="4" w:space="0" w:color="A6A6A6"/>
               <w:left w:val="single" w:sz="4" w:space="0" w:color="A6A6A6"/>
@@ -34573,7 +34763,7 @@
                 <w:sz w:val="19"/>
                 <w:szCs w:val="19"/>
               </w:rPr>
-              <w:t xml:space="preserve">, </w:t>
+              <w:t xml:space="preserve">; Factory Method in </w:t>
             </w:r>
             <w:r>
               <w:rPr>
@@ -34581,13 +34771,13 @@
                 <w:sz w:val="17"/>
                 <w:szCs w:val="17"/>
               </w:rPr>
-              <w:t>DonationFactory</w:t>
-            </w:r>
-          </w:p>
-        </w:tc>
-        <w:tc>
-          <w:tcPr>
-            <w:tcW w:w="2268" w:type="dxa"/>
+              <w:t>DonationProcessor</w:t>
+            </w:r>
+          </w:p>
+        </w:tc>
+        <w:tc>
+          <w:tcPr>
+            <w:tcW w:w="2142" w:type="dxa"/>
             <w:tcBorders>
               <w:top w:val="single" w:sz="4" w:space="0" w:color="A6A6A6"/>
               <w:left w:val="single" w:sz="4" w:space="0" w:color="A6A6A6"/>
@@ -34676,7 +34866,7 @@
         </w:tc>
         <w:tc>
           <w:tcPr>
-            <w:tcW w:w="1859" w:type="dxa"/>
+            <w:tcW w:w="1774" w:type="dxa"/>
             <w:tcBorders>
               <w:top w:val="single" w:sz="4" w:space="0" w:color="A6A6A6"/>
               <w:left w:val="single" w:sz="4" w:space="0" w:color="A6A6A6"/>
@@ -34702,7 +34892,7 @@
         </w:tc>
         <w:tc>
           <w:tcPr>
-            <w:tcW w:w="2679" w:type="dxa"/>
+            <w:tcW w:w="2890" w:type="dxa"/>
             <w:tcBorders>
               <w:top w:val="single" w:sz="4" w:space="0" w:color="A6A6A6"/>
               <w:left w:val="single" w:sz="4" w:space="0" w:color="A6A6A6"/>
@@ -34729,7 +34919,7 @@
         </w:tc>
         <w:tc>
           <w:tcPr>
-            <w:tcW w:w="2268" w:type="dxa"/>
+            <w:tcW w:w="2142" w:type="dxa"/>
             <w:tcBorders>
               <w:top w:val="single" w:sz="4" w:space="0" w:color="A6A6A6"/>
               <w:left w:val="single" w:sz="4" w:space="0" w:color="A6A6A6"/>
@@ -34819,7 +35009,7 @@
         </w:tc>
         <w:tc>
           <w:tcPr>
-            <w:tcW w:w="1859" w:type="dxa"/>
+            <w:tcW w:w="1774" w:type="dxa"/>
             <w:tcBorders>
               <w:top w:val="single" w:sz="4" w:space="0" w:color="A6A6A6"/>
               <w:left w:val="single" w:sz="4" w:space="0" w:color="A6A6A6"/>
@@ -34845,7 +35035,7 @@
         </w:tc>
         <w:tc>
           <w:tcPr>
-            <w:tcW w:w="2679" w:type="dxa"/>
+            <w:tcW w:w="2890" w:type="dxa"/>
             <w:tcBorders>
               <w:top w:val="single" w:sz="4" w:space="0" w:color="A6A6A6"/>
               <w:left w:val="single" w:sz="4" w:space="0" w:color="A6A6A6"/>
@@ -34871,7 +35061,7 @@
         </w:tc>
         <w:tc>
           <w:tcPr>
-            <w:tcW w:w="2268" w:type="dxa"/>
+            <w:tcW w:w="2142" w:type="dxa"/>
             <w:tcBorders>
               <w:top w:val="single" w:sz="4" w:space="0" w:color="A6A6A6"/>
               <w:left w:val="single" w:sz="4" w:space="0" w:color="A6A6A6"/>
@@ -34960,7 +35150,7 @@
         </w:tc>
         <w:tc>
           <w:tcPr>
-            <w:tcW w:w="1859" w:type="dxa"/>
+            <w:tcW w:w="1774" w:type="dxa"/>
             <w:tcBorders>
               <w:top w:val="single" w:sz="4" w:space="0" w:color="A6A6A6"/>
               <w:left w:val="single" w:sz="4" w:space="0" w:color="A6A6A6"/>
@@ -34986,7 +35176,7 @@
         </w:tc>
         <w:tc>
           <w:tcPr>
-            <w:tcW w:w="2679" w:type="dxa"/>
+            <w:tcW w:w="2890" w:type="dxa"/>
             <w:tcBorders>
               <w:top w:val="single" w:sz="4" w:space="0" w:color="A6A6A6"/>
               <w:left w:val="single" w:sz="4" w:space="0" w:color="A6A6A6"/>
@@ -35012,7 +35202,7 @@
         </w:tc>
         <w:tc>
           <w:tcPr>
-            <w:tcW w:w="2268" w:type="dxa"/>
+            <w:tcW w:w="2142" w:type="dxa"/>
             <w:tcBorders>
               <w:top w:val="single" w:sz="4" w:space="0" w:color="A6A6A6"/>
               <w:left w:val="single" w:sz="4" w:space="0" w:color="A6A6A6"/>
@@ -35101,7 +35291,7 @@
         </w:tc>
         <w:tc>
           <w:tcPr>
-            <w:tcW w:w="1859" w:type="dxa"/>
+            <w:tcW w:w="1774" w:type="dxa"/>
             <w:tcBorders>
               <w:top w:val="single" w:sz="4" w:space="0" w:color="A6A6A6"/>
               <w:left w:val="single" w:sz="4" w:space="0" w:color="A6A6A6"/>
@@ -35127,7 +35317,7 @@
         </w:tc>
         <w:tc>
           <w:tcPr>
-            <w:tcW w:w="2679" w:type="dxa"/>
+            <w:tcW w:w="2890" w:type="dxa"/>
             <w:tcBorders>
               <w:top w:val="single" w:sz="4" w:space="0" w:color="A6A6A6"/>
               <w:left w:val="single" w:sz="4" w:space="0" w:color="A6A6A6"/>
@@ -35153,7 +35343,7 @@
         </w:tc>
         <w:tc>
           <w:tcPr>
-            <w:tcW w:w="2268" w:type="dxa"/>
+            <w:tcW w:w="2142" w:type="dxa"/>
             <w:tcBorders>
               <w:top w:val="single" w:sz="4" w:space="0" w:color="A6A6A6"/>
               <w:left w:val="single" w:sz="4" w:space="0" w:color="A6A6A6"/>
@@ -35242,7 +35432,7 @@
         </w:tc>
         <w:tc>
           <w:tcPr>
-            <w:tcW w:w="1859" w:type="dxa"/>
+            <w:tcW w:w="1774" w:type="dxa"/>
             <w:tcBorders>
               <w:top w:val="single" w:sz="4" w:space="0" w:color="A6A6A6"/>
               <w:left w:val="single" w:sz="4" w:space="0" w:color="A6A6A6"/>
@@ -35268,7 +35458,7 @@
         </w:tc>
         <w:tc>
           <w:tcPr>
-            <w:tcW w:w="2679" w:type="dxa"/>
+            <w:tcW w:w="2890" w:type="dxa"/>
             <w:tcBorders>
               <w:top w:val="single" w:sz="4" w:space="0" w:color="A6A6A6"/>
               <w:left w:val="single" w:sz="4" w:space="0" w:color="A6A6A6"/>
@@ -35294,7 +35484,7 @@
         </w:tc>
         <w:tc>
           <w:tcPr>
-            <w:tcW w:w="2268" w:type="dxa"/>
+            <w:tcW w:w="2142" w:type="dxa"/>
             <w:tcBorders>
               <w:top w:val="single" w:sz="4" w:space="0" w:color="A6A6A6"/>
               <w:left w:val="single" w:sz="4" w:space="0" w:color="A6A6A6"/>
@@ -35330,7 +35520,7 @@
         <w:pStyle w:val="Heading1"/>
         <w:keepNext/>
       </w:pPr>
-      <w:bookmarkStart w:id="52" w:name="_Toc243942976"/>
+      <w:bookmarkStart w:id="52" w:name="_Toc244192462"/>
       <w:r>
         <w:t>12. Appendix B: Phase 1 Status and Open Items</w:t>
       </w:r>
@@ -35341,7 +35531,7 @@
         <w:pStyle w:val="Heading2"/>
         <w:keepNext/>
       </w:pPr>
-      <w:bookmarkStart w:id="53" w:name="_Toc243942977"/>
+      <w:bookmarkStart w:id="53" w:name="_Toc244192463"/>
       <w:r>
         <w:t>B.1 Finished</w:t>
       </w:r>
@@ -35531,7 +35721,7 @@
         <w:pStyle w:val="Heading2"/>
         <w:keepNext/>
       </w:pPr>
-      <w:bookmarkStart w:id="54" w:name="_Toc243942978"/>
+      <w:bookmarkStart w:id="54" w:name="_Toc244192464"/>
       <w:r>
         <w:t>B.2 Still needed for Phase 1</w:t>
       </w:r>
@@ -36381,7 +36571,7 @@
         <w:pStyle w:val="Heading2"/>
         <w:keepNext/>
       </w:pPr>
-      <w:bookmarkStart w:id="55" w:name="_Toc243942979"/>
+      <w:bookmarkStart w:id="55" w:name="_Toc244192465"/>
       <w:r>
         <w:t>B.3 Known limitations</w:t>
       </w:r>
@@ -36445,7 +36635,7 @@
         <w:pStyle w:val="Heading1"/>
         <w:keepNext/>
       </w:pPr>
-      <w:bookmarkStart w:id="56" w:name="_Toc243942980"/>
+      <w:bookmarkStart w:id="56" w:name="_Toc244192466"/>
       <w:r>
         <w:t>13. References</w:t>
       </w:r>
@@ -37243,7 +37433,7 @@
         <w:szCs w:val="18"/>
       </w:rPr>
       <w:tab/>
-      <w:t>CSE336 Phase 1, v1.2</w:t>
+      <w:t>CSE336 Phase 1, v1.3</w:t>
     </w:r>
   </w:p>
 </w:hdr>
@@ -37281,7 +37471,7 @@
         <w:szCs w:val="18"/>
       </w:rPr>
       <w:tab/>
-      <w:t>CSE336 Phase 1, v1.2</w:t>
+      <w:t>CSE336 Phase 1, v1.3</w:t>
     </w:r>
   </w:p>
 </w:hdr>
@@ -37313,7 +37503,7 @@
         <w:szCs w:val="18"/>
       </w:rPr>
       <w:tab/>
-      <w:t>CSE336 Phase 1, v1.2</w:t>
+      <w:t>CSE336 Phase 1, v1.3</w:t>
     </w:r>
   </w:p>
 </w:hdr>
@@ -37345,7 +37535,7 @@
         <w:szCs w:val="18"/>
       </w:rPr>
       <w:tab/>
-      <w:t>CSE336 Phase 1, v1.2</w:t>
+      <w:t>CSE336 Phase 1, v1.3</w:t>
     </w:r>
   </w:p>
 </w:hdr>
@@ -37354,10 +37544,64 @@
 <file path=word/numbering.xml><?xml version="1.0" encoding="utf-8"?>
 <w:numbering xmlns:wpc="http://schemas.microsoft.com/office/word/2010/wordprocessingCanvas" xmlns:cx="http://schemas.microsoft.com/office/drawing/2014/chartex" xmlns:cx1="http://schemas.microsoft.com/office/drawing/2015/9/8/chartex" xmlns:cx2="http://schemas.microsoft.com/office/drawing/2015/10/21/chartex" xmlns:cx3="http://schemas.microsoft.com/office/drawing/2016/5/9/chartex" xmlns:cx4="http://schemas.microsoft.com/office/drawing/2016/5/10/chartex" xmlns:cx5="http://schemas.microsoft.com/office/drawing/2016/5/11/chartex" xmlns:cx6="http://schemas.microsoft.com/office/drawing/2016/5/12/chartex" xmlns:cx7="http://schemas.microsoft.com/office/drawing/2016/5/13/chartex" xmlns:cx8="http://schemas.microsoft.com/office/drawing/2016/5/14/chartex" xmlns:mc="http://schemas.openxmlformats.org/markup-compatibility/2006" xmlns:aink="http://schemas.microsoft.com/office/drawing/2016/ink" xmlns:am3d="http://schemas.microsoft.com/office/drawing/2017/model3d" xmlns:o="urn:schemas-microsoft-com:office:office" xmlns:oel="http://schemas.microsoft.com/office/2019/extlst" xmlns:r="http://schemas.openxmlformats.org/officeDocument/2006/relationships" xmlns:m="http://schemas.openxmlformats.org/officeDocument/2006/math" xmlns:v="urn:schemas-microsoft-com:vml" xmlns:wp14="http://schemas.microsoft.com/office/word/2010/wordprocessingDrawing" xmlns:wp="http://schemas.openxmlformats.org/drawingml/2006/wordprocessingDrawing" xmlns:w10="urn:schemas-microsoft-com:office:word" xmlns:w="http://schemas.openxmlformats.org/wordprocessingml/2006/main" xmlns:w14="http://schemas.microsoft.com/office/word/2010/wordml" xmlns:w15="http://schemas.microsoft.com/office/word/2012/wordml" xmlns:w16cex="http://schemas.microsoft.com/office/word/2018/wordml/cex" xmlns:w16cid="http://schemas.microsoft.com/office/word/2016/wordml/cid" xmlns:w16="http://schemas.microsoft.com/office/word/2018/wordml" xmlns:w16du="http://schemas.microsoft.com/office/word/2023/wordml/word16du" xmlns:w16sdtdh="http://schemas.microsoft.com/office/word/2020/wordml/sdtdatahash" xmlns:w16sdtfl="http://schemas.microsoft.com/office/word/2024/wordml/sdtformatlock" xmlns:w16se="http://schemas.microsoft.com/office/word/2015/wordml/symex" xmlns:wpg="http://schemas.microsoft.com/office/word/2010/wordprocessingGroup" xmlns:wpi="http://schemas.microsoft.com/office/word/2010/wordprocessingInk" xmlns:wne="http://schemas.microsoft.com/office/word/2006/wordml" xmlns:wps="http://schemas.microsoft.com/office/word/2010/wordprocessingShape" mc:Ignorable="w14 w15 w16se w16cid w16 w16cex w16sdtdh w16sdtfl w16du wp14">
   <w:abstractNum w:abstractNumId="0" w15:restartNumberingAfterBreak="0">
-    <w:nsid w:val="0F49191F"/>
+    <w:nsid w:val="133505F4"/>
     <w:multiLevelType w:val="hybridMultilevel"/>
-    <w:tmpl w:val="03C26A84"/>
-    <w:lvl w:ilvl="0" w:tplc="B888AEB6">
+    <w:tmpl w:val="12AEF164"/>
+    <w:lvl w:ilvl="0" w:tplc="0F162DC8">
+      <w:start w:val="1"/>
+      <w:numFmt w:val="decimal"/>
+      <w:lvlText w:val="%1."/>
+      <w:lvlJc w:val="left"/>
+      <w:pPr>
+        <w:ind w:left="540" w:hanging="300"/>
+      </w:pPr>
+    </w:lvl>
+    <w:lvl w:ilvl="1" w:tplc="BE9AA122">
+      <w:numFmt w:val="decimal"/>
+      <w:lvlText w:val=""/>
+      <w:lvlJc w:val="left"/>
+    </w:lvl>
+    <w:lvl w:ilvl="2" w:tplc="38E61C52">
+      <w:numFmt w:val="decimal"/>
+      <w:lvlText w:val=""/>
+      <w:lvlJc w:val="left"/>
+    </w:lvl>
+    <w:lvl w:ilvl="3" w:tplc="D2FA7348">
+      <w:numFmt w:val="decimal"/>
+      <w:lvlText w:val=""/>
+      <w:lvlJc w:val="left"/>
+    </w:lvl>
+    <w:lvl w:ilvl="4" w:tplc="29E47F82">
+      <w:numFmt w:val="decimal"/>
+      <w:lvlText w:val=""/>
+      <w:lvlJc w:val="left"/>
+    </w:lvl>
+    <w:lvl w:ilvl="5" w:tplc="212C085C">
+      <w:numFmt w:val="decimal"/>
+      <w:lvlText w:val=""/>
+      <w:lvlJc w:val="left"/>
+    </w:lvl>
+    <w:lvl w:ilvl="6" w:tplc="0B8C356C">
+      <w:numFmt w:val="decimal"/>
+      <w:lvlText w:val=""/>
+      <w:lvlJc w:val="left"/>
+    </w:lvl>
+    <w:lvl w:ilvl="7" w:tplc="E3BEAD32">
+      <w:numFmt w:val="decimal"/>
+      <w:lvlText w:val=""/>
+      <w:lvlJc w:val="left"/>
+    </w:lvl>
+    <w:lvl w:ilvl="8" w:tplc="D07A6432">
+      <w:numFmt w:val="decimal"/>
+      <w:lvlText w:val=""/>
+      <w:lvlJc w:val="left"/>
+    </w:lvl>
+  </w:abstractNum>
+  <w:abstractNum w:abstractNumId="1" w15:restartNumberingAfterBreak="0">
+    <w:nsid w:val="39BC2D25"/>
+    <w:multiLevelType w:val="hybridMultilevel"/>
+    <w:tmpl w:val="6512D79C"/>
+    <w:lvl w:ilvl="0" w:tplc="1C4045E4">
       <w:start w:val="1"/>
       <w:numFmt w:val="bullet"/>
       <w:lvlText w:val="•"/>
@@ -37366,106 +37610,52 @@
         <w:ind w:left="540" w:hanging="270"/>
       </w:pPr>
     </w:lvl>
-    <w:lvl w:ilvl="1" w:tplc="03984C54">
+    <w:lvl w:ilvl="1" w:tplc="AF62F79A">
       <w:numFmt w:val="decimal"/>
       <w:lvlText w:val=""/>
       <w:lvlJc w:val="left"/>
     </w:lvl>
-    <w:lvl w:ilvl="2" w:tplc="C9520D36">
+    <w:lvl w:ilvl="2" w:tplc="87C4F32C">
       <w:numFmt w:val="decimal"/>
       <w:lvlText w:val=""/>
       <w:lvlJc w:val="left"/>
     </w:lvl>
-    <w:lvl w:ilvl="3" w:tplc="4B149F28">
+    <w:lvl w:ilvl="3" w:tplc="9CDE9424">
       <w:numFmt w:val="decimal"/>
       <w:lvlText w:val=""/>
       <w:lvlJc w:val="left"/>
     </w:lvl>
-    <w:lvl w:ilvl="4" w:tplc="2CAAC074">
+    <w:lvl w:ilvl="4" w:tplc="D0A28D62">
       <w:numFmt w:val="decimal"/>
       <w:lvlText w:val=""/>
       <w:lvlJc w:val="left"/>
     </w:lvl>
-    <w:lvl w:ilvl="5" w:tplc="BF4A1EEC">
+    <w:lvl w:ilvl="5" w:tplc="8D882F12">
       <w:numFmt w:val="decimal"/>
       <w:lvlText w:val=""/>
       <w:lvlJc w:val="left"/>
     </w:lvl>
-    <w:lvl w:ilvl="6" w:tplc="8C2CDF28">
+    <w:lvl w:ilvl="6" w:tplc="3FFE7FE6">
       <w:numFmt w:val="decimal"/>
       <w:lvlText w:val=""/>
       <w:lvlJc w:val="left"/>
     </w:lvl>
-    <w:lvl w:ilvl="7" w:tplc="9822DD32">
+    <w:lvl w:ilvl="7" w:tplc="21DA0F42">
       <w:numFmt w:val="decimal"/>
       <w:lvlText w:val=""/>
       <w:lvlJc w:val="left"/>
     </w:lvl>
-    <w:lvl w:ilvl="8" w:tplc="7D326AAA">
-      <w:numFmt w:val="decimal"/>
-      <w:lvlText w:val=""/>
-      <w:lvlJc w:val="left"/>
-    </w:lvl>
-  </w:abstractNum>
-  <w:abstractNum w:abstractNumId="1" w15:restartNumberingAfterBreak="0">
-    <w:nsid w:val="5F5A3E0B"/>
-    <w:multiLevelType w:val="hybridMultilevel"/>
-    <w:tmpl w:val="E514DE38"/>
-    <w:lvl w:ilvl="0" w:tplc="A4ECA33E">
-      <w:start w:val="1"/>
-      <w:numFmt w:val="decimal"/>
-      <w:lvlText w:val="%1."/>
-      <w:lvlJc w:val="left"/>
-      <w:pPr>
-        <w:ind w:left="540" w:hanging="300"/>
-      </w:pPr>
-    </w:lvl>
-    <w:lvl w:ilvl="1" w:tplc="090A3126">
-      <w:numFmt w:val="decimal"/>
-      <w:lvlText w:val=""/>
-      <w:lvlJc w:val="left"/>
-    </w:lvl>
-    <w:lvl w:ilvl="2" w:tplc="0E66BEC0">
-      <w:numFmt w:val="decimal"/>
-      <w:lvlText w:val=""/>
-      <w:lvlJc w:val="left"/>
-    </w:lvl>
-    <w:lvl w:ilvl="3" w:tplc="76E6DAB8">
-      <w:numFmt w:val="decimal"/>
-      <w:lvlText w:val=""/>
-      <w:lvlJc w:val="left"/>
-    </w:lvl>
-    <w:lvl w:ilvl="4" w:tplc="88AA7F96">
-      <w:numFmt w:val="decimal"/>
-      <w:lvlText w:val=""/>
-      <w:lvlJc w:val="left"/>
-    </w:lvl>
-    <w:lvl w:ilvl="5" w:tplc="3B28DCA6">
-      <w:numFmt w:val="decimal"/>
-      <w:lvlText w:val=""/>
-      <w:lvlJc w:val="left"/>
-    </w:lvl>
-    <w:lvl w:ilvl="6" w:tplc="81DAF29E">
-      <w:numFmt w:val="decimal"/>
-      <w:lvlText w:val=""/>
-      <w:lvlJc w:val="left"/>
-    </w:lvl>
-    <w:lvl w:ilvl="7" w:tplc="25AA51DE">
-      <w:numFmt w:val="decimal"/>
-      <w:lvlText w:val=""/>
-      <w:lvlJc w:val="left"/>
-    </w:lvl>
-    <w:lvl w:ilvl="8" w:tplc="49DA9EDC">
+    <w:lvl w:ilvl="8" w:tplc="961047CC">
       <w:numFmt w:val="decimal"/>
       <w:lvlText w:val=""/>
       <w:lvlJc w:val="left"/>
     </w:lvl>
   </w:abstractNum>
   <w:abstractNum w:abstractNumId="2" w15:restartNumberingAfterBreak="0">
-    <w:nsid w:val="75D954D3"/>
+    <w:nsid w:val="4770604C"/>
     <w:multiLevelType w:val="hybridMultilevel"/>
-    <w:tmpl w:val="405207BA"/>
-    <w:lvl w:ilvl="0" w:tplc="B8AE7B20">
+    <w:tmpl w:val="C30064A8"/>
+    <w:lvl w:ilvl="0" w:tplc="0A082932">
       <w:start w:val="1"/>
       <w:numFmt w:val="bullet"/>
       <w:lvlText w:val="●"/>
@@ -37474,7 +37664,7 @@
         <w:ind w:left="720" w:hanging="360"/>
       </w:pPr>
     </w:lvl>
-    <w:lvl w:ilvl="1" w:tplc="18F84646">
+    <w:lvl w:ilvl="1" w:tplc="B7C0DB0C">
       <w:start w:val="1"/>
       <w:numFmt w:val="bullet"/>
       <w:lvlText w:val="○"/>
@@ -37483,7 +37673,7 @@
         <w:ind w:left="1440" w:hanging="360"/>
       </w:pPr>
     </w:lvl>
-    <w:lvl w:ilvl="2" w:tplc="77823018">
+    <w:lvl w:ilvl="2" w:tplc="F3468C18">
       <w:start w:val="1"/>
       <w:numFmt w:val="bullet"/>
       <w:lvlText w:val="■"/>
@@ -37492,7 +37682,7 @@
         <w:ind w:left="2160" w:hanging="360"/>
       </w:pPr>
     </w:lvl>
-    <w:lvl w:ilvl="3" w:tplc="791EEE80">
+    <w:lvl w:ilvl="3" w:tplc="147AE820">
       <w:start w:val="1"/>
       <w:numFmt w:val="bullet"/>
       <w:lvlText w:val="●"/>
@@ -37501,7 +37691,7 @@
         <w:ind w:left="2880" w:hanging="360"/>
       </w:pPr>
     </w:lvl>
-    <w:lvl w:ilvl="4" w:tplc="5C9E8BCE">
+    <w:lvl w:ilvl="4" w:tplc="DBC847C0">
       <w:start w:val="1"/>
       <w:numFmt w:val="bullet"/>
       <w:lvlText w:val="○"/>
@@ -37510,7 +37700,7 @@
         <w:ind w:left="3600" w:hanging="360"/>
       </w:pPr>
     </w:lvl>
-    <w:lvl w:ilvl="5" w:tplc="E012A41A">
+    <w:lvl w:ilvl="5" w:tplc="28C6AF74">
       <w:start w:val="1"/>
       <w:numFmt w:val="bullet"/>
       <w:lvlText w:val="■"/>
@@ -37519,7 +37709,7 @@
         <w:ind w:left="4320" w:hanging="360"/>
       </w:pPr>
     </w:lvl>
-    <w:lvl w:ilvl="6" w:tplc="2AC06CFC">
+    <w:lvl w:ilvl="6" w:tplc="ABCC52BA">
       <w:start w:val="1"/>
       <w:numFmt w:val="bullet"/>
       <w:lvlText w:val="●"/>
@@ -37528,7 +37718,7 @@
         <w:ind w:left="5040" w:hanging="360"/>
       </w:pPr>
     </w:lvl>
-    <w:lvl w:ilvl="7" w:tplc="8A86B1BA">
+    <w:lvl w:ilvl="7" w:tplc="27E262F0">
       <w:start w:val="1"/>
       <w:numFmt w:val="bullet"/>
       <w:lvlText w:val="●"/>
@@ -37537,7 +37727,7 @@
         <w:ind w:left="5760" w:hanging="360"/>
       </w:pPr>
     </w:lvl>
-    <w:lvl w:ilvl="8" w:tplc="B6F465DE">
+    <w:lvl w:ilvl="8" w:tplc="222407B6">
       <w:start w:val="1"/>
       <w:numFmt w:val="bullet"/>
       <w:lvlText w:val="●"/>
@@ -37547,32 +37737,32 @@
       </w:pPr>
     </w:lvl>
   </w:abstractNum>
-  <w:num w:numId="1" w16cid:durableId="282075468">
+  <w:num w:numId="1" w16cid:durableId="634870741">
     <w:abstractNumId w:val="2"/>
     <w:lvlOverride w:ilvl="0">
       <w:startOverride w:val="1"/>
     </w:lvlOverride>
   </w:num>
-  <w:num w:numId="2" w16cid:durableId="1514608009">
+  <w:num w:numId="2" w16cid:durableId="1678925691">
+    <w:abstractNumId w:val="0"/>
+    <w:lvlOverride w:ilvl="0">
+      <w:startOverride w:val="1"/>
+    </w:lvlOverride>
+  </w:num>
+  <w:num w:numId="3" w16cid:durableId="1061754472">
     <w:abstractNumId w:val="1"/>
     <w:lvlOverride w:ilvl="0">
       <w:startOverride w:val="1"/>
     </w:lvlOverride>
   </w:num>
-  <w:num w:numId="3" w16cid:durableId="1353453804">
+  <w:num w:numId="4" w16cid:durableId="205719387">
     <w:abstractNumId w:val="0"/>
     <w:lvlOverride w:ilvl="0">
       <w:startOverride w:val="1"/>
     </w:lvlOverride>
   </w:num>
-  <w:num w:numId="4" w16cid:durableId="1934900161">
-    <w:abstractNumId w:val="1"/>
-    <w:lvlOverride w:ilvl="0">
-      <w:startOverride w:val="1"/>
-    </w:lvlOverride>
-  </w:num>
-  <w:num w:numId="5" w16cid:durableId="141628745">
-    <w:abstractNumId w:val="1"/>
+  <w:num w:numId="5" w16cid:durableId="330179034">
+    <w:abstractNumId w:val="0"/>
     <w:lvlOverride w:ilvl="0">
       <w:startOverride w:val="1"/>
     </w:lvlOverride>
@@ -38169,7 +38359,7 @@
     <w:autoRedefine/>
     <w:uiPriority w:val="39"/>
     <w:unhideWhenUsed/>
-    <w:rsid w:val="00C44FF9"/>
+    <w:rsid w:val="001D482D"/>
     <w:pPr>
       <w:spacing w:after="100"/>
     </w:pPr>
@@ -38181,7 +38371,7 @@
     <w:autoRedefine/>
     <w:uiPriority w:val="39"/>
     <w:unhideWhenUsed/>
-    <w:rsid w:val="00C44FF9"/>
+    <w:rsid w:val="001D482D"/>
     <w:pPr>
       <w:spacing w:after="100"/>
       <w:ind w:left="220"/>
